--- a/Dokumentacio.docx
+++ b/Dokumentacio.docx
@@ -1,6 +1,6 @@
 
 <file path=word/document.xml><?xml version="1.0" encoding="utf-8"?>
-<w:document xmlns:wpc="http://schemas.microsoft.com/office/word/2010/wordprocessingCanvas" xmlns:cx="http://schemas.microsoft.com/office/drawing/2014/chartex" xmlns:cx1="http://schemas.microsoft.com/office/drawing/2015/9/8/chartex" xmlns:cx2="http://schemas.microsoft.com/office/drawing/2015/10/21/chartex" xmlns:cx3="http://schemas.microsoft.com/office/drawing/2016/5/9/chartex" xmlns:cx4="http://schemas.microsoft.com/office/drawing/2016/5/10/chartex" xmlns:cx5="http://schemas.microsoft.com/office/drawing/2016/5/11/chartex" xmlns:cx6="http://schemas.microsoft.com/office/drawing/2016/5/12/chartex" xmlns:cx7="http://schemas.microsoft.com/office/drawing/2016/5/13/chartex" xmlns:cx8="http://schemas.microsoft.com/office/drawing/2016/5/14/chartex" xmlns:mc="http://schemas.openxmlformats.org/markup-compatibility/2006" xmlns:aink="http://schemas.microsoft.com/office/drawing/2016/ink" xmlns:am3d="http://schemas.microsoft.com/office/drawing/2017/model3d" xmlns:o="urn:schemas-microsoft-com:office:office" xmlns:r="http://schemas.openxmlformats.org/officeDocument/2006/relationships" xmlns:m="http://schemas.openxmlformats.org/officeDocument/2006/math" xmlns:v="urn:schemas-microsoft-com:vml" xmlns:wp14="http://schemas.microsoft.com/office/word/2010/wordprocessingDrawing" xmlns:wp="http://schemas.openxmlformats.org/drawingml/2006/wordprocessingDrawing" xmlns:w10="urn:schemas-microsoft-com:office:word" xmlns:w="http://schemas.openxmlformats.org/wordprocessingml/2006/main" xmlns:w14="http://schemas.microsoft.com/office/word/2010/wordml" xmlns:w15="http://schemas.microsoft.com/office/word/2012/wordml" xmlns:w16cid="http://schemas.microsoft.com/office/word/2016/wordml/cid" xmlns:w16se="http://schemas.microsoft.com/office/word/2015/wordml/symex" xmlns:wpg="http://schemas.microsoft.com/office/word/2010/wordprocessingGroup" xmlns:wpi="http://schemas.microsoft.com/office/word/2010/wordprocessingInk" xmlns:wne="http://schemas.microsoft.com/office/word/2006/wordml" xmlns:wps="http://schemas.microsoft.com/office/word/2010/wordprocessingShape" mc:Ignorable="w14 w15 w16se w16cid wp14">
+<w:document xmlns:wpc="http://schemas.microsoft.com/office/word/2010/wordprocessingCanvas" xmlns:cx="http://schemas.microsoft.com/office/drawing/2014/chartex" xmlns:mc="http://schemas.openxmlformats.org/markup-compatibility/2006" xmlns:o="urn:schemas-microsoft-com:office:office" xmlns:r="http://schemas.openxmlformats.org/officeDocument/2006/relationships" xmlns:m="http://schemas.openxmlformats.org/officeDocument/2006/math" xmlns:v="urn:schemas-microsoft-com:vml" xmlns:wp14="http://schemas.microsoft.com/office/word/2010/wordprocessingDrawing" xmlns:wp="http://schemas.openxmlformats.org/drawingml/2006/wordprocessingDrawing" xmlns:w10="urn:schemas-microsoft-com:office:word" xmlns:w="http://schemas.openxmlformats.org/wordprocessingml/2006/main" xmlns:w14="http://schemas.microsoft.com/office/word/2010/wordml" xmlns:w15="http://schemas.microsoft.com/office/word/2012/wordml" xmlns:w16se="http://schemas.microsoft.com/office/word/2015/wordml/symex" xmlns:wpg="http://schemas.microsoft.com/office/word/2010/wordprocessingGroup" xmlns:wpi="http://schemas.microsoft.com/office/word/2010/wordprocessingInk" xmlns:wne="http://schemas.microsoft.com/office/word/2006/wordml" xmlns:wps="http://schemas.microsoft.com/office/word/2010/wordprocessingShape" mc:Ignorable="w14 w15 w16se wp14">
   <w:body>
     <w:p>
       <w:pPr>
@@ -60,6 +60,7 @@
           <w:noProof/>
           <w:sz w:val="44"/>
           <w:szCs w:val="44"/>
+          <w:lang w:eastAsia="hu-HU"/>
         </w:rPr>
         <w:drawing>
           <wp:inline distT="0" distB="0" distL="0" distR="0" wp14:anchorId="425FDE1E" wp14:editId="2E886801">
@@ -896,14 +897,23 @@
           <w:szCs w:val="24"/>
           <w:lang w:eastAsia="hu-HU"/>
         </w:rPr>
-        <w:t xml:space="preserve"> megvalósít</w:t>
-      </w:r>
+        <w:t xml:space="preserve"> </w:t>
+      </w:r>
+      <w:proofErr w:type="gramStart"/>
       <w:r>
         <w:rPr>
           <w:rFonts w:eastAsia="Times New Roman" w:cs="Times New Roman"/>
           <w:szCs w:val="24"/>
           <w:lang w:eastAsia="hu-HU"/>
         </w:rPr>
+        <w:t>megvalósít</w:t>
+      </w:r>
+      <w:r>
+        <w:rPr>
+          <w:rFonts w:eastAsia="Times New Roman" w:cs="Times New Roman"/>
+          <w:szCs w:val="24"/>
+          <w:lang w:eastAsia="hu-HU"/>
+        </w:rPr>
         <w:t xml:space="preserve">ottuk </w:t>
       </w:r>
       <w:r>
@@ -912,22 +922,41 @@
           <w:szCs w:val="24"/>
           <w:lang w:eastAsia="hu-HU"/>
         </w:rPr>
-        <w:t xml:space="preserve"> Fodor Zsombor Dezső és Gerencsér Ákos . </w:t>
-      </w:r>
+        <w:t xml:space="preserve"> Fodor</w:t>
+      </w:r>
+      <w:proofErr w:type="gramEnd"/>
       <w:r>
         <w:rPr>
           <w:rFonts w:eastAsia="Times New Roman" w:cs="Times New Roman"/>
           <w:szCs w:val="24"/>
           <w:lang w:eastAsia="hu-HU"/>
         </w:rPr>
-        <w:t xml:space="preserve">személyében. </w:t>
-      </w:r>
+        <w:t xml:space="preserve"> Zsombor Dezső és Gerencsér Ákos . </w:t>
+      </w:r>
+      <w:proofErr w:type="gramStart"/>
       <w:r>
         <w:rPr>
           <w:rFonts w:eastAsia="Times New Roman" w:cs="Times New Roman"/>
           <w:szCs w:val="24"/>
           <w:lang w:eastAsia="hu-HU"/>
         </w:rPr>
+        <w:t>személyében</w:t>
+      </w:r>
+      <w:proofErr w:type="gramEnd"/>
+      <w:r>
+        <w:rPr>
+          <w:rFonts w:eastAsia="Times New Roman" w:cs="Times New Roman"/>
+          <w:szCs w:val="24"/>
+          <w:lang w:eastAsia="hu-HU"/>
+        </w:rPr>
+        <w:t xml:space="preserve">. </w:t>
+      </w:r>
+      <w:r>
+        <w:rPr>
+          <w:rFonts w:eastAsia="Times New Roman" w:cs="Times New Roman"/>
+          <w:szCs w:val="24"/>
+          <w:lang w:eastAsia="hu-HU"/>
+        </w:rPr>
         <w:t>A közös munka során célunk egy olyan informatikai megoldás létrehozása volt, amely nemcsak technikai szempontból felel meg a szakmai vizsga követelményeinek, hanem valós problémára is reagál, és gyakorlati felhasználási lehetőséggel rendelkezik.</w:t>
       </w:r>
     </w:p>
@@ -1038,23 +1067,41 @@
           <w:szCs w:val="24"/>
           <w:lang w:eastAsia="hu-HU"/>
         </w:rPr>
-        <w:t xml:space="preserve"> célja ezen két csoport összekapcsolása egy közös digitális felületen. A platform olyan találkozási pontként szolgál, ahol az ötletgazdák és az alkotók egymásra találhatnak, megoszthatják elképzeléseiket, illetve együttműködéseket alakíthatnak ki. Az oldal lehetőséget biztosít műalkotások feltöltésére, bemutatására, valamint visszajelzések fogadására, ezáltal támogatva a felhasználók szakmai és kreatív fejlődését.</w:t>
-      </w:r>
-    </w:p>
-    <w:p>
-      <w:pPr>
+        <w:t xml:space="preserve"> célja </w:t>
+      </w:r>
+      <w:proofErr w:type="gramStart"/>
+      <w:r>
         <w:rPr>
           <w:rFonts w:eastAsia="Times New Roman" w:cs="Times New Roman"/>
           <w:szCs w:val="24"/>
           <w:lang w:eastAsia="hu-HU"/>
         </w:rPr>
-      </w:pPr>
+        <w:t>ezen</w:t>
+      </w:r>
+      <w:proofErr w:type="gramEnd"/>
       <w:r>
         <w:rPr>
           <w:rFonts w:eastAsia="Times New Roman" w:cs="Times New Roman"/>
           <w:szCs w:val="24"/>
           <w:lang w:eastAsia="hu-HU"/>
         </w:rPr>
+        <w:t xml:space="preserve"> két csoport összekapcsolása egy közös digitális felületen. A platform olyan találkozási pontként szolgál, ahol az ötletgazdák és az alkotók egymásra találhatnak, megoszthatják elképzeléseiket, illetve együttműködéseket alakíthatnak ki. Az oldal lehetőséget biztosít műalkotások feltöltésére, bemutatására, valamint visszajelzések fogadására, ezáltal támogatva a felhasználók szakmai és kreatív fejlődését.</w:t>
+      </w:r>
+    </w:p>
+    <w:p>
+      <w:pPr>
+        <w:rPr>
+          <w:rFonts w:eastAsia="Times New Roman" w:cs="Times New Roman"/>
+          <w:szCs w:val="24"/>
+          <w:lang w:eastAsia="hu-HU"/>
+        </w:rPr>
+      </w:pPr>
+      <w:r>
+        <w:rPr>
+          <w:rFonts w:eastAsia="Times New Roman" w:cs="Times New Roman"/>
+          <w:szCs w:val="24"/>
+          <w:lang w:eastAsia="hu-HU"/>
+        </w:rPr>
         <w:t xml:space="preserve">A projekt közösségi jellege kiemelt szerepet kap a rendszer felépítésében. </w:t>
       </w:r>
       <w:r>
@@ -1176,7 +1223,16 @@
           <w:szCs w:val="24"/>
           <w:lang w:eastAsia="hu-HU"/>
         </w:rPr>
-        <w:t>A Gantt-diagram</w:t>
+        <w:t xml:space="preserve">A </w:t>
+      </w:r>
+      <w:proofErr w:type="gramStart"/>
+      <w:r>
+        <w:rPr>
+          <w:rFonts w:eastAsia="Times New Roman" w:cs="Times New Roman"/>
+          <w:szCs w:val="24"/>
+          <w:lang w:eastAsia="hu-HU"/>
+        </w:rPr>
+        <w:t>Gantt-diagram</w:t>
       </w:r>
       <w:r>
         <w:rPr>
@@ -1201,7 +1257,16 @@
           <w:szCs w:val="24"/>
           <w:lang w:eastAsia="hu-HU"/>
         </w:rPr>
-        <w:t xml:space="preserve"> segítségével sikerült a projekt időbeosztását pontosan megtervezni, valamint a feladatokat ütemezetten és átlátható módon elvégezni. Ez nagyban hozzájárult ahhoz, hogy minden részfeladattal időben elkészüljünk, és a határidőket pontosan betartsuk.</w:t>
+        <w:t xml:space="preserve"> segítségével</w:t>
+      </w:r>
+      <w:proofErr w:type="gramEnd"/>
+      <w:r>
+        <w:rPr>
+          <w:rFonts w:eastAsia="Times New Roman" w:cs="Times New Roman"/>
+          <w:szCs w:val="24"/>
+          <w:lang w:eastAsia="hu-HU"/>
+        </w:rPr>
+        <w:t xml:space="preserve"> sikerült a projekt időbeosztását pontosan megtervezni, valamint a feladatokat ütemezetten és átlátható módon elvégezni. Ez nagyban hozzájárult ahhoz, hogy minden részfeladattal időben elkészüljünk, és a határidőket pontosan betartsuk.</w:t>
       </w:r>
     </w:p>
     <w:p>
@@ -1338,6 +1403,7 @@
       </w:pPr>
       <w:r>
         <w:rPr>
+          <w:noProof/>
           <w:lang w:eastAsia="hu-HU"/>
         </w:rPr>
         <w:drawing>
@@ -1527,7 +1593,21 @@
         <w:rPr>
           <w:lang w:eastAsia="hu-HU"/>
         </w:rPr>
-        <w:t xml:space="preserve">. A </w:t>
+        <w:t xml:space="preserve">. </w:t>
+      </w:r>
+      <w:proofErr w:type="gramStart"/>
+      <w:r>
+        <w:rPr>
+          <w:lang w:eastAsia="hu-HU"/>
+        </w:rPr>
+        <w:t>A</w:t>
+      </w:r>
+      <w:proofErr w:type="gramEnd"/>
+      <w:r>
+        <w:rPr>
+          <w:lang w:eastAsia="hu-HU"/>
+        </w:rPr>
+        <w:t xml:space="preserve"> </w:t>
       </w:r>
       <w:proofErr w:type="spellStart"/>
       <w:r>
@@ -1659,7 +1739,25 @@
           <w:szCs w:val="24"/>
           <w:lang w:eastAsia="hu-HU"/>
         </w:rPr>
-        <w:t xml:space="preserve"> tábla idegen kulccsal kapcsolódik a </w:t>
+        <w:t xml:space="preserve"> tábla idegen kulccsal kapcsolódik </w:t>
+      </w:r>
+      <w:proofErr w:type="gramStart"/>
+      <w:r>
+        <w:rPr>
+          <w:rFonts w:cs="Times New Roman"/>
+          <w:szCs w:val="24"/>
+          <w:lang w:eastAsia="hu-HU"/>
+        </w:rPr>
+        <w:t>a</w:t>
+      </w:r>
+      <w:proofErr w:type="gramEnd"/>
+      <w:r>
+        <w:rPr>
+          <w:rFonts w:cs="Times New Roman"/>
+          <w:szCs w:val="24"/>
+          <w:lang w:eastAsia="hu-HU"/>
+        </w:rPr>
+        <w:t xml:space="preserve"> </w:t>
       </w:r>
       <w:proofErr w:type="spellStart"/>
       <w:r>
@@ -1915,6 +2013,10 @@
         </w:rPr>
       </w:pPr>
       <w:r>
+        <w:rPr>
+          <w:noProof/>
+          <w:lang w:eastAsia="hu-HU"/>
+        </w:rPr>
         <w:drawing>
           <wp:anchor distT="0" distB="0" distL="360045" distR="114300" simplePos="0" relativeHeight="251658240" behindDoc="1" locked="0" layoutInCell="1" allowOverlap="1" wp14:anchorId="4FF2F353" wp14:editId="756ACAB1">
             <wp:simplePos x="0" y="0"/>
@@ -1998,12 +2100,21 @@
           <w:szCs w:val="24"/>
         </w:rPr>
       </w:pPr>
-      <w:r>
-        <w:rPr>
-          <w:rFonts w:cs="Times New Roman"/>
-          <w:szCs w:val="24"/>
-        </w:rPr>
-        <w:t xml:space="preserve">A </w:t>
+      <w:proofErr w:type="gramStart"/>
+      <w:r>
+        <w:rPr>
+          <w:rFonts w:cs="Times New Roman"/>
+          <w:szCs w:val="24"/>
+        </w:rPr>
+        <w:t>A</w:t>
+      </w:r>
+      <w:proofErr w:type="gramEnd"/>
+      <w:r>
+        <w:rPr>
+          <w:rFonts w:cs="Times New Roman"/>
+          <w:szCs w:val="24"/>
+        </w:rPr>
+        <w:t xml:space="preserve"> </w:t>
       </w:r>
       <w:proofErr w:type="spellStart"/>
       <w:r>
@@ -2106,6 +2217,7 @@
         <w:t xml:space="preserve"> (</w:t>
       </w:r>
       <w:proofErr w:type="spellStart"/>
+      <w:proofErr w:type="gramStart"/>
       <w:r>
         <w:rPr>
           <w:b/>
@@ -2117,7 +2229,14 @@
         <w:rPr>
           <w:b/>
         </w:rPr>
-        <w:t>(50))</w:t>
+        <w:t>(</w:t>
+      </w:r>
+      <w:proofErr w:type="gramEnd"/>
+      <w:r>
+        <w:rPr>
+          <w:b/>
+        </w:rPr>
+        <w:t>50))</w:t>
       </w:r>
     </w:p>
     <w:p>
@@ -2133,13 +2252,23 @@
           <w:szCs w:val="24"/>
         </w:rPr>
       </w:pPr>
-      <w:r>
-        <w:rPr>
-          <w:rStyle w:val="Kiemels2"/>
-          <w:rFonts w:cs="Times New Roman"/>
-          <w:szCs w:val="24"/>
-        </w:rPr>
-        <w:t>email (</w:t>
+      <w:proofErr w:type="gramStart"/>
+      <w:r>
+        <w:rPr>
+          <w:rStyle w:val="Kiemels2"/>
+          <w:rFonts w:cs="Times New Roman"/>
+          <w:szCs w:val="24"/>
+        </w:rPr>
+        <w:t>email</w:t>
+      </w:r>
+      <w:proofErr w:type="gramEnd"/>
+      <w:r>
+        <w:rPr>
+          <w:rStyle w:val="Kiemels2"/>
+          <w:rFonts w:cs="Times New Roman"/>
+          <w:szCs w:val="24"/>
+        </w:rPr>
+        <w:t xml:space="preserve"> (</w:t>
       </w:r>
       <w:proofErr w:type="spellStart"/>
       <w:r>
@@ -2186,6 +2315,7 @@
         <w:t xml:space="preserve"> (</w:t>
       </w:r>
       <w:proofErr w:type="spellStart"/>
+      <w:proofErr w:type="gramStart"/>
       <w:r>
         <w:rPr>
           <w:b/>
@@ -2197,7 +2327,14 @@
         <w:rPr>
           <w:b/>
         </w:rPr>
-        <w:t>(255))</w:t>
+        <w:t>(</w:t>
+      </w:r>
+      <w:proofErr w:type="gramEnd"/>
+      <w:r>
+        <w:rPr>
+          <w:b/>
+        </w:rPr>
+        <w:t>255))</w:t>
       </w:r>
     </w:p>
     <w:p>
@@ -2272,6 +2409,7 @@
         <w:t xml:space="preserve"> (</w:t>
       </w:r>
       <w:proofErr w:type="spellStart"/>
+      <w:proofErr w:type="gramStart"/>
       <w:r>
         <w:rPr>
           <w:rStyle w:val="Kiemels2"/>
@@ -2287,25 +2425,16 @@
           <w:rFonts w:cs="Times New Roman"/>
           <w:szCs w:val="24"/>
         </w:rPr>
-        <w:t>('</w:t>
-      </w:r>
-      <w:proofErr w:type="spellStart"/>
-      <w:r>
-        <w:rPr>
-          <w:rStyle w:val="Kiemels2"/>
-          <w:rFonts w:cs="Times New Roman"/>
-          <w:szCs w:val="24"/>
-        </w:rPr>
-        <w:t>user</w:t>
-      </w:r>
-      <w:proofErr w:type="spellEnd"/>
-      <w:r>
-        <w:rPr>
-          <w:rStyle w:val="Kiemels2"/>
-          <w:rFonts w:cs="Times New Roman"/>
-          <w:szCs w:val="24"/>
-        </w:rPr>
-        <w:t>','</w:t>
+        <w:t>(</w:t>
+      </w:r>
+      <w:proofErr w:type="gramEnd"/>
+      <w:r>
+        <w:rPr>
+          <w:rStyle w:val="Kiemels2"/>
+          <w:rFonts w:cs="Times New Roman"/>
+          <w:szCs w:val="24"/>
+        </w:rPr>
+        <w:t>'user','</w:t>
       </w:r>
       <w:proofErr w:type="spellStart"/>
       <w:r>
@@ -2358,6 +2487,7 @@
         <w:t xml:space="preserve"> (</w:t>
       </w:r>
       <w:proofErr w:type="spellStart"/>
+      <w:proofErr w:type="gramStart"/>
       <w:r>
         <w:rPr>
           <w:rStyle w:val="Kiemels2"/>
@@ -2373,7 +2503,16 @@
           <w:rFonts w:cs="Times New Roman"/>
           <w:szCs w:val="24"/>
         </w:rPr>
-        <w:t>(100))</w:t>
+        <w:t>(</w:t>
+      </w:r>
+      <w:proofErr w:type="gramEnd"/>
+      <w:r>
+        <w:rPr>
+          <w:rStyle w:val="Kiemels2"/>
+          <w:rFonts w:cs="Times New Roman"/>
+          <w:szCs w:val="24"/>
+        </w:rPr>
+        <w:t>100))</w:t>
       </w:r>
     </w:p>
     <w:p>
@@ -2391,6 +2530,7 @@
         </w:rPr>
       </w:pPr>
       <w:proofErr w:type="spellStart"/>
+      <w:proofErr w:type="gramStart"/>
       <w:r>
         <w:rPr>
           <w:rStyle w:val="Kiemels2"/>
@@ -2400,6 +2540,7 @@
         <w:t>bio</w:t>
       </w:r>
       <w:proofErr w:type="spellEnd"/>
+      <w:proofErr w:type="gramEnd"/>
       <w:r>
         <w:rPr>
           <w:rStyle w:val="Kiemels2"/>
@@ -2441,6 +2582,7 @@
         <w:t xml:space="preserve"> (</w:t>
       </w:r>
       <w:proofErr w:type="spellStart"/>
+      <w:proofErr w:type="gramStart"/>
       <w:r>
         <w:rPr>
           <w:rStyle w:val="Kiemels2"/>
@@ -2456,7 +2598,16 @@
           <w:rFonts w:cs="Times New Roman"/>
           <w:szCs w:val="24"/>
         </w:rPr>
-        <w:t>(255))</w:t>
+        <w:t>(</w:t>
+      </w:r>
+      <w:proofErr w:type="gramEnd"/>
+      <w:r>
+        <w:rPr>
+          <w:rStyle w:val="Kiemels2"/>
+          <w:rFonts w:cs="Times New Roman"/>
+          <w:szCs w:val="24"/>
+        </w:rPr>
+        <w:t>255))</w:t>
       </w:r>
     </w:p>
     <w:p>
@@ -2541,6 +2692,7 @@
         <w:t xml:space="preserve"> (</w:t>
       </w:r>
       <w:proofErr w:type="spellStart"/>
+      <w:proofErr w:type="gramStart"/>
       <w:r>
         <w:rPr>
           <w:rStyle w:val="Kiemels2"/>
@@ -2556,7 +2708,16 @@
           <w:rFonts w:cs="Times New Roman"/>
           <w:szCs w:val="24"/>
         </w:rPr>
-        <w:t>(100))</w:t>
+        <w:t>(</w:t>
+      </w:r>
+      <w:proofErr w:type="gramEnd"/>
+      <w:r>
+        <w:rPr>
+          <w:rStyle w:val="Kiemels2"/>
+          <w:rFonts w:cs="Times New Roman"/>
+          <w:szCs w:val="24"/>
+        </w:rPr>
+        <w:t>100))</w:t>
       </w:r>
     </w:p>
     <w:p>
@@ -2588,6 +2749,10 @@
         </w:rPr>
       </w:pPr>
       <w:r>
+        <w:rPr>
+          <w:noProof/>
+          <w:lang w:eastAsia="hu-HU"/>
+        </w:rPr>
         <w:drawing>
           <wp:anchor distT="0" distB="0" distL="114300" distR="114300" simplePos="0" relativeHeight="251659264" behindDoc="1" locked="0" layoutInCell="1" allowOverlap="1" wp14:anchorId="30F3B0F2" wp14:editId="1B6A8334">
             <wp:simplePos x="0" y="0"/>
@@ -2793,7 +2958,23 @@
           <w:rFonts w:cs="Times New Roman"/>
           <w:szCs w:val="24"/>
         </w:rPr>
-        <w:t xml:space="preserve">Annak a felhasználónak az azonosítója, aki a bejelentést tette. Idegen kulccsal kapcsolódik a </w:t>
+        <w:t xml:space="preserve">Annak a felhasználónak az azonosítója, aki a bejelentést tette. Idegen kulccsal kapcsolódik </w:t>
+      </w:r>
+      <w:proofErr w:type="gramStart"/>
+      <w:r>
+        <w:rPr>
+          <w:rFonts w:cs="Times New Roman"/>
+          <w:szCs w:val="24"/>
+        </w:rPr>
+        <w:t>a</w:t>
+      </w:r>
+      <w:proofErr w:type="gramEnd"/>
+      <w:r>
+        <w:rPr>
+          <w:rFonts w:cs="Times New Roman"/>
+          <w:szCs w:val="24"/>
+        </w:rPr>
+        <w:t xml:space="preserve"> </w:t>
       </w:r>
       <w:proofErr w:type="spellStart"/>
       <w:r>
@@ -2840,6 +3021,7 @@
         <w:t xml:space="preserve"> (</w:t>
       </w:r>
       <w:proofErr w:type="spellStart"/>
+      <w:proofErr w:type="gramStart"/>
       <w:r>
         <w:rPr>
           <w:rStyle w:val="Kiemels2"/>
@@ -2855,16 +3037,25 @@
           <w:rFonts w:cs="Times New Roman"/>
           <w:szCs w:val="24"/>
         </w:rPr>
-        <w:t>('post','comment','</w:t>
-      </w:r>
-      <w:proofErr w:type="spellStart"/>
-      <w:r>
-        <w:rPr>
-          <w:rStyle w:val="Kiemels2"/>
-          <w:rFonts w:cs="Times New Roman"/>
-          <w:szCs w:val="24"/>
-        </w:rPr>
-        <w:t>user</w:t>
+        <w:t>(</w:t>
+      </w:r>
+      <w:proofErr w:type="gramEnd"/>
+      <w:r>
+        <w:rPr>
+          <w:rStyle w:val="Kiemels2"/>
+          <w:rFonts w:cs="Times New Roman"/>
+          <w:szCs w:val="24"/>
+        </w:rPr>
+        <w:t>'</w:t>
+      </w:r>
+      <w:proofErr w:type="spellStart"/>
+      <w:r>
+        <w:rPr>
+          <w:rStyle w:val="Kiemels2"/>
+          <w:rFonts w:cs="Times New Roman"/>
+          <w:szCs w:val="24"/>
+        </w:rPr>
+        <w:t>post','comment','user</w:t>
       </w:r>
       <w:proofErr w:type="spellEnd"/>
       <w:r>
@@ -2888,16 +3079,7 @@
           <w:rFonts w:cs="Times New Roman"/>
           <w:szCs w:val="24"/>
         </w:rPr>
-        <w:t>Meghatározza, hogy milyen típusú elem került bejelentésre: bejegyzés, hozzászólás vagy felhasználó. Ez lehetővé teszi több</w:t>
-      </w:r>
-      <w:bookmarkStart w:id="3" w:name="_GoBack"/>
-      <w:bookmarkEnd w:id="3"/>
-      <w:r>
-        <w:rPr>
-          <w:rFonts w:cs="Times New Roman"/>
-          <w:szCs w:val="24"/>
-        </w:rPr>
-        <w:t>féle entitás kezelését egyetlen táblán belül.</w:t>
+        <w:t>Meghatározza, hogy milyen típusú elem került bejelentésre: bejegyzés, hozzászólás vagy felhasználó. Ez lehetővé teszi többféle entitás kezelését egyetlen táblán belül.</w:t>
       </w:r>
     </w:p>
     <w:p>
@@ -3008,13 +3190,23 @@
           <w:szCs w:val="24"/>
         </w:rPr>
       </w:pPr>
-      <w:r>
-        <w:rPr>
-          <w:rStyle w:val="Kiemels2"/>
-          <w:rFonts w:cs="Times New Roman"/>
-          <w:szCs w:val="24"/>
-        </w:rPr>
-        <w:t>status (</w:t>
+      <w:proofErr w:type="gramStart"/>
+      <w:r>
+        <w:rPr>
+          <w:rStyle w:val="Kiemels2"/>
+          <w:rFonts w:cs="Times New Roman"/>
+          <w:szCs w:val="24"/>
+        </w:rPr>
+        <w:t>status</w:t>
+      </w:r>
+      <w:proofErr w:type="gramEnd"/>
+      <w:r>
+        <w:rPr>
+          <w:rStyle w:val="Kiemels2"/>
+          <w:rFonts w:cs="Times New Roman"/>
+          <w:szCs w:val="24"/>
+        </w:rPr>
+        <w:t xml:space="preserve"> (</w:t>
       </w:r>
       <w:proofErr w:type="spellStart"/>
       <w:r>
@@ -3195,21 +3387,1406 @@
     </w:p>
     <w:p>
       <w:pPr>
-        <w:spacing w:after="240"/>
-        <w:rPr>
-          <w:rFonts w:cs="Times New Roman"/>
-          <w:b/>
-        </w:rPr>
-      </w:pPr>
-    </w:p>
-    <w:p>
-      <w:pPr>
-        <w:rPr>
-          <w:lang w:eastAsia="hu-HU"/>
-        </w:rPr>
-      </w:pPr>
-      <w:r>
-        <w:rPr>
+        <w:rPr>
+          <w:rFonts w:cs="Times New Roman"/>
+          <w:b/>
+          <w:szCs w:val="24"/>
+        </w:rPr>
+      </w:pPr>
+    </w:p>
+    <w:p>
+      <w:pPr>
+        <w:rPr>
+          <w:b/>
+          <w:color w:val="auto"/>
+          <w:sz w:val="48"/>
+        </w:rPr>
+      </w:pPr>
+      <w:proofErr w:type="spellStart"/>
+      <w:r>
+        <w:rPr>
+          <w:b/>
+        </w:rPr>
+        <w:t>Posts</w:t>
+      </w:r>
+      <w:proofErr w:type="spellEnd"/>
+    </w:p>
+    <w:p>
+      <w:r>
+        <w:rPr>
+          <w:b/>
+        </w:rPr>
+        <w:drawing>
+          <wp:anchor distT="0" distB="0" distL="114300" distR="114300" simplePos="0" relativeHeight="251660288" behindDoc="1" locked="0" layoutInCell="1" allowOverlap="1" wp14:anchorId="23C7CD48" wp14:editId="16617DE7">
+            <wp:simplePos x="0" y="0"/>
+            <wp:positionH relativeFrom="margin">
+              <wp:align>right</wp:align>
+            </wp:positionH>
+            <wp:positionV relativeFrom="paragraph">
+              <wp:posOffset>3175</wp:posOffset>
+            </wp:positionV>
+            <wp:extent cx="1905000" cy="2794635"/>
+            <wp:effectExtent l="0" t="0" r="0" b="5715"/>
+            <wp:wrapTight wrapText="bothSides">
+              <wp:wrapPolygon edited="0">
+                <wp:start x="0" y="0"/>
+                <wp:lineTo x="0" y="21497"/>
+                <wp:lineTo x="21384" y="21497"/>
+                <wp:lineTo x="21384" y="0"/>
+                <wp:lineTo x="0" y="0"/>
+              </wp:wrapPolygon>
+            </wp:wrapTight>
+            <wp:docPr id="10" name="Kép 10"/>
+            <wp:cNvGraphicFramePr>
+              <a:graphicFrameLocks xmlns:a="http://schemas.openxmlformats.org/drawingml/2006/main" noChangeAspect="1"/>
+            </wp:cNvGraphicFramePr>
+            <a:graphic xmlns:a="http://schemas.openxmlformats.org/drawingml/2006/main">
+              <a:graphicData uri="http://schemas.openxmlformats.org/drawingml/2006/picture">
+                <pic:pic xmlns:pic="http://schemas.openxmlformats.org/drawingml/2006/picture">
+                  <pic:nvPicPr>
+                    <pic:cNvPr id="1" name=""/>
+                    <pic:cNvPicPr/>
+                  </pic:nvPicPr>
+                  <pic:blipFill>
+                    <a:blip r:embed="rId12">
+                      <a:extLst>
+                        <a:ext uri="{28A0092B-C50C-407E-A947-70E740481C1C}">
+                          <a14:useLocalDpi xmlns:a14="http://schemas.microsoft.com/office/drawing/2010/main" val="0"/>
+                        </a:ext>
+                      </a:extLst>
+                    </a:blip>
+                    <a:stretch>
+                      <a:fillRect/>
+                    </a:stretch>
+                  </pic:blipFill>
+                  <pic:spPr>
+                    <a:xfrm>
+                      <a:off x="0" y="0"/>
+                      <a:ext cx="1905000" cy="2794635"/>
+                    </a:xfrm>
+                    <a:prstGeom prst="rect">
+                      <a:avLst/>
+                    </a:prstGeom>
+                  </pic:spPr>
+                </pic:pic>
+              </a:graphicData>
+            </a:graphic>
+            <wp14:sizeRelH relativeFrom="margin">
+              <wp14:pctWidth>0</wp14:pctWidth>
+            </wp14:sizeRelH>
+            <wp14:sizeRelV relativeFrom="margin">
+              <wp14:pctHeight>0</wp14:pctHeight>
+            </wp14:sizeRelV>
+          </wp:anchor>
+        </w:drawing>
+      </w:r>
+      <w:r>
+        <w:t xml:space="preserve">A </w:t>
+      </w:r>
+      <w:proofErr w:type="spellStart"/>
+      <w:r>
+        <w:rPr>
+          <w:rStyle w:val="Kiemels2"/>
+        </w:rPr>
+        <w:t>posts</w:t>
+      </w:r>
+      <w:proofErr w:type="spellEnd"/>
+      <w:r>
+        <w:t xml:space="preserve"> tábla a rendszerben létrehozott bejegyzések tárolására szolgál. Ezek a bejegyzések tartalmazhatnak címet, leírást és képet, valamint kapcsolódnak egy felhasználóhoz, egy kategóriához és egy ötlethez. A tábla célja az alkotások vagy tartalmak rendszerezett tárolása és megjelenítése a rendszerben.</w:t>
+      </w:r>
+    </w:p>
+    <w:p>
+      <w:pPr>
+        <w:rPr>
+          <w:b/>
+        </w:rPr>
+      </w:pPr>
+      <w:proofErr w:type="spellStart"/>
+      <w:r>
+        <w:rPr>
+          <w:b/>
+        </w:rPr>
+        <w:t>id</w:t>
+      </w:r>
+      <w:proofErr w:type="spellEnd"/>
+      <w:r>
+        <w:rPr>
+          <w:b/>
+        </w:rPr>
+        <w:t xml:space="preserve"> (int, PK)</w:t>
+      </w:r>
+      <w:r>
+        <w:rPr>
+          <w:noProof/>
+          <w:lang w:eastAsia="hu-HU"/>
+        </w:rPr>
+        <w:t xml:space="preserve"> </w:t>
+      </w:r>
+    </w:p>
+    <w:p>
+      <w:r>
+        <w:t>Elsődleges kulcs, amely minden bejegyzéshez egyedi azonosítót rendel.</w:t>
+      </w:r>
+    </w:p>
+    <w:p>
+      <w:pPr>
+        <w:rPr>
+          <w:b/>
+        </w:rPr>
+      </w:pPr>
+      <w:proofErr w:type="spellStart"/>
+      <w:r>
+        <w:rPr>
+          <w:b/>
+        </w:rPr>
+        <w:t>user_id</w:t>
+      </w:r>
+      <w:proofErr w:type="spellEnd"/>
+      <w:r>
+        <w:rPr>
+          <w:b/>
+        </w:rPr>
+        <w:t xml:space="preserve"> (int)</w:t>
+      </w:r>
+    </w:p>
+    <w:p>
+      <w:r>
+        <w:t xml:space="preserve">Annak a felhasználónak az azonosítója, aki a bejegyzést létrehozta. Idegen kulccsal kapcsolódik </w:t>
+      </w:r>
+      <w:proofErr w:type="gramStart"/>
+      <w:r>
+        <w:t>a</w:t>
+      </w:r>
+      <w:proofErr w:type="gramEnd"/>
+      <w:r>
+        <w:t xml:space="preserve"> </w:t>
+      </w:r>
+      <w:proofErr w:type="spellStart"/>
+      <w:r>
+        <w:rPr>
+          <w:rStyle w:val="Kiemels2"/>
+          <w:b w:val="0"/>
+        </w:rPr>
+        <w:t>users</w:t>
+      </w:r>
+      <w:proofErr w:type="spellEnd"/>
+      <w:r>
+        <w:t xml:space="preserve"> táblához, így biztosítva, hogy csak létező felhasználó hozhasson létre bejegyzést.</w:t>
+      </w:r>
+    </w:p>
+    <w:p>
+      <w:pPr>
+        <w:rPr>
+          <w:b/>
+        </w:rPr>
+      </w:pPr>
+      <w:proofErr w:type="spellStart"/>
+      <w:r>
+        <w:rPr>
+          <w:b/>
+        </w:rPr>
+        <w:t>category_id</w:t>
+      </w:r>
+      <w:proofErr w:type="spellEnd"/>
+      <w:r>
+        <w:rPr>
+          <w:b/>
+        </w:rPr>
+        <w:t xml:space="preserve"> (int)</w:t>
+      </w:r>
+    </w:p>
+    <w:p>
+      <w:r>
+        <w:t xml:space="preserve">A bejegyzés kategóriájának azonosítója. Kapcsolatban áll a </w:t>
+      </w:r>
+      <w:proofErr w:type="spellStart"/>
+      <w:r>
+        <w:rPr>
+          <w:rStyle w:val="Kiemels2"/>
+          <w:b w:val="0"/>
+        </w:rPr>
+        <w:t>categories</w:t>
+      </w:r>
+      <w:proofErr w:type="spellEnd"/>
+      <w:r>
+        <w:t xml:space="preserve"> táblával, lehetővé téve a bejegyzések tematikus csoportosítását.</w:t>
+      </w:r>
+    </w:p>
+    <w:p>
+      <w:pPr>
+        <w:spacing w:line="259" w:lineRule="auto"/>
+        <w:jc w:val="left"/>
+        <w:rPr>
+          <w:b/>
+        </w:rPr>
+      </w:pPr>
+      <w:r>
+        <w:rPr>
+          <w:b/>
+        </w:rPr>
+        <w:br w:type="page"/>
+      </w:r>
+    </w:p>
+    <w:p>
+      <w:pPr>
+        <w:rPr>
+          <w:b/>
+        </w:rPr>
+      </w:pPr>
+      <w:proofErr w:type="spellStart"/>
+      <w:proofErr w:type="gramStart"/>
+      <w:r>
+        <w:rPr>
+          <w:b/>
+        </w:rPr>
+        <w:lastRenderedPageBreak/>
+        <w:t>idea</w:t>
+      </w:r>
+      <w:proofErr w:type="gramEnd"/>
+      <w:r>
+        <w:rPr>
+          <w:b/>
+        </w:rPr>
+        <w:t>_id</w:t>
+      </w:r>
+      <w:proofErr w:type="spellEnd"/>
+      <w:r>
+        <w:rPr>
+          <w:b/>
+        </w:rPr>
+        <w:t xml:space="preserve"> (int)</w:t>
+      </w:r>
+    </w:p>
+    <w:p>
+      <w:r>
+        <w:t xml:space="preserve">Az adott bejegyzéshez tartozó ötlet azonosítója. Idegen kulccsal kapcsolódik az </w:t>
+      </w:r>
+      <w:proofErr w:type="spellStart"/>
+      <w:r>
+        <w:rPr>
+          <w:rStyle w:val="Kiemels2"/>
+          <w:b w:val="0"/>
+        </w:rPr>
+        <w:t>ideas</w:t>
+      </w:r>
+      <w:proofErr w:type="spellEnd"/>
+      <w:r>
+        <w:t xml:space="preserve"> táblához, amely</w:t>
+      </w:r>
+      <w:r>
+        <w:t xml:space="preserve"> segíti az ötletek és megvalósított tartalmak összekapcsolását.</w:t>
+      </w:r>
+    </w:p>
+    <w:p>
+      <w:pPr>
+        <w:spacing w:line="259" w:lineRule="auto"/>
+        <w:jc w:val="left"/>
+        <w:rPr>
+          <w:b/>
+        </w:rPr>
+      </w:pPr>
+      <w:proofErr w:type="spellStart"/>
+      <w:r>
+        <w:rPr>
+          <w:b/>
+        </w:rPr>
+        <w:t>title</w:t>
+      </w:r>
+      <w:proofErr w:type="spellEnd"/>
+      <w:r>
+        <w:rPr>
+          <w:b/>
+        </w:rPr>
+        <w:t xml:space="preserve"> (</w:t>
+      </w:r>
+      <w:proofErr w:type="spellStart"/>
+      <w:proofErr w:type="gramStart"/>
+      <w:r>
+        <w:rPr>
+          <w:b/>
+        </w:rPr>
+        <w:t>varchar</w:t>
+      </w:r>
+      <w:proofErr w:type="spellEnd"/>
+      <w:r>
+        <w:rPr>
+          <w:b/>
+        </w:rPr>
+        <w:t>(</w:t>
+      </w:r>
+      <w:proofErr w:type="gramEnd"/>
+      <w:r>
+        <w:rPr>
+          <w:b/>
+        </w:rPr>
+        <w:t>150))</w:t>
+      </w:r>
+    </w:p>
+    <w:p>
+      <w:r>
+        <w:t>A bejegyzés címe. Rövid, legfeljebb 150 karakter hosszúságú szöveg, amely összefoglalja a bejegyzés tartalmát.</w:t>
+      </w:r>
+    </w:p>
+    <w:p>
+      <w:pPr>
+        <w:rPr>
+          <w:b/>
+        </w:rPr>
+      </w:pPr>
+      <w:proofErr w:type="spellStart"/>
+      <w:r>
+        <w:rPr>
+          <w:b/>
+        </w:rPr>
+        <w:t>description</w:t>
+      </w:r>
+      <w:proofErr w:type="spellEnd"/>
+      <w:r>
+        <w:rPr>
+          <w:b/>
+        </w:rPr>
+        <w:t xml:space="preserve"> (text)</w:t>
+      </w:r>
+    </w:p>
+    <w:p>
+      <w:r>
+        <w:t>A bejegyzés részletes leírása. Szabad szöveges mező, amely lehetőséget ad az alkotás vagy tartalom részletes bemutatására.</w:t>
+      </w:r>
+    </w:p>
+    <w:p>
+      <w:pPr>
+        <w:rPr>
+          <w:b/>
+        </w:rPr>
+      </w:pPr>
+      <w:proofErr w:type="spellStart"/>
+      <w:proofErr w:type="gramStart"/>
+      <w:r>
+        <w:rPr>
+          <w:b/>
+        </w:rPr>
+        <w:t>image</w:t>
+      </w:r>
+      <w:proofErr w:type="gramEnd"/>
+      <w:r>
+        <w:rPr>
+          <w:b/>
+        </w:rPr>
+        <w:t>_url</w:t>
+      </w:r>
+      <w:proofErr w:type="spellEnd"/>
+      <w:r>
+        <w:rPr>
+          <w:b/>
+        </w:rPr>
+        <w:t xml:space="preserve"> (</w:t>
+      </w:r>
+      <w:proofErr w:type="spellStart"/>
+      <w:r>
+        <w:rPr>
+          <w:b/>
+        </w:rPr>
+        <w:t>varchar</w:t>
+      </w:r>
+      <w:proofErr w:type="spellEnd"/>
+      <w:r>
+        <w:rPr>
+          <w:b/>
+        </w:rPr>
+        <w:t>(255))</w:t>
+      </w:r>
+    </w:p>
+    <w:p>
+      <w:r>
+        <w:t>A feltöltött kép elérési útja vagy URL címe. Ez lehetővé teszi a képek szerveren történő tárolását és az adatbázisból való hivatkozását.</w:t>
+      </w:r>
+    </w:p>
+    <w:p>
+      <w:pPr>
+        <w:rPr>
+          <w:b/>
+        </w:rPr>
+      </w:pPr>
+      <w:proofErr w:type="spellStart"/>
+      <w:r>
+        <w:rPr>
+          <w:b/>
+        </w:rPr>
+        <w:t>created_at</w:t>
+      </w:r>
+      <w:proofErr w:type="spellEnd"/>
+      <w:r>
+        <w:rPr>
+          <w:b/>
+        </w:rPr>
+        <w:t xml:space="preserve"> (</w:t>
+      </w:r>
+      <w:proofErr w:type="spellStart"/>
+      <w:r>
+        <w:rPr>
+          <w:b/>
+        </w:rPr>
+        <w:t>timestamp</w:t>
+      </w:r>
+      <w:proofErr w:type="spellEnd"/>
+      <w:r>
+        <w:rPr>
+          <w:b/>
+        </w:rPr>
+        <w:t>)</w:t>
+      </w:r>
+    </w:p>
+    <w:p>
+      <w:r>
+        <w:t>A bejegyzés létrehozásának időpontja. Segít a bejegyzések időrend szerinti kezelésében és megjelenítésében.</w:t>
+      </w:r>
+    </w:p>
+    <w:p>
+      <w:pPr>
+        <w:rPr>
+          <w:b/>
+        </w:rPr>
+      </w:pPr>
+      <w:proofErr w:type="spellStart"/>
+      <w:proofErr w:type="gramStart"/>
+      <w:r>
+        <w:rPr>
+          <w:b/>
+        </w:rPr>
+        <w:t>image</w:t>
+      </w:r>
+      <w:proofErr w:type="gramEnd"/>
+      <w:r>
+        <w:rPr>
+          <w:b/>
+        </w:rPr>
+        <w:t>_data</w:t>
+      </w:r>
+      <w:proofErr w:type="spellEnd"/>
+      <w:r>
+        <w:rPr>
+          <w:b/>
+        </w:rPr>
+        <w:t xml:space="preserve"> (</w:t>
+      </w:r>
+      <w:proofErr w:type="spellStart"/>
+      <w:r>
+        <w:rPr>
+          <w:b/>
+        </w:rPr>
+        <w:t>longblob</w:t>
+      </w:r>
+      <w:proofErr w:type="spellEnd"/>
+      <w:r>
+        <w:rPr>
+          <w:b/>
+        </w:rPr>
+        <w:t>)</w:t>
+      </w:r>
+    </w:p>
+    <w:p>
+      <w:r>
+        <w:t>A feltöltött kép bináris formában történő tárolására szolgáló mező. Lehetővé teszi a képfájl közvetlen adatbázisban történő eltárolását.</w:t>
+      </w:r>
+    </w:p>
+    <w:p>
+      <w:pPr>
+        <w:rPr>
+          <w:b/>
+        </w:rPr>
+      </w:pPr>
+      <w:proofErr w:type="spellStart"/>
+      <w:proofErr w:type="gramStart"/>
+      <w:r>
+        <w:rPr>
+          <w:b/>
+        </w:rPr>
+        <w:t>image</w:t>
+      </w:r>
+      <w:proofErr w:type="gramEnd"/>
+      <w:r>
+        <w:rPr>
+          <w:b/>
+        </w:rPr>
+        <w:t>_type</w:t>
+      </w:r>
+      <w:proofErr w:type="spellEnd"/>
+      <w:r>
+        <w:rPr>
+          <w:b/>
+        </w:rPr>
+        <w:t xml:space="preserve"> (</w:t>
+      </w:r>
+      <w:proofErr w:type="spellStart"/>
+      <w:r>
+        <w:rPr>
+          <w:b/>
+        </w:rPr>
+        <w:t>varchar</w:t>
+      </w:r>
+      <w:proofErr w:type="spellEnd"/>
+      <w:r>
+        <w:rPr>
+          <w:b/>
+        </w:rPr>
+        <w:t>(50))</w:t>
+      </w:r>
+    </w:p>
+    <w:p>
+      <w:r>
+        <w:t xml:space="preserve">A kép formátumát vagy MIME típusát tartalmazza (például: </w:t>
+      </w:r>
+      <w:r>
+        <w:rPr>
+          <w:rStyle w:val="HTML-kd"/>
+          <w:rFonts w:ascii="Times New Roman" w:eastAsiaTheme="minorHAnsi" w:hAnsi="Times New Roman" w:cs="Times New Roman"/>
+          <w:sz w:val="24"/>
+          <w:szCs w:val="24"/>
+        </w:rPr>
+        <w:t>image/</w:t>
+      </w:r>
+      <w:proofErr w:type="spellStart"/>
+      <w:r>
+        <w:rPr>
+          <w:rStyle w:val="HTML-kd"/>
+          <w:rFonts w:ascii="Times New Roman" w:eastAsiaTheme="minorHAnsi" w:hAnsi="Times New Roman" w:cs="Times New Roman"/>
+          <w:sz w:val="24"/>
+          <w:szCs w:val="24"/>
+        </w:rPr>
+        <w:t>jpeg</w:t>
+      </w:r>
+      <w:proofErr w:type="spellEnd"/>
+      <w:r>
+        <w:rPr>
+          <w:rFonts w:cs="Times New Roman"/>
+          <w:szCs w:val="24"/>
+        </w:rPr>
+        <w:t xml:space="preserve">, </w:t>
+      </w:r>
+      <w:r>
+        <w:rPr>
+          <w:rStyle w:val="HTML-kd"/>
+          <w:rFonts w:ascii="Times New Roman" w:eastAsiaTheme="minorHAnsi" w:hAnsi="Times New Roman" w:cs="Times New Roman"/>
+          <w:sz w:val="24"/>
+          <w:szCs w:val="24"/>
+        </w:rPr>
+        <w:t>image/</w:t>
+      </w:r>
+      <w:proofErr w:type="spellStart"/>
+      <w:r>
+        <w:rPr>
+          <w:rStyle w:val="HTML-kd"/>
+          <w:rFonts w:ascii="Times New Roman" w:eastAsiaTheme="minorHAnsi" w:hAnsi="Times New Roman" w:cs="Times New Roman"/>
+          <w:sz w:val="24"/>
+          <w:szCs w:val="24"/>
+        </w:rPr>
+        <w:t>png</w:t>
+      </w:r>
+      <w:proofErr w:type="spellEnd"/>
+      <w:r>
+        <w:t>). Ez segít a kép helyes megjelenítésében.</w:t>
+      </w:r>
+    </w:p>
+    <w:p/>
+    <w:p>
+      <w:pPr>
+        <w:spacing w:line="259" w:lineRule="auto"/>
+        <w:jc w:val="left"/>
+        <w:rPr>
+          <w:b/>
+        </w:rPr>
+      </w:pPr>
+      <w:r>
+        <w:rPr>
+          <w:b/>
+        </w:rPr>
+        <w:br w:type="page"/>
+      </w:r>
+    </w:p>
+    <w:p>
+      <w:pPr>
+        <w:rPr>
+          <w:b/>
+          <w:color w:val="auto"/>
+          <w:sz w:val="48"/>
+        </w:rPr>
+      </w:pPr>
+      <w:proofErr w:type="spellStart"/>
+      <w:r>
+        <w:rPr>
+          <w:b/>
+        </w:rPr>
+        <w:lastRenderedPageBreak/>
+        <w:t>Notifications</w:t>
+      </w:r>
+      <w:proofErr w:type="spellEnd"/>
+    </w:p>
+    <w:p>
+      <w:r>
+        <w:drawing>
+          <wp:anchor distT="0" distB="0" distL="114300" distR="114300" simplePos="0" relativeHeight="251661312" behindDoc="1" locked="0" layoutInCell="1" allowOverlap="1" wp14:anchorId="5282AAD1" wp14:editId="020DB6FF">
+            <wp:simplePos x="0" y="0"/>
+            <wp:positionH relativeFrom="margin">
+              <wp:align>right</wp:align>
+            </wp:positionH>
+            <wp:positionV relativeFrom="paragraph">
+              <wp:posOffset>8255</wp:posOffset>
+            </wp:positionV>
+            <wp:extent cx="2476500" cy="2133600"/>
+            <wp:effectExtent l="0" t="0" r="0" b="0"/>
+            <wp:wrapTight wrapText="bothSides">
+              <wp:wrapPolygon edited="0">
+                <wp:start x="0" y="0"/>
+                <wp:lineTo x="0" y="21407"/>
+                <wp:lineTo x="21434" y="21407"/>
+                <wp:lineTo x="21434" y="0"/>
+                <wp:lineTo x="0" y="0"/>
+              </wp:wrapPolygon>
+            </wp:wrapTight>
+            <wp:docPr id="11" name="Kép 11"/>
+            <wp:cNvGraphicFramePr>
+              <a:graphicFrameLocks xmlns:a="http://schemas.openxmlformats.org/drawingml/2006/main" noChangeAspect="1"/>
+            </wp:cNvGraphicFramePr>
+            <a:graphic xmlns:a="http://schemas.openxmlformats.org/drawingml/2006/main">
+              <a:graphicData uri="http://schemas.openxmlformats.org/drawingml/2006/picture">
+                <pic:pic xmlns:pic="http://schemas.openxmlformats.org/drawingml/2006/picture">
+                  <pic:nvPicPr>
+                    <pic:cNvPr id="1" name=""/>
+                    <pic:cNvPicPr/>
+                  </pic:nvPicPr>
+                  <pic:blipFill>
+                    <a:blip r:embed="rId13">
+                      <a:extLst>
+                        <a:ext uri="{28A0092B-C50C-407E-A947-70E740481C1C}">
+                          <a14:useLocalDpi xmlns:a14="http://schemas.microsoft.com/office/drawing/2010/main" val="0"/>
+                        </a:ext>
+                      </a:extLst>
+                    </a:blip>
+                    <a:stretch>
+                      <a:fillRect/>
+                    </a:stretch>
+                  </pic:blipFill>
+                  <pic:spPr>
+                    <a:xfrm>
+                      <a:off x="0" y="0"/>
+                      <a:ext cx="2476500" cy="2133600"/>
+                    </a:xfrm>
+                    <a:prstGeom prst="rect">
+                      <a:avLst/>
+                    </a:prstGeom>
+                  </pic:spPr>
+                </pic:pic>
+              </a:graphicData>
+            </a:graphic>
+          </wp:anchor>
+        </w:drawing>
+      </w:r>
+      <w:r>
+        <w:t xml:space="preserve">A </w:t>
+      </w:r>
+      <w:proofErr w:type="spellStart"/>
+      <w:r>
+        <w:rPr>
+          <w:rStyle w:val="Kiemels2"/>
+          <w:b w:val="0"/>
+        </w:rPr>
+        <w:t>notifications</w:t>
+      </w:r>
+      <w:proofErr w:type="spellEnd"/>
+      <w:r>
+        <w:t xml:space="preserve"> tábla a rendszerben keletkező értesítések tárolására szolgál. Ezek az értesítések tájékoztatják a felhasználókat különböző eseményekről, például új hozzászólásról, reakcióról vagy más felhasználók tevékenységeiről. A tábla célja a felhasználói aktivitás nyomon követése és a rendszer interaktivitásának növelése.</w:t>
+      </w:r>
+    </w:p>
+    <w:p>
+      <w:pPr>
+        <w:rPr>
+          <w:b/>
+        </w:rPr>
+      </w:pPr>
+      <w:proofErr w:type="spellStart"/>
+      <w:r>
+        <w:rPr>
+          <w:b/>
+        </w:rPr>
+        <w:t>id</w:t>
+      </w:r>
+      <w:proofErr w:type="spellEnd"/>
+      <w:r>
+        <w:rPr>
+          <w:b/>
+        </w:rPr>
+        <w:t xml:space="preserve"> (int, PK)</w:t>
+      </w:r>
+    </w:p>
+    <w:p>
+      <w:r>
+        <w:t>Elsődleges kulcs, amely minden értesítéshez egyedi azonosítót rendel.</w:t>
+      </w:r>
+    </w:p>
+    <w:p>
+      <w:pPr>
+        <w:rPr>
+          <w:b/>
+        </w:rPr>
+      </w:pPr>
+      <w:proofErr w:type="spellStart"/>
+      <w:r>
+        <w:rPr>
+          <w:b/>
+        </w:rPr>
+        <w:t>user_id</w:t>
+      </w:r>
+      <w:proofErr w:type="spellEnd"/>
+      <w:r>
+        <w:rPr>
+          <w:b/>
+        </w:rPr>
+        <w:t xml:space="preserve"> (int)</w:t>
+      </w:r>
+    </w:p>
+    <w:p>
+      <w:r>
+        <w:t xml:space="preserve">Annak a felhasználónak az azonosítója, aki az értesítést kapja. Idegen kulccsal kapcsolódik </w:t>
+      </w:r>
+      <w:proofErr w:type="gramStart"/>
+      <w:r>
+        <w:t>a</w:t>
+      </w:r>
+      <w:proofErr w:type="gramEnd"/>
+      <w:r>
+        <w:t xml:space="preserve"> </w:t>
+      </w:r>
+      <w:proofErr w:type="spellStart"/>
+      <w:r>
+        <w:rPr>
+          <w:rStyle w:val="Kiemels2"/>
+        </w:rPr>
+        <w:t>users</w:t>
+      </w:r>
+      <w:proofErr w:type="spellEnd"/>
+      <w:r>
+        <w:t xml:space="preserve"> táblához, így biztosított, hogy az értesítés mindig létező felhasználóhoz tartozzon.</w:t>
+      </w:r>
+    </w:p>
+    <w:p>
+      <w:pPr>
+        <w:rPr>
+          <w:b/>
+        </w:rPr>
+      </w:pPr>
+      <w:proofErr w:type="spellStart"/>
+      <w:r>
+        <w:rPr>
+          <w:b/>
+        </w:rPr>
+        <w:t>sender_id</w:t>
+      </w:r>
+      <w:proofErr w:type="spellEnd"/>
+      <w:r>
+        <w:rPr>
+          <w:b/>
+        </w:rPr>
+        <w:t xml:space="preserve"> (int)</w:t>
+      </w:r>
+    </w:p>
+    <w:p>
+      <w:r>
+        <w:t xml:space="preserve">Annak a felhasználónak az azonosítója, aki az értesítést kiváltó műveletet végrehajtotta (például hozzászólást írt vagy reakciót adott). Szintén </w:t>
+      </w:r>
+      <w:proofErr w:type="gramStart"/>
+      <w:r>
+        <w:t>a</w:t>
+      </w:r>
+      <w:proofErr w:type="gramEnd"/>
+      <w:r>
+        <w:t xml:space="preserve"> </w:t>
+      </w:r>
+      <w:proofErr w:type="spellStart"/>
+      <w:r>
+        <w:rPr>
+          <w:rStyle w:val="Kiemels2"/>
+          <w:b w:val="0"/>
+        </w:rPr>
+        <w:t>users</w:t>
+      </w:r>
+      <w:proofErr w:type="spellEnd"/>
+      <w:r>
+        <w:t xml:space="preserve"> táblára hivatkozik idegen kulcson keresztül.</w:t>
+      </w:r>
+    </w:p>
+    <w:p>
+      <w:pPr>
+        <w:rPr>
+          <w:b/>
+        </w:rPr>
+      </w:pPr>
+      <w:proofErr w:type="spellStart"/>
+      <w:r>
+        <w:rPr>
+          <w:b/>
+        </w:rPr>
+        <w:t>type</w:t>
+      </w:r>
+      <w:proofErr w:type="spellEnd"/>
+      <w:r>
+        <w:rPr>
+          <w:b/>
+        </w:rPr>
+        <w:t xml:space="preserve"> (</w:t>
+      </w:r>
+      <w:proofErr w:type="spellStart"/>
+      <w:proofErr w:type="gramStart"/>
+      <w:r>
+        <w:rPr>
+          <w:b/>
+        </w:rPr>
+        <w:t>varchar</w:t>
+      </w:r>
+      <w:proofErr w:type="spellEnd"/>
+      <w:r>
+        <w:rPr>
+          <w:b/>
+        </w:rPr>
+        <w:t>(</w:t>
+      </w:r>
+      <w:proofErr w:type="gramEnd"/>
+      <w:r>
+        <w:rPr>
+          <w:b/>
+        </w:rPr>
+        <w:t>50))</w:t>
+      </w:r>
+    </w:p>
+    <w:p>
+      <w:r>
+        <w:t>Az értesítés típusát meghatározó mező. Például jelezheti, hogy az értesítés egy új hozzászólásról, kedvelésről vagy más eseményről szól.</w:t>
+      </w:r>
+    </w:p>
+    <w:p>
+      <w:pPr>
+        <w:rPr>
+          <w:b/>
+        </w:rPr>
+      </w:pPr>
+      <w:proofErr w:type="spellStart"/>
+      <w:r>
+        <w:rPr>
+          <w:b/>
+        </w:rPr>
+        <w:t>target_id</w:t>
+      </w:r>
+      <w:proofErr w:type="spellEnd"/>
+      <w:r>
+        <w:rPr>
+          <w:b/>
+        </w:rPr>
+        <w:t xml:space="preserve"> (int)</w:t>
+      </w:r>
+    </w:p>
+    <w:p>
+      <w:r>
+        <w:t>Az értesítést kiváltó elem azonosítója. Ez lehet például egy bejegyzés vagy hozzászólás azonosítója, amelyhez az értesítés kapcsolódik.</w:t>
+      </w:r>
+    </w:p>
+    <w:p>
+      <w:pPr>
+        <w:rPr>
+          <w:b/>
+        </w:rPr>
+      </w:pPr>
+      <w:proofErr w:type="spellStart"/>
+      <w:proofErr w:type="gramStart"/>
+      <w:r>
+        <w:rPr>
+          <w:b/>
+        </w:rPr>
+        <w:t>is</w:t>
+      </w:r>
+      <w:proofErr w:type="gramEnd"/>
+      <w:r>
+        <w:rPr>
+          <w:b/>
+        </w:rPr>
+        <w:t>_read</w:t>
+      </w:r>
+      <w:proofErr w:type="spellEnd"/>
+      <w:r>
+        <w:rPr>
+          <w:b/>
+        </w:rPr>
+        <w:t xml:space="preserve"> (</w:t>
+      </w:r>
+      <w:proofErr w:type="spellStart"/>
+      <w:r>
+        <w:rPr>
+          <w:b/>
+        </w:rPr>
+        <w:t>tinyint</w:t>
+      </w:r>
+      <w:proofErr w:type="spellEnd"/>
+      <w:r>
+        <w:rPr>
+          <w:b/>
+        </w:rPr>
+        <w:t>(1))</w:t>
+      </w:r>
+    </w:p>
+    <w:p>
+      <w:r>
+        <w:t>Az értesítés olvasottsági állapotát jelzi.</w:t>
+      </w:r>
+    </w:p>
+    <w:p>
+      <w:r>
+        <w:rPr>
+          <w:rStyle w:val="Kiemels2"/>
+        </w:rPr>
+        <w:t>0</w:t>
+      </w:r>
+      <w:r>
+        <w:t xml:space="preserve"> – az értesítés még nem került megtekintésre</w:t>
+      </w:r>
+    </w:p>
+    <w:p>
+      <w:r>
+        <w:rPr>
+          <w:rStyle w:val="Kiemels2"/>
+        </w:rPr>
+        <w:t>1</w:t>
+      </w:r>
+      <w:r>
+        <w:t xml:space="preserve"> – az értesítést a felhasználó már elolvasta</w:t>
+      </w:r>
+    </w:p>
+    <w:p>
+      <w:pPr>
+        <w:spacing w:line="259" w:lineRule="auto"/>
+        <w:jc w:val="left"/>
+        <w:rPr>
+          <w:b/>
+        </w:rPr>
+      </w:pPr>
+      <w:r>
+        <w:rPr>
+          <w:b/>
+        </w:rPr>
+        <w:br w:type="page"/>
+      </w:r>
+    </w:p>
+    <w:p>
+      <w:pPr>
+        <w:rPr>
+          <w:b/>
+        </w:rPr>
+      </w:pPr>
+      <w:proofErr w:type="spellStart"/>
+      <w:r>
+        <w:rPr>
+          <w:b/>
+        </w:rPr>
+        <w:lastRenderedPageBreak/>
+        <w:t>created_at</w:t>
+      </w:r>
+      <w:proofErr w:type="spellEnd"/>
+      <w:r>
+        <w:rPr>
+          <w:b/>
+        </w:rPr>
+        <w:t xml:space="preserve"> (</w:t>
+      </w:r>
+      <w:proofErr w:type="spellStart"/>
+      <w:r>
+        <w:rPr>
+          <w:b/>
+        </w:rPr>
+        <w:t>timestamp</w:t>
+      </w:r>
+      <w:proofErr w:type="spellEnd"/>
+      <w:r>
+        <w:rPr>
+          <w:b/>
+        </w:rPr>
+        <w:t>)</w:t>
+      </w:r>
+    </w:p>
+    <w:p>
+      <w:r>
+        <w:t>Az értesítés létrehozásának időpontja. Ez lehetővé teszi az értesítések időrendi rendezését és a felhasználói aktivitás követését.</w:t>
+      </w:r>
+    </w:p>
+    <w:p/>
+    <w:p>
+      <w:pPr>
+        <w:rPr>
+          <w:b/>
+          <w:color w:val="auto"/>
+          <w:sz w:val="48"/>
+        </w:rPr>
+      </w:pPr>
+      <w:r>
+        <w:drawing>
+          <wp:anchor distT="0" distB="0" distL="114300" distR="114300" simplePos="0" relativeHeight="251662336" behindDoc="1" locked="0" layoutInCell="1" allowOverlap="1" wp14:anchorId="245CB724" wp14:editId="26836406">
+            <wp:simplePos x="0" y="0"/>
+            <wp:positionH relativeFrom="margin">
+              <wp:align>right</wp:align>
+            </wp:positionH>
+            <wp:positionV relativeFrom="paragraph">
+              <wp:posOffset>361950</wp:posOffset>
+            </wp:positionV>
+            <wp:extent cx="2295845" cy="1886213"/>
+            <wp:effectExtent l="0" t="0" r="9525" b="0"/>
+            <wp:wrapTight wrapText="bothSides">
+              <wp:wrapPolygon edited="0">
+                <wp:start x="0" y="0"/>
+                <wp:lineTo x="0" y="21382"/>
+                <wp:lineTo x="21510" y="21382"/>
+                <wp:lineTo x="21510" y="0"/>
+                <wp:lineTo x="0" y="0"/>
+              </wp:wrapPolygon>
+            </wp:wrapTight>
+            <wp:docPr id="12" name="Kép 12"/>
+            <wp:cNvGraphicFramePr>
+              <a:graphicFrameLocks xmlns:a="http://schemas.openxmlformats.org/drawingml/2006/main" noChangeAspect="1"/>
+            </wp:cNvGraphicFramePr>
+            <a:graphic xmlns:a="http://schemas.openxmlformats.org/drawingml/2006/main">
+              <a:graphicData uri="http://schemas.openxmlformats.org/drawingml/2006/picture">
+                <pic:pic xmlns:pic="http://schemas.openxmlformats.org/drawingml/2006/picture">
+                  <pic:nvPicPr>
+                    <pic:cNvPr id="1" name=""/>
+                    <pic:cNvPicPr/>
+                  </pic:nvPicPr>
+                  <pic:blipFill>
+                    <a:blip r:embed="rId14">
+                      <a:extLst>
+                        <a:ext uri="{28A0092B-C50C-407E-A947-70E740481C1C}">
+                          <a14:useLocalDpi xmlns:a14="http://schemas.microsoft.com/office/drawing/2010/main" val="0"/>
+                        </a:ext>
+                      </a:extLst>
+                    </a:blip>
+                    <a:stretch>
+                      <a:fillRect/>
+                    </a:stretch>
+                  </pic:blipFill>
+                  <pic:spPr>
+                    <a:xfrm>
+                      <a:off x="0" y="0"/>
+                      <a:ext cx="2295845" cy="1886213"/>
+                    </a:xfrm>
+                    <a:prstGeom prst="rect">
+                      <a:avLst/>
+                    </a:prstGeom>
+                  </pic:spPr>
+                </pic:pic>
+              </a:graphicData>
+            </a:graphic>
+          </wp:anchor>
+        </w:drawing>
+      </w:r>
+      <w:proofErr w:type="spellStart"/>
+      <w:r>
+        <w:rPr>
+          <w:b/>
+        </w:rPr>
+        <w:t>Messages</w:t>
+      </w:r>
+      <w:proofErr w:type="spellEnd"/>
+    </w:p>
+    <w:p>
+      <w:r>
+        <w:t xml:space="preserve">A </w:t>
+      </w:r>
+      <w:proofErr w:type="spellStart"/>
+      <w:r>
+        <w:rPr>
+          <w:rStyle w:val="Kiemels2"/>
+          <w:b w:val="0"/>
+        </w:rPr>
+        <w:t>messages</w:t>
+      </w:r>
+      <w:proofErr w:type="spellEnd"/>
+      <w:r>
+        <w:t xml:space="preserve"> tábla a felhasználók közötti privát üzenetek tárolására szolgál. Lehetővé teszi, hogy a rendszer felhasználói közvetlenül kommunikáljanak egymással szöveges üzenetek formájában. A tábla minden elküldött üzenetet rögzít a küldő és a fogadó azonosítójával, valamint az üzenet tartalmával és állapotával.</w:t>
+      </w:r>
+    </w:p>
+    <w:p>
+      <w:pPr>
+        <w:rPr>
+          <w:b/>
+        </w:rPr>
+      </w:pPr>
+      <w:proofErr w:type="spellStart"/>
+      <w:r>
+        <w:rPr>
+          <w:b/>
+        </w:rPr>
+        <w:t>id</w:t>
+      </w:r>
+      <w:proofErr w:type="spellEnd"/>
+      <w:r>
+        <w:rPr>
+          <w:b/>
+        </w:rPr>
+        <w:t xml:space="preserve"> (int, PK)</w:t>
+      </w:r>
+    </w:p>
+    <w:p>
+      <w:r>
+        <w:t>Elsődleges kulcs, amely minden üzenethez egyedi azonosítót rendel.</w:t>
+      </w:r>
+    </w:p>
+    <w:p>
+      <w:pPr>
+        <w:rPr>
+          <w:b/>
+        </w:rPr>
+      </w:pPr>
+      <w:proofErr w:type="spellStart"/>
+      <w:r>
+        <w:rPr>
+          <w:b/>
+        </w:rPr>
+        <w:t>sender_id</w:t>
+      </w:r>
+      <w:proofErr w:type="spellEnd"/>
+      <w:r>
+        <w:rPr>
+          <w:b/>
+        </w:rPr>
+        <w:t xml:space="preserve"> (int)</w:t>
+      </w:r>
+    </w:p>
+    <w:p>
+      <w:r>
+        <w:t xml:space="preserve">Az üzenetet küldő felhasználó azonosítója. Idegen kulccsal kapcsolódik </w:t>
+      </w:r>
+      <w:proofErr w:type="gramStart"/>
+      <w:r>
+        <w:t>a</w:t>
+      </w:r>
+      <w:proofErr w:type="gramEnd"/>
+      <w:r>
+        <w:t xml:space="preserve"> </w:t>
+      </w:r>
+      <w:proofErr w:type="spellStart"/>
+      <w:r>
+        <w:rPr>
+          <w:rStyle w:val="Kiemels2"/>
+          <w:b w:val="0"/>
+        </w:rPr>
+        <w:t>users</w:t>
+      </w:r>
+      <w:proofErr w:type="spellEnd"/>
+      <w:r>
+        <w:t xml:space="preserve"> táblához, biztosítva, hogy csak létező felhasználó küldhessen üzenetet.</w:t>
+      </w:r>
+    </w:p>
+    <w:p>
+      <w:pPr>
+        <w:rPr>
+          <w:b/>
+        </w:rPr>
+      </w:pPr>
+      <w:proofErr w:type="spellStart"/>
+      <w:r>
+        <w:rPr>
+          <w:b/>
+        </w:rPr>
+        <w:t>receiver_id</w:t>
+      </w:r>
+      <w:proofErr w:type="spellEnd"/>
+      <w:r>
+        <w:rPr>
+          <w:b/>
+        </w:rPr>
+        <w:t xml:space="preserve"> (int)</w:t>
+      </w:r>
+    </w:p>
+    <w:p>
+      <w:r>
+        <w:t xml:space="preserve">Az üzenetet fogadó felhasználó azonosítója. Szintén </w:t>
+      </w:r>
+      <w:proofErr w:type="gramStart"/>
+      <w:r>
+        <w:t>a</w:t>
+      </w:r>
+      <w:proofErr w:type="gramEnd"/>
+      <w:r>
+        <w:t xml:space="preserve"> </w:t>
+      </w:r>
+      <w:proofErr w:type="spellStart"/>
+      <w:r>
+        <w:rPr>
+          <w:rStyle w:val="Kiemels2"/>
+          <w:b w:val="0"/>
+        </w:rPr>
+        <w:t>users</w:t>
+      </w:r>
+      <w:proofErr w:type="spellEnd"/>
+      <w:r>
+        <w:t xml:space="preserve"> táblához kapcsolódik idegen kulccsal.</w:t>
+      </w:r>
+    </w:p>
+    <w:p>
+      <w:pPr>
+        <w:rPr>
+          <w:b/>
+        </w:rPr>
+      </w:pPr>
+      <w:proofErr w:type="spellStart"/>
+      <w:r>
+        <w:rPr>
+          <w:b/>
+        </w:rPr>
+        <w:t>content</w:t>
+      </w:r>
+      <w:proofErr w:type="spellEnd"/>
+      <w:r>
+        <w:rPr>
+          <w:b/>
+        </w:rPr>
+        <w:t xml:space="preserve"> (text)</w:t>
+      </w:r>
+    </w:p>
+    <w:p>
+      <w:r>
+        <w:t xml:space="preserve">Az elküldött üzenet szöveges tartalma. A </w:t>
+      </w:r>
+      <w:r>
+        <w:rPr>
+          <w:rStyle w:val="Kiemels2"/>
+          <w:b w:val="0"/>
+        </w:rPr>
+        <w:t>text</w:t>
+      </w:r>
+      <w:r>
+        <w:t xml:space="preserve"> típus lehetővé teszi hosszabb szövegek tárolását is.</w:t>
+      </w:r>
+    </w:p>
+    <w:p>
+      <w:pPr>
+        <w:rPr>
+          <w:b/>
+        </w:rPr>
+      </w:pPr>
+      <w:proofErr w:type="spellStart"/>
+      <w:proofErr w:type="gramStart"/>
+      <w:r>
+        <w:rPr>
+          <w:b/>
+        </w:rPr>
+        <w:t>is</w:t>
+      </w:r>
+      <w:proofErr w:type="gramEnd"/>
+      <w:r>
+        <w:rPr>
+          <w:b/>
+        </w:rPr>
+        <w:t>_read</w:t>
+      </w:r>
+      <w:proofErr w:type="spellEnd"/>
+      <w:r>
+        <w:rPr>
+          <w:b/>
+        </w:rPr>
+        <w:t xml:space="preserve"> (</w:t>
+      </w:r>
+      <w:proofErr w:type="spellStart"/>
+      <w:r>
+        <w:rPr>
+          <w:b/>
+        </w:rPr>
+        <w:t>tinyint</w:t>
+      </w:r>
+      <w:proofErr w:type="spellEnd"/>
+      <w:r>
+        <w:rPr>
+          <w:b/>
+        </w:rPr>
+        <w:t>(1))</w:t>
+      </w:r>
+    </w:p>
+    <w:p>
+      <w:r>
+        <w:t>Az üzenet olvasottsági állapotát jelző mező.</w:t>
+      </w:r>
+    </w:p>
+    <w:p>
+      <w:r>
+        <w:rPr>
+          <w:rStyle w:val="Kiemels2"/>
+        </w:rPr>
+        <w:t>0</w:t>
+      </w:r>
+      <w:r>
+        <w:t xml:space="preserve"> – az üzenetet a fogadó még nem olvasta el</w:t>
+      </w:r>
+    </w:p>
+    <w:p>
+      <w:r>
+        <w:rPr>
+          <w:rStyle w:val="Kiemels2"/>
+        </w:rPr>
+        <w:t>1</w:t>
+      </w:r>
+      <w:r>
+        <w:t xml:space="preserve"> – az üzenetet a fogadó már megnyitotta</w:t>
+      </w:r>
+    </w:p>
+    <w:p>
+      <w:pPr>
+        <w:rPr>
+          <w:b/>
+        </w:rPr>
+      </w:pPr>
+      <w:proofErr w:type="spellStart"/>
+      <w:r>
+        <w:rPr>
+          <w:b/>
+        </w:rPr>
+        <w:t>created_at</w:t>
+      </w:r>
+      <w:proofErr w:type="spellEnd"/>
+      <w:r>
+        <w:rPr>
+          <w:b/>
+        </w:rPr>
+        <w:t xml:space="preserve"> (</w:t>
+      </w:r>
+      <w:proofErr w:type="spellStart"/>
+      <w:r>
+        <w:rPr>
+          <w:b/>
+        </w:rPr>
+        <w:t>timestamp</w:t>
+      </w:r>
+      <w:proofErr w:type="spellEnd"/>
+      <w:r>
+        <w:rPr>
+          <w:b/>
+        </w:rPr>
+        <w:t>)</w:t>
+      </w:r>
+    </w:p>
+    <w:p>
+      <w:r>
+        <w:t>Az üzenet elküldésének időpontja. Ez segíti az üzenetek időrendi rendezését és a beszélgetések nyomon követését.</w:t>
+      </w:r>
+    </w:p>
+    <w:p/>
+    <w:p>
+      <w:bookmarkStart w:id="3" w:name="_GoBack"/>
+      <w:bookmarkEnd w:id="3"/>
+    </w:p>
+    <w:p/>
+    <w:p>
+      <w:pPr>
+        <w:rPr>
+          <w:lang w:eastAsia="hu-HU"/>
+        </w:rPr>
+      </w:pPr>
+      <w:r>
+        <w:rPr>
+          <w:noProof/>
           <w:lang w:eastAsia="hu-HU"/>
         </w:rPr>
         <w:drawing>
@@ -3228,7 +4805,7 @@
                     <pic:cNvPicPr/>
                   </pic:nvPicPr>
                   <pic:blipFill>
-                    <a:blip r:embed="rId12"/>
+                    <a:blip r:embed="rId15"/>
                     <a:stretch>
                       <a:fillRect/>
                     </a:stretch>
@@ -3569,23 +5146,15 @@
       </w:r>
       <w:proofErr w:type="spellEnd"/>
       <w:r>
-        <w:t xml:space="preserve"> programokat a logó és egyéb grafikai elemek megtervezéséhez használtuk. A GIMP-</w:t>
-      </w:r>
-      <w:proofErr w:type="spellStart"/>
-      <w:r>
-        <w:t>et</w:t>
-      </w:r>
-      <w:proofErr w:type="spellEnd"/>
-      <w:r>
-        <w:t xml:space="preserve"> raszteres képszerkesztéshez, míg az </w:t>
-      </w:r>
-      <w:proofErr w:type="spellStart"/>
-      <w:r>
-        <w:t>Inkscape-et</w:t>
-      </w:r>
-      <w:proofErr w:type="spellEnd"/>
-      <w:r>
-        <w:t xml:space="preserve"> vektorgrafikus elemek elkészítéséhez alkalmaztuk. Mivel ezeket a programokat a tanulmányaink során már sokat használtuk, magabiztosan tudtuk őket kezelni.</w:t>
+        <w:t xml:space="preserve"> programokat a logó és egyéb grafikai elemek megtervezéséhez használtuk. A GIMP-et raszteres képszerkesztéshez, míg az </w:t>
+      </w:r>
+      <w:proofErr w:type="spellStart"/>
+      <w:r>
+        <w:t>Inkscape</w:t>
+      </w:r>
+      <w:proofErr w:type="spellEnd"/>
+      <w:r>
+        <w:t>-et vektorgrafikus elemek elkészítéséhez alkalmaztuk. Mivel ezeket a programokat a tanulmányaink során már sokat használtuk, magabiztosan tudtuk őket kezelni.</w:t>
       </w:r>
     </w:p>
     <w:p>
@@ -3835,6 +5404,7 @@
       <w:r>
         <w:t xml:space="preserve">A </w:t>
       </w:r>
+      <w:proofErr w:type="spellStart"/>
       <w:r>
         <w:rPr>
           <w:rStyle w:val="Kiemels2"/>
@@ -3842,6 +5412,7 @@
         </w:rPr>
         <w:t>Docker</w:t>
       </w:r>
+      <w:proofErr w:type="spellEnd"/>
       <w:r>
         <w:t xml:space="preserve"> segítségével </w:t>
       </w:r>
@@ -3947,6 +5518,7 @@
       <w:r>
         <w:rPr>
           <w:noProof/>
+          <w:lang w:eastAsia="hu-HU"/>
         </w:rPr>
         <w:drawing>
           <wp:inline distT="0" distB="0" distL="0" distR="0" wp14:anchorId="78419BCA" wp14:editId="6CA6105B">
@@ -3964,7 +5536,7 @@
                     <pic:cNvPicPr/>
                   </pic:nvPicPr>
                   <pic:blipFill>
-                    <a:blip r:embed="rId13">
+                    <a:blip r:embed="rId16">
                       <a:extLst>
                         <a:ext uri="{28A0092B-C50C-407E-A947-70E740481C1C}">
                           <a14:useLocalDpi xmlns:a14="http://schemas.microsoft.com/office/drawing/2010/main" val="0"/>
@@ -4047,7 +5619,7 @@
     </w:p>
     <w:p/>
     <w:sectPr>
-      <w:footerReference w:type="default" r:id="rId14"/>
+      <w:footerReference w:type="default" r:id="rId17"/>
       <w:pgSz w:w="11906" w:h="16838"/>
       <w:pgMar w:top="1134" w:right="1134" w:bottom="1134" w:left="1134" w:header="709" w:footer="709" w:gutter="0"/>
       <w:cols w:space="708"/>
@@ -4059,7 +5631,7 @@
 </file>
 
 <file path=word/endnotes.xml><?xml version="1.0" encoding="utf-8"?>
-<w:endnotes xmlns:wpc="http://schemas.microsoft.com/office/word/2010/wordprocessingCanvas" xmlns:cx="http://schemas.microsoft.com/office/drawing/2014/chartex" xmlns:cx1="http://schemas.microsoft.com/office/drawing/2015/9/8/chartex" xmlns:cx2="http://schemas.microsoft.com/office/drawing/2015/10/21/chartex" xmlns:cx3="http://schemas.microsoft.com/office/drawing/2016/5/9/chartex" xmlns:cx4="http://schemas.microsoft.com/office/drawing/2016/5/10/chartex" xmlns:cx5="http://schemas.microsoft.com/office/drawing/2016/5/11/chartex" xmlns:cx6="http://schemas.microsoft.com/office/drawing/2016/5/12/chartex" xmlns:cx7="http://schemas.microsoft.com/office/drawing/2016/5/13/chartex" xmlns:cx8="http://schemas.microsoft.com/office/drawing/2016/5/14/chartex" xmlns:mc="http://schemas.openxmlformats.org/markup-compatibility/2006" xmlns:aink="http://schemas.microsoft.com/office/drawing/2016/ink" xmlns:am3d="http://schemas.microsoft.com/office/drawing/2017/model3d" xmlns:o="urn:schemas-microsoft-com:office:office" xmlns:r="http://schemas.openxmlformats.org/officeDocument/2006/relationships" xmlns:m="http://schemas.openxmlformats.org/officeDocument/2006/math" xmlns:v="urn:schemas-microsoft-com:vml" xmlns:wp14="http://schemas.microsoft.com/office/word/2010/wordprocessingDrawing" xmlns:wp="http://schemas.openxmlformats.org/drawingml/2006/wordprocessingDrawing" xmlns:w10="urn:schemas-microsoft-com:office:word" xmlns:w="http://schemas.openxmlformats.org/wordprocessingml/2006/main" xmlns:w14="http://schemas.microsoft.com/office/word/2010/wordml" xmlns:w15="http://schemas.microsoft.com/office/word/2012/wordml" xmlns:w16cid="http://schemas.microsoft.com/office/word/2016/wordml/cid" xmlns:w16se="http://schemas.microsoft.com/office/word/2015/wordml/symex" xmlns:wpg="http://schemas.microsoft.com/office/word/2010/wordprocessingGroup" xmlns:wpi="http://schemas.microsoft.com/office/word/2010/wordprocessingInk" xmlns:wne="http://schemas.microsoft.com/office/word/2006/wordml" xmlns:wps="http://schemas.microsoft.com/office/word/2010/wordprocessingShape" mc:Ignorable="w14 w15 w16se w16cid wp14">
+<w:endnotes xmlns:wpc="http://schemas.microsoft.com/office/word/2010/wordprocessingCanvas" xmlns:cx="http://schemas.microsoft.com/office/drawing/2014/chartex" xmlns:mc="http://schemas.openxmlformats.org/markup-compatibility/2006" xmlns:o="urn:schemas-microsoft-com:office:office" xmlns:r="http://schemas.openxmlformats.org/officeDocument/2006/relationships" xmlns:m="http://schemas.openxmlformats.org/officeDocument/2006/math" xmlns:v="urn:schemas-microsoft-com:vml" xmlns:wp14="http://schemas.microsoft.com/office/word/2010/wordprocessingDrawing" xmlns:wp="http://schemas.openxmlformats.org/drawingml/2006/wordprocessingDrawing" xmlns:w10="urn:schemas-microsoft-com:office:word" xmlns:w="http://schemas.openxmlformats.org/wordprocessingml/2006/main" xmlns:w14="http://schemas.microsoft.com/office/word/2010/wordml" xmlns:w15="http://schemas.microsoft.com/office/word/2012/wordml" xmlns:w16se="http://schemas.microsoft.com/office/word/2015/wordml/symex" xmlns:wpg="http://schemas.microsoft.com/office/word/2010/wordprocessingGroup" xmlns:wpi="http://schemas.microsoft.com/office/word/2010/wordprocessingInk" xmlns:wne="http://schemas.microsoft.com/office/word/2006/wordml" xmlns:wps="http://schemas.microsoft.com/office/word/2010/wordprocessingShape" mc:Ignorable="w14 w15 w16se wp14">
   <w:endnote w:type="separator" w:id="-1">
     <w:p>
       <w:pPr>
@@ -4084,7 +5656,7 @@
 </file>
 
 <file path=word/footer1.xml><?xml version="1.0" encoding="utf-8"?>
-<w:ftr xmlns:wpc="http://schemas.microsoft.com/office/word/2010/wordprocessingCanvas" xmlns:cx="http://schemas.microsoft.com/office/drawing/2014/chartex" xmlns:cx1="http://schemas.microsoft.com/office/drawing/2015/9/8/chartex" xmlns:cx2="http://schemas.microsoft.com/office/drawing/2015/10/21/chartex" xmlns:cx3="http://schemas.microsoft.com/office/drawing/2016/5/9/chartex" xmlns:cx4="http://schemas.microsoft.com/office/drawing/2016/5/10/chartex" xmlns:cx5="http://schemas.microsoft.com/office/drawing/2016/5/11/chartex" xmlns:cx6="http://schemas.microsoft.com/office/drawing/2016/5/12/chartex" xmlns:cx7="http://schemas.microsoft.com/office/drawing/2016/5/13/chartex" xmlns:cx8="http://schemas.microsoft.com/office/drawing/2016/5/14/chartex" xmlns:mc="http://schemas.openxmlformats.org/markup-compatibility/2006" xmlns:aink="http://schemas.microsoft.com/office/drawing/2016/ink" xmlns:am3d="http://schemas.microsoft.com/office/drawing/2017/model3d" xmlns:o="urn:schemas-microsoft-com:office:office" xmlns:r="http://schemas.openxmlformats.org/officeDocument/2006/relationships" xmlns:m="http://schemas.openxmlformats.org/officeDocument/2006/math" xmlns:v="urn:schemas-microsoft-com:vml" xmlns:wp14="http://schemas.microsoft.com/office/word/2010/wordprocessingDrawing" xmlns:wp="http://schemas.openxmlformats.org/drawingml/2006/wordprocessingDrawing" xmlns:w10="urn:schemas-microsoft-com:office:word" xmlns:w="http://schemas.openxmlformats.org/wordprocessingml/2006/main" xmlns:w14="http://schemas.microsoft.com/office/word/2010/wordml" xmlns:w15="http://schemas.microsoft.com/office/word/2012/wordml" xmlns:w16cid="http://schemas.microsoft.com/office/word/2016/wordml/cid" xmlns:w16se="http://schemas.microsoft.com/office/word/2015/wordml/symex" xmlns:wpg="http://schemas.microsoft.com/office/word/2010/wordprocessingGroup" xmlns:wpi="http://schemas.microsoft.com/office/word/2010/wordprocessingInk" xmlns:wne="http://schemas.microsoft.com/office/word/2006/wordml" xmlns:wps="http://schemas.microsoft.com/office/word/2010/wordprocessingShape" mc:Ignorable="w14 w15 w16se w16cid wp14">
+<w:ftr xmlns:wpc="http://schemas.microsoft.com/office/word/2010/wordprocessingCanvas" xmlns:cx="http://schemas.microsoft.com/office/drawing/2014/chartex" xmlns:mc="http://schemas.openxmlformats.org/markup-compatibility/2006" xmlns:o="urn:schemas-microsoft-com:office:office" xmlns:r="http://schemas.openxmlformats.org/officeDocument/2006/relationships" xmlns:m="http://schemas.openxmlformats.org/officeDocument/2006/math" xmlns:v="urn:schemas-microsoft-com:vml" xmlns:wp14="http://schemas.microsoft.com/office/word/2010/wordprocessingDrawing" xmlns:wp="http://schemas.openxmlformats.org/drawingml/2006/wordprocessingDrawing" xmlns:w10="urn:schemas-microsoft-com:office:word" xmlns:w="http://schemas.openxmlformats.org/wordprocessingml/2006/main" xmlns:w14="http://schemas.microsoft.com/office/word/2010/wordml" xmlns:w15="http://schemas.microsoft.com/office/word/2012/wordml" xmlns:w16se="http://schemas.microsoft.com/office/word/2015/wordml/symex" xmlns:wpg="http://schemas.microsoft.com/office/word/2010/wordprocessingGroup" xmlns:wpi="http://schemas.microsoft.com/office/word/2010/wordprocessingInk" xmlns:wne="http://schemas.microsoft.com/office/word/2006/wordml" xmlns:wps="http://schemas.microsoft.com/office/word/2010/wordprocessingShape" mc:Ignorable="w14 w15 w16se wp14">
   <w:sdt>
     <w:sdtPr>
       <w:id w:val="-138424609"/>
@@ -4110,7 +5682,10 @@
           <w:fldChar w:fldCharType="separate"/>
         </w:r>
         <w:r>
-          <w:t>2</w:t>
+          <w:rPr>
+            <w:noProof/>
+          </w:rPr>
+          <w:t>12</w:t>
         </w:r>
         <w:r>
           <w:fldChar w:fldCharType="end"/>
@@ -4127,7 +5702,7 @@
 </file>
 
 <file path=word/footnotes.xml><?xml version="1.0" encoding="utf-8"?>
-<w:footnotes xmlns:wpc="http://schemas.microsoft.com/office/word/2010/wordprocessingCanvas" xmlns:cx="http://schemas.microsoft.com/office/drawing/2014/chartex" xmlns:cx1="http://schemas.microsoft.com/office/drawing/2015/9/8/chartex" xmlns:cx2="http://schemas.microsoft.com/office/drawing/2015/10/21/chartex" xmlns:cx3="http://schemas.microsoft.com/office/drawing/2016/5/9/chartex" xmlns:cx4="http://schemas.microsoft.com/office/drawing/2016/5/10/chartex" xmlns:cx5="http://schemas.microsoft.com/office/drawing/2016/5/11/chartex" xmlns:cx6="http://schemas.microsoft.com/office/drawing/2016/5/12/chartex" xmlns:cx7="http://schemas.microsoft.com/office/drawing/2016/5/13/chartex" xmlns:cx8="http://schemas.microsoft.com/office/drawing/2016/5/14/chartex" xmlns:mc="http://schemas.openxmlformats.org/markup-compatibility/2006" xmlns:aink="http://schemas.microsoft.com/office/drawing/2016/ink" xmlns:am3d="http://schemas.microsoft.com/office/drawing/2017/model3d" xmlns:o="urn:schemas-microsoft-com:office:office" xmlns:r="http://schemas.openxmlformats.org/officeDocument/2006/relationships" xmlns:m="http://schemas.openxmlformats.org/officeDocument/2006/math" xmlns:v="urn:schemas-microsoft-com:vml" xmlns:wp14="http://schemas.microsoft.com/office/word/2010/wordprocessingDrawing" xmlns:wp="http://schemas.openxmlformats.org/drawingml/2006/wordprocessingDrawing" xmlns:w10="urn:schemas-microsoft-com:office:word" xmlns:w="http://schemas.openxmlformats.org/wordprocessingml/2006/main" xmlns:w14="http://schemas.microsoft.com/office/word/2010/wordml" xmlns:w15="http://schemas.microsoft.com/office/word/2012/wordml" xmlns:w16cid="http://schemas.microsoft.com/office/word/2016/wordml/cid" xmlns:w16se="http://schemas.microsoft.com/office/word/2015/wordml/symex" xmlns:wpg="http://schemas.microsoft.com/office/word/2010/wordprocessingGroup" xmlns:wpi="http://schemas.microsoft.com/office/word/2010/wordprocessingInk" xmlns:wne="http://schemas.microsoft.com/office/word/2006/wordml" xmlns:wps="http://schemas.microsoft.com/office/word/2010/wordprocessingShape" mc:Ignorable="w14 w15 w16se w16cid wp14">
+<w:footnotes xmlns:wpc="http://schemas.microsoft.com/office/word/2010/wordprocessingCanvas" xmlns:cx="http://schemas.microsoft.com/office/drawing/2014/chartex" xmlns:mc="http://schemas.openxmlformats.org/markup-compatibility/2006" xmlns:o="urn:schemas-microsoft-com:office:office" xmlns:r="http://schemas.openxmlformats.org/officeDocument/2006/relationships" xmlns:m="http://schemas.openxmlformats.org/officeDocument/2006/math" xmlns:v="urn:schemas-microsoft-com:vml" xmlns:wp14="http://schemas.microsoft.com/office/word/2010/wordprocessingDrawing" xmlns:wp="http://schemas.openxmlformats.org/drawingml/2006/wordprocessingDrawing" xmlns:w10="urn:schemas-microsoft-com:office:word" xmlns:w="http://schemas.openxmlformats.org/wordprocessingml/2006/main" xmlns:w14="http://schemas.microsoft.com/office/word/2010/wordml" xmlns:w15="http://schemas.microsoft.com/office/word/2012/wordml" xmlns:w16se="http://schemas.microsoft.com/office/word/2015/wordml/symex" xmlns:wpg="http://schemas.microsoft.com/office/word/2010/wordprocessingGroup" xmlns:wpi="http://schemas.microsoft.com/office/word/2010/wordprocessingInk" xmlns:wne="http://schemas.microsoft.com/office/word/2006/wordml" xmlns:wps="http://schemas.microsoft.com/office/word/2010/wordprocessingShape" mc:Ignorable="w14 w15 w16se wp14">
   <w:footnote w:type="separator" w:id="-1">
     <w:p>
       <w:pPr>
@@ -4168,11 +5743,11 @@
 </file>
 
 <file path=word/numbering.xml><?xml version="1.0" encoding="utf-8"?>
-<w:numbering xmlns:wpc="http://schemas.microsoft.com/office/word/2010/wordprocessingCanvas" xmlns:cx="http://schemas.microsoft.com/office/drawing/2014/chartex" xmlns:cx1="http://schemas.microsoft.com/office/drawing/2015/9/8/chartex" xmlns:cx2="http://schemas.microsoft.com/office/drawing/2015/10/21/chartex" xmlns:cx3="http://schemas.microsoft.com/office/drawing/2016/5/9/chartex" xmlns:cx4="http://schemas.microsoft.com/office/drawing/2016/5/10/chartex" xmlns:cx5="http://schemas.microsoft.com/office/drawing/2016/5/11/chartex" xmlns:cx6="http://schemas.microsoft.com/office/drawing/2016/5/12/chartex" xmlns:cx7="http://schemas.microsoft.com/office/drawing/2016/5/13/chartex" xmlns:cx8="http://schemas.microsoft.com/office/drawing/2016/5/14/chartex" xmlns:mc="http://schemas.openxmlformats.org/markup-compatibility/2006" xmlns:aink="http://schemas.microsoft.com/office/drawing/2016/ink" xmlns:am3d="http://schemas.microsoft.com/office/drawing/2017/model3d" xmlns:o="urn:schemas-microsoft-com:office:office" xmlns:r="http://schemas.openxmlformats.org/officeDocument/2006/relationships" xmlns:m="http://schemas.openxmlformats.org/officeDocument/2006/math" xmlns:v="urn:schemas-microsoft-com:vml" xmlns:wp14="http://schemas.microsoft.com/office/word/2010/wordprocessingDrawing" xmlns:wp="http://schemas.openxmlformats.org/drawingml/2006/wordprocessingDrawing" xmlns:w10="urn:schemas-microsoft-com:office:word" xmlns:w="http://schemas.openxmlformats.org/wordprocessingml/2006/main" xmlns:w14="http://schemas.microsoft.com/office/word/2010/wordml" xmlns:w15="http://schemas.microsoft.com/office/word/2012/wordml" xmlns:w16cid="http://schemas.microsoft.com/office/word/2016/wordml/cid" xmlns:w16se="http://schemas.microsoft.com/office/word/2015/wordml/symex" xmlns:wpg="http://schemas.microsoft.com/office/word/2010/wordprocessingGroup" xmlns:wpi="http://schemas.microsoft.com/office/word/2010/wordprocessingInk" xmlns:wne="http://schemas.microsoft.com/office/word/2006/wordml" xmlns:wps="http://schemas.microsoft.com/office/word/2010/wordprocessingShape" mc:Ignorable="w14 w15 w16se w16cid wp14">
+<w:numbering xmlns:wpc="http://schemas.microsoft.com/office/word/2010/wordprocessingCanvas" xmlns:cx="http://schemas.microsoft.com/office/drawing/2014/chartex" xmlns:mc="http://schemas.openxmlformats.org/markup-compatibility/2006" xmlns:o="urn:schemas-microsoft-com:office:office" xmlns:r="http://schemas.openxmlformats.org/officeDocument/2006/relationships" xmlns:m="http://schemas.openxmlformats.org/officeDocument/2006/math" xmlns:v="urn:schemas-microsoft-com:vml" xmlns:wp14="http://schemas.microsoft.com/office/word/2010/wordprocessingDrawing" xmlns:wp="http://schemas.openxmlformats.org/drawingml/2006/wordprocessingDrawing" xmlns:w10="urn:schemas-microsoft-com:office:word" xmlns:w="http://schemas.openxmlformats.org/wordprocessingml/2006/main" xmlns:w14="http://schemas.microsoft.com/office/word/2010/wordml" xmlns:w15="http://schemas.microsoft.com/office/word/2012/wordml" xmlns:w16se="http://schemas.microsoft.com/office/word/2015/wordml/symex" xmlns:wpg="http://schemas.microsoft.com/office/word/2010/wordprocessingGroup" xmlns:wpi="http://schemas.microsoft.com/office/word/2010/wordprocessingInk" xmlns:wne="http://schemas.microsoft.com/office/word/2006/wordml" xmlns:wps="http://schemas.microsoft.com/office/word/2010/wordprocessingShape" mc:Ignorable="w14 w15 w16se wp14">
   <w:abstractNum w:abstractNumId="0" w15:restartNumberingAfterBreak="0">
-    <w:nsid w:val="2A3A3ED5"/>
+    <w:nsid w:val="031032E2"/>
     <w:multiLevelType w:val="multilevel"/>
-    <w:tmpl w:val="4822B0F8"/>
+    <w:tmpl w:val="AA9CCD84"/>
     <w:lvl w:ilvl="0">
       <w:start w:val="1"/>
       <w:numFmt w:val="bullet"/>
@@ -4319,348 +5894,9 @@
     </w:lvl>
   </w:abstractNum>
   <w:abstractNum w:abstractNumId="1" w15:restartNumberingAfterBreak="0">
-    <w:nsid w:val="318F759A"/>
-    <w:multiLevelType w:val="hybridMultilevel"/>
-    <w:tmpl w:val="BF94297A"/>
-    <w:lvl w:ilvl="0" w:tplc="040E0001">
-      <w:start w:val="1"/>
-      <w:numFmt w:val="bullet"/>
-      <w:lvlText w:val=""/>
-      <w:lvlJc w:val="left"/>
-      <w:pPr>
-        <w:ind w:left="720" w:hanging="360"/>
-      </w:pPr>
-      <w:rPr>
-        <w:rFonts w:ascii="Symbol" w:hAnsi="Symbol" w:hint="default"/>
-      </w:rPr>
-    </w:lvl>
-    <w:lvl w:ilvl="1" w:tplc="040E0003" w:tentative="1">
-      <w:start w:val="1"/>
-      <w:numFmt w:val="bullet"/>
-      <w:lvlText w:val="o"/>
-      <w:lvlJc w:val="left"/>
-      <w:pPr>
-        <w:ind w:left="1440" w:hanging="360"/>
-      </w:pPr>
-      <w:rPr>
-        <w:rFonts w:ascii="Courier New" w:hAnsi="Courier New" w:cs="Courier New" w:hint="default"/>
-      </w:rPr>
-    </w:lvl>
-    <w:lvl w:ilvl="2" w:tplc="040E0005" w:tentative="1">
-      <w:start w:val="1"/>
-      <w:numFmt w:val="bullet"/>
-      <w:lvlText w:val=""/>
-      <w:lvlJc w:val="left"/>
-      <w:pPr>
-        <w:ind w:left="2160" w:hanging="360"/>
-      </w:pPr>
-      <w:rPr>
-        <w:rFonts w:ascii="Wingdings" w:hAnsi="Wingdings" w:hint="default"/>
-      </w:rPr>
-    </w:lvl>
-    <w:lvl w:ilvl="3" w:tplc="040E0001" w:tentative="1">
-      <w:start w:val="1"/>
-      <w:numFmt w:val="bullet"/>
-      <w:lvlText w:val=""/>
-      <w:lvlJc w:val="left"/>
-      <w:pPr>
-        <w:ind w:left="2880" w:hanging="360"/>
-      </w:pPr>
-      <w:rPr>
-        <w:rFonts w:ascii="Symbol" w:hAnsi="Symbol" w:hint="default"/>
-      </w:rPr>
-    </w:lvl>
-    <w:lvl w:ilvl="4" w:tplc="040E0003" w:tentative="1">
-      <w:start w:val="1"/>
-      <w:numFmt w:val="bullet"/>
-      <w:lvlText w:val="o"/>
-      <w:lvlJc w:val="left"/>
-      <w:pPr>
-        <w:ind w:left="3600" w:hanging="360"/>
-      </w:pPr>
-      <w:rPr>
-        <w:rFonts w:ascii="Courier New" w:hAnsi="Courier New" w:cs="Courier New" w:hint="default"/>
-      </w:rPr>
-    </w:lvl>
-    <w:lvl w:ilvl="5" w:tplc="040E0005" w:tentative="1">
-      <w:start w:val="1"/>
-      <w:numFmt w:val="bullet"/>
-      <w:lvlText w:val=""/>
-      <w:lvlJc w:val="left"/>
-      <w:pPr>
-        <w:ind w:left="4320" w:hanging="360"/>
-      </w:pPr>
-      <w:rPr>
-        <w:rFonts w:ascii="Wingdings" w:hAnsi="Wingdings" w:hint="default"/>
-      </w:rPr>
-    </w:lvl>
-    <w:lvl w:ilvl="6" w:tplc="040E0001" w:tentative="1">
-      <w:start w:val="1"/>
-      <w:numFmt w:val="bullet"/>
-      <w:lvlText w:val=""/>
-      <w:lvlJc w:val="left"/>
-      <w:pPr>
-        <w:ind w:left="5040" w:hanging="360"/>
-      </w:pPr>
-      <w:rPr>
-        <w:rFonts w:ascii="Symbol" w:hAnsi="Symbol" w:hint="default"/>
-      </w:rPr>
-    </w:lvl>
-    <w:lvl w:ilvl="7" w:tplc="040E0003" w:tentative="1">
-      <w:start w:val="1"/>
-      <w:numFmt w:val="bullet"/>
-      <w:lvlText w:val="o"/>
-      <w:lvlJc w:val="left"/>
-      <w:pPr>
-        <w:ind w:left="5760" w:hanging="360"/>
-      </w:pPr>
-      <w:rPr>
-        <w:rFonts w:ascii="Courier New" w:hAnsi="Courier New" w:cs="Courier New" w:hint="default"/>
-      </w:rPr>
-    </w:lvl>
-    <w:lvl w:ilvl="8" w:tplc="040E0005" w:tentative="1">
-      <w:start w:val="1"/>
-      <w:numFmt w:val="bullet"/>
-      <w:lvlText w:val=""/>
-      <w:lvlJc w:val="left"/>
-      <w:pPr>
-        <w:ind w:left="6480" w:hanging="360"/>
-      </w:pPr>
-      <w:rPr>
-        <w:rFonts w:ascii="Wingdings" w:hAnsi="Wingdings" w:hint="default"/>
-      </w:rPr>
-    </w:lvl>
-  </w:abstractNum>
-  <w:abstractNum w:abstractNumId="2" w15:restartNumberingAfterBreak="0">
-    <w:nsid w:val="33417A09"/>
-    <w:multiLevelType w:val="hybridMultilevel"/>
-    <w:tmpl w:val="05A29504"/>
-    <w:lvl w:ilvl="0" w:tplc="040E0001">
-      <w:start w:val="1"/>
-      <w:numFmt w:val="bullet"/>
-      <w:lvlText w:val=""/>
-      <w:lvlJc w:val="left"/>
-      <w:pPr>
-        <w:ind w:left="720" w:hanging="360"/>
-      </w:pPr>
-      <w:rPr>
-        <w:rFonts w:ascii="Symbol" w:hAnsi="Symbol" w:hint="default"/>
-      </w:rPr>
-    </w:lvl>
-    <w:lvl w:ilvl="1" w:tplc="040E0003" w:tentative="1">
-      <w:start w:val="1"/>
-      <w:numFmt w:val="bullet"/>
-      <w:lvlText w:val="o"/>
-      <w:lvlJc w:val="left"/>
-      <w:pPr>
-        <w:ind w:left="1440" w:hanging="360"/>
-      </w:pPr>
-      <w:rPr>
-        <w:rFonts w:ascii="Courier New" w:hAnsi="Courier New" w:cs="Courier New" w:hint="default"/>
-      </w:rPr>
-    </w:lvl>
-    <w:lvl w:ilvl="2" w:tplc="040E0005" w:tentative="1">
-      <w:start w:val="1"/>
-      <w:numFmt w:val="bullet"/>
-      <w:lvlText w:val=""/>
-      <w:lvlJc w:val="left"/>
-      <w:pPr>
-        <w:ind w:left="2160" w:hanging="360"/>
-      </w:pPr>
-      <w:rPr>
-        <w:rFonts w:ascii="Wingdings" w:hAnsi="Wingdings" w:hint="default"/>
-      </w:rPr>
-    </w:lvl>
-    <w:lvl w:ilvl="3" w:tplc="040E0001" w:tentative="1">
-      <w:start w:val="1"/>
-      <w:numFmt w:val="bullet"/>
-      <w:lvlText w:val=""/>
-      <w:lvlJc w:val="left"/>
-      <w:pPr>
-        <w:ind w:left="2880" w:hanging="360"/>
-      </w:pPr>
-      <w:rPr>
-        <w:rFonts w:ascii="Symbol" w:hAnsi="Symbol" w:hint="default"/>
-      </w:rPr>
-    </w:lvl>
-    <w:lvl w:ilvl="4" w:tplc="040E0003" w:tentative="1">
-      <w:start w:val="1"/>
-      <w:numFmt w:val="bullet"/>
-      <w:lvlText w:val="o"/>
-      <w:lvlJc w:val="left"/>
-      <w:pPr>
-        <w:ind w:left="3600" w:hanging="360"/>
-      </w:pPr>
-      <w:rPr>
-        <w:rFonts w:ascii="Courier New" w:hAnsi="Courier New" w:cs="Courier New" w:hint="default"/>
-      </w:rPr>
-    </w:lvl>
-    <w:lvl w:ilvl="5" w:tplc="040E0005" w:tentative="1">
-      <w:start w:val="1"/>
-      <w:numFmt w:val="bullet"/>
-      <w:lvlText w:val=""/>
-      <w:lvlJc w:val="left"/>
-      <w:pPr>
-        <w:ind w:left="4320" w:hanging="360"/>
-      </w:pPr>
-      <w:rPr>
-        <w:rFonts w:ascii="Wingdings" w:hAnsi="Wingdings" w:hint="default"/>
-      </w:rPr>
-    </w:lvl>
-    <w:lvl w:ilvl="6" w:tplc="040E0001" w:tentative="1">
-      <w:start w:val="1"/>
-      <w:numFmt w:val="bullet"/>
-      <w:lvlText w:val=""/>
-      <w:lvlJc w:val="left"/>
-      <w:pPr>
-        <w:ind w:left="5040" w:hanging="360"/>
-      </w:pPr>
-      <w:rPr>
-        <w:rFonts w:ascii="Symbol" w:hAnsi="Symbol" w:hint="default"/>
-      </w:rPr>
-    </w:lvl>
-    <w:lvl w:ilvl="7" w:tplc="040E0003" w:tentative="1">
-      <w:start w:val="1"/>
-      <w:numFmt w:val="bullet"/>
-      <w:lvlText w:val="o"/>
-      <w:lvlJc w:val="left"/>
-      <w:pPr>
-        <w:ind w:left="5760" w:hanging="360"/>
-      </w:pPr>
-      <w:rPr>
-        <w:rFonts w:ascii="Courier New" w:hAnsi="Courier New" w:cs="Courier New" w:hint="default"/>
-      </w:rPr>
-    </w:lvl>
-    <w:lvl w:ilvl="8" w:tplc="040E0005" w:tentative="1">
-      <w:start w:val="1"/>
-      <w:numFmt w:val="bullet"/>
-      <w:lvlText w:val=""/>
-      <w:lvlJc w:val="left"/>
-      <w:pPr>
-        <w:ind w:left="6480" w:hanging="360"/>
-      </w:pPr>
-      <w:rPr>
-        <w:rFonts w:ascii="Wingdings" w:hAnsi="Wingdings" w:hint="default"/>
-      </w:rPr>
-    </w:lvl>
-  </w:abstractNum>
-  <w:abstractNum w:abstractNumId="3" w15:restartNumberingAfterBreak="0">
-    <w:nsid w:val="603815AA"/>
-    <w:multiLevelType w:val="hybridMultilevel"/>
-    <w:tmpl w:val="8AF09E54"/>
-    <w:lvl w:ilvl="0" w:tplc="040E0001">
-      <w:start w:val="1"/>
-      <w:numFmt w:val="bullet"/>
-      <w:lvlText w:val=""/>
-      <w:lvlJc w:val="left"/>
-      <w:pPr>
-        <w:ind w:left="720" w:hanging="360"/>
-      </w:pPr>
-      <w:rPr>
-        <w:rFonts w:ascii="Symbol" w:hAnsi="Symbol" w:hint="default"/>
-      </w:rPr>
-    </w:lvl>
-    <w:lvl w:ilvl="1" w:tplc="040E0003" w:tentative="1">
-      <w:start w:val="1"/>
-      <w:numFmt w:val="bullet"/>
-      <w:lvlText w:val="o"/>
-      <w:lvlJc w:val="left"/>
-      <w:pPr>
-        <w:ind w:left="1440" w:hanging="360"/>
-      </w:pPr>
-      <w:rPr>
-        <w:rFonts w:ascii="Courier New" w:hAnsi="Courier New" w:cs="Courier New" w:hint="default"/>
-      </w:rPr>
-    </w:lvl>
-    <w:lvl w:ilvl="2" w:tplc="040E0005" w:tentative="1">
-      <w:start w:val="1"/>
-      <w:numFmt w:val="bullet"/>
-      <w:lvlText w:val=""/>
-      <w:lvlJc w:val="left"/>
-      <w:pPr>
-        <w:ind w:left="2160" w:hanging="360"/>
-      </w:pPr>
-      <w:rPr>
-        <w:rFonts w:ascii="Wingdings" w:hAnsi="Wingdings" w:hint="default"/>
-      </w:rPr>
-    </w:lvl>
-    <w:lvl w:ilvl="3" w:tplc="040E0001" w:tentative="1">
-      <w:start w:val="1"/>
-      <w:numFmt w:val="bullet"/>
-      <w:lvlText w:val=""/>
-      <w:lvlJc w:val="left"/>
-      <w:pPr>
-        <w:ind w:left="2880" w:hanging="360"/>
-      </w:pPr>
-      <w:rPr>
-        <w:rFonts w:ascii="Symbol" w:hAnsi="Symbol" w:hint="default"/>
-      </w:rPr>
-    </w:lvl>
-    <w:lvl w:ilvl="4" w:tplc="040E0003" w:tentative="1">
-      <w:start w:val="1"/>
-      <w:numFmt w:val="bullet"/>
-      <w:lvlText w:val="o"/>
-      <w:lvlJc w:val="left"/>
-      <w:pPr>
-        <w:ind w:left="3600" w:hanging="360"/>
-      </w:pPr>
-      <w:rPr>
-        <w:rFonts w:ascii="Courier New" w:hAnsi="Courier New" w:cs="Courier New" w:hint="default"/>
-      </w:rPr>
-    </w:lvl>
-    <w:lvl w:ilvl="5" w:tplc="040E0005" w:tentative="1">
-      <w:start w:val="1"/>
-      <w:numFmt w:val="bullet"/>
-      <w:lvlText w:val=""/>
-      <w:lvlJc w:val="left"/>
-      <w:pPr>
-        <w:ind w:left="4320" w:hanging="360"/>
-      </w:pPr>
-      <w:rPr>
-        <w:rFonts w:ascii="Wingdings" w:hAnsi="Wingdings" w:hint="default"/>
-      </w:rPr>
-    </w:lvl>
-    <w:lvl w:ilvl="6" w:tplc="040E0001" w:tentative="1">
-      <w:start w:val="1"/>
-      <w:numFmt w:val="bullet"/>
-      <w:lvlText w:val=""/>
-      <w:lvlJc w:val="left"/>
-      <w:pPr>
-        <w:ind w:left="5040" w:hanging="360"/>
-      </w:pPr>
-      <w:rPr>
-        <w:rFonts w:ascii="Symbol" w:hAnsi="Symbol" w:hint="default"/>
-      </w:rPr>
-    </w:lvl>
-    <w:lvl w:ilvl="7" w:tplc="040E0003" w:tentative="1">
-      <w:start w:val="1"/>
-      <w:numFmt w:val="bullet"/>
-      <w:lvlText w:val="o"/>
-      <w:lvlJc w:val="left"/>
-      <w:pPr>
-        <w:ind w:left="5760" w:hanging="360"/>
-      </w:pPr>
-      <w:rPr>
-        <w:rFonts w:ascii="Courier New" w:hAnsi="Courier New" w:cs="Courier New" w:hint="default"/>
-      </w:rPr>
-    </w:lvl>
-    <w:lvl w:ilvl="8" w:tplc="040E0005" w:tentative="1">
-      <w:start w:val="1"/>
-      <w:numFmt w:val="bullet"/>
-      <w:lvlText w:val=""/>
-      <w:lvlJc w:val="left"/>
-      <w:pPr>
-        <w:ind w:left="6480" w:hanging="360"/>
-      </w:pPr>
-      <w:rPr>
-        <w:rFonts w:ascii="Wingdings" w:hAnsi="Wingdings" w:hint="default"/>
-      </w:rPr>
-    </w:lvl>
-  </w:abstractNum>
-  <w:abstractNum w:abstractNumId="4" w15:restartNumberingAfterBreak="0">
-    <w:nsid w:val="65E95DCD"/>
+    <w:nsid w:val="2A3A3ED5"/>
     <w:multiLevelType w:val="multilevel"/>
-    <w:tmpl w:val="77EE7C28"/>
+    <w:tmpl w:val="4822B0F8"/>
     <w:lvl w:ilvl="0">
       <w:start w:val="1"/>
       <w:numFmt w:val="bullet"/>
@@ -4806,10 +6042,10 @@
       </w:rPr>
     </w:lvl>
   </w:abstractNum>
-  <w:abstractNum w:abstractNumId="5" w15:restartNumberingAfterBreak="0">
-    <w:nsid w:val="691340D9"/>
+  <w:abstractNum w:abstractNumId="2" w15:restartNumberingAfterBreak="0">
+    <w:nsid w:val="318F759A"/>
     <w:multiLevelType w:val="hybridMultilevel"/>
-    <w:tmpl w:val="FC444F14"/>
+    <w:tmpl w:val="BF94297A"/>
     <w:lvl w:ilvl="0" w:tplc="040E0001">
       <w:start w:val="1"/>
       <w:numFmt w:val="bullet"/>
@@ -4919,29 +6155,672 @@
       </w:rPr>
     </w:lvl>
   </w:abstractNum>
+  <w:abstractNum w:abstractNumId="3" w15:restartNumberingAfterBreak="0">
+    <w:nsid w:val="33417A09"/>
+    <w:multiLevelType w:val="hybridMultilevel"/>
+    <w:tmpl w:val="05A29504"/>
+    <w:lvl w:ilvl="0" w:tplc="040E0001">
+      <w:start w:val="1"/>
+      <w:numFmt w:val="bullet"/>
+      <w:lvlText w:val=""/>
+      <w:lvlJc w:val="left"/>
+      <w:pPr>
+        <w:ind w:left="720" w:hanging="360"/>
+      </w:pPr>
+      <w:rPr>
+        <w:rFonts w:ascii="Symbol" w:hAnsi="Symbol" w:hint="default"/>
+      </w:rPr>
+    </w:lvl>
+    <w:lvl w:ilvl="1" w:tplc="040E0003" w:tentative="1">
+      <w:start w:val="1"/>
+      <w:numFmt w:val="bullet"/>
+      <w:lvlText w:val="o"/>
+      <w:lvlJc w:val="left"/>
+      <w:pPr>
+        <w:ind w:left="1440" w:hanging="360"/>
+      </w:pPr>
+      <w:rPr>
+        <w:rFonts w:ascii="Courier New" w:hAnsi="Courier New" w:cs="Courier New" w:hint="default"/>
+      </w:rPr>
+    </w:lvl>
+    <w:lvl w:ilvl="2" w:tplc="040E0005" w:tentative="1">
+      <w:start w:val="1"/>
+      <w:numFmt w:val="bullet"/>
+      <w:lvlText w:val=""/>
+      <w:lvlJc w:val="left"/>
+      <w:pPr>
+        <w:ind w:left="2160" w:hanging="360"/>
+      </w:pPr>
+      <w:rPr>
+        <w:rFonts w:ascii="Wingdings" w:hAnsi="Wingdings" w:hint="default"/>
+      </w:rPr>
+    </w:lvl>
+    <w:lvl w:ilvl="3" w:tplc="040E0001" w:tentative="1">
+      <w:start w:val="1"/>
+      <w:numFmt w:val="bullet"/>
+      <w:lvlText w:val=""/>
+      <w:lvlJc w:val="left"/>
+      <w:pPr>
+        <w:ind w:left="2880" w:hanging="360"/>
+      </w:pPr>
+      <w:rPr>
+        <w:rFonts w:ascii="Symbol" w:hAnsi="Symbol" w:hint="default"/>
+      </w:rPr>
+    </w:lvl>
+    <w:lvl w:ilvl="4" w:tplc="040E0003" w:tentative="1">
+      <w:start w:val="1"/>
+      <w:numFmt w:val="bullet"/>
+      <w:lvlText w:val="o"/>
+      <w:lvlJc w:val="left"/>
+      <w:pPr>
+        <w:ind w:left="3600" w:hanging="360"/>
+      </w:pPr>
+      <w:rPr>
+        <w:rFonts w:ascii="Courier New" w:hAnsi="Courier New" w:cs="Courier New" w:hint="default"/>
+      </w:rPr>
+    </w:lvl>
+    <w:lvl w:ilvl="5" w:tplc="040E0005" w:tentative="1">
+      <w:start w:val="1"/>
+      <w:numFmt w:val="bullet"/>
+      <w:lvlText w:val=""/>
+      <w:lvlJc w:val="left"/>
+      <w:pPr>
+        <w:ind w:left="4320" w:hanging="360"/>
+      </w:pPr>
+      <w:rPr>
+        <w:rFonts w:ascii="Wingdings" w:hAnsi="Wingdings" w:hint="default"/>
+      </w:rPr>
+    </w:lvl>
+    <w:lvl w:ilvl="6" w:tplc="040E0001" w:tentative="1">
+      <w:start w:val="1"/>
+      <w:numFmt w:val="bullet"/>
+      <w:lvlText w:val=""/>
+      <w:lvlJc w:val="left"/>
+      <w:pPr>
+        <w:ind w:left="5040" w:hanging="360"/>
+      </w:pPr>
+      <w:rPr>
+        <w:rFonts w:ascii="Symbol" w:hAnsi="Symbol" w:hint="default"/>
+      </w:rPr>
+    </w:lvl>
+    <w:lvl w:ilvl="7" w:tplc="040E0003" w:tentative="1">
+      <w:start w:val="1"/>
+      <w:numFmt w:val="bullet"/>
+      <w:lvlText w:val="o"/>
+      <w:lvlJc w:val="left"/>
+      <w:pPr>
+        <w:ind w:left="5760" w:hanging="360"/>
+      </w:pPr>
+      <w:rPr>
+        <w:rFonts w:ascii="Courier New" w:hAnsi="Courier New" w:cs="Courier New" w:hint="default"/>
+      </w:rPr>
+    </w:lvl>
+    <w:lvl w:ilvl="8" w:tplc="040E0005" w:tentative="1">
+      <w:start w:val="1"/>
+      <w:numFmt w:val="bullet"/>
+      <w:lvlText w:val=""/>
+      <w:lvlJc w:val="left"/>
+      <w:pPr>
+        <w:ind w:left="6480" w:hanging="360"/>
+      </w:pPr>
+      <w:rPr>
+        <w:rFonts w:ascii="Wingdings" w:hAnsi="Wingdings" w:hint="default"/>
+      </w:rPr>
+    </w:lvl>
+  </w:abstractNum>
+  <w:abstractNum w:abstractNumId="4" w15:restartNumberingAfterBreak="0">
+    <w:nsid w:val="4CFD414A"/>
+    <w:multiLevelType w:val="multilevel"/>
+    <w:tmpl w:val="068A3C1E"/>
+    <w:lvl w:ilvl="0">
+      <w:start w:val="1"/>
+      <w:numFmt w:val="bullet"/>
+      <w:lvlText w:val=""/>
+      <w:lvlJc w:val="left"/>
+      <w:pPr>
+        <w:tabs>
+          <w:tab w:val="num" w:pos="720"/>
+        </w:tabs>
+        <w:ind w:left="720" w:hanging="360"/>
+      </w:pPr>
+      <w:rPr>
+        <w:rFonts w:ascii="Symbol" w:hAnsi="Symbol" w:hint="default"/>
+        <w:sz w:val="20"/>
+      </w:rPr>
+    </w:lvl>
+    <w:lvl w:ilvl="1" w:tentative="1">
+      <w:start w:val="1"/>
+      <w:numFmt w:val="bullet"/>
+      <w:lvlText w:val="o"/>
+      <w:lvlJc w:val="left"/>
+      <w:pPr>
+        <w:tabs>
+          <w:tab w:val="num" w:pos="1440"/>
+        </w:tabs>
+        <w:ind w:left="1440" w:hanging="360"/>
+      </w:pPr>
+      <w:rPr>
+        <w:rFonts w:ascii="Courier New" w:hAnsi="Courier New" w:hint="default"/>
+        <w:sz w:val="20"/>
+      </w:rPr>
+    </w:lvl>
+    <w:lvl w:ilvl="2" w:tentative="1">
+      <w:start w:val="1"/>
+      <w:numFmt w:val="bullet"/>
+      <w:lvlText w:val=""/>
+      <w:lvlJc w:val="left"/>
+      <w:pPr>
+        <w:tabs>
+          <w:tab w:val="num" w:pos="2160"/>
+        </w:tabs>
+        <w:ind w:left="2160" w:hanging="360"/>
+      </w:pPr>
+      <w:rPr>
+        <w:rFonts w:ascii="Wingdings" w:hAnsi="Wingdings" w:hint="default"/>
+        <w:sz w:val="20"/>
+      </w:rPr>
+    </w:lvl>
+    <w:lvl w:ilvl="3" w:tentative="1">
+      <w:start w:val="1"/>
+      <w:numFmt w:val="bullet"/>
+      <w:lvlText w:val=""/>
+      <w:lvlJc w:val="left"/>
+      <w:pPr>
+        <w:tabs>
+          <w:tab w:val="num" w:pos="2880"/>
+        </w:tabs>
+        <w:ind w:left="2880" w:hanging="360"/>
+      </w:pPr>
+      <w:rPr>
+        <w:rFonts w:ascii="Wingdings" w:hAnsi="Wingdings" w:hint="default"/>
+        <w:sz w:val="20"/>
+      </w:rPr>
+    </w:lvl>
+    <w:lvl w:ilvl="4" w:tentative="1">
+      <w:start w:val="1"/>
+      <w:numFmt w:val="bullet"/>
+      <w:lvlText w:val=""/>
+      <w:lvlJc w:val="left"/>
+      <w:pPr>
+        <w:tabs>
+          <w:tab w:val="num" w:pos="3600"/>
+        </w:tabs>
+        <w:ind w:left="3600" w:hanging="360"/>
+      </w:pPr>
+      <w:rPr>
+        <w:rFonts w:ascii="Wingdings" w:hAnsi="Wingdings" w:hint="default"/>
+        <w:sz w:val="20"/>
+      </w:rPr>
+    </w:lvl>
+    <w:lvl w:ilvl="5" w:tentative="1">
+      <w:start w:val="1"/>
+      <w:numFmt w:val="bullet"/>
+      <w:lvlText w:val=""/>
+      <w:lvlJc w:val="left"/>
+      <w:pPr>
+        <w:tabs>
+          <w:tab w:val="num" w:pos="4320"/>
+        </w:tabs>
+        <w:ind w:left="4320" w:hanging="360"/>
+      </w:pPr>
+      <w:rPr>
+        <w:rFonts w:ascii="Wingdings" w:hAnsi="Wingdings" w:hint="default"/>
+        <w:sz w:val="20"/>
+      </w:rPr>
+    </w:lvl>
+    <w:lvl w:ilvl="6" w:tentative="1">
+      <w:start w:val="1"/>
+      <w:numFmt w:val="bullet"/>
+      <w:lvlText w:val=""/>
+      <w:lvlJc w:val="left"/>
+      <w:pPr>
+        <w:tabs>
+          <w:tab w:val="num" w:pos="5040"/>
+        </w:tabs>
+        <w:ind w:left="5040" w:hanging="360"/>
+      </w:pPr>
+      <w:rPr>
+        <w:rFonts w:ascii="Wingdings" w:hAnsi="Wingdings" w:hint="default"/>
+        <w:sz w:val="20"/>
+      </w:rPr>
+    </w:lvl>
+    <w:lvl w:ilvl="7" w:tentative="1">
+      <w:start w:val="1"/>
+      <w:numFmt w:val="bullet"/>
+      <w:lvlText w:val=""/>
+      <w:lvlJc w:val="left"/>
+      <w:pPr>
+        <w:tabs>
+          <w:tab w:val="num" w:pos="5760"/>
+        </w:tabs>
+        <w:ind w:left="5760" w:hanging="360"/>
+      </w:pPr>
+      <w:rPr>
+        <w:rFonts w:ascii="Wingdings" w:hAnsi="Wingdings" w:hint="default"/>
+        <w:sz w:val="20"/>
+      </w:rPr>
+    </w:lvl>
+    <w:lvl w:ilvl="8" w:tentative="1">
+      <w:start w:val="1"/>
+      <w:numFmt w:val="bullet"/>
+      <w:lvlText w:val=""/>
+      <w:lvlJc w:val="left"/>
+      <w:pPr>
+        <w:tabs>
+          <w:tab w:val="num" w:pos="6480"/>
+        </w:tabs>
+        <w:ind w:left="6480" w:hanging="360"/>
+      </w:pPr>
+      <w:rPr>
+        <w:rFonts w:ascii="Wingdings" w:hAnsi="Wingdings" w:hint="default"/>
+        <w:sz w:val="20"/>
+      </w:rPr>
+    </w:lvl>
+  </w:abstractNum>
+  <w:abstractNum w:abstractNumId="5" w15:restartNumberingAfterBreak="0">
+    <w:nsid w:val="603815AA"/>
+    <w:multiLevelType w:val="hybridMultilevel"/>
+    <w:tmpl w:val="8AF09E54"/>
+    <w:lvl w:ilvl="0" w:tplc="040E0001">
+      <w:start w:val="1"/>
+      <w:numFmt w:val="bullet"/>
+      <w:lvlText w:val=""/>
+      <w:lvlJc w:val="left"/>
+      <w:pPr>
+        <w:ind w:left="720" w:hanging="360"/>
+      </w:pPr>
+      <w:rPr>
+        <w:rFonts w:ascii="Symbol" w:hAnsi="Symbol" w:hint="default"/>
+      </w:rPr>
+    </w:lvl>
+    <w:lvl w:ilvl="1" w:tplc="040E0003" w:tentative="1">
+      <w:start w:val="1"/>
+      <w:numFmt w:val="bullet"/>
+      <w:lvlText w:val="o"/>
+      <w:lvlJc w:val="left"/>
+      <w:pPr>
+        <w:ind w:left="1440" w:hanging="360"/>
+      </w:pPr>
+      <w:rPr>
+        <w:rFonts w:ascii="Courier New" w:hAnsi="Courier New" w:cs="Courier New" w:hint="default"/>
+      </w:rPr>
+    </w:lvl>
+    <w:lvl w:ilvl="2" w:tplc="040E0005" w:tentative="1">
+      <w:start w:val="1"/>
+      <w:numFmt w:val="bullet"/>
+      <w:lvlText w:val=""/>
+      <w:lvlJc w:val="left"/>
+      <w:pPr>
+        <w:ind w:left="2160" w:hanging="360"/>
+      </w:pPr>
+      <w:rPr>
+        <w:rFonts w:ascii="Wingdings" w:hAnsi="Wingdings" w:hint="default"/>
+      </w:rPr>
+    </w:lvl>
+    <w:lvl w:ilvl="3" w:tplc="040E0001" w:tentative="1">
+      <w:start w:val="1"/>
+      <w:numFmt w:val="bullet"/>
+      <w:lvlText w:val=""/>
+      <w:lvlJc w:val="left"/>
+      <w:pPr>
+        <w:ind w:left="2880" w:hanging="360"/>
+      </w:pPr>
+      <w:rPr>
+        <w:rFonts w:ascii="Symbol" w:hAnsi="Symbol" w:hint="default"/>
+      </w:rPr>
+    </w:lvl>
+    <w:lvl w:ilvl="4" w:tplc="040E0003" w:tentative="1">
+      <w:start w:val="1"/>
+      <w:numFmt w:val="bullet"/>
+      <w:lvlText w:val="o"/>
+      <w:lvlJc w:val="left"/>
+      <w:pPr>
+        <w:ind w:left="3600" w:hanging="360"/>
+      </w:pPr>
+      <w:rPr>
+        <w:rFonts w:ascii="Courier New" w:hAnsi="Courier New" w:cs="Courier New" w:hint="default"/>
+      </w:rPr>
+    </w:lvl>
+    <w:lvl w:ilvl="5" w:tplc="040E0005" w:tentative="1">
+      <w:start w:val="1"/>
+      <w:numFmt w:val="bullet"/>
+      <w:lvlText w:val=""/>
+      <w:lvlJc w:val="left"/>
+      <w:pPr>
+        <w:ind w:left="4320" w:hanging="360"/>
+      </w:pPr>
+      <w:rPr>
+        <w:rFonts w:ascii="Wingdings" w:hAnsi="Wingdings" w:hint="default"/>
+      </w:rPr>
+    </w:lvl>
+    <w:lvl w:ilvl="6" w:tplc="040E0001" w:tentative="1">
+      <w:start w:val="1"/>
+      <w:numFmt w:val="bullet"/>
+      <w:lvlText w:val=""/>
+      <w:lvlJc w:val="left"/>
+      <w:pPr>
+        <w:ind w:left="5040" w:hanging="360"/>
+      </w:pPr>
+      <w:rPr>
+        <w:rFonts w:ascii="Symbol" w:hAnsi="Symbol" w:hint="default"/>
+      </w:rPr>
+    </w:lvl>
+    <w:lvl w:ilvl="7" w:tplc="040E0003" w:tentative="1">
+      <w:start w:val="1"/>
+      <w:numFmt w:val="bullet"/>
+      <w:lvlText w:val="o"/>
+      <w:lvlJc w:val="left"/>
+      <w:pPr>
+        <w:ind w:left="5760" w:hanging="360"/>
+      </w:pPr>
+      <w:rPr>
+        <w:rFonts w:ascii="Courier New" w:hAnsi="Courier New" w:cs="Courier New" w:hint="default"/>
+      </w:rPr>
+    </w:lvl>
+    <w:lvl w:ilvl="8" w:tplc="040E0005" w:tentative="1">
+      <w:start w:val="1"/>
+      <w:numFmt w:val="bullet"/>
+      <w:lvlText w:val=""/>
+      <w:lvlJc w:val="left"/>
+      <w:pPr>
+        <w:ind w:left="6480" w:hanging="360"/>
+      </w:pPr>
+      <w:rPr>
+        <w:rFonts w:ascii="Wingdings" w:hAnsi="Wingdings" w:hint="default"/>
+      </w:rPr>
+    </w:lvl>
+  </w:abstractNum>
+  <w:abstractNum w:abstractNumId="6" w15:restartNumberingAfterBreak="0">
+    <w:nsid w:val="65E95DCD"/>
+    <w:multiLevelType w:val="multilevel"/>
+    <w:tmpl w:val="77EE7C28"/>
+    <w:lvl w:ilvl="0">
+      <w:start w:val="1"/>
+      <w:numFmt w:val="bullet"/>
+      <w:lvlText w:val=""/>
+      <w:lvlJc w:val="left"/>
+      <w:pPr>
+        <w:tabs>
+          <w:tab w:val="num" w:pos="720"/>
+        </w:tabs>
+        <w:ind w:left="720" w:hanging="360"/>
+      </w:pPr>
+      <w:rPr>
+        <w:rFonts w:ascii="Symbol" w:hAnsi="Symbol" w:hint="default"/>
+        <w:sz w:val="20"/>
+      </w:rPr>
+    </w:lvl>
+    <w:lvl w:ilvl="1" w:tentative="1">
+      <w:start w:val="1"/>
+      <w:numFmt w:val="bullet"/>
+      <w:lvlText w:val="o"/>
+      <w:lvlJc w:val="left"/>
+      <w:pPr>
+        <w:tabs>
+          <w:tab w:val="num" w:pos="1440"/>
+        </w:tabs>
+        <w:ind w:left="1440" w:hanging="360"/>
+      </w:pPr>
+      <w:rPr>
+        <w:rFonts w:ascii="Courier New" w:hAnsi="Courier New" w:hint="default"/>
+        <w:sz w:val="20"/>
+      </w:rPr>
+    </w:lvl>
+    <w:lvl w:ilvl="2" w:tentative="1">
+      <w:start w:val="1"/>
+      <w:numFmt w:val="bullet"/>
+      <w:lvlText w:val=""/>
+      <w:lvlJc w:val="left"/>
+      <w:pPr>
+        <w:tabs>
+          <w:tab w:val="num" w:pos="2160"/>
+        </w:tabs>
+        <w:ind w:left="2160" w:hanging="360"/>
+      </w:pPr>
+      <w:rPr>
+        <w:rFonts w:ascii="Wingdings" w:hAnsi="Wingdings" w:hint="default"/>
+        <w:sz w:val="20"/>
+      </w:rPr>
+    </w:lvl>
+    <w:lvl w:ilvl="3" w:tentative="1">
+      <w:start w:val="1"/>
+      <w:numFmt w:val="bullet"/>
+      <w:lvlText w:val=""/>
+      <w:lvlJc w:val="left"/>
+      <w:pPr>
+        <w:tabs>
+          <w:tab w:val="num" w:pos="2880"/>
+        </w:tabs>
+        <w:ind w:left="2880" w:hanging="360"/>
+      </w:pPr>
+      <w:rPr>
+        <w:rFonts w:ascii="Wingdings" w:hAnsi="Wingdings" w:hint="default"/>
+        <w:sz w:val="20"/>
+      </w:rPr>
+    </w:lvl>
+    <w:lvl w:ilvl="4" w:tentative="1">
+      <w:start w:val="1"/>
+      <w:numFmt w:val="bullet"/>
+      <w:lvlText w:val=""/>
+      <w:lvlJc w:val="left"/>
+      <w:pPr>
+        <w:tabs>
+          <w:tab w:val="num" w:pos="3600"/>
+        </w:tabs>
+        <w:ind w:left="3600" w:hanging="360"/>
+      </w:pPr>
+      <w:rPr>
+        <w:rFonts w:ascii="Wingdings" w:hAnsi="Wingdings" w:hint="default"/>
+        <w:sz w:val="20"/>
+      </w:rPr>
+    </w:lvl>
+    <w:lvl w:ilvl="5" w:tentative="1">
+      <w:start w:val="1"/>
+      <w:numFmt w:val="bullet"/>
+      <w:lvlText w:val=""/>
+      <w:lvlJc w:val="left"/>
+      <w:pPr>
+        <w:tabs>
+          <w:tab w:val="num" w:pos="4320"/>
+        </w:tabs>
+        <w:ind w:left="4320" w:hanging="360"/>
+      </w:pPr>
+      <w:rPr>
+        <w:rFonts w:ascii="Wingdings" w:hAnsi="Wingdings" w:hint="default"/>
+        <w:sz w:val="20"/>
+      </w:rPr>
+    </w:lvl>
+    <w:lvl w:ilvl="6" w:tentative="1">
+      <w:start w:val="1"/>
+      <w:numFmt w:val="bullet"/>
+      <w:lvlText w:val=""/>
+      <w:lvlJc w:val="left"/>
+      <w:pPr>
+        <w:tabs>
+          <w:tab w:val="num" w:pos="5040"/>
+        </w:tabs>
+        <w:ind w:left="5040" w:hanging="360"/>
+      </w:pPr>
+      <w:rPr>
+        <w:rFonts w:ascii="Wingdings" w:hAnsi="Wingdings" w:hint="default"/>
+        <w:sz w:val="20"/>
+      </w:rPr>
+    </w:lvl>
+    <w:lvl w:ilvl="7" w:tentative="1">
+      <w:start w:val="1"/>
+      <w:numFmt w:val="bullet"/>
+      <w:lvlText w:val=""/>
+      <w:lvlJc w:val="left"/>
+      <w:pPr>
+        <w:tabs>
+          <w:tab w:val="num" w:pos="5760"/>
+        </w:tabs>
+        <w:ind w:left="5760" w:hanging="360"/>
+      </w:pPr>
+      <w:rPr>
+        <w:rFonts w:ascii="Wingdings" w:hAnsi="Wingdings" w:hint="default"/>
+        <w:sz w:val="20"/>
+      </w:rPr>
+    </w:lvl>
+    <w:lvl w:ilvl="8" w:tentative="1">
+      <w:start w:val="1"/>
+      <w:numFmt w:val="bullet"/>
+      <w:lvlText w:val=""/>
+      <w:lvlJc w:val="left"/>
+      <w:pPr>
+        <w:tabs>
+          <w:tab w:val="num" w:pos="6480"/>
+        </w:tabs>
+        <w:ind w:left="6480" w:hanging="360"/>
+      </w:pPr>
+      <w:rPr>
+        <w:rFonts w:ascii="Wingdings" w:hAnsi="Wingdings" w:hint="default"/>
+        <w:sz w:val="20"/>
+      </w:rPr>
+    </w:lvl>
+  </w:abstractNum>
+  <w:abstractNum w:abstractNumId="7" w15:restartNumberingAfterBreak="0">
+    <w:nsid w:val="691340D9"/>
+    <w:multiLevelType w:val="hybridMultilevel"/>
+    <w:tmpl w:val="FC444F14"/>
+    <w:lvl w:ilvl="0" w:tplc="040E0001">
+      <w:start w:val="1"/>
+      <w:numFmt w:val="bullet"/>
+      <w:lvlText w:val=""/>
+      <w:lvlJc w:val="left"/>
+      <w:pPr>
+        <w:ind w:left="720" w:hanging="360"/>
+      </w:pPr>
+      <w:rPr>
+        <w:rFonts w:ascii="Symbol" w:hAnsi="Symbol" w:hint="default"/>
+      </w:rPr>
+    </w:lvl>
+    <w:lvl w:ilvl="1" w:tplc="040E0003" w:tentative="1">
+      <w:start w:val="1"/>
+      <w:numFmt w:val="bullet"/>
+      <w:lvlText w:val="o"/>
+      <w:lvlJc w:val="left"/>
+      <w:pPr>
+        <w:ind w:left="1440" w:hanging="360"/>
+      </w:pPr>
+      <w:rPr>
+        <w:rFonts w:ascii="Courier New" w:hAnsi="Courier New" w:cs="Courier New" w:hint="default"/>
+      </w:rPr>
+    </w:lvl>
+    <w:lvl w:ilvl="2" w:tplc="040E0005" w:tentative="1">
+      <w:start w:val="1"/>
+      <w:numFmt w:val="bullet"/>
+      <w:lvlText w:val=""/>
+      <w:lvlJc w:val="left"/>
+      <w:pPr>
+        <w:ind w:left="2160" w:hanging="360"/>
+      </w:pPr>
+      <w:rPr>
+        <w:rFonts w:ascii="Wingdings" w:hAnsi="Wingdings" w:hint="default"/>
+      </w:rPr>
+    </w:lvl>
+    <w:lvl w:ilvl="3" w:tplc="040E0001" w:tentative="1">
+      <w:start w:val="1"/>
+      <w:numFmt w:val="bullet"/>
+      <w:lvlText w:val=""/>
+      <w:lvlJc w:val="left"/>
+      <w:pPr>
+        <w:ind w:left="2880" w:hanging="360"/>
+      </w:pPr>
+      <w:rPr>
+        <w:rFonts w:ascii="Symbol" w:hAnsi="Symbol" w:hint="default"/>
+      </w:rPr>
+    </w:lvl>
+    <w:lvl w:ilvl="4" w:tplc="040E0003" w:tentative="1">
+      <w:start w:val="1"/>
+      <w:numFmt w:val="bullet"/>
+      <w:lvlText w:val="o"/>
+      <w:lvlJc w:val="left"/>
+      <w:pPr>
+        <w:ind w:left="3600" w:hanging="360"/>
+      </w:pPr>
+      <w:rPr>
+        <w:rFonts w:ascii="Courier New" w:hAnsi="Courier New" w:cs="Courier New" w:hint="default"/>
+      </w:rPr>
+    </w:lvl>
+    <w:lvl w:ilvl="5" w:tplc="040E0005" w:tentative="1">
+      <w:start w:val="1"/>
+      <w:numFmt w:val="bullet"/>
+      <w:lvlText w:val=""/>
+      <w:lvlJc w:val="left"/>
+      <w:pPr>
+        <w:ind w:left="4320" w:hanging="360"/>
+      </w:pPr>
+      <w:rPr>
+        <w:rFonts w:ascii="Wingdings" w:hAnsi="Wingdings" w:hint="default"/>
+      </w:rPr>
+    </w:lvl>
+    <w:lvl w:ilvl="6" w:tplc="040E0001" w:tentative="1">
+      <w:start w:val="1"/>
+      <w:numFmt w:val="bullet"/>
+      <w:lvlText w:val=""/>
+      <w:lvlJc w:val="left"/>
+      <w:pPr>
+        <w:ind w:left="5040" w:hanging="360"/>
+      </w:pPr>
+      <w:rPr>
+        <w:rFonts w:ascii="Symbol" w:hAnsi="Symbol" w:hint="default"/>
+      </w:rPr>
+    </w:lvl>
+    <w:lvl w:ilvl="7" w:tplc="040E0003" w:tentative="1">
+      <w:start w:val="1"/>
+      <w:numFmt w:val="bullet"/>
+      <w:lvlText w:val="o"/>
+      <w:lvlJc w:val="left"/>
+      <w:pPr>
+        <w:ind w:left="5760" w:hanging="360"/>
+      </w:pPr>
+      <w:rPr>
+        <w:rFonts w:ascii="Courier New" w:hAnsi="Courier New" w:cs="Courier New" w:hint="default"/>
+      </w:rPr>
+    </w:lvl>
+    <w:lvl w:ilvl="8" w:tplc="040E0005" w:tentative="1">
+      <w:start w:val="1"/>
+      <w:numFmt w:val="bullet"/>
+      <w:lvlText w:val=""/>
+      <w:lvlJc w:val="left"/>
+      <w:pPr>
+        <w:ind w:left="6480" w:hanging="360"/>
+      </w:pPr>
+      <w:rPr>
+        <w:rFonts w:ascii="Wingdings" w:hAnsi="Wingdings" w:hint="default"/>
+      </w:rPr>
+    </w:lvl>
+  </w:abstractNum>
   <w:num w:numId="1">
+    <w:abstractNumId w:val="3"/>
+  </w:num>
+  <w:num w:numId="2">
+    <w:abstractNumId w:val="6"/>
+  </w:num>
+  <w:num w:numId="3">
+    <w:abstractNumId w:val="7"/>
+  </w:num>
+  <w:num w:numId="4">
+    <w:abstractNumId w:val="5"/>
+  </w:num>
+  <w:num w:numId="5">
     <w:abstractNumId w:val="2"/>
   </w:num>
-  <w:num w:numId="2">
-    <w:abstractNumId w:val="4"/>
-  </w:num>
-  <w:num w:numId="3">
-    <w:abstractNumId w:val="5"/>
-  </w:num>
-  <w:num w:numId="4">
-    <w:abstractNumId w:val="3"/>
-  </w:num>
-  <w:num w:numId="5">
+  <w:num w:numId="6">
     <w:abstractNumId w:val="1"/>
   </w:num>
-  <w:num w:numId="6">
+  <w:num w:numId="7">
     <w:abstractNumId w:val="0"/>
+  </w:num>
+  <w:num w:numId="8">
+    <w:abstractNumId w:val="4"/>
   </w:num>
 </w:numbering>
 </file>
 
 <file path=word/styles.xml><?xml version="1.0" encoding="utf-8"?>
-<w:styles xmlns:mc="http://schemas.openxmlformats.org/markup-compatibility/2006" xmlns:r="http://schemas.openxmlformats.org/officeDocument/2006/relationships" xmlns:w="http://schemas.openxmlformats.org/wordprocessingml/2006/main" xmlns:w14="http://schemas.microsoft.com/office/word/2010/wordml" xmlns:w15="http://schemas.microsoft.com/office/word/2012/wordml" xmlns:w16cid="http://schemas.microsoft.com/office/word/2016/wordml/cid" xmlns:w16se="http://schemas.microsoft.com/office/word/2015/wordml/symex" mc:Ignorable="w14 w15 w16se w16cid">
+<w:styles xmlns:mc="http://schemas.openxmlformats.org/markup-compatibility/2006" xmlns:r="http://schemas.openxmlformats.org/officeDocument/2006/relationships" xmlns:w="http://schemas.openxmlformats.org/wordprocessingml/2006/main" xmlns:w14="http://schemas.microsoft.com/office/word/2010/wordml" xmlns:w15="http://schemas.microsoft.com/office/word/2012/wordml" xmlns:w16se="http://schemas.microsoft.com/office/word/2015/wordml/symex" mc:Ignorable="w14 w15 w16se">
   <w:docDefaults>
     <w:rPrDefault>
       <w:rPr>
@@ -4957,7 +6836,7 @@
       </w:pPr>
     </w:pPrDefault>
   </w:docDefaults>
-  <w:latentStyles w:defLockedState="0" w:defUIPriority="99" w:defSemiHidden="0" w:defUnhideWhenUsed="0" w:defQFormat="0" w:count="375">
+  <w:latentStyles w:defLockedState="0" w:defUIPriority="99" w:defSemiHidden="0" w:defUnhideWhenUsed="0" w:defQFormat="0" w:count="371">
     <w:lsdException w:name="Normal" w:uiPriority="0" w:qFormat="1"/>
     <w:lsdException w:name="heading 1" w:uiPriority="9" w:qFormat="1"/>
     <w:lsdException w:name="heading 2" w:semiHidden="1" w:uiPriority="9" w:unhideWhenUsed="1" w:qFormat="1"/>
@@ -5329,10 +7208,6 @@
     <w:lsdException w:name="List Table 5 Dark Accent 6" w:uiPriority="50"/>
     <w:lsdException w:name="List Table 6 Colorful Accent 6" w:uiPriority="51"/>
     <w:lsdException w:name="List Table 7 Colorful Accent 6" w:uiPriority="52"/>
-    <w:lsdException w:name="Mention" w:semiHidden="1" w:unhideWhenUsed="1"/>
-    <w:lsdException w:name="Smart Hyperlink" w:semiHidden="1" w:unhideWhenUsed="1"/>
-    <w:lsdException w:name="Hashtag" w:semiHidden="1" w:unhideWhenUsed="1"/>
-    <w:lsdException w:name="Unresolved Mention" w:semiHidden="1" w:unhideWhenUsed="1"/>
   </w:latentStyles>
   <w:style w:type="paragraph" w:default="1" w:styleId="Norml">
     <w:name w:val="Normal"/>
@@ -5416,6 +7291,7 @@
   <w:style w:type="character" w:default="1" w:styleId="Bekezdsalapbettpusa">
     <w:name w:val="Default Paragraph Font"/>
     <w:uiPriority w:val="1"/>
+    <w:semiHidden/>
     <w:unhideWhenUsed/>
   </w:style>
   <w:style w:type="table" w:default="1" w:styleId="Normltblzat">
@@ -6020,7 +7896,7 @@
 </file>
 
 <file path=customXml/itemProps1.xml><?xml version="1.0" encoding="utf-8"?>
-<ds:datastoreItem xmlns:ds="http://schemas.openxmlformats.org/officeDocument/2006/customXml" ds:itemID="{82DBC36F-45A6-42D3-8A79-4AAFD612DB2A}">
+<ds:datastoreItem xmlns:ds="http://schemas.openxmlformats.org/officeDocument/2006/customXml" ds:itemID="{6745562D-231F-451B-970D-46CEF873C231}">
   <ds:schemaRefs>
     <ds:schemaRef ds:uri="http://schemas.openxmlformats.org/officeDocument/2006/bibliography"/>
   </ds:schemaRefs>

--- a/Dokumentacio.docx
+++ b/Dokumentacio.docx
@@ -1,6 +1,6 @@
 
 <file path=word/document.xml><?xml version="1.0" encoding="utf-8"?>
-<w:document xmlns:wpc="http://schemas.microsoft.com/office/word/2010/wordprocessingCanvas" xmlns:cx="http://schemas.microsoft.com/office/drawing/2014/chartex" xmlns:mc="http://schemas.openxmlformats.org/markup-compatibility/2006" xmlns:o="urn:schemas-microsoft-com:office:office" xmlns:r="http://schemas.openxmlformats.org/officeDocument/2006/relationships" xmlns:m="http://schemas.openxmlformats.org/officeDocument/2006/math" xmlns:v="urn:schemas-microsoft-com:vml" xmlns:wp14="http://schemas.microsoft.com/office/word/2010/wordprocessingDrawing" xmlns:wp="http://schemas.openxmlformats.org/drawingml/2006/wordprocessingDrawing" xmlns:w10="urn:schemas-microsoft-com:office:word" xmlns:w="http://schemas.openxmlformats.org/wordprocessingml/2006/main" xmlns:w14="http://schemas.microsoft.com/office/word/2010/wordml" xmlns:w15="http://schemas.microsoft.com/office/word/2012/wordml" xmlns:w16se="http://schemas.microsoft.com/office/word/2015/wordml/symex" xmlns:wpg="http://schemas.microsoft.com/office/word/2010/wordprocessingGroup" xmlns:wpi="http://schemas.microsoft.com/office/word/2010/wordprocessingInk" xmlns:wne="http://schemas.microsoft.com/office/word/2006/wordml" xmlns:wps="http://schemas.microsoft.com/office/word/2010/wordprocessingShape" mc:Ignorable="w14 w15 w16se wp14">
+<w:document xmlns:wpc="http://schemas.microsoft.com/office/word/2010/wordprocessingCanvas" xmlns:cx="http://schemas.microsoft.com/office/drawing/2014/chartex" xmlns:cx1="http://schemas.microsoft.com/office/drawing/2015/9/8/chartex" xmlns:cx2="http://schemas.microsoft.com/office/drawing/2015/10/21/chartex" xmlns:cx3="http://schemas.microsoft.com/office/drawing/2016/5/9/chartex" xmlns:cx4="http://schemas.microsoft.com/office/drawing/2016/5/10/chartex" xmlns:cx5="http://schemas.microsoft.com/office/drawing/2016/5/11/chartex" xmlns:cx6="http://schemas.microsoft.com/office/drawing/2016/5/12/chartex" xmlns:cx7="http://schemas.microsoft.com/office/drawing/2016/5/13/chartex" xmlns:cx8="http://schemas.microsoft.com/office/drawing/2016/5/14/chartex" xmlns:mc="http://schemas.openxmlformats.org/markup-compatibility/2006" xmlns:aink="http://schemas.microsoft.com/office/drawing/2016/ink" xmlns:am3d="http://schemas.microsoft.com/office/drawing/2017/model3d" xmlns:o="urn:schemas-microsoft-com:office:office" xmlns:r="http://schemas.openxmlformats.org/officeDocument/2006/relationships" xmlns:m="http://schemas.openxmlformats.org/officeDocument/2006/math" xmlns:v="urn:schemas-microsoft-com:vml" xmlns:wp14="http://schemas.microsoft.com/office/word/2010/wordprocessingDrawing" xmlns:wp="http://schemas.openxmlformats.org/drawingml/2006/wordprocessingDrawing" xmlns:w10="urn:schemas-microsoft-com:office:word" xmlns:w="http://schemas.openxmlformats.org/wordprocessingml/2006/main" xmlns:w14="http://schemas.microsoft.com/office/word/2010/wordml" xmlns:w15="http://schemas.microsoft.com/office/word/2012/wordml" xmlns:w16cid="http://schemas.microsoft.com/office/word/2016/wordml/cid" xmlns:w16se="http://schemas.microsoft.com/office/word/2015/wordml/symex" xmlns:wpg="http://schemas.microsoft.com/office/word/2010/wordprocessingGroup" xmlns:wpi="http://schemas.microsoft.com/office/word/2010/wordprocessingInk" xmlns:wne="http://schemas.microsoft.com/office/word/2006/wordml" xmlns:wps="http://schemas.microsoft.com/office/word/2010/wordprocessingShape" mc:Ignorable="w14 w15 w16se w16cid wp14">
   <w:body>
     <w:p>
       <w:pPr>
@@ -897,92 +897,252 @@
           <w:szCs w:val="24"/>
           <w:lang w:eastAsia="hu-HU"/>
         </w:rPr>
+        <w:t xml:space="preserve"> megvalósít</w:t>
+      </w:r>
+      <w:r>
+        <w:rPr>
+          <w:rFonts w:eastAsia="Times New Roman" w:cs="Times New Roman"/>
+          <w:szCs w:val="24"/>
+          <w:lang w:eastAsia="hu-HU"/>
+        </w:rPr>
+        <w:t xml:space="preserve">ottuk </w:t>
+      </w:r>
+      <w:r>
+        <w:rPr>
+          <w:rFonts w:eastAsia="Times New Roman" w:cs="Times New Roman"/>
+          <w:szCs w:val="24"/>
+          <w:lang w:eastAsia="hu-HU"/>
+        </w:rPr>
+        <w:t xml:space="preserve"> Fodor Zsombor Dezső és Gerencsér Ákos . </w:t>
+      </w:r>
+      <w:r>
+        <w:rPr>
+          <w:rFonts w:eastAsia="Times New Roman" w:cs="Times New Roman"/>
+          <w:szCs w:val="24"/>
+          <w:lang w:eastAsia="hu-HU"/>
+        </w:rPr>
+        <w:t xml:space="preserve">személyében. </w:t>
+      </w:r>
+      <w:r>
+        <w:rPr>
+          <w:rFonts w:eastAsia="Times New Roman" w:cs="Times New Roman"/>
+          <w:szCs w:val="24"/>
+          <w:lang w:eastAsia="hu-HU"/>
+        </w:rPr>
+        <w:t>A közös munka során célunk egy olyan informatikai megoldás létrehozása volt, amely nemcsak technikai szempontból felel meg a szakmai vizsga követelményeinek, hanem valós problémára is reagál, és gyakorlati felhasználási lehetőséggel rendelkezik.</w:t>
+      </w:r>
+    </w:p>
+    <w:p>
+      <w:pPr>
+        <w:rPr>
+          <w:rFonts w:eastAsia="Times New Roman" w:cs="Times New Roman"/>
+          <w:szCs w:val="24"/>
+          <w:lang w:eastAsia="hu-HU"/>
+        </w:rPr>
+      </w:pPr>
+      <w:r>
+        <w:rPr>
+          <w:rFonts w:eastAsia="Times New Roman" w:cs="Times New Roman"/>
+          <w:szCs w:val="24"/>
+          <w:lang w:eastAsia="hu-HU"/>
+        </w:rPr>
+        <w:t>A</w:t>
+      </w:r>
+      <w:r>
+        <w:rPr>
+          <w:rFonts w:eastAsia="Times New Roman" w:cs="Times New Roman"/>
+          <w:szCs w:val="24"/>
+          <w:lang w:eastAsia="hu-HU"/>
+        </w:rPr>
+        <w:t>z alkalmazásunknak</w:t>
+      </w:r>
+      <w:r>
+        <w:rPr>
+          <w:rFonts w:eastAsia="Times New Roman" w:cs="Times New Roman"/>
+          <w:szCs w:val="24"/>
+          <w:lang w:eastAsia="hu-HU"/>
+        </w:rPr>
         <w:t xml:space="preserve"> </w:t>
       </w:r>
-      <w:proofErr w:type="gramStart"/>
-      <w:r>
-        <w:rPr>
-          <w:rFonts w:eastAsia="Times New Roman" w:cs="Times New Roman"/>
-          <w:szCs w:val="24"/>
-          <w:lang w:eastAsia="hu-HU"/>
-        </w:rPr>
-        <w:t>megvalósít</w:t>
-      </w:r>
-      <w:r>
-        <w:rPr>
-          <w:rFonts w:eastAsia="Times New Roman" w:cs="Times New Roman"/>
-          <w:szCs w:val="24"/>
-          <w:lang w:eastAsia="hu-HU"/>
-        </w:rPr>
-        <w:t xml:space="preserve">ottuk </w:t>
-      </w:r>
-      <w:r>
-        <w:rPr>
-          <w:rFonts w:eastAsia="Times New Roman" w:cs="Times New Roman"/>
-          <w:szCs w:val="24"/>
-          <w:lang w:eastAsia="hu-HU"/>
-        </w:rPr>
-        <w:t xml:space="preserve"> Fodor</w:t>
-      </w:r>
-      <w:proofErr w:type="gramEnd"/>
-      <w:r>
-        <w:rPr>
-          <w:rFonts w:eastAsia="Times New Roman" w:cs="Times New Roman"/>
-          <w:szCs w:val="24"/>
-          <w:lang w:eastAsia="hu-HU"/>
-        </w:rPr>
-        <w:t xml:space="preserve"> Zsombor Dezső és Gerencsér Ákos . </w:t>
-      </w:r>
-      <w:proofErr w:type="gramStart"/>
-      <w:r>
-        <w:rPr>
-          <w:rFonts w:eastAsia="Times New Roman" w:cs="Times New Roman"/>
-          <w:szCs w:val="24"/>
-          <w:lang w:eastAsia="hu-HU"/>
-        </w:rPr>
-        <w:t>személyében</w:t>
-      </w:r>
-      <w:proofErr w:type="gramEnd"/>
-      <w:r>
-        <w:rPr>
-          <w:rFonts w:eastAsia="Times New Roman" w:cs="Times New Roman"/>
-          <w:szCs w:val="24"/>
-          <w:lang w:eastAsia="hu-HU"/>
-        </w:rPr>
-        <w:t xml:space="preserve">. </w:t>
-      </w:r>
-      <w:r>
-        <w:rPr>
-          <w:rFonts w:eastAsia="Times New Roman" w:cs="Times New Roman"/>
-          <w:szCs w:val="24"/>
-          <w:lang w:eastAsia="hu-HU"/>
-        </w:rPr>
-        <w:t>A közös munka során célunk egy olyan informatikai megoldás létrehozása volt, amely nemcsak technikai szempontból felel meg a szakmai vizsga követelményeinek, hanem valós problémára is reagál, és gyakorlati felhasználási lehetőséggel rendelkezik.</w:t>
-      </w:r>
-    </w:p>
-    <w:p>
-      <w:pPr>
-        <w:rPr>
-          <w:rFonts w:eastAsia="Times New Roman" w:cs="Times New Roman"/>
-          <w:szCs w:val="24"/>
-          <w:lang w:eastAsia="hu-HU"/>
-        </w:rPr>
-      </w:pPr>
-      <w:r>
-        <w:rPr>
-          <w:rFonts w:eastAsia="Times New Roman" w:cs="Times New Roman"/>
-          <w:szCs w:val="24"/>
-          <w:lang w:eastAsia="hu-HU"/>
-        </w:rPr>
-        <w:t>A</w:t>
-      </w:r>
-      <w:r>
-        <w:rPr>
-          <w:rFonts w:eastAsia="Times New Roman" w:cs="Times New Roman"/>
-          <w:szCs w:val="24"/>
-          <w:lang w:eastAsia="hu-HU"/>
-        </w:rPr>
-        <w:t>z alkalmazásunknak</w:t>
+      <w:proofErr w:type="spellStart"/>
+      <w:r>
+        <w:rPr>
+          <w:rFonts w:eastAsia="Times New Roman" w:cs="Times New Roman"/>
+          <w:szCs w:val="24"/>
+          <w:lang w:eastAsia="hu-HU"/>
+        </w:rPr>
+        <w:t>ArtisticEye</w:t>
+      </w:r>
+      <w:proofErr w:type="spellEnd"/>
+      <w:r>
+        <w:rPr>
+          <w:rFonts w:eastAsia="Times New Roman" w:cs="Times New Roman"/>
+          <w:szCs w:val="24"/>
+          <w:lang w:eastAsia="hu-HU"/>
+        </w:rPr>
+        <w:t xml:space="preserve"> nevet adtuk</w:t>
+      </w:r>
+      <w:r>
+        <w:rPr>
+          <w:rFonts w:eastAsia="Times New Roman" w:cs="Times New Roman"/>
+          <w:szCs w:val="24"/>
+          <w:lang w:eastAsia="hu-HU"/>
+        </w:rPr>
+        <w:t xml:space="preserve">, amely egy digitális galéria és közösségi platform. Az alkalmazás létrehozását személyes érdeklődésünk is motiválta, mivel mindkettőnkhöz közel áll a művészet, valamint az alkotói közösségek működése. A projekt alapötletét az adta, hogy a művészeti világban gyakran jelentkezik egyfajta szakadék az ötletalkotás és a megvalósítás között. Sok esetben előfordul, hogy egy személy kreatív elképzelésekkel, koncepciókkal rendelkezik, azonban nem </w:t>
+      </w:r>
+      <w:r>
+        <w:rPr>
+          <w:rFonts w:eastAsia="Times New Roman" w:cs="Times New Roman"/>
+          <w:szCs w:val="24"/>
+          <w:lang w:eastAsia="hu-HU"/>
+        </w:rPr>
+        <w:t>alkalmas</w:t>
+      </w:r>
+      <w:r>
+        <w:rPr>
+          <w:rFonts w:eastAsia="Times New Roman" w:cs="Times New Roman"/>
+          <w:szCs w:val="24"/>
+          <w:lang w:eastAsia="hu-HU"/>
+        </w:rPr>
+        <w:t xml:space="preserve"> azok megvalósításához szükséges művészeti vagy technikai adottságokkal. Ezzel szemben mások magas szintű alkotói készségekkel rendelkeznek, azonban nehezebben találnak inspiráló ötleteket vagy olyan projekteket, amelyekhez csatlakozhatnának.</w:t>
+      </w:r>
+    </w:p>
+    <w:p>
+      <w:pPr>
+        <w:rPr>
+          <w:rFonts w:eastAsia="Times New Roman" w:cs="Times New Roman"/>
+          <w:szCs w:val="24"/>
+          <w:lang w:eastAsia="hu-HU"/>
+        </w:rPr>
+      </w:pPr>
+      <w:r>
+        <w:rPr>
+          <w:rFonts w:eastAsia="Times New Roman" w:cs="Times New Roman"/>
+          <w:szCs w:val="24"/>
+          <w:lang w:eastAsia="hu-HU"/>
+        </w:rPr>
+        <w:t xml:space="preserve">Az </w:t>
+      </w:r>
+      <w:proofErr w:type="spellStart"/>
+      <w:r>
+        <w:rPr>
+          <w:rFonts w:eastAsia="Times New Roman" w:cs="Times New Roman"/>
+          <w:szCs w:val="24"/>
+          <w:lang w:eastAsia="hu-HU"/>
+        </w:rPr>
+        <w:t>ArtisticEye</w:t>
+      </w:r>
+      <w:proofErr w:type="spellEnd"/>
+      <w:r>
+        <w:rPr>
+          <w:rFonts w:eastAsia="Times New Roman" w:cs="Times New Roman"/>
+          <w:szCs w:val="24"/>
+          <w:lang w:eastAsia="hu-HU"/>
+        </w:rPr>
+        <w:t xml:space="preserve"> célja ezen két csoport összekapcsolása egy közös digitális felületen. A platform olyan találkozási pontként szolgál, ahol az ötletgazdák és az alkotók egymásra találhatnak, megoszthatják elképzeléseiket, illetve együttműködéseket alakíthatnak ki. Az oldal lehetőséget biztosít műalkotások feltöltésére, bemutatására, valamint visszajelzések fogadására, ezáltal támogatva a felhasználók szakmai és kreatív fejlődését.</w:t>
+      </w:r>
+    </w:p>
+    <w:p>
+      <w:pPr>
+        <w:rPr>
+          <w:rFonts w:eastAsia="Times New Roman" w:cs="Times New Roman"/>
+          <w:szCs w:val="24"/>
+          <w:lang w:eastAsia="hu-HU"/>
+        </w:rPr>
+      </w:pPr>
+      <w:r>
+        <w:rPr>
+          <w:rFonts w:eastAsia="Times New Roman" w:cs="Times New Roman"/>
+          <w:szCs w:val="24"/>
+          <w:lang w:eastAsia="hu-HU"/>
+        </w:rPr>
+        <w:t xml:space="preserve">A projekt közösségi jellege kiemelt szerepet kap a rendszer felépítésében. </w:t>
+      </w:r>
+      <w:r>
+        <w:rPr>
+          <w:rFonts w:eastAsia="Times New Roman" w:cs="Times New Roman"/>
+          <w:szCs w:val="24"/>
+          <w:lang w:eastAsia="hu-HU"/>
+        </w:rPr>
+        <w:t>E</w:t>
+      </w:r>
+      <w:r>
+        <w:rPr>
+          <w:rFonts w:eastAsia="Times New Roman" w:cs="Times New Roman"/>
+          <w:szCs w:val="24"/>
+          <w:lang w:eastAsia="hu-HU"/>
+        </w:rPr>
+        <w:t xml:space="preserve">gy barátságos, nyitott és támogató digitális környezet kialakítása, ahol a felhasználók biztonságosan oszthatják meg munkáikat és gondolataikat. A közösségi funkciók – például </w:t>
+      </w:r>
+      <w:proofErr w:type="spellStart"/>
+      <w:r>
+        <w:rPr>
+          <w:rFonts w:eastAsia="Times New Roman" w:cs="Times New Roman"/>
+          <w:szCs w:val="24"/>
+          <w:lang w:eastAsia="hu-HU"/>
+        </w:rPr>
+        <w:t>kommentelési</w:t>
+      </w:r>
+      <w:proofErr w:type="spellEnd"/>
+      <w:r>
+        <w:rPr>
+          <w:rFonts w:eastAsia="Times New Roman" w:cs="Times New Roman"/>
+          <w:szCs w:val="24"/>
+          <w:lang w:eastAsia="hu-HU"/>
+        </w:rPr>
+        <w:t xml:space="preserve"> lehetőségek, értékelések vagy felhasználók közötti interakciók – elősegítik az aktív részvételt és a folyamatos párbeszédet a platformon belül.</w:t>
+      </w:r>
+    </w:p>
+    <w:p>
+      <w:pPr>
+        <w:rPr>
+          <w:rFonts w:eastAsia="Times New Roman" w:cs="Times New Roman"/>
+          <w:szCs w:val="24"/>
+          <w:lang w:eastAsia="hu-HU"/>
+        </w:rPr>
+      </w:pPr>
+      <w:r>
+        <w:rPr>
+          <w:rFonts w:eastAsia="Times New Roman" w:cs="Times New Roman"/>
+          <w:szCs w:val="24"/>
+          <w:lang w:eastAsia="hu-HU"/>
+        </w:rPr>
+        <w:t>Informatikai szempontból a projekt megvalósítása során törekedtünk arra, hogy a rendszer átlátható felépítésű, könnyen kezelhető és bővíthető legyen. A fejlesztés során figyelembe vettük a felhasználói élmény szempontjait, valamint az adatkezelés és a biztonság alapvető követelményeit. A platform tervezésekor fontos szempont volt, hogy az alkalmazás a későbbiekben további funkciókkal is kiegészíthető legyen, így hosszabb távon is életképes megoldást nyújtson.</w:t>
+      </w:r>
+    </w:p>
+    <w:p>
+      <w:pPr>
+        <w:rPr>
+          <w:rFonts w:eastAsia="Times New Roman" w:cs="Times New Roman"/>
+          <w:szCs w:val="24"/>
+          <w:lang w:eastAsia="hu-HU"/>
+        </w:rPr>
+      </w:pPr>
+      <w:r>
+        <w:rPr>
+          <w:rFonts w:eastAsia="Times New Roman" w:cs="Times New Roman"/>
+          <w:szCs w:val="24"/>
+          <w:lang w:eastAsia="hu-HU"/>
+        </w:rPr>
+        <w:t xml:space="preserve">Összességében az </w:t>
+      </w:r>
+      <w:proofErr w:type="spellStart"/>
+      <w:r>
+        <w:rPr>
+          <w:rFonts w:eastAsia="Times New Roman" w:cs="Times New Roman"/>
+          <w:szCs w:val="24"/>
+          <w:lang w:eastAsia="hu-HU"/>
+        </w:rPr>
+        <w:t>ArtisticEye</w:t>
+      </w:r>
+      <w:proofErr w:type="spellEnd"/>
+      <w:r>
+        <w:rPr>
+          <w:rFonts w:eastAsia="Times New Roman" w:cs="Times New Roman"/>
+          <w:szCs w:val="24"/>
+          <w:lang w:eastAsia="hu-HU"/>
+        </w:rPr>
+        <w:t xml:space="preserve"> egy olyan komplex informatikai projekt, amely ötvözi a művészet és a modern technológia eszközeit. A vizsgaremek célja nem csupán egy működő alkalmazás bemutatása, hanem annak szemléltetése is, hogy az informatikai megoldások hogyan képesek közösségeket összekapcsolni és kreatív folyamatokat támogatni.</w:t>
       </w:r>
       <w:r>
         <w:rPr>
@@ -992,203 +1152,41 @@
         </w:rPr>
         <w:t xml:space="preserve"> </w:t>
       </w:r>
-      <w:proofErr w:type="spellStart"/>
-      <w:r>
-        <w:rPr>
-          <w:rFonts w:eastAsia="Times New Roman" w:cs="Times New Roman"/>
-          <w:szCs w:val="24"/>
-          <w:lang w:eastAsia="hu-HU"/>
-        </w:rPr>
-        <w:t>ArtisticEye</w:t>
-      </w:r>
-      <w:proofErr w:type="spellEnd"/>
-      <w:r>
-        <w:rPr>
-          <w:rFonts w:eastAsia="Times New Roman" w:cs="Times New Roman"/>
-          <w:szCs w:val="24"/>
-          <w:lang w:eastAsia="hu-HU"/>
-        </w:rPr>
-        <w:t xml:space="preserve"> nevet adtuk</w:t>
-      </w:r>
-      <w:r>
-        <w:rPr>
-          <w:rFonts w:eastAsia="Times New Roman" w:cs="Times New Roman"/>
-          <w:szCs w:val="24"/>
-          <w:lang w:eastAsia="hu-HU"/>
-        </w:rPr>
-        <w:t xml:space="preserve">, amely egy digitális galéria és közösségi platform. Az alkalmazás létrehozását személyes érdeklődésünk is motiválta, mivel mindkettőnkhöz közel áll a művészet, valamint az alkotói közösségek működése. A projekt alapötletét az adta, hogy a művészeti világban gyakran jelentkezik egyfajta szakadék az ötletalkotás és a megvalósítás között. Sok esetben előfordul, hogy egy személy kreatív elképzelésekkel, koncepciókkal rendelkezik, azonban nem </w:t>
-      </w:r>
-      <w:r>
-        <w:rPr>
-          <w:rFonts w:eastAsia="Times New Roman" w:cs="Times New Roman"/>
-          <w:szCs w:val="24"/>
-          <w:lang w:eastAsia="hu-HU"/>
-        </w:rPr>
-        <w:t>alkalmas</w:t>
-      </w:r>
-      <w:r>
-        <w:rPr>
-          <w:rFonts w:eastAsia="Times New Roman" w:cs="Times New Roman"/>
-          <w:szCs w:val="24"/>
-          <w:lang w:eastAsia="hu-HU"/>
-        </w:rPr>
-        <w:t xml:space="preserve"> azok megvalósításához szükséges művészeti vagy technikai adottságokkal. Ezzel szemben mások magas szintű alkotói készségekkel rendelkeznek, azonban nehezebben találnak inspiráló ötleteket vagy olyan projekteket, amelyekhez csatlakozhatnának.</w:t>
-      </w:r>
-    </w:p>
-    <w:p>
-      <w:pPr>
-        <w:rPr>
-          <w:rFonts w:eastAsia="Times New Roman" w:cs="Times New Roman"/>
-          <w:szCs w:val="24"/>
-          <w:lang w:eastAsia="hu-HU"/>
-        </w:rPr>
-      </w:pPr>
-      <w:r>
-        <w:rPr>
-          <w:rFonts w:eastAsia="Times New Roman" w:cs="Times New Roman"/>
-          <w:szCs w:val="24"/>
-          <w:lang w:eastAsia="hu-HU"/>
-        </w:rPr>
-        <w:t xml:space="preserve">Az </w:t>
-      </w:r>
-      <w:proofErr w:type="spellStart"/>
-      <w:r>
-        <w:rPr>
-          <w:rFonts w:eastAsia="Times New Roman" w:cs="Times New Roman"/>
-          <w:szCs w:val="24"/>
-          <w:lang w:eastAsia="hu-HU"/>
-        </w:rPr>
-        <w:t>ArtisticEye</w:t>
-      </w:r>
-      <w:proofErr w:type="spellEnd"/>
-      <w:r>
-        <w:rPr>
-          <w:rFonts w:eastAsia="Times New Roman" w:cs="Times New Roman"/>
-          <w:szCs w:val="24"/>
-          <w:lang w:eastAsia="hu-HU"/>
-        </w:rPr>
-        <w:t xml:space="preserve"> célja </w:t>
-      </w:r>
-      <w:proofErr w:type="gramStart"/>
-      <w:r>
-        <w:rPr>
-          <w:rFonts w:eastAsia="Times New Roman" w:cs="Times New Roman"/>
-          <w:szCs w:val="24"/>
-          <w:lang w:eastAsia="hu-HU"/>
-        </w:rPr>
-        <w:t>ezen</w:t>
-      </w:r>
-      <w:proofErr w:type="gramEnd"/>
-      <w:r>
-        <w:rPr>
-          <w:rFonts w:eastAsia="Times New Roman" w:cs="Times New Roman"/>
-          <w:szCs w:val="24"/>
-          <w:lang w:eastAsia="hu-HU"/>
-        </w:rPr>
-        <w:t xml:space="preserve"> két csoport összekapcsolása egy közös digitális felületen. A platform olyan találkozási pontként szolgál, ahol az ötletgazdák és az alkotók egymásra találhatnak, megoszthatják elképzeléseiket, illetve együttműködéseket alakíthatnak ki. Az oldal lehetőséget biztosít műalkotások feltöltésére, bemutatására, valamint visszajelzések fogadására, ezáltal támogatva a felhasználók szakmai és kreatív fejlődését.</w:t>
-      </w:r>
-    </w:p>
-    <w:p>
-      <w:pPr>
-        <w:rPr>
-          <w:rFonts w:eastAsia="Times New Roman" w:cs="Times New Roman"/>
-          <w:szCs w:val="24"/>
-          <w:lang w:eastAsia="hu-HU"/>
-        </w:rPr>
-      </w:pPr>
-      <w:r>
-        <w:rPr>
-          <w:rFonts w:eastAsia="Times New Roman" w:cs="Times New Roman"/>
-          <w:szCs w:val="24"/>
-          <w:lang w:eastAsia="hu-HU"/>
-        </w:rPr>
-        <w:t xml:space="preserve">A projekt közösségi jellege kiemelt szerepet kap a rendszer felépítésében. </w:t>
-      </w:r>
-      <w:r>
-        <w:rPr>
-          <w:rFonts w:eastAsia="Times New Roman" w:cs="Times New Roman"/>
-          <w:szCs w:val="24"/>
-          <w:lang w:eastAsia="hu-HU"/>
-        </w:rPr>
-        <w:t>E</w:t>
-      </w:r>
-      <w:r>
-        <w:rPr>
-          <w:rFonts w:eastAsia="Times New Roman" w:cs="Times New Roman"/>
-          <w:szCs w:val="24"/>
-          <w:lang w:eastAsia="hu-HU"/>
-        </w:rPr>
-        <w:t xml:space="preserve">gy barátságos, nyitott és támogató digitális környezet kialakítása, ahol a felhasználók biztonságosan oszthatják meg munkáikat és gondolataikat. A közösségi funkciók – például </w:t>
-      </w:r>
-      <w:proofErr w:type="spellStart"/>
-      <w:r>
-        <w:rPr>
-          <w:rFonts w:eastAsia="Times New Roman" w:cs="Times New Roman"/>
-          <w:szCs w:val="24"/>
-          <w:lang w:eastAsia="hu-HU"/>
-        </w:rPr>
-        <w:t>kommentelési</w:t>
-      </w:r>
-      <w:proofErr w:type="spellEnd"/>
-      <w:r>
-        <w:rPr>
-          <w:rFonts w:eastAsia="Times New Roman" w:cs="Times New Roman"/>
-          <w:szCs w:val="24"/>
-          <w:lang w:eastAsia="hu-HU"/>
-        </w:rPr>
-        <w:t xml:space="preserve"> lehetőségek, értékelések vagy felhasználók közötti interakciók – elősegítik az aktív részvételt és a folyamatos párbeszédet a platformon belül.</w:t>
-      </w:r>
-    </w:p>
-    <w:p>
-      <w:pPr>
-        <w:rPr>
-          <w:rFonts w:eastAsia="Times New Roman" w:cs="Times New Roman"/>
-          <w:szCs w:val="24"/>
-          <w:lang w:eastAsia="hu-HU"/>
-        </w:rPr>
-      </w:pPr>
-      <w:r>
-        <w:rPr>
-          <w:rFonts w:eastAsia="Times New Roman" w:cs="Times New Roman"/>
-          <w:szCs w:val="24"/>
-          <w:lang w:eastAsia="hu-HU"/>
-        </w:rPr>
-        <w:t>Informatikai szempontból a projekt megvalósítása során törekedtünk arra, hogy a rendszer átlátható felépítésű, könnyen kezelhető és bővíthető legyen. A fejlesztés során figyelembe vettük a felhasználói élmény szempontjait, valamint az adatkezelés és a biztonság alapvető követelményeit. A platform tervezésekor fontos szempont volt, hogy az alkalmazás a későbbiekben további funkciókkal is kiegészíthető legyen, így hosszabb távon is életképes megoldást nyújtson.</w:t>
-      </w:r>
-    </w:p>
-    <w:p>
-      <w:pPr>
-        <w:rPr>
-          <w:rFonts w:eastAsia="Times New Roman" w:cs="Times New Roman"/>
-          <w:szCs w:val="24"/>
-          <w:lang w:eastAsia="hu-HU"/>
-        </w:rPr>
-      </w:pPr>
-      <w:r>
-        <w:rPr>
-          <w:rFonts w:eastAsia="Times New Roman" w:cs="Times New Roman"/>
-          <w:szCs w:val="24"/>
-          <w:lang w:eastAsia="hu-HU"/>
-        </w:rPr>
-        <w:t xml:space="preserve">Összességében az </w:t>
-      </w:r>
-      <w:proofErr w:type="spellStart"/>
-      <w:r>
-        <w:rPr>
-          <w:rFonts w:eastAsia="Times New Roman" w:cs="Times New Roman"/>
-          <w:szCs w:val="24"/>
-          <w:lang w:eastAsia="hu-HU"/>
-        </w:rPr>
-        <w:t>ArtisticEye</w:t>
-      </w:r>
-      <w:proofErr w:type="spellEnd"/>
-      <w:r>
-        <w:rPr>
-          <w:rFonts w:eastAsia="Times New Roman" w:cs="Times New Roman"/>
-          <w:szCs w:val="24"/>
-          <w:lang w:eastAsia="hu-HU"/>
-        </w:rPr>
-        <w:t xml:space="preserve"> egy olyan komplex informatikai projekt, amely ötvözi a művészet és a modern technológia eszközeit. A vizsgaremek célja nem csupán egy működő alkalmazás bemutatása, hanem annak szemléltetése is, hogy az informatikai megoldások hogyan képesek közösségeket összekapcsolni és kreatív folyamatokat támogatni.</w:t>
+    </w:p>
+    <w:p>
+      <w:pPr>
+        <w:rPr>
+          <w:rFonts w:eastAsia="Times New Roman" w:cs="Times New Roman"/>
+          <w:szCs w:val="24"/>
+          <w:lang w:eastAsia="hu-HU"/>
+        </w:rPr>
+      </w:pPr>
+    </w:p>
+    <w:p>
+      <w:pPr>
+        <w:spacing w:before="100" w:beforeAutospacing="1" w:after="100" w:afterAutospacing="1"/>
+        <w:rPr>
+          <w:rFonts w:eastAsia="Times New Roman" w:cs="Times New Roman"/>
+          <w:szCs w:val="24"/>
+          <w:lang w:eastAsia="hu-HU"/>
+        </w:rPr>
+      </w:pPr>
+      <w:r>
+        <w:rPr>
+          <w:rFonts w:eastAsia="Times New Roman" w:cs="Times New Roman"/>
+          <w:szCs w:val="24"/>
+          <w:lang w:eastAsia="hu-HU"/>
+        </w:rPr>
+        <w:t>A Gantt-diagram</w:t>
+      </w:r>
+      <w:r>
+        <w:rPr>
+          <w:rStyle w:val="Lbjegyzet-hivatkozs"/>
+          <w:rFonts w:eastAsia="Times New Roman" w:cs="Times New Roman"/>
+          <w:szCs w:val="24"/>
+          <w:lang w:eastAsia="hu-HU"/>
+        </w:rPr>
+        <w:footnoteReference w:id="1"/>
       </w:r>
       <w:r>
         <w:rPr>
@@ -1198,75 +1196,13 @@
         </w:rPr>
         <w:t xml:space="preserve"> </w:t>
       </w:r>
-    </w:p>
-    <w:p>
-      <w:pPr>
-        <w:rPr>
-          <w:rFonts w:eastAsia="Times New Roman" w:cs="Times New Roman"/>
-          <w:szCs w:val="24"/>
-          <w:lang w:eastAsia="hu-HU"/>
-        </w:rPr>
-      </w:pPr>
-    </w:p>
-    <w:p>
-      <w:pPr>
-        <w:spacing w:before="100" w:beforeAutospacing="1" w:after="100" w:afterAutospacing="1"/>
-        <w:rPr>
-          <w:rFonts w:eastAsia="Times New Roman" w:cs="Times New Roman"/>
-          <w:szCs w:val="24"/>
-          <w:lang w:eastAsia="hu-HU"/>
-        </w:rPr>
-      </w:pPr>
-      <w:r>
-        <w:rPr>
-          <w:rFonts w:eastAsia="Times New Roman" w:cs="Times New Roman"/>
-          <w:szCs w:val="24"/>
-          <w:lang w:eastAsia="hu-HU"/>
-        </w:rPr>
-        <w:t xml:space="preserve">A </w:t>
-      </w:r>
-      <w:proofErr w:type="gramStart"/>
-      <w:r>
-        <w:rPr>
-          <w:rFonts w:eastAsia="Times New Roman" w:cs="Times New Roman"/>
-          <w:szCs w:val="24"/>
-          <w:lang w:eastAsia="hu-HU"/>
-        </w:rPr>
-        <w:t>Gantt-diagram</w:t>
-      </w:r>
-      <w:r>
-        <w:rPr>
-          <w:rStyle w:val="Lbjegyzet-hivatkozs"/>
-          <w:rFonts w:eastAsia="Times New Roman" w:cs="Times New Roman"/>
-          <w:szCs w:val="24"/>
-          <w:lang w:eastAsia="hu-HU"/>
-        </w:rPr>
-        <w:footnoteReference w:id="1"/>
-      </w:r>
-      <w:r>
-        <w:rPr>
-          <w:rFonts w:eastAsia="Times New Roman" w:cs="Times New Roman"/>
-          <w:szCs w:val="24"/>
-          <w:lang w:eastAsia="hu-HU"/>
-        </w:rPr>
-        <w:t xml:space="preserve"> </w:t>
-      </w:r>
-      <w:r>
-        <w:rPr>
-          <w:rFonts w:eastAsia="Times New Roman" w:cs="Times New Roman"/>
-          <w:szCs w:val="24"/>
-          <w:lang w:eastAsia="hu-HU"/>
-        </w:rPr>
-        <w:t xml:space="preserve"> segítségével</w:t>
-      </w:r>
-      <w:proofErr w:type="gramEnd"/>
-      <w:r>
-        <w:rPr>
-          <w:rFonts w:eastAsia="Times New Roman" w:cs="Times New Roman"/>
-          <w:szCs w:val="24"/>
-          <w:lang w:eastAsia="hu-HU"/>
-        </w:rPr>
-        <w:t xml:space="preserve"> sikerült a projekt időbeosztását pontosan megtervezni, valamint a feladatokat ütemezetten és átlátható módon elvégezni. Ez nagyban hozzájárult ahhoz, hogy minden részfeladattal időben elkészüljünk, és a határidőket pontosan betartsuk.</w:t>
+      <w:r>
+        <w:rPr>
+          <w:rFonts w:eastAsia="Times New Roman" w:cs="Times New Roman"/>
+          <w:szCs w:val="24"/>
+          <w:lang w:eastAsia="hu-HU"/>
+        </w:rPr>
+        <w:t xml:space="preserve"> segítségével sikerült a projekt időbeosztását pontosan megtervezni, valamint a feladatokat ütemezetten és átlátható módon elvégezni. Ez nagyban hozzájárult ahhoz, hogy minden részfeladattal időben elkészüljünk, és a határidőket pontosan betartsuk.</w:t>
       </w:r>
     </w:p>
     <w:p>
@@ -1397,9 +1333,7 @@
     </w:p>
     <w:p>
       <w:pPr>
-        <w:rPr>
-          <w:lang w:eastAsia="hu-HU"/>
-        </w:rPr>
+        <w:keepNext/>
       </w:pPr>
       <w:r>
         <w:rPr>
@@ -1445,6 +1379,66 @@
     </w:p>
     <w:p>
       <w:pPr>
+        <w:pStyle w:val="Kpalrs"/>
+        <w:jc w:val="center"/>
+        <w:rPr>
+          <w:color w:val="auto"/>
+          <w:lang w:eastAsia="hu-HU"/>
+        </w:rPr>
+      </w:pPr>
+      <w:r>
+        <w:rPr>
+          <w:color w:val="auto"/>
+          <w:lang w:eastAsia="hu-HU"/>
+        </w:rPr>
+        <w:fldChar w:fldCharType="begin"/>
+      </w:r>
+      <w:r>
+        <w:rPr>
+          <w:color w:val="auto"/>
+          <w:lang w:eastAsia="hu-HU"/>
+        </w:rPr>
+        <w:instrText xml:space="preserve"> SEQ ábra \* ARABIC </w:instrText>
+      </w:r>
+      <w:r>
+        <w:rPr>
+          <w:color w:val="auto"/>
+          <w:lang w:eastAsia="hu-HU"/>
+        </w:rPr>
+        <w:fldChar w:fldCharType="separate"/>
+      </w:r>
+      <w:r>
+        <w:rPr>
+          <w:noProof/>
+          <w:color w:val="auto"/>
+          <w:lang w:eastAsia="hu-HU"/>
+        </w:rPr>
+        <w:t>1</w:t>
+      </w:r>
+      <w:r>
+        <w:rPr>
+          <w:color w:val="auto"/>
+          <w:lang w:eastAsia="hu-HU"/>
+        </w:rPr>
+        <w:fldChar w:fldCharType="end"/>
+      </w:r>
+      <w:r>
+        <w:rPr>
+          <w:color w:val="auto"/>
+        </w:rPr>
+        <w:t xml:space="preserve">. </w:t>
+      </w:r>
+      <w:proofErr w:type="spellStart"/>
+      <w:r>
+        <w:rPr>
+          <w:color w:val="auto"/>
+        </w:rPr>
+        <w:t>ábra:adatbázis</w:t>
+      </w:r>
+      <w:proofErr w:type="spellEnd"/>
+    </w:p>
+    <w:p>
+      <w:pPr>
         <w:rPr>
           <w:lang w:eastAsia="hu-HU"/>
         </w:rPr>
@@ -1593,140 +1587,1783 @@
         <w:rPr>
           <w:lang w:eastAsia="hu-HU"/>
         </w:rPr>
-        <w:t xml:space="preserve">. </w:t>
-      </w:r>
-      <w:proofErr w:type="gramStart"/>
-      <w:r>
-        <w:rPr>
-          <w:lang w:eastAsia="hu-HU"/>
-        </w:rPr>
-        <w:t>A</w:t>
-      </w:r>
-      <w:proofErr w:type="gramEnd"/>
-      <w:r>
-        <w:rPr>
-          <w:lang w:eastAsia="hu-HU"/>
+        <w:t xml:space="preserve">. A </w:t>
+      </w:r>
+      <w:proofErr w:type="spellStart"/>
+      <w:r>
+        <w:rPr>
+          <w:lang w:eastAsia="hu-HU"/>
+        </w:rPr>
+        <w:t>users</w:t>
+      </w:r>
+      <w:proofErr w:type="spellEnd"/>
+      <w:r>
+        <w:rPr>
+          <w:lang w:eastAsia="hu-HU"/>
+        </w:rPr>
+        <w:t xml:space="preserve"> tábla tárolja a felhasználói adatokat, míg a </w:t>
+      </w:r>
+      <w:proofErr w:type="spellStart"/>
+      <w:r>
+        <w:rPr>
+          <w:lang w:eastAsia="hu-HU"/>
+        </w:rPr>
+        <w:t>posts</w:t>
+      </w:r>
+      <w:proofErr w:type="spellEnd"/>
+      <w:r>
+        <w:rPr>
+          <w:lang w:eastAsia="hu-HU"/>
+        </w:rPr>
+        <w:t xml:space="preserve"> és </w:t>
+      </w:r>
+      <w:proofErr w:type="spellStart"/>
+      <w:r>
+        <w:rPr>
+          <w:lang w:eastAsia="hu-HU"/>
+        </w:rPr>
+        <w:t>comments</w:t>
+      </w:r>
+      <w:proofErr w:type="spellEnd"/>
+      <w:r>
+        <w:rPr>
+          <w:lang w:eastAsia="hu-HU"/>
+        </w:rPr>
+        <w:t xml:space="preserve"> táblák a tartalmak és hozzászólások kezeléséért felelősek. A közösségi funkciókat a </w:t>
+      </w:r>
+      <w:proofErr w:type="spellStart"/>
+      <w:r>
+        <w:rPr>
+          <w:lang w:eastAsia="hu-HU"/>
+        </w:rPr>
+        <w:t>likes</w:t>
+      </w:r>
+      <w:proofErr w:type="spellEnd"/>
+      <w:r>
+        <w:rPr>
+          <w:lang w:eastAsia="hu-HU"/>
+        </w:rPr>
+        <w:t xml:space="preserve"> és </w:t>
+      </w:r>
+      <w:proofErr w:type="spellStart"/>
+      <w:r>
+        <w:rPr>
+          <w:lang w:eastAsia="hu-HU"/>
+        </w:rPr>
+        <w:t>follows</w:t>
+      </w:r>
+      <w:proofErr w:type="spellEnd"/>
+      <w:r>
+        <w:rPr>
+          <w:lang w:eastAsia="hu-HU"/>
+        </w:rPr>
+        <w:t xml:space="preserve"> táblák valósítják meg, az üzenetküldést a </w:t>
+      </w:r>
+      <w:proofErr w:type="spellStart"/>
+      <w:r>
+        <w:rPr>
+          <w:lang w:eastAsia="hu-HU"/>
+        </w:rPr>
+        <w:t>messages</w:t>
+      </w:r>
+      <w:proofErr w:type="spellEnd"/>
+      <w:r>
+        <w:rPr>
+          <w:lang w:eastAsia="hu-HU"/>
+        </w:rPr>
+        <w:t xml:space="preserve"> tábla kezeli.</w:t>
+      </w:r>
+    </w:p>
+    <w:p>
+      <w:pPr>
+        <w:rPr>
+          <w:lang w:eastAsia="hu-HU"/>
+        </w:rPr>
+      </w:pPr>
+      <w:r>
+        <w:rPr>
+          <w:lang w:eastAsia="hu-HU"/>
+        </w:rPr>
+        <w:t>Az adatbázis szerkezete normalizált, a táblák között elsődleges és idegen kulcs kapcsolatok biztosítják az adatintegritást. Ez a struktúra lehetővé teszi a rendszer hatékony, biztonságos és bővíthető működését.</w:t>
+      </w:r>
+    </w:p>
+    <w:p>
+      <w:pPr>
+        <w:rPr>
+          <w:rFonts w:cs="Times New Roman"/>
+          <w:szCs w:val="24"/>
+          <w:lang w:eastAsia="hu-HU"/>
+        </w:rPr>
+      </w:pPr>
+      <w:r>
+        <w:rPr>
+          <w:rFonts w:cs="Times New Roman"/>
+          <w:szCs w:val="24"/>
+          <w:lang w:eastAsia="hu-HU"/>
+        </w:rPr>
+        <w:t xml:space="preserve">Az egyes táblák között logikai kapcsolatok biztosítják a rendszer működését. Például a </w:t>
+      </w:r>
+      <w:proofErr w:type="spellStart"/>
+      <w:r>
+        <w:rPr>
+          <w:rFonts w:cs="Times New Roman"/>
+          <w:szCs w:val="24"/>
+          <w:lang w:eastAsia="hu-HU"/>
+        </w:rPr>
+        <w:t>posts</w:t>
+      </w:r>
+      <w:proofErr w:type="spellEnd"/>
+      <w:r>
+        <w:rPr>
+          <w:rFonts w:cs="Times New Roman"/>
+          <w:szCs w:val="24"/>
+          <w:lang w:eastAsia="hu-HU"/>
+        </w:rPr>
+        <w:t xml:space="preserve"> tábla idegen kulccsal kapcsolódik a </w:t>
+      </w:r>
+      <w:proofErr w:type="spellStart"/>
+      <w:r>
+        <w:rPr>
+          <w:rFonts w:cs="Times New Roman"/>
+          <w:szCs w:val="24"/>
+          <w:lang w:eastAsia="hu-HU"/>
+        </w:rPr>
+        <w:t>users</w:t>
+      </w:r>
+      <w:proofErr w:type="spellEnd"/>
+      <w:r>
+        <w:rPr>
+          <w:rFonts w:cs="Times New Roman"/>
+          <w:szCs w:val="24"/>
+          <w:lang w:eastAsia="hu-HU"/>
+        </w:rPr>
+        <w:t xml:space="preserve"> táblához, így minden bejegyzés egy adott felhasználóhoz tartozik. Hasonló módon a </w:t>
+      </w:r>
+      <w:proofErr w:type="spellStart"/>
+      <w:r>
+        <w:rPr>
+          <w:rFonts w:cs="Times New Roman"/>
+          <w:szCs w:val="24"/>
+          <w:lang w:eastAsia="hu-HU"/>
+        </w:rPr>
+        <w:t>comments</w:t>
+      </w:r>
+      <w:proofErr w:type="spellEnd"/>
+      <w:r>
+        <w:rPr>
+          <w:rFonts w:cs="Times New Roman"/>
+          <w:szCs w:val="24"/>
+          <w:lang w:eastAsia="hu-HU"/>
+        </w:rPr>
+        <w:t xml:space="preserve">, </w:t>
+      </w:r>
+      <w:proofErr w:type="spellStart"/>
+      <w:r>
+        <w:rPr>
+          <w:rFonts w:cs="Times New Roman"/>
+          <w:szCs w:val="24"/>
+          <w:lang w:eastAsia="hu-HU"/>
+        </w:rPr>
+        <w:t>likes</w:t>
+      </w:r>
+      <w:proofErr w:type="spellEnd"/>
+      <w:r>
+        <w:rPr>
+          <w:rFonts w:cs="Times New Roman"/>
+          <w:szCs w:val="24"/>
+          <w:lang w:eastAsia="hu-HU"/>
+        </w:rPr>
+        <w:t xml:space="preserve"> és </w:t>
+      </w:r>
+      <w:proofErr w:type="spellStart"/>
+      <w:r>
+        <w:rPr>
+          <w:rFonts w:cs="Times New Roman"/>
+          <w:szCs w:val="24"/>
+          <w:lang w:eastAsia="hu-HU"/>
+        </w:rPr>
+        <w:t>reports</w:t>
+      </w:r>
+      <w:proofErr w:type="spellEnd"/>
+      <w:r>
+        <w:rPr>
+          <w:rFonts w:cs="Times New Roman"/>
+          <w:szCs w:val="24"/>
+          <w:lang w:eastAsia="hu-HU"/>
+        </w:rPr>
+        <w:t xml:space="preserve"> táblák is hivatkoznak a megfelelő felhasználóra és bejegyzésre, ezáltal biztosítva az adatok követhetőségét és konzisztenciáját.</w:t>
+      </w:r>
+    </w:p>
+    <w:p>
+      <w:pPr>
+        <w:rPr>
+          <w:rFonts w:cs="Times New Roman"/>
+          <w:szCs w:val="24"/>
+          <w:lang w:eastAsia="hu-HU"/>
+        </w:rPr>
+      </w:pPr>
+      <w:r>
+        <w:rPr>
+          <w:rFonts w:cs="Times New Roman"/>
+          <w:szCs w:val="24"/>
+          <w:lang w:eastAsia="hu-HU"/>
+        </w:rPr>
+        <w:t xml:space="preserve">A </w:t>
+      </w:r>
+      <w:proofErr w:type="spellStart"/>
+      <w:r>
+        <w:rPr>
+          <w:rFonts w:cs="Times New Roman"/>
+          <w:szCs w:val="24"/>
+          <w:lang w:eastAsia="hu-HU"/>
+        </w:rPr>
+        <w:t>follows</w:t>
+      </w:r>
+      <w:proofErr w:type="spellEnd"/>
+      <w:r>
+        <w:rPr>
+          <w:rFonts w:cs="Times New Roman"/>
+          <w:szCs w:val="24"/>
+          <w:lang w:eastAsia="hu-HU"/>
+        </w:rPr>
+        <w:t xml:space="preserve"> tábla a felhasználók közötti követési kapcsolatokat tárolja, amely lehetővé teszi a közösségi funkciók megvalósítását. A </w:t>
+      </w:r>
+      <w:proofErr w:type="spellStart"/>
+      <w:r>
+        <w:rPr>
+          <w:rFonts w:cs="Times New Roman"/>
+          <w:szCs w:val="24"/>
+          <w:lang w:eastAsia="hu-HU"/>
+        </w:rPr>
+        <w:t>messages</w:t>
+      </w:r>
+      <w:proofErr w:type="spellEnd"/>
+      <w:r>
+        <w:rPr>
+          <w:rFonts w:cs="Times New Roman"/>
+          <w:szCs w:val="24"/>
+          <w:lang w:eastAsia="hu-HU"/>
+        </w:rPr>
+        <w:t xml:space="preserve"> tábla a privát kommunikáció kezelésére szolgál, ahol a küldő </w:t>
+      </w:r>
+      <w:r>
+        <w:rPr>
+          <w:rFonts w:cs="Times New Roman"/>
+          <w:szCs w:val="24"/>
+          <w:lang w:eastAsia="hu-HU"/>
+        </w:rPr>
+        <w:lastRenderedPageBreak/>
+        <w:t xml:space="preserve">és fogadó felhasználó azonosítója is rögzítésre kerül. A </w:t>
+      </w:r>
+      <w:proofErr w:type="spellStart"/>
+      <w:r>
+        <w:rPr>
+          <w:rFonts w:cs="Times New Roman"/>
+          <w:szCs w:val="24"/>
+          <w:lang w:eastAsia="hu-HU"/>
+        </w:rPr>
+        <w:t>categories</w:t>
+      </w:r>
+      <w:proofErr w:type="spellEnd"/>
+      <w:r>
+        <w:rPr>
+          <w:rFonts w:cs="Times New Roman"/>
+          <w:szCs w:val="24"/>
+          <w:lang w:eastAsia="hu-HU"/>
+        </w:rPr>
+        <w:t xml:space="preserve"> és </w:t>
+      </w:r>
+      <w:proofErr w:type="spellStart"/>
+      <w:r>
+        <w:rPr>
+          <w:rFonts w:cs="Times New Roman"/>
+          <w:szCs w:val="24"/>
+          <w:lang w:eastAsia="hu-HU"/>
+        </w:rPr>
+        <w:t>ideas</w:t>
+      </w:r>
+      <w:proofErr w:type="spellEnd"/>
+      <w:r>
+        <w:rPr>
+          <w:rFonts w:cs="Times New Roman"/>
+          <w:szCs w:val="24"/>
+          <w:lang w:eastAsia="hu-HU"/>
+        </w:rPr>
+        <w:t xml:space="preserve"> táblák a tartalmak rendszerezését és strukturált megjelenítését támogatják, míg a </w:t>
+      </w:r>
+      <w:proofErr w:type="spellStart"/>
+      <w:r>
+        <w:rPr>
+          <w:rFonts w:cs="Times New Roman"/>
+          <w:szCs w:val="24"/>
+          <w:lang w:eastAsia="hu-HU"/>
+        </w:rPr>
+        <w:t>feedbacks</w:t>
+      </w:r>
+      <w:proofErr w:type="spellEnd"/>
+      <w:r>
+        <w:rPr>
+          <w:rFonts w:cs="Times New Roman"/>
+          <w:szCs w:val="24"/>
+          <w:lang w:eastAsia="hu-HU"/>
+        </w:rPr>
+        <w:t xml:space="preserve"> tábla a felhasználói visszajelzések tárolására szolgál.</w:t>
+      </w:r>
+    </w:p>
+    <w:p>
+      <w:pPr>
+        <w:spacing w:after="240"/>
+        <w:rPr>
+          <w:rFonts w:cs="Times New Roman"/>
+        </w:rPr>
+      </w:pPr>
+      <w:r>
+        <w:rPr>
+          <w:rFonts w:cs="Times New Roman"/>
+        </w:rPr>
+        <w:t xml:space="preserve">Az adatbázis kialakításánál fontos szempont volt a teljesítmény és az átláthatóság, ezért az elsődleges kulcsok </w:t>
+      </w:r>
+      <w:proofErr w:type="spellStart"/>
+      <w:r>
+        <w:rPr>
+          <w:rFonts w:cs="Times New Roman"/>
+        </w:rPr>
+        <w:t>auto</w:t>
+      </w:r>
+      <w:proofErr w:type="spellEnd"/>
+      <w:r>
+        <w:rPr>
+          <w:rFonts w:cs="Times New Roman"/>
         </w:rPr>
         <w:t xml:space="preserve"> </w:t>
       </w:r>
       <w:proofErr w:type="spellStart"/>
       <w:r>
         <w:rPr>
-          <w:lang w:eastAsia="hu-HU"/>
+          <w:rFonts w:cs="Times New Roman"/>
+        </w:rPr>
+        <w:t>increment</w:t>
+      </w:r>
+      <w:proofErr w:type="spellEnd"/>
+      <w:r>
+        <w:rPr>
+          <w:rFonts w:cs="Times New Roman"/>
+        </w:rPr>
+        <w:t xml:space="preserve"> azonosítók, valamint a gyakran keresett mezők indexeltek. Az </w:t>
+      </w:r>
+      <w:proofErr w:type="spellStart"/>
+      <w:r>
+        <w:rPr>
+          <w:rFonts w:cs="Times New Roman"/>
+        </w:rPr>
+        <w:t>InnoDB</w:t>
+      </w:r>
+      <w:proofErr w:type="spellEnd"/>
+      <w:r>
+        <w:rPr>
+          <w:rFonts w:cs="Times New Roman"/>
+        </w:rPr>
+        <w:t xml:space="preserve"> tárolómotor használata biztosítja a megbízható adatkezelést, a tranzakcióbiztonságot és a referenciális integritást. A struktúra lehetővé teszi a későbbi bővítést, például új funkciók vagy további kapcsolatok egyszerű hozzáadását.</w:t>
+      </w:r>
+    </w:p>
+    <w:p>
+      <w:pPr>
+        <w:rPr>
+          <w:b/>
+          <w:color w:val="auto"/>
+        </w:rPr>
+      </w:pPr>
+      <w:proofErr w:type="spellStart"/>
+      <w:r>
+        <w:rPr>
+          <w:b/>
         </w:rPr>
         <w:t>users</w:t>
       </w:r>
       <w:proofErr w:type="spellEnd"/>
-      <w:r>
-        <w:rPr>
-          <w:lang w:eastAsia="hu-HU"/>
-        </w:rPr>
-        <w:t xml:space="preserve"> tábla tárolja a felhasználói adatokat, míg a </w:t>
-      </w:r>
-      <w:proofErr w:type="spellStart"/>
-      <w:r>
-        <w:rPr>
-          <w:lang w:eastAsia="hu-HU"/>
+    </w:p>
+    <w:p>
+      <w:pPr>
+        <w:pStyle w:val="Listaszerbekezds"/>
+        <w:numPr>
+          <w:ilvl w:val="0"/>
+          <w:numId w:val="9"/>
+        </w:numPr>
+      </w:pPr>
+      <w:proofErr w:type="spellStart"/>
+      <w:r>
+        <w:t>id</w:t>
+      </w:r>
+      <w:proofErr w:type="spellEnd"/>
+      <w:r>
+        <w:t xml:space="preserve"> – egyedi azonosító</w:t>
+      </w:r>
+    </w:p>
+    <w:p>
+      <w:pPr>
+        <w:pStyle w:val="Listaszerbekezds"/>
+        <w:numPr>
+          <w:ilvl w:val="0"/>
+          <w:numId w:val="9"/>
+        </w:numPr>
+      </w:pPr>
+      <w:proofErr w:type="spellStart"/>
+      <w:r>
+        <w:t>username</w:t>
+      </w:r>
+      <w:proofErr w:type="spellEnd"/>
+      <w:r>
+        <w:t xml:space="preserve"> – felhasználónév</w:t>
+      </w:r>
+    </w:p>
+    <w:p>
+      <w:pPr>
+        <w:pStyle w:val="Listaszerbekezds"/>
+        <w:numPr>
+          <w:ilvl w:val="0"/>
+          <w:numId w:val="9"/>
+        </w:numPr>
+      </w:pPr>
+      <w:r>
+        <w:t>email – e-mail cím</w:t>
+      </w:r>
+    </w:p>
+    <w:p>
+      <w:pPr>
+        <w:pStyle w:val="Listaszerbekezds"/>
+        <w:numPr>
+          <w:ilvl w:val="0"/>
+          <w:numId w:val="9"/>
+        </w:numPr>
+      </w:pPr>
+      <w:proofErr w:type="spellStart"/>
+      <w:r>
+        <w:t>password_hash</w:t>
+      </w:r>
+      <w:proofErr w:type="spellEnd"/>
+      <w:r>
+        <w:t xml:space="preserve"> – titkosított jelszó</w:t>
+      </w:r>
+    </w:p>
+    <w:p>
+      <w:pPr>
+        <w:pStyle w:val="Listaszerbekezds"/>
+        <w:numPr>
+          <w:ilvl w:val="0"/>
+          <w:numId w:val="9"/>
+        </w:numPr>
+      </w:pPr>
+      <w:proofErr w:type="spellStart"/>
+      <w:r>
+        <w:t>role</w:t>
+      </w:r>
+      <w:proofErr w:type="spellEnd"/>
+      <w:r>
+        <w:t xml:space="preserve"> – felhasználói szerepkör</w:t>
+      </w:r>
+    </w:p>
+    <w:p>
+      <w:pPr>
+        <w:pStyle w:val="Listaszerbekezds"/>
+        <w:numPr>
+          <w:ilvl w:val="0"/>
+          <w:numId w:val="9"/>
+        </w:numPr>
+      </w:pPr>
+      <w:proofErr w:type="spellStart"/>
+      <w:r>
+        <w:t>full_name</w:t>
+      </w:r>
+      <w:proofErr w:type="spellEnd"/>
+      <w:r>
+        <w:t xml:space="preserve"> – a felhasználó teljes neve</w:t>
+      </w:r>
+    </w:p>
+    <w:p>
+      <w:pPr>
+        <w:pStyle w:val="Listaszerbekezds"/>
+        <w:numPr>
+          <w:ilvl w:val="0"/>
+          <w:numId w:val="9"/>
+        </w:numPr>
+      </w:pPr>
+      <w:proofErr w:type="spellStart"/>
+      <w:r>
+        <w:t>bio</w:t>
+      </w:r>
+      <w:proofErr w:type="spellEnd"/>
+      <w:r>
+        <w:t xml:space="preserve"> – bemutatkozó szöveg</w:t>
+      </w:r>
+    </w:p>
+    <w:p>
+      <w:pPr>
+        <w:pStyle w:val="Listaszerbekezds"/>
+        <w:numPr>
+          <w:ilvl w:val="0"/>
+          <w:numId w:val="9"/>
+        </w:numPr>
+      </w:pPr>
+      <w:proofErr w:type="spellStart"/>
+      <w:r>
+        <w:t>avatar_url</w:t>
+      </w:r>
+      <w:proofErr w:type="spellEnd"/>
+      <w:r>
+        <w:t xml:space="preserve"> – profilkép elérési útja</w:t>
+      </w:r>
+    </w:p>
+    <w:p>
+      <w:pPr>
+        <w:pStyle w:val="Listaszerbekezds"/>
+        <w:numPr>
+          <w:ilvl w:val="0"/>
+          <w:numId w:val="9"/>
+        </w:numPr>
+      </w:pPr>
+      <w:proofErr w:type="spellStart"/>
+      <w:r>
+        <w:t>location</w:t>
+      </w:r>
+      <w:proofErr w:type="spellEnd"/>
+      <w:r>
+        <w:t xml:space="preserve"> – felhasználó tartózkodási helye</w:t>
+      </w:r>
+    </w:p>
+    <w:p>
+      <w:pPr>
+        <w:pStyle w:val="Listaszerbekezds"/>
+        <w:numPr>
+          <w:ilvl w:val="0"/>
+          <w:numId w:val="9"/>
+        </w:numPr>
+      </w:pPr>
+      <w:proofErr w:type="spellStart"/>
+      <w:r>
+        <w:t>created_at</w:t>
+      </w:r>
+      <w:proofErr w:type="spellEnd"/>
+      <w:r>
+        <w:t xml:space="preserve"> – regisztráció ideje</w:t>
+      </w:r>
+    </w:p>
+    <w:p>
+      <w:pPr>
+        <w:rPr>
+          <w:b/>
+        </w:rPr>
+      </w:pPr>
+      <w:proofErr w:type="spellStart"/>
+      <w:r>
+        <w:rPr>
+          <w:b/>
         </w:rPr>
         <w:t>posts</w:t>
       </w:r>
       <w:proofErr w:type="spellEnd"/>
-      <w:r>
-        <w:rPr>
-          <w:lang w:eastAsia="hu-HU"/>
-        </w:rPr>
-        <w:t xml:space="preserve"> és </w:t>
-      </w:r>
-      <w:proofErr w:type="spellStart"/>
-      <w:r>
-        <w:rPr>
-          <w:lang w:eastAsia="hu-HU"/>
+    </w:p>
+    <w:p>
+      <w:pPr>
+        <w:pStyle w:val="Listaszerbekezds"/>
+        <w:numPr>
+          <w:ilvl w:val="0"/>
+          <w:numId w:val="10"/>
+        </w:numPr>
+      </w:pPr>
+      <w:proofErr w:type="spellStart"/>
+      <w:r>
+        <w:t>id</w:t>
+      </w:r>
+      <w:proofErr w:type="spellEnd"/>
+      <w:r>
+        <w:t xml:space="preserve"> – bejegyzés egyedi azonosítója</w:t>
+      </w:r>
+    </w:p>
+    <w:p>
+      <w:pPr>
+        <w:pStyle w:val="Listaszerbekezds"/>
+        <w:numPr>
+          <w:ilvl w:val="0"/>
+          <w:numId w:val="10"/>
+        </w:numPr>
+      </w:pPr>
+      <w:proofErr w:type="spellStart"/>
+      <w:r>
+        <w:t>user_id</w:t>
+      </w:r>
+      <w:proofErr w:type="spellEnd"/>
+      <w:r>
+        <w:t xml:space="preserve"> – a bejegyzést létrehozó felhasználó azonosítója</w:t>
+      </w:r>
+    </w:p>
+    <w:p>
+      <w:pPr>
+        <w:pStyle w:val="Listaszerbekezds"/>
+        <w:numPr>
+          <w:ilvl w:val="0"/>
+          <w:numId w:val="10"/>
+        </w:numPr>
+      </w:pPr>
+      <w:proofErr w:type="spellStart"/>
+      <w:r>
+        <w:t>category_id</w:t>
+      </w:r>
+      <w:proofErr w:type="spellEnd"/>
+      <w:r>
+        <w:t xml:space="preserve"> – a bejegyzés kategóriájának azonosítója</w:t>
+      </w:r>
+    </w:p>
+    <w:p>
+      <w:pPr>
+        <w:pStyle w:val="Listaszerbekezds"/>
+        <w:numPr>
+          <w:ilvl w:val="0"/>
+          <w:numId w:val="10"/>
+        </w:numPr>
+      </w:pPr>
+      <w:proofErr w:type="spellStart"/>
+      <w:r>
+        <w:t>idea_id</w:t>
+      </w:r>
+      <w:proofErr w:type="spellEnd"/>
+      <w:r>
+        <w:t xml:space="preserve"> – a kapcsolódó ötlet azonosítója</w:t>
+      </w:r>
+    </w:p>
+    <w:p>
+      <w:pPr>
+        <w:pStyle w:val="Listaszerbekezds"/>
+        <w:numPr>
+          <w:ilvl w:val="0"/>
+          <w:numId w:val="10"/>
+        </w:numPr>
+      </w:pPr>
+      <w:proofErr w:type="spellStart"/>
+      <w:r>
+        <w:t>title</w:t>
+      </w:r>
+      <w:proofErr w:type="spellEnd"/>
+      <w:r>
+        <w:t xml:space="preserve"> – a bejegyzés címe</w:t>
+      </w:r>
+    </w:p>
+    <w:p>
+      <w:pPr>
+        <w:pStyle w:val="Listaszerbekezds"/>
+        <w:numPr>
+          <w:ilvl w:val="0"/>
+          <w:numId w:val="10"/>
+        </w:numPr>
+      </w:pPr>
+      <w:proofErr w:type="spellStart"/>
+      <w:r>
+        <w:t>description</w:t>
+      </w:r>
+      <w:proofErr w:type="spellEnd"/>
+      <w:r>
+        <w:t xml:space="preserve"> – a bejegyzés leírása</w:t>
+      </w:r>
+    </w:p>
+    <w:p>
+      <w:pPr>
+        <w:pStyle w:val="Listaszerbekezds"/>
+        <w:numPr>
+          <w:ilvl w:val="0"/>
+          <w:numId w:val="10"/>
+        </w:numPr>
+      </w:pPr>
+      <w:proofErr w:type="spellStart"/>
+      <w:r>
+        <w:t>image_url</w:t>
+      </w:r>
+      <w:proofErr w:type="spellEnd"/>
+      <w:r>
+        <w:t xml:space="preserve"> – a kép elérési útja</w:t>
+      </w:r>
+    </w:p>
+    <w:p>
+      <w:pPr>
+        <w:pStyle w:val="Listaszerbekezds"/>
+        <w:numPr>
+          <w:ilvl w:val="0"/>
+          <w:numId w:val="10"/>
+        </w:numPr>
+      </w:pPr>
+      <w:proofErr w:type="spellStart"/>
+      <w:r>
+        <w:t>image_data</w:t>
+      </w:r>
+      <w:proofErr w:type="spellEnd"/>
+      <w:r>
+        <w:t xml:space="preserve"> – a kép bináris adata</w:t>
+      </w:r>
+    </w:p>
+    <w:p>
+      <w:pPr>
+        <w:pStyle w:val="Listaszerbekezds"/>
+        <w:numPr>
+          <w:ilvl w:val="0"/>
+          <w:numId w:val="10"/>
+        </w:numPr>
+      </w:pPr>
+      <w:proofErr w:type="spellStart"/>
+      <w:r>
+        <w:t>image_type</w:t>
+      </w:r>
+      <w:proofErr w:type="spellEnd"/>
+      <w:r>
+        <w:t xml:space="preserve"> – a kép típusa</w:t>
+      </w:r>
+    </w:p>
+    <w:p>
+      <w:pPr>
+        <w:pStyle w:val="Listaszerbekezds"/>
+        <w:numPr>
+          <w:ilvl w:val="0"/>
+          <w:numId w:val="10"/>
+        </w:numPr>
+      </w:pPr>
+      <w:proofErr w:type="spellStart"/>
+      <w:r>
+        <w:t>created_at</w:t>
+      </w:r>
+      <w:proofErr w:type="spellEnd"/>
+      <w:r>
+        <w:t xml:space="preserve"> – a bejegyzés létrehozásának ideje</w:t>
+      </w:r>
+    </w:p>
+    <w:p>
+      <w:pPr>
+        <w:rPr>
+          <w:b/>
+        </w:rPr>
+      </w:pPr>
+      <w:proofErr w:type="spellStart"/>
+      <w:r>
+        <w:rPr>
+          <w:b/>
         </w:rPr>
         <w:t>comments</w:t>
       </w:r>
       <w:proofErr w:type="spellEnd"/>
-      <w:r>
-        <w:rPr>
-          <w:lang w:eastAsia="hu-HU"/>
-        </w:rPr>
-        <w:t xml:space="preserve"> táblák a tartalmak és hozzászólások kezeléséért felelősek. A közösségi funkciókat a </w:t>
-      </w:r>
-      <w:proofErr w:type="spellStart"/>
-      <w:r>
-        <w:rPr>
-          <w:lang w:eastAsia="hu-HU"/>
+    </w:p>
+    <w:p>
+      <w:pPr>
+        <w:pStyle w:val="Listaszerbekezds"/>
+        <w:numPr>
+          <w:ilvl w:val="0"/>
+          <w:numId w:val="11"/>
+        </w:numPr>
+      </w:pPr>
+      <w:proofErr w:type="spellStart"/>
+      <w:r>
+        <w:lastRenderedPageBreak/>
+        <w:t>id</w:t>
+      </w:r>
+      <w:proofErr w:type="spellEnd"/>
+      <w:r>
+        <w:t xml:space="preserve"> – komment azonosító</w:t>
+      </w:r>
+    </w:p>
+    <w:p>
+      <w:pPr>
+        <w:pStyle w:val="Listaszerbekezds"/>
+        <w:numPr>
+          <w:ilvl w:val="0"/>
+          <w:numId w:val="11"/>
+        </w:numPr>
+      </w:pPr>
+      <w:proofErr w:type="spellStart"/>
+      <w:r>
+        <w:t>user_id</w:t>
+      </w:r>
+      <w:proofErr w:type="spellEnd"/>
+      <w:r>
+        <w:t xml:space="preserve"> – a komment szerzőjének azonosítója</w:t>
+      </w:r>
+    </w:p>
+    <w:p>
+      <w:pPr>
+        <w:pStyle w:val="Listaszerbekezds"/>
+        <w:numPr>
+          <w:ilvl w:val="0"/>
+          <w:numId w:val="11"/>
+        </w:numPr>
+      </w:pPr>
+      <w:proofErr w:type="spellStart"/>
+      <w:r>
+        <w:t>post_id</w:t>
+      </w:r>
+      <w:proofErr w:type="spellEnd"/>
+      <w:r>
+        <w:t xml:space="preserve"> – a kommenthez tartozó bejegyzés azonosítója</w:t>
+      </w:r>
+    </w:p>
+    <w:p>
+      <w:pPr>
+        <w:pStyle w:val="Listaszerbekezds"/>
+        <w:numPr>
+          <w:ilvl w:val="0"/>
+          <w:numId w:val="11"/>
+        </w:numPr>
+      </w:pPr>
+      <w:proofErr w:type="spellStart"/>
+      <w:r>
+        <w:t>content</w:t>
+      </w:r>
+      <w:proofErr w:type="spellEnd"/>
+      <w:r>
+        <w:t xml:space="preserve"> – a hozzászólás szövege</w:t>
+      </w:r>
+    </w:p>
+    <w:p>
+      <w:pPr>
+        <w:pStyle w:val="Listaszerbekezds"/>
+        <w:numPr>
+          <w:ilvl w:val="0"/>
+          <w:numId w:val="11"/>
+        </w:numPr>
+      </w:pPr>
+      <w:proofErr w:type="spellStart"/>
+      <w:r>
+        <w:t>created_at</w:t>
+      </w:r>
+      <w:proofErr w:type="spellEnd"/>
+      <w:r>
+        <w:t xml:space="preserve"> – a komment létrehozásának ideje</w:t>
+      </w:r>
+    </w:p>
+    <w:p>
+      <w:pPr>
+        <w:rPr>
+          <w:b/>
+        </w:rPr>
+      </w:pPr>
+      <w:proofErr w:type="spellStart"/>
+      <w:r>
+        <w:rPr>
+          <w:b/>
         </w:rPr>
         <w:t>likes</w:t>
       </w:r>
       <w:proofErr w:type="spellEnd"/>
-      <w:r>
-        <w:rPr>
-          <w:lang w:eastAsia="hu-HU"/>
-        </w:rPr>
-        <w:t xml:space="preserve"> és </w:t>
-      </w:r>
-      <w:proofErr w:type="spellStart"/>
-      <w:r>
-        <w:rPr>
-          <w:lang w:eastAsia="hu-HU"/>
+    </w:p>
+    <w:p>
+      <w:pPr>
+        <w:pStyle w:val="Listaszerbekezds"/>
+        <w:numPr>
+          <w:ilvl w:val="0"/>
+          <w:numId w:val="12"/>
+        </w:numPr>
+      </w:pPr>
+      <w:proofErr w:type="spellStart"/>
+      <w:r>
+        <w:t>user_id</w:t>
+      </w:r>
+      <w:proofErr w:type="spellEnd"/>
+      <w:r>
+        <w:t xml:space="preserve"> – a kedvelést végző felhasználó azonosítója</w:t>
+      </w:r>
+    </w:p>
+    <w:p>
+      <w:pPr>
+        <w:pStyle w:val="Listaszerbekezds"/>
+        <w:numPr>
+          <w:ilvl w:val="0"/>
+          <w:numId w:val="12"/>
+        </w:numPr>
+      </w:pPr>
+      <w:proofErr w:type="spellStart"/>
+      <w:r>
+        <w:t>post_id</w:t>
+      </w:r>
+      <w:proofErr w:type="spellEnd"/>
+      <w:r>
+        <w:t xml:space="preserve"> – a kedvelt bejegyzés azonosítója</w:t>
+      </w:r>
+    </w:p>
+    <w:p>
+      <w:pPr>
+        <w:pStyle w:val="Listaszerbekezds"/>
+        <w:numPr>
+          <w:ilvl w:val="0"/>
+          <w:numId w:val="12"/>
+        </w:numPr>
+      </w:pPr>
+      <w:proofErr w:type="spellStart"/>
+      <w:r>
+        <w:t>created_at</w:t>
+      </w:r>
+      <w:proofErr w:type="spellEnd"/>
+      <w:r>
+        <w:t xml:space="preserve"> – a kedvelés időpontja</w:t>
+      </w:r>
+    </w:p>
+    <w:p>
+      <w:pPr>
+        <w:rPr>
+          <w:b/>
+        </w:rPr>
+      </w:pPr>
+      <w:proofErr w:type="spellStart"/>
+      <w:r>
+        <w:rPr>
+          <w:b/>
         </w:rPr>
         <w:t>follows</w:t>
       </w:r>
       <w:proofErr w:type="spellEnd"/>
-      <w:r>
-        <w:rPr>
-          <w:lang w:eastAsia="hu-HU"/>
-        </w:rPr>
-        <w:t xml:space="preserve"> táblák valósítják meg, az üzenetküldést a </w:t>
-      </w:r>
-      <w:proofErr w:type="spellStart"/>
-      <w:r>
-        <w:rPr>
-          <w:lang w:eastAsia="hu-HU"/>
+    </w:p>
+    <w:p>
+      <w:pPr>
+        <w:pStyle w:val="Listaszerbekezds"/>
+        <w:numPr>
+          <w:ilvl w:val="0"/>
+          <w:numId w:val="13"/>
+        </w:numPr>
+      </w:pPr>
+      <w:proofErr w:type="spellStart"/>
+      <w:r>
+        <w:t>follower_id</w:t>
+      </w:r>
+      <w:proofErr w:type="spellEnd"/>
+      <w:r>
+        <w:t xml:space="preserve"> – a követő felhasználó azonosítója</w:t>
+      </w:r>
+    </w:p>
+    <w:p>
+      <w:pPr>
+        <w:pStyle w:val="Listaszerbekezds"/>
+        <w:numPr>
+          <w:ilvl w:val="0"/>
+          <w:numId w:val="13"/>
+        </w:numPr>
+      </w:pPr>
+      <w:proofErr w:type="spellStart"/>
+      <w:r>
+        <w:t>following_id</w:t>
+      </w:r>
+      <w:proofErr w:type="spellEnd"/>
+      <w:r>
+        <w:t xml:space="preserve"> – a követett felhasználó azonosítója</w:t>
+      </w:r>
+    </w:p>
+    <w:p>
+      <w:pPr>
+        <w:pStyle w:val="Listaszerbekezds"/>
+        <w:numPr>
+          <w:ilvl w:val="0"/>
+          <w:numId w:val="13"/>
+        </w:numPr>
+      </w:pPr>
+      <w:proofErr w:type="spellStart"/>
+      <w:r>
+        <w:t>created_at</w:t>
+      </w:r>
+      <w:proofErr w:type="spellEnd"/>
+      <w:r>
+        <w:t xml:space="preserve"> – a követés időpontja</w:t>
+      </w:r>
+    </w:p>
+    <w:p>
+      <w:pPr>
+        <w:rPr>
+          <w:b/>
+        </w:rPr>
+      </w:pPr>
+      <w:proofErr w:type="spellStart"/>
+      <w:r>
+        <w:rPr>
+          <w:b/>
         </w:rPr>
         <w:t>messages</w:t>
       </w:r>
       <w:proofErr w:type="spellEnd"/>
-      <w:r>
-        <w:rPr>
-          <w:lang w:eastAsia="hu-HU"/>
-        </w:rPr>
-        <w:t xml:space="preserve"> tábla kezeli.</w:t>
-      </w:r>
-    </w:p>
-    <w:p>
-      <w:pPr>
-        <w:rPr>
-          <w:lang w:eastAsia="hu-HU"/>
-        </w:rPr>
-      </w:pPr>
-      <w:r>
-        <w:rPr>
-          <w:lang w:eastAsia="hu-HU"/>
-        </w:rPr>
-        <w:t>Az adatbázis szerkezete normalizált, a táblák között elsődleges és idegen kulcs kapcsolatok biztosítják az adatintegritást. Ez a struktúra lehetővé teszi a rendszer hatékony, biztonságos és bővíthető működését.</w:t>
-      </w:r>
-    </w:p>
-    <w:p>
-      <w:pPr>
-        <w:rPr>
-          <w:rFonts w:cs="Times New Roman"/>
-          <w:szCs w:val="24"/>
-          <w:lang w:eastAsia="hu-HU"/>
-        </w:rPr>
-      </w:pPr>
-      <w:r>
-        <w:rPr>
-          <w:rFonts w:cs="Times New Roman"/>
-          <w:szCs w:val="24"/>
-          <w:lang w:eastAsia="hu-HU"/>
-        </w:rPr>
-        <w:t xml:space="preserve">Az egyes táblák között logikai kapcsolatok biztosítják a rendszer működését. Például a </w:t>
-      </w:r>
-      <w:proofErr w:type="spellStart"/>
-      <w:r>
-        <w:rPr>
-          <w:rFonts w:cs="Times New Roman"/>
+    </w:p>
+    <w:p>
+      <w:pPr>
+        <w:pStyle w:val="Listaszerbekezds"/>
+        <w:numPr>
+          <w:ilvl w:val="0"/>
+          <w:numId w:val="14"/>
+        </w:numPr>
+      </w:pPr>
+      <w:proofErr w:type="spellStart"/>
+      <w:r>
+        <w:t>id</w:t>
+      </w:r>
+      <w:proofErr w:type="spellEnd"/>
+      <w:r>
+        <w:t xml:space="preserve"> – üzenet azonosító</w:t>
+      </w:r>
+    </w:p>
+    <w:p>
+      <w:pPr>
+        <w:pStyle w:val="Listaszerbekezds"/>
+        <w:numPr>
+          <w:ilvl w:val="0"/>
+          <w:numId w:val="14"/>
+        </w:numPr>
+      </w:pPr>
+      <w:proofErr w:type="spellStart"/>
+      <w:r>
+        <w:t>sender_id</w:t>
+      </w:r>
+      <w:proofErr w:type="spellEnd"/>
+      <w:r>
+        <w:t xml:space="preserve"> – az üzenet küldőjének azonosítója</w:t>
+      </w:r>
+    </w:p>
+    <w:p>
+      <w:pPr>
+        <w:pStyle w:val="Listaszerbekezds"/>
+        <w:numPr>
+          <w:ilvl w:val="0"/>
+          <w:numId w:val="14"/>
+        </w:numPr>
+      </w:pPr>
+      <w:proofErr w:type="spellStart"/>
+      <w:r>
+        <w:t>receiver_id</w:t>
+      </w:r>
+      <w:proofErr w:type="spellEnd"/>
+      <w:r>
+        <w:t xml:space="preserve"> – az üzenet címzettjének azonosítója</w:t>
+      </w:r>
+    </w:p>
+    <w:p>
+      <w:pPr>
+        <w:pStyle w:val="Listaszerbekezds"/>
+        <w:numPr>
+          <w:ilvl w:val="0"/>
+          <w:numId w:val="14"/>
+        </w:numPr>
+      </w:pPr>
+      <w:proofErr w:type="spellStart"/>
+      <w:r>
+        <w:t>content</w:t>
+      </w:r>
+      <w:proofErr w:type="spellEnd"/>
+      <w:r>
+        <w:t xml:space="preserve"> – az üzenet tartalma</w:t>
+      </w:r>
+    </w:p>
+    <w:p>
+      <w:pPr>
+        <w:pStyle w:val="Listaszerbekezds"/>
+        <w:numPr>
+          <w:ilvl w:val="0"/>
+          <w:numId w:val="14"/>
+        </w:numPr>
+      </w:pPr>
+      <w:proofErr w:type="spellStart"/>
+      <w:r>
+        <w:t>is_read</w:t>
+      </w:r>
+      <w:proofErr w:type="spellEnd"/>
+      <w:r>
+        <w:t xml:space="preserve"> – az üzenet olvasottsági állapota</w:t>
+      </w:r>
+    </w:p>
+    <w:p>
+      <w:pPr>
+        <w:pStyle w:val="Listaszerbekezds"/>
+        <w:numPr>
+          <w:ilvl w:val="0"/>
+          <w:numId w:val="14"/>
+        </w:numPr>
+      </w:pPr>
+      <w:proofErr w:type="spellStart"/>
+      <w:r>
+        <w:t>created_at</w:t>
+      </w:r>
+      <w:proofErr w:type="spellEnd"/>
+      <w:r>
+        <w:t xml:space="preserve"> – az üzenet küldésének ideje</w:t>
+      </w:r>
+    </w:p>
+    <w:p>
+      <w:pPr>
+        <w:rPr>
+          <w:b/>
+        </w:rPr>
+      </w:pPr>
+      <w:proofErr w:type="spellStart"/>
+      <w:r>
+        <w:rPr>
+          <w:b/>
+        </w:rPr>
+        <w:t>notifications</w:t>
+      </w:r>
+      <w:proofErr w:type="spellEnd"/>
+    </w:p>
+    <w:p>
+      <w:pPr>
+        <w:pStyle w:val="Listaszerbekezds"/>
+        <w:numPr>
+          <w:ilvl w:val="0"/>
+          <w:numId w:val="15"/>
+        </w:numPr>
+      </w:pPr>
+      <w:proofErr w:type="spellStart"/>
+      <w:r>
+        <w:t>id</w:t>
+      </w:r>
+      <w:proofErr w:type="spellEnd"/>
+      <w:r>
+        <w:t xml:space="preserve"> – értesítés azonosító</w:t>
+      </w:r>
+    </w:p>
+    <w:p>
+      <w:pPr>
+        <w:pStyle w:val="Listaszerbekezds"/>
+        <w:numPr>
+          <w:ilvl w:val="0"/>
+          <w:numId w:val="15"/>
+        </w:numPr>
+      </w:pPr>
+      <w:proofErr w:type="spellStart"/>
+      <w:r>
+        <w:t>user_id</w:t>
+      </w:r>
+      <w:proofErr w:type="spellEnd"/>
+      <w:r>
+        <w:t xml:space="preserve"> – az értesítés címzettje</w:t>
+      </w:r>
+    </w:p>
+    <w:p>
+      <w:pPr>
+        <w:pStyle w:val="Listaszerbekezds"/>
+        <w:numPr>
+          <w:ilvl w:val="0"/>
+          <w:numId w:val="15"/>
+        </w:numPr>
+      </w:pPr>
+      <w:proofErr w:type="spellStart"/>
+      <w:r>
+        <w:t>sender_id</w:t>
+      </w:r>
+      <w:proofErr w:type="spellEnd"/>
+      <w:r>
+        <w:t xml:space="preserve"> – az értesítést kiváltó felhasználó azonosítója</w:t>
+      </w:r>
+    </w:p>
+    <w:p>
+      <w:pPr>
+        <w:pStyle w:val="Listaszerbekezds"/>
+        <w:numPr>
+          <w:ilvl w:val="0"/>
+          <w:numId w:val="15"/>
+        </w:numPr>
+      </w:pPr>
+      <w:proofErr w:type="spellStart"/>
+      <w:r>
+        <w:t>type</w:t>
+      </w:r>
+      <w:proofErr w:type="spellEnd"/>
+      <w:r>
+        <w:t xml:space="preserve"> – az értesítés típusa</w:t>
+      </w:r>
+    </w:p>
+    <w:p>
+      <w:pPr>
+        <w:pStyle w:val="Listaszerbekezds"/>
+        <w:numPr>
+          <w:ilvl w:val="0"/>
+          <w:numId w:val="15"/>
+        </w:numPr>
+      </w:pPr>
+      <w:proofErr w:type="spellStart"/>
+      <w:r>
+        <w:t>target_id</w:t>
+      </w:r>
+      <w:proofErr w:type="spellEnd"/>
+      <w:r>
+        <w:t xml:space="preserve"> – az érintett objektum azonosítója</w:t>
+      </w:r>
+    </w:p>
+    <w:p>
+      <w:pPr>
+        <w:pStyle w:val="Listaszerbekezds"/>
+        <w:numPr>
+          <w:ilvl w:val="0"/>
+          <w:numId w:val="15"/>
+        </w:numPr>
+      </w:pPr>
+      <w:proofErr w:type="spellStart"/>
+      <w:r>
+        <w:t>is_read</w:t>
+      </w:r>
+      <w:proofErr w:type="spellEnd"/>
+      <w:r>
+        <w:t xml:space="preserve"> – az értesítés olvasottsági állapota</w:t>
+      </w:r>
+    </w:p>
+    <w:p>
+      <w:pPr>
+        <w:pStyle w:val="Listaszerbekezds"/>
+        <w:numPr>
+          <w:ilvl w:val="0"/>
+          <w:numId w:val="15"/>
+        </w:numPr>
+      </w:pPr>
+      <w:proofErr w:type="spellStart"/>
+      <w:r>
+        <w:t>created_at</w:t>
+      </w:r>
+      <w:proofErr w:type="spellEnd"/>
+      <w:r>
+        <w:t xml:space="preserve"> – az értesítés létrehozásának ideje</w:t>
+      </w:r>
+    </w:p>
+    <w:p>
+      <w:pPr>
+        <w:rPr>
+          <w:b/>
+        </w:rPr>
+      </w:pPr>
+      <w:proofErr w:type="spellStart"/>
+      <w:r>
+        <w:rPr>
+          <w:b/>
+        </w:rPr>
+        <w:t>categories</w:t>
+      </w:r>
+      <w:proofErr w:type="spellEnd"/>
+    </w:p>
+    <w:p>
+      <w:pPr>
+        <w:pStyle w:val="Listaszerbekezds"/>
+        <w:numPr>
+          <w:ilvl w:val="0"/>
+          <w:numId w:val="16"/>
+        </w:numPr>
+      </w:pPr>
+      <w:proofErr w:type="spellStart"/>
+      <w:r>
+        <w:t>id</w:t>
+      </w:r>
+      <w:proofErr w:type="spellEnd"/>
+      <w:r>
+        <w:t xml:space="preserve"> – kategória azonosító</w:t>
+      </w:r>
+    </w:p>
+    <w:p>
+      <w:pPr>
+        <w:pStyle w:val="Listaszerbekezds"/>
+        <w:numPr>
+          <w:ilvl w:val="0"/>
+          <w:numId w:val="16"/>
+        </w:numPr>
+      </w:pPr>
+      <w:proofErr w:type="spellStart"/>
+      <w:r>
+        <w:lastRenderedPageBreak/>
+        <w:t>name</w:t>
+      </w:r>
+      <w:proofErr w:type="spellEnd"/>
+      <w:r>
+        <w:t xml:space="preserve"> – kategória neve</w:t>
+      </w:r>
+    </w:p>
+    <w:p>
+      <w:pPr>
+        <w:rPr>
+          <w:b/>
+        </w:rPr>
+      </w:pPr>
+      <w:proofErr w:type="spellStart"/>
+      <w:r>
+        <w:rPr>
+          <w:b/>
+        </w:rPr>
+        <w:t>ideas</w:t>
+      </w:r>
+      <w:proofErr w:type="spellEnd"/>
+    </w:p>
+    <w:p>
+      <w:pPr>
+        <w:pStyle w:val="Listaszerbekezds"/>
+        <w:numPr>
+          <w:ilvl w:val="0"/>
+          <w:numId w:val="17"/>
+        </w:numPr>
+      </w:pPr>
+      <w:proofErr w:type="spellStart"/>
+      <w:r>
+        <w:t>id</w:t>
+      </w:r>
+      <w:proofErr w:type="spellEnd"/>
+      <w:r>
+        <w:t xml:space="preserve"> – ötlet azonosít</w:t>
+      </w:r>
+      <w:r>
+        <w:t>ó</w:t>
+      </w:r>
+    </w:p>
+    <w:p>
+      <w:pPr>
+        <w:pStyle w:val="Listaszerbekezds"/>
+        <w:numPr>
+          <w:ilvl w:val="0"/>
+          <w:numId w:val="17"/>
+        </w:numPr>
+      </w:pPr>
+      <w:proofErr w:type="spellStart"/>
+      <w:r>
+        <w:t>user_id</w:t>
+      </w:r>
+      <w:proofErr w:type="spellEnd"/>
+      <w:r>
+        <w:t xml:space="preserve"> – az ötlet létrehozójának azonosítója</w:t>
+      </w:r>
+    </w:p>
+    <w:p>
+      <w:pPr>
+        <w:pStyle w:val="Listaszerbekezds"/>
+        <w:numPr>
+          <w:ilvl w:val="0"/>
+          <w:numId w:val="17"/>
+        </w:numPr>
+      </w:pPr>
+      <w:proofErr w:type="spellStart"/>
+      <w:r>
+        <w:t>category_id</w:t>
+      </w:r>
+      <w:proofErr w:type="spellEnd"/>
+      <w:r>
+        <w:t xml:space="preserve"> – az ötlet kategóriájának azonosítója</w:t>
+      </w:r>
+    </w:p>
+    <w:p>
+      <w:pPr>
+        <w:pStyle w:val="Listaszerbekezds"/>
+        <w:numPr>
+          <w:ilvl w:val="0"/>
+          <w:numId w:val="17"/>
+        </w:numPr>
+      </w:pPr>
+      <w:proofErr w:type="spellStart"/>
+      <w:r>
+        <w:t>title</w:t>
+      </w:r>
+      <w:proofErr w:type="spellEnd"/>
+      <w:r>
+        <w:t xml:space="preserve"> – az ötlet címe</w:t>
+      </w:r>
+    </w:p>
+    <w:p>
+      <w:pPr>
+        <w:pStyle w:val="Listaszerbekezds"/>
+        <w:numPr>
+          <w:ilvl w:val="0"/>
+          <w:numId w:val="17"/>
+        </w:numPr>
+      </w:pPr>
+      <w:proofErr w:type="spellStart"/>
+      <w:r>
+        <w:t>description</w:t>
+      </w:r>
+      <w:proofErr w:type="spellEnd"/>
+      <w:r>
+        <w:t xml:space="preserve"> – az ötlet leírása</w:t>
+      </w:r>
+    </w:p>
+    <w:p>
+      <w:pPr>
+        <w:pStyle w:val="Listaszerbekezds"/>
+        <w:numPr>
+          <w:ilvl w:val="0"/>
+          <w:numId w:val="17"/>
+        </w:numPr>
+      </w:pPr>
+      <w:proofErr w:type="spellStart"/>
+      <w:r>
+        <w:t>created_at</w:t>
+      </w:r>
+      <w:proofErr w:type="spellEnd"/>
+      <w:r>
+        <w:t xml:space="preserve"> – az ötlet létrehozásának ideje</w:t>
+      </w:r>
+    </w:p>
+    <w:p>
+      <w:pPr>
+        <w:rPr>
+          <w:b/>
+        </w:rPr>
+      </w:pPr>
+      <w:proofErr w:type="spellStart"/>
+      <w:r>
+        <w:rPr>
+          <w:b/>
+        </w:rPr>
+        <w:t>reports</w:t>
+      </w:r>
+      <w:proofErr w:type="spellEnd"/>
+    </w:p>
+    <w:p>
+      <w:pPr>
+        <w:pStyle w:val="Listaszerbekezds"/>
+        <w:numPr>
+          <w:ilvl w:val="0"/>
+          <w:numId w:val="18"/>
+        </w:numPr>
+      </w:pPr>
+      <w:proofErr w:type="spellStart"/>
+      <w:r>
+        <w:t>id</w:t>
+      </w:r>
+      <w:proofErr w:type="spellEnd"/>
+      <w:r>
+        <w:t xml:space="preserve"> – jelentés azonosító</w:t>
+      </w:r>
+    </w:p>
+    <w:p>
+      <w:pPr>
+        <w:pStyle w:val="Listaszerbekezds"/>
+        <w:numPr>
+          <w:ilvl w:val="0"/>
+          <w:numId w:val="18"/>
+        </w:numPr>
+      </w:pPr>
+      <w:proofErr w:type="spellStart"/>
+      <w:r>
+        <w:t>reporter_id</w:t>
+      </w:r>
+      <w:proofErr w:type="spellEnd"/>
+      <w:r>
+        <w:t xml:space="preserve"> – a jelentést létrehozó felhasználó azonosítója</w:t>
+      </w:r>
+    </w:p>
+    <w:p>
+      <w:pPr>
+        <w:pStyle w:val="Listaszerbekezds"/>
+        <w:numPr>
+          <w:ilvl w:val="0"/>
+          <w:numId w:val="18"/>
+        </w:numPr>
+      </w:pPr>
+      <w:proofErr w:type="spellStart"/>
+      <w:r>
+        <w:t>target_type</w:t>
+      </w:r>
+      <w:proofErr w:type="spellEnd"/>
+      <w:r>
+        <w:t xml:space="preserve"> – a jelentett elem típusa</w:t>
+      </w:r>
+    </w:p>
+    <w:p>
+      <w:pPr>
+        <w:pStyle w:val="Listaszerbekezds"/>
+        <w:numPr>
+          <w:ilvl w:val="0"/>
+          <w:numId w:val="18"/>
+        </w:numPr>
+      </w:pPr>
+      <w:proofErr w:type="spellStart"/>
+      <w:r>
+        <w:t>target_id</w:t>
+      </w:r>
+      <w:proofErr w:type="spellEnd"/>
+      <w:r>
+        <w:t xml:space="preserve"> – a jelentett elem azonosítója</w:t>
+      </w:r>
+    </w:p>
+    <w:p>
+      <w:pPr>
+        <w:pStyle w:val="Listaszerbekezds"/>
+        <w:numPr>
+          <w:ilvl w:val="0"/>
+          <w:numId w:val="18"/>
+        </w:numPr>
+      </w:pPr>
+      <w:proofErr w:type="spellStart"/>
+      <w:r>
+        <w:t>reason_text</w:t>
+      </w:r>
+      <w:proofErr w:type="spellEnd"/>
+      <w:r>
+        <w:t xml:space="preserve"> – a jelentés indoklása</w:t>
+      </w:r>
+    </w:p>
+    <w:p>
+      <w:pPr>
+        <w:pStyle w:val="Listaszerbekezds"/>
+        <w:numPr>
+          <w:ilvl w:val="0"/>
+          <w:numId w:val="18"/>
+        </w:numPr>
+      </w:pPr>
+      <w:r>
+        <w:t>status – a jelentés állapota</w:t>
+      </w:r>
+    </w:p>
+    <w:p>
+      <w:pPr>
+        <w:pStyle w:val="Listaszerbekezds"/>
+        <w:numPr>
+          <w:ilvl w:val="0"/>
+          <w:numId w:val="18"/>
+        </w:numPr>
+      </w:pPr>
+      <w:proofErr w:type="spellStart"/>
+      <w:r>
+        <w:t>created_at</w:t>
+      </w:r>
+      <w:proofErr w:type="spellEnd"/>
+      <w:r>
+        <w:t xml:space="preserve"> – a jelentés létrehozásának ideje</w:t>
+      </w:r>
+    </w:p>
+    <w:p>
+      <w:pPr>
+        <w:rPr>
+          <w:b/>
+        </w:rPr>
+      </w:pPr>
+      <w:proofErr w:type="spellStart"/>
+      <w:r>
+        <w:rPr>
+          <w:b/>
+        </w:rPr>
+        <w:t>feedbacks</w:t>
+      </w:r>
+      <w:proofErr w:type="spellEnd"/>
+    </w:p>
+    <w:p>
+      <w:pPr>
+        <w:pStyle w:val="Listaszerbekezds"/>
+        <w:numPr>
+          <w:ilvl w:val="0"/>
+          <w:numId w:val="19"/>
+        </w:numPr>
+      </w:pPr>
+      <w:proofErr w:type="spellStart"/>
+      <w:r>
+        <w:t>id</w:t>
+      </w:r>
+      <w:proofErr w:type="spellEnd"/>
+      <w:r>
+        <w:t xml:space="preserve"> – visszajelzés azonosító</w:t>
+      </w:r>
+    </w:p>
+    <w:p>
+      <w:pPr>
+        <w:pStyle w:val="Listaszerbekezds"/>
+        <w:numPr>
+          <w:ilvl w:val="0"/>
+          <w:numId w:val="19"/>
+        </w:numPr>
+      </w:pPr>
+      <w:proofErr w:type="spellStart"/>
+      <w:r>
+        <w:t>name</w:t>
+      </w:r>
+      <w:proofErr w:type="spellEnd"/>
+      <w:r>
+        <w:t xml:space="preserve"> – a beküldő neve</w:t>
+      </w:r>
+    </w:p>
+    <w:p>
+      <w:pPr>
+        <w:pStyle w:val="Listaszerbekezds"/>
+        <w:numPr>
+          <w:ilvl w:val="0"/>
+          <w:numId w:val="19"/>
+        </w:numPr>
+      </w:pPr>
+      <w:r>
+        <w:t>email – a beküldő e-mail címe</w:t>
+      </w:r>
+    </w:p>
+    <w:p>
+      <w:pPr>
+        <w:pStyle w:val="Listaszerbekezds"/>
+        <w:numPr>
+          <w:ilvl w:val="0"/>
+          <w:numId w:val="19"/>
+        </w:numPr>
+      </w:pPr>
+      <w:proofErr w:type="spellStart"/>
+      <w:r>
+        <w:t>type</w:t>
+      </w:r>
+      <w:proofErr w:type="spellEnd"/>
+      <w:r>
+        <w:t xml:space="preserve"> – a visszajelzés típusa</w:t>
+      </w:r>
+    </w:p>
+    <w:p>
+      <w:pPr>
+        <w:pStyle w:val="Listaszerbekezds"/>
+        <w:numPr>
+          <w:ilvl w:val="0"/>
+          <w:numId w:val="19"/>
+        </w:numPr>
+      </w:pPr>
+      <w:proofErr w:type="spellStart"/>
+      <w:r>
+        <w:t>message</w:t>
+      </w:r>
+      <w:proofErr w:type="spellEnd"/>
+      <w:r>
+        <w:t xml:space="preserve"> – a visszajelzés szövege</w:t>
+      </w:r>
+    </w:p>
+    <w:p>
+      <w:pPr>
+        <w:pStyle w:val="Listaszerbekezds"/>
+        <w:numPr>
+          <w:ilvl w:val="0"/>
+          <w:numId w:val="19"/>
+        </w:numPr>
+      </w:pPr>
+      <w:proofErr w:type="spellStart"/>
+      <w:r>
+        <w:t>created_at</w:t>
+      </w:r>
+      <w:proofErr w:type="spellEnd"/>
+      <w:r>
+        <w:t xml:space="preserve"> – a beküldés ideje</w:t>
+      </w:r>
+    </w:p>
+    <w:p>
+      <w:pPr>
+        <w:rPr>
+          <w:b/>
+        </w:rPr>
+      </w:pPr>
+      <w:r>
+        <w:rPr>
+          <w:b/>
+        </w:rPr>
+        <w:t xml:space="preserve">ER modell </w:t>
+      </w:r>
+    </w:p>
+    <w:p>
+      <w:pPr>
+        <w:rPr>
+          <w:rFonts w:eastAsia="Times New Roman" w:cs="Times New Roman"/>
+          <w:color w:val="auto"/>
+          <w:szCs w:val="24"/>
+          <w:lang w:eastAsia="hu-HU"/>
+        </w:rPr>
+      </w:pPr>
+      <w:r>
+        <w:rPr>
+          <w:rFonts w:eastAsia="Times New Roman" w:cs="Times New Roman"/>
+          <w:color w:val="auto"/>
+          <w:szCs w:val="24"/>
+          <w:lang w:eastAsia="hu-HU"/>
+        </w:rPr>
+        <w:t xml:space="preserve">Az adatbázis egy közösségi platform működését támogatja, ahol a felhasználók bejegyzéseket hozhatnak létre, </w:t>
+      </w:r>
+      <w:proofErr w:type="spellStart"/>
+      <w:r>
+        <w:rPr>
+          <w:rFonts w:eastAsia="Times New Roman" w:cs="Times New Roman"/>
+          <w:color w:val="auto"/>
+          <w:szCs w:val="24"/>
+          <w:lang w:eastAsia="hu-HU"/>
+        </w:rPr>
+        <w:t>kommentelhetnek</w:t>
+      </w:r>
+      <w:proofErr w:type="spellEnd"/>
+      <w:r>
+        <w:rPr>
+          <w:rFonts w:eastAsia="Times New Roman" w:cs="Times New Roman"/>
+          <w:color w:val="auto"/>
+          <w:szCs w:val="24"/>
+          <w:lang w:eastAsia="hu-HU"/>
+        </w:rPr>
+        <w:t xml:space="preserve">, kedvelhetik egymás tartalmait, követhetik egymást és privát üzeneteket küldhetnek. A rendszer központi entitása a </w:t>
+      </w:r>
+      <w:proofErr w:type="spellStart"/>
+      <w:r>
+        <w:rPr>
+          <w:rFonts w:eastAsia="Times New Roman" w:cs="Times New Roman"/>
+          <w:bCs/>
+          <w:color w:val="auto"/>
+          <w:szCs w:val="24"/>
+          <w:lang w:eastAsia="hu-HU"/>
+        </w:rPr>
+        <w:t>users</w:t>
+      </w:r>
+      <w:proofErr w:type="spellEnd"/>
+      <w:r>
+        <w:rPr>
+          <w:rFonts w:eastAsia="Times New Roman" w:cs="Times New Roman"/>
+          <w:color w:val="auto"/>
+          <w:szCs w:val="24"/>
+          <w:lang w:eastAsia="hu-HU"/>
+        </w:rPr>
+        <w:t xml:space="preserve"> tábla, amely a felhasználók adatait tárolja, és amelyhez a legtöbb más tábla kapcsolódik.</w:t>
+      </w:r>
+    </w:p>
+    <w:p>
+      <w:pPr>
+        <w:rPr>
+          <w:rFonts w:eastAsia="Times New Roman" w:cs="Times New Roman"/>
+          <w:color w:val="auto"/>
+          <w:szCs w:val="24"/>
+          <w:lang w:eastAsia="hu-HU"/>
+        </w:rPr>
+      </w:pPr>
+      <w:r>
+        <w:rPr>
+          <w:rFonts w:eastAsia="Times New Roman" w:cs="Times New Roman"/>
+          <w:color w:val="auto"/>
+          <w:szCs w:val="24"/>
+          <w:lang w:eastAsia="hu-HU"/>
+        </w:rPr>
+        <w:t xml:space="preserve">Egy felhasználó több </w:t>
+      </w:r>
+      <w:r>
+        <w:rPr>
+          <w:rFonts w:eastAsia="Times New Roman" w:cs="Times New Roman"/>
+          <w:bCs/>
+          <w:color w:val="auto"/>
+          <w:szCs w:val="24"/>
+          <w:lang w:eastAsia="hu-HU"/>
+        </w:rPr>
+        <w:t>bejegyzést</w:t>
+      </w:r>
+      <w:r>
+        <w:rPr>
+          <w:rFonts w:eastAsia="Times New Roman" w:cs="Times New Roman"/>
+          <w:color w:val="auto"/>
+          <w:szCs w:val="24"/>
+          <w:lang w:eastAsia="hu-HU"/>
+        </w:rPr>
+        <w:t xml:space="preserve"> hozhat létre, ezért a </w:t>
+      </w:r>
+      <w:proofErr w:type="spellStart"/>
+      <w:r>
+        <w:rPr>
+          <w:rFonts w:eastAsia="Times New Roman" w:cs="Times New Roman"/>
+          <w:bCs/>
+          <w:color w:val="auto"/>
+          <w:szCs w:val="24"/>
+          <w:lang w:eastAsia="hu-HU"/>
+        </w:rPr>
+        <w:t>users</w:t>
+      </w:r>
+      <w:proofErr w:type="spellEnd"/>
+      <w:r>
+        <w:rPr>
+          <w:rFonts w:eastAsia="Times New Roman" w:cs="Times New Roman"/>
+          <w:color w:val="auto"/>
+          <w:szCs w:val="24"/>
+          <w:lang w:eastAsia="hu-HU"/>
+        </w:rPr>
+        <w:t xml:space="preserve"> és a </w:t>
+      </w:r>
+      <w:proofErr w:type="spellStart"/>
+      <w:r>
+        <w:rPr>
+          <w:rFonts w:eastAsia="Times New Roman" w:cs="Times New Roman"/>
+          <w:bCs/>
+          <w:color w:val="auto"/>
           <w:szCs w:val="24"/>
           <w:lang w:eastAsia="hu-HU"/>
         </w:rPr>
@@ -1735,3051 +3372,587 @@
       <w:proofErr w:type="spellEnd"/>
       <w:r>
         <w:rPr>
-          <w:rFonts w:cs="Times New Roman"/>
-          <w:szCs w:val="24"/>
-          <w:lang w:eastAsia="hu-HU"/>
-        </w:rPr>
-        <w:t xml:space="preserve"> tábla idegen kulccsal kapcsolódik </w:t>
-      </w:r>
-      <w:proofErr w:type="gramStart"/>
-      <w:r>
-        <w:rPr>
-          <w:rFonts w:cs="Times New Roman"/>
-          <w:szCs w:val="24"/>
-          <w:lang w:eastAsia="hu-HU"/>
-        </w:rPr>
-        <w:t>a</w:t>
-      </w:r>
-      <w:proofErr w:type="gramEnd"/>
-      <w:r>
-        <w:rPr>
-          <w:rFonts w:cs="Times New Roman"/>
-          <w:szCs w:val="24"/>
-          <w:lang w:eastAsia="hu-HU"/>
-        </w:rPr>
-        <w:t xml:space="preserve"> </w:t>
-      </w:r>
-      <w:proofErr w:type="spellStart"/>
-      <w:r>
-        <w:rPr>
-          <w:rFonts w:cs="Times New Roman"/>
-          <w:szCs w:val="24"/>
-          <w:lang w:eastAsia="hu-HU"/>
-        </w:rPr>
-        <w:t>users</w:t>
-      </w:r>
-      <w:proofErr w:type="spellEnd"/>
-      <w:r>
-        <w:rPr>
-          <w:rFonts w:cs="Times New Roman"/>
-          <w:szCs w:val="24"/>
-          <w:lang w:eastAsia="hu-HU"/>
-        </w:rPr>
-        <w:t xml:space="preserve"> táblához, így minden bejegyzés egy adott felhasználóhoz tartozik. Hasonló módon a </w:t>
-      </w:r>
-      <w:proofErr w:type="spellStart"/>
-      <w:r>
-        <w:rPr>
-          <w:rFonts w:cs="Times New Roman"/>
-          <w:szCs w:val="24"/>
-          <w:lang w:eastAsia="hu-HU"/>
-        </w:rPr>
-        <w:t>comments</w:t>
-      </w:r>
-      <w:proofErr w:type="spellEnd"/>
-      <w:r>
-        <w:rPr>
-          <w:rFonts w:cs="Times New Roman"/>
-          <w:szCs w:val="24"/>
-          <w:lang w:eastAsia="hu-HU"/>
-        </w:rPr>
-        <w:t xml:space="preserve">, </w:t>
-      </w:r>
-      <w:proofErr w:type="spellStart"/>
-      <w:r>
-        <w:rPr>
-          <w:rFonts w:cs="Times New Roman"/>
-          <w:szCs w:val="24"/>
-          <w:lang w:eastAsia="hu-HU"/>
-        </w:rPr>
-        <w:t>likes</w:t>
-      </w:r>
-      <w:proofErr w:type="spellEnd"/>
-      <w:r>
-        <w:rPr>
-          <w:rFonts w:cs="Times New Roman"/>
-          <w:szCs w:val="24"/>
-          <w:lang w:eastAsia="hu-HU"/>
-        </w:rPr>
-        <w:t xml:space="preserve"> és </w:t>
-      </w:r>
-      <w:proofErr w:type="spellStart"/>
-      <w:r>
-        <w:rPr>
-          <w:rFonts w:cs="Times New Roman"/>
-          <w:szCs w:val="24"/>
-          <w:lang w:eastAsia="hu-HU"/>
-        </w:rPr>
-        <w:t>reports</w:t>
-      </w:r>
-      <w:proofErr w:type="spellEnd"/>
-      <w:r>
-        <w:rPr>
-          <w:rFonts w:cs="Times New Roman"/>
-          <w:szCs w:val="24"/>
-          <w:lang w:eastAsia="hu-HU"/>
-        </w:rPr>
-        <w:t xml:space="preserve"> táblák is hivatkoznak a megfelelő felhasználóra és bejegyzésre, ezáltal biztosítva az adatok követhetőségét és konzisztenciáját.</w:t>
-      </w:r>
-    </w:p>
-    <w:p>
-      <w:pPr>
-        <w:rPr>
-          <w:rFonts w:cs="Times New Roman"/>
-          <w:szCs w:val="24"/>
-          <w:lang w:eastAsia="hu-HU"/>
-        </w:rPr>
-      </w:pPr>
-      <w:r>
-        <w:rPr>
-          <w:rFonts w:cs="Times New Roman"/>
-          <w:szCs w:val="24"/>
-          <w:lang w:eastAsia="hu-HU"/>
-        </w:rPr>
-        <w:t xml:space="preserve">A </w:t>
-      </w:r>
-      <w:proofErr w:type="spellStart"/>
-      <w:r>
-        <w:rPr>
-          <w:rFonts w:cs="Times New Roman"/>
-          <w:szCs w:val="24"/>
-          <w:lang w:eastAsia="hu-HU"/>
-        </w:rPr>
-        <w:t>follows</w:t>
-      </w:r>
-      <w:proofErr w:type="spellEnd"/>
-      <w:r>
-        <w:rPr>
-          <w:rFonts w:cs="Times New Roman"/>
-          <w:szCs w:val="24"/>
-          <w:lang w:eastAsia="hu-HU"/>
-        </w:rPr>
-        <w:t xml:space="preserve"> tábla a felhasználók közötti követési kapcsolatokat tárolja, amely lehetővé teszi a közösségi funkciók megvalósítását. A </w:t>
-      </w:r>
-      <w:proofErr w:type="spellStart"/>
-      <w:r>
-        <w:rPr>
-          <w:rFonts w:cs="Times New Roman"/>
-          <w:szCs w:val="24"/>
-          <w:lang w:eastAsia="hu-HU"/>
-        </w:rPr>
-        <w:t>messages</w:t>
-      </w:r>
-      <w:proofErr w:type="spellEnd"/>
-      <w:r>
-        <w:rPr>
-          <w:rFonts w:cs="Times New Roman"/>
-          <w:szCs w:val="24"/>
-          <w:lang w:eastAsia="hu-HU"/>
-        </w:rPr>
-        <w:t xml:space="preserve"> tábla a privát kommunikáció kezelésére szolgál, ahol a küldő és fogadó felhasználó azonosítója is rögzítésre kerül. A </w:t>
-      </w:r>
-      <w:proofErr w:type="spellStart"/>
-      <w:r>
-        <w:rPr>
-          <w:rFonts w:cs="Times New Roman"/>
-          <w:szCs w:val="24"/>
-          <w:lang w:eastAsia="hu-HU"/>
-        </w:rPr>
-        <w:t>categories</w:t>
-      </w:r>
-      <w:proofErr w:type="spellEnd"/>
-      <w:r>
-        <w:rPr>
-          <w:rFonts w:cs="Times New Roman"/>
-          <w:szCs w:val="24"/>
-          <w:lang w:eastAsia="hu-HU"/>
-        </w:rPr>
-        <w:t xml:space="preserve"> és </w:t>
-      </w:r>
-      <w:proofErr w:type="spellStart"/>
-      <w:r>
-        <w:rPr>
-          <w:rFonts w:cs="Times New Roman"/>
-          <w:szCs w:val="24"/>
-          <w:lang w:eastAsia="hu-HU"/>
-        </w:rPr>
-        <w:t>ideas</w:t>
-      </w:r>
-      <w:proofErr w:type="spellEnd"/>
-      <w:r>
-        <w:rPr>
-          <w:rFonts w:cs="Times New Roman"/>
-          <w:szCs w:val="24"/>
-          <w:lang w:eastAsia="hu-HU"/>
-        </w:rPr>
-        <w:t xml:space="preserve"> táblák a tartalmak </w:t>
-      </w:r>
-      <w:r>
-        <w:rPr>
-          <w:rFonts w:cs="Times New Roman"/>
-          <w:szCs w:val="24"/>
-          <w:lang w:eastAsia="hu-HU"/>
-        </w:rPr>
-        <w:lastRenderedPageBreak/>
-        <w:t xml:space="preserve">rendszerezését és strukturált megjelenítését támogatják, míg a </w:t>
-      </w:r>
-      <w:proofErr w:type="spellStart"/>
-      <w:r>
-        <w:rPr>
-          <w:rFonts w:cs="Times New Roman"/>
-          <w:szCs w:val="24"/>
-          <w:lang w:eastAsia="hu-HU"/>
-        </w:rPr>
-        <w:t>feedbacks</w:t>
-      </w:r>
-      <w:proofErr w:type="spellEnd"/>
-      <w:r>
-        <w:rPr>
-          <w:rFonts w:cs="Times New Roman"/>
-          <w:szCs w:val="24"/>
-          <w:lang w:eastAsia="hu-HU"/>
-        </w:rPr>
-        <w:t xml:space="preserve"> tábla a felhasználói visszajelzések tárolására szolgál.</w:t>
-      </w:r>
-    </w:p>
-    <w:p>
-      <w:pPr>
-        <w:spacing w:after="240"/>
-        <w:rPr>
-          <w:rFonts w:cs="Times New Roman"/>
-        </w:rPr>
-      </w:pPr>
-      <w:r>
-        <w:rPr>
-          <w:rFonts w:cs="Times New Roman"/>
-        </w:rPr>
-        <w:t xml:space="preserve">Az adatbázis kialakításánál fontos szempont volt a teljesítmény és az átláthatóság, ezért az elsődleges kulcsok </w:t>
-      </w:r>
-      <w:proofErr w:type="spellStart"/>
-      <w:r>
-        <w:rPr>
-          <w:rFonts w:cs="Times New Roman"/>
-        </w:rPr>
-        <w:t>auto</w:t>
-      </w:r>
-      <w:proofErr w:type="spellEnd"/>
-      <w:r>
-        <w:rPr>
-          <w:rFonts w:cs="Times New Roman"/>
-        </w:rPr>
-        <w:t xml:space="preserve"> </w:t>
-      </w:r>
-      <w:proofErr w:type="spellStart"/>
-      <w:r>
-        <w:rPr>
-          <w:rFonts w:cs="Times New Roman"/>
-        </w:rPr>
-        <w:t>increment</w:t>
-      </w:r>
-      <w:proofErr w:type="spellEnd"/>
-      <w:r>
-        <w:rPr>
-          <w:rFonts w:cs="Times New Roman"/>
-        </w:rPr>
-        <w:t xml:space="preserve"> azonosítók, valamint a gyakran keresett mezők indexeltek. Az </w:t>
-      </w:r>
-      <w:proofErr w:type="spellStart"/>
-      <w:r>
-        <w:rPr>
-          <w:rFonts w:cs="Times New Roman"/>
-        </w:rPr>
-        <w:t>InnoDB</w:t>
-      </w:r>
-      <w:proofErr w:type="spellEnd"/>
-      <w:r>
-        <w:rPr>
-          <w:rFonts w:cs="Times New Roman"/>
-        </w:rPr>
-        <w:t xml:space="preserve"> tárolómotor használata biztosítja a megbízható adatkezelést, a tranzakcióbiztonságot és a referenciális integritást. A struktúra lehetővé teszi a későbbi bővítést, például új funkciók vagy további kapcsolatok egyszerű hozzáadását.</w:t>
-      </w:r>
-    </w:p>
-    <w:p>
-      <w:pPr>
-        <w:spacing w:after="240"/>
-        <w:rPr>
-          <w:rFonts w:cs="Times New Roman"/>
-          <w:b/>
-        </w:rPr>
-      </w:pPr>
-      <w:r>
-        <w:rPr>
-          <w:noProof/>
-          <w:lang w:eastAsia="hu-HU"/>
-        </w:rPr>
-        <w:drawing>
-          <wp:anchor distT="0" distB="0" distL="360045" distR="114300" simplePos="0" relativeHeight="251658240" behindDoc="1" locked="0" layoutInCell="1" allowOverlap="1" wp14:anchorId="4FF2F353" wp14:editId="756ACAB1">
-            <wp:simplePos x="0" y="0"/>
-            <wp:positionH relativeFrom="margin">
-              <wp:posOffset>3994150</wp:posOffset>
-            </wp:positionH>
-            <wp:positionV relativeFrom="paragraph">
-              <wp:posOffset>395605</wp:posOffset>
-            </wp:positionV>
-            <wp:extent cx="2115185" cy="2600325"/>
-            <wp:effectExtent l="0" t="0" r="0" b="9525"/>
-            <wp:wrapTight wrapText="bothSides">
-              <wp:wrapPolygon edited="0">
-                <wp:start x="0" y="0"/>
-                <wp:lineTo x="0" y="21521"/>
-                <wp:lineTo x="21399" y="21521"/>
-                <wp:lineTo x="21399" y="0"/>
-                <wp:lineTo x="0" y="0"/>
-              </wp:wrapPolygon>
-            </wp:wrapTight>
-            <wp:docPr id="8" name="Kép 8"/>
-            <wp:cNvGraphicFramePr>
-              <a:graphicFrameLocks xmlns:a="http://schemas.openxmlformats.org/drawingml/2006/main" noChangeAspect="1"/>
-            </wp:cNvGraphicFramePr>
-            <a:graphic xmlns:a="http://schemas.openxmlformats.org/drawingml/2006/main">
-              <a:graphicData uri="http://schemas.openxmlformats.org/drawingml/2006/picture">
-                <pic:pic xmlns:pic="http://schemas.openxmlformats.org/drawingml/2006/picture">
-                  <pic:nvPicPr>
-                    <pic:cNvPr id="1" name=""/>
-                    <pic:cNvPicPr/>
-                  </pic:nvPicPr>
-                  <pic:blipFill>
-                    <a:blip r:embed="rId10">
-                      <a:extLst>
-                        <a:ext uri="{28A0092B-C50C-407E-A947-70E740481C1C}">
-                          <a14:useLocalDpi xmlns:a14="http://schemas.microsoft.com/office/drawing/2010/main" val="0"/>
-                        </a:ext>
-                      </a:extLst>
-                    </a:blip>
-                    <a:stretch>
-                      <a:fillRect/>
-                    </a:stretch>
-                  </pic:blipFill>
-                  <pic:spPr>
-                    <a:xfrm>
-                      <a:off x="0" y="0"/>
-                      <a:ext cx="2115185" cy="2600325"/>
-                    </a:xfrm>
-                    <a:prstGeom prst="rect">
-                      <a:avLst/>
-                    </a:prstGeom>
-                  </pic:spPr>
-                </pic:pic>
-              </a:graphicData>
-            </a:graphic>
-            <wp14:sizeRelH relativeFrom="margin">
-              <wp14:pctWidth>0</wp14:pctWidth>
-            </wp14:sizeRelH>
-            <wp14:sizeRelV relativeFrom="margin">
-              <wp14:pctHeight>0</wp14:pctHeight>
-            </wp14:sizeRelV>
-          </wp:anchor>
-        </w:drawing>
-      </w:r>
-      <w:proofErr w:type="spellStart"/>
-      <w:r>
-        <w:rPr>
-          <w:rFonts w:cs="Times New Roman"/>
-          <w:b/>
-        </w:rPr>
-        <w:t>Users</w:t>
-      </w:r>
-      <w:proofErr w:type="spellEnd"/>
-    </w:p>
-    <w:p>
-      <w:pPr>
-        <w:jc w:val="left"/>
-        <w:rPr>
-          <w:rFonts w:cs="Times New Roman"/>
+          <w:rFonts w:eastAsia="Times New Roman" w:cs="Times New Roman"/>
           <w:color w:val="auto"/>
           <w:szCs w:val="24"/>
-        </w:rPr>
-      </w:pPr>
-      <w:proofErr w:type="gramStart"/>
-      <w:r>
-        <w:rPr>
-          <w:rFonts w:cs="Times New Roman"/>
-          <w:szCs w:val="24"/>
-        </w:rPr>
-        <w:t>A</w:t>
-      </w:r>
-      <w:proofErr w:type="gramEnd"/>
-      <w:r>
-        <w:rPr>
-          <w:rFonts w:cs="Times New Roman"/>
-          <w:szCs w:val="24"/>
-        </w:rPr>
-        <w:t xml:space="preserve"> </w:t>
-      </w:r>
-      <w:proofErr w:type="spellStart"/>
-      <w:r>
-        <w:rPr>
-          <w:rStyle w:val="HTML-kd"/>
-          <w:rFonts w:ascii="Times New Roman" w:eastAsiaTheme="minorHAnsi" w:hAnsi="Times New Roman" w:cs="Times New Roman"/>
-          <w:sz w:val="24"/>
-          <w:szCs w:val="24"/>
-        </w:rPr>
-        <w:t>users</w:t>
-      </w:r>
-      <w:proofErr w:type="spellEnd"/>
-      <w:r>
-        <w:rPr>
-          <w:rFonts w:cs="Times New Roman"/>
-          <w:szCs w:val="24"/>
-        </w:rPr>
-        <w:t xml:space="preserve"> tábla az alkalmazás felhasználóinak adatait tárolja, és központi szerepet tölt be az adatbázis szerkezetében.</w:t>
-      </w:r>
-    </w:p>
-    <w:p>
-      <w:proofErr w:type="spellStart"/>
-      <w:r>
-        <w:rPr>
-          <w:b/>
-        </w:rPr>
-        <w:t>id</w:t>
-      </w:r>
-      <w:proofErr w:type="spellEnd"/>
-      <w:r>
-        <w:rPr>
-          <w:b/>
-        </w:rPr>
-        <w:t xml:space="preserve"> (int, PK)</w:t>
-      </w:r>
-    </w:p>
-    <w:p>
-      <w:r>
-        <w:t xml:space="preserve">Elsődleges kulcs, egyedi azonosító minden felhasználó számára. </w:t>
-      </w:r>
-      <w:proofErr w:type="spellStart"/>
-      <w:r>
-        <w:t>Auto</w:t>
-      </w:r>
-      <w:proofErr w:type="spellEnd"/>
-      <w:r>
-        <w:t xml:space="preserve"> </w:t>
-      </w:r>
-      <w:proofErr w:type="spellStart"/>
-      <w:r>
-        <w:t>increment</w:t>
-      </w:r>
-      <w:proofErr w:type="spellEnd"/>
-      <w:r>
-        <w:t xml:space="preserve"> mező, amely biztosítja az egyértelmű azonosítást és a kapcsolódást más táblákhoz (pl. </w:t>
-      </w:r>
-      <w:proofErr w:type="spellStart"/>
-      <w:r>
-        <w:t>posts</w:t>
-      </w:r>
-      <w:proofErr w:type="spellEnd"/>
-      <w:r>
-        <w:t xml:space="preserve">, </w:t>
-      </w:r>
-      <w:proofErr w:type="spellStart"/>
-      <w:r>
-        <w:t>comments</w:t>
-      </w:r>
-      <w:proofErr w:type="spellEnd"/>
-      <w:r>
-        <w:t xml:space="preserve">, </w:t>
-      </w:r>
-      <w:proofErr w:type="spellStart"/>
-      <w:r>
-        <w:t>messages</w:t>
-      </w:r>
-      <w:proofErr w:type="spellEnd"/>
-      <w:r>
-        <w:t>).</w:t>
-      </w:r>
-    </w:p>
-    <w:p>
-      <w:pPr>
-        <w:rPr>
-          <w:b/>
-        </w:rPr>
-      </w:pPr>
-      <w:proofErr w:type="spellStart"/>
-      <w:r>
-        <w:rPr>
-          <w:b/>
-        </w:rPr>
-        <w:t>username</w:t>
-      </w:r>
-      <w:proofErr w:type="spellEnd"/>
-      <w:r>
-        <w:rPr>
-          <w:b/>
-        </w:rPr>
-        <w:t xml:space="preserve"> (</w:t>
-      </w:r>
-      <w:proofErr w:type="spellStart"/>
-      <w:proofErr w:type="gramStart"/>
-      <w:r>
-        <w:rPr>
-          <w:b/>
-        </w:rPr>
-        <w:t>varchar</w:t>
-      </w:r>
-      <w:proofErr w:type="spellEnd"/>
-      <w:r>
-        <w:rPr>
-          <w:b/>
-        </w:rPr>
-        <w:t>(</w:t>
-      </w:r>
-      <w:proofErr w:type="gramEnd"/>
-      <w:r>
-        <w:rPr>
-          <w:b/>
-        </w:rPr>
-        <w:t>50))</w:t>
-      </w:r>
-    </w:p>
-    <w:p>
-      <w:r>
-        <w:t>A felhasználó egyedi megjelenített neve. Célszerű egyedi (UNIQUE) megszorítással ellátni az ismétlődések elkerülése érdekében.</w:t>
-      </w:r>
-    </w:p>
-    <w:p>
-      <w:pPr>
-        <w:rPr>
-          <w:rStyle w:val="Kiemels2"/>
-          <w:rFonts w:cs="Times New Roman"/>
-          <w:szCs w:val="24"/>
-        </w:rPr>
-      </w:pPr>
-      <w:proofErr w:type="gramStart"/>
-      <w:r>
-        <w:rPr>
-          <w:rStyle w:val="Kiemels2"/>
-          <w:rFonts w:cs="Times New Roman"/>
-          <w:szCs w:val="24"/>
-        </w:rPr>
-        <w:t>email</w:t>
-      </w:r>
-      <w:proofErr w:type="gramEnd"/>
-      <w:r>
-        <w:rPr>
-          <w:rStyle w:val="Kiemels2"/>
-          <w:rFonts w:cs="Times New Roman"/>
-          <w:szCs w:val="24"/>
-        </w:rPr>
-        <w:t xml:space="preserve"> (</w:t>
-      </w:r>
-      <w:proofErr w:type="spellStart"/>
-      <w:r>
-        <w:rPr>
-          <w:rStyle w:val="Kiemels2"/>
-          <w:rFonts w:cs="Times New Roman"/>
-          <w:szCs w:val="24"/>
-        </w:rPr>
-        <w:t>varchar</w:t>
-      </w:r>
-      <w:proofErr w:type="spellEnd"/>
-      <w:r>
-        <w:rPr>
-          <w:rStyle w:val="Kiemels2"/>
-          <w:rFonts w:cs="Times New Roman"/>
-          <w:szCs w:val="24"/>
-        </w:rPr>
-        <w:t>(100))</w:t>
-      </w:r>
-    </w:p>
-    <w:p>
-      <w:r>
-        <w:t>A felhasználó email címe. Szintén ajánlott UNIQUE index alkalmazása, mivel a bejelentkezés és értesítések alapját képezi.</w:t>
-      </w:r>
-    </w:p>
-    <w:p>
-      <w:pPr>
-        <w:rPr>
-          <w:b/>
-        </w:rPr>
-      </w:pPr>
-      <w:proofErr w:type="spellStart"/>
-      <w:r>
-        <w:rPr>
-          <w:b/>
-        </w:rPr>
-        <w:t>password_hash</w:t>
-      </w:r>
-      <w:proofErr w:type="spellEnd"/>
-      <w:r>
-        <w:rPr>
-          <w:b/>
-        </w:rPr>
-        <w:t xml:space="preserve"> (</w:t>
-      </w:r>
-      <w:proofErr w:type="spellStart"/>
-      <w:proofErr w:type="gramStart"/>
-      <w:r>
-        <w:rPr>
-          <w:b/>
-        </w:rPr>
-        <w:t>varchar</w:t>
-      </w:r>
-      <w:proofErr w:type="spellEnd"/>
-      <w:r>
-        <w:rPr>
-          <w:b/>
-        </w:rPr>
-        <w:t>(</w:t>
-      </w:r>
-      <w:proofErr w:type="gramEnd"/>
-      <w:r>
-        <w:rPr>
-          <w:b/>
-        </w:rPr>
-        <w:t>255))</w:t>
-      </w:r>
-    </w:p>
-    <w:p>
-      <w:r>
-        <w:t xml:space="preserve">A felhasználó </w:t>
-      </w:r>
-      <w:proofErr w:type="spellStart"/>
-      <w:r>
-        <w:t>jelszavának</w:t>
-      </w:r>
-      <w:proofErr w:type="spellEnd"/>
-      <w:r>
-        <w:t xml:space="preserve"> titkosított (</w:t>
-      </w:r>
-      <w:proofErr w:type="spellStart"/>
-      <w:r>
-        <w:t>hash-elt</w:t>
-      </w:r>
-      <w:proofErr w:type="spellEnd"/>
-      <w:r>
-        <w:t xml:space="preserve">) formája. A 255 karakter elegendő modern </w:t>
-      </w:r>
-      <w:proofErr w:type="spellStart"/>
-      <w:r>
-        <w:t>hash</w:t>
-      </w:r>
-      <w:proofErr w:type="spellEnd"/>
-      <w:r>
-        <w:t xml:space="preserve"> algoritmusok (pl. </w:t>
-      </w:r>
-      <w:proofErr w:type="spellStart"/>
-      <w:r>
-        <w:t>bcrypt</w:t>
-      </w:r>
-      <w:proofErr w:type="spellEnd"/>
-      <w:r>
-        <w:t xml:space="preserve">) tárolására. A jelszavak nem kerülnek tárolásra </w:t>
-      </w:r>
-      <w:proofErr w:type="spellStart"/>
-      <w:r>
-        <w:t>plain</w:t>
-      </w:r>
-      <w:proofErr w:type="spellEnd"/>
-      <w:r>
-        <w:t xml:space="preserve"> text formában, ami növeli a biztonságot.</w:t>
-      </w:r>
-    </w:p>
-    <w:p>
-      <w:pPr>
-        <w:rPr>
-          <w:rStyle w:val="Kiemels2"/>
-          <w:rFonts w:cs="Times New Roman"/>
-          <w:szCs w:val="24"/>
-        </w:rPr>
-      </w:pPr>
-      <w:proofErr w:type="spellStart"/>
-      <w:r>
-        <w:rPr>
-          <w:rStyle w:val="Kiemels2"/>
-          <w:rFonts w:cs="Times New Roman"/>
-          <w:szCs w:val="24"/>
-        </w:rPr>
-        <w:t>role</w:t>
-      </w:r>
-      <w:proofErr w:type="spellEnd"/>
-      <w:r>
-        <w:rPr>
-          <w:rStyle w:val="Kiemels2"/>
-          <w:rFonts w:cs="Times New Roman"/>
-          <w:szCs w:val="24"/>
-        </w:rPr>
-        <w:t xml:space="preserve"> (</w:t>
-      </w:r>
-      <w:proofErr w:type="spellStart"/>
-      <w:proofErr w:type="gramStart"/>
-      <w:r>
-        <w:rPr>
-          <w:rStyle w:val="Kiemels2"/>
-          <w:rFonts w:cs="Times New Roman"/>
-          <w:szCs w:val="24"/>
-        </w:rPr>
-        <w:t>enum</w:t>
-      </w:r>
-      <w:proofErr w:type="spellEnd"/>
-      <w:r>
-        <w:rPr>
-          <w:rStyle w:val="Kiemels2"/>
-          <w:rFonts w:cs="Times New Roman"/>
-          <w:szCs w:val="24"/>
-        </w:rPr>
-        <w:t>(</w:t>
-      </w:r>
-      <w:proofErr w:type="gramEnd"/>
-      <w:r>
-        <w:rPr>
-          <w:rStyle w:val="Kiemels2"/>
-          <w:rFonts w:cs="Times New Roman"/>
-          <w:szCs w:val="24"/>
-        </w:rPr>
-        <w:t>'user','</w:t>
-      </w:r>
-      <w:proofErr w:type="spellStart"/>
-      <w:r>
-        <w:rPr>
-          <w:rStyle w:val="Kiemels2"/>
-          <w:rFonts w:cs="Times New Roman"/>
-          <w:szCs w:val="24"/>
-        </w:rPr>
-        <w:t>admin</w:t>
-      </w:r>
-      <w:proofErr w:type="spellEnd"/>
-      <w:r>
-        <w:rPr>
-          <w:rStyle w:val="Kiemels2"/>
-          <w:rFonts w:cs="Times New Roman"/>
-          <w:szCs w:val="24"/>
-        </w:rPr>
-        <w:t>'))</w:t>
-      </w:r>
-    </w:p>
-    <w:p>
-      <w:r>
-        <w:t>A felhasználó jogosultsági szintje. Lehetővé teszi az adminisztrátori és normál felhasználói funkciók elkülönítését.</w:t>
-      </w:r>
-    </w:p>
-    <w:p>
-      <w:pPr>
-        <w:rPr>
-          <w:rStyle w:val="Kiemels2"/>
-          <w:rFonts w:cs="Times New Roman"/>
-          <w:szCs w:val="24"/>
-        </w:rPr>
-      </w:pPr>
-      <w:proofErr w:type="spellStart"/>
-      <w:r>
-        <w:rPr>
-          <w:rStyle w:val="Kiemels2"/>
-          <w:rFonts w:cs="Times New Roman"/>
-          <w:szCs w:val="24"/>
-        </w:rPr>
-        <w:t>full_name</w:t>
-      </w:r>
-      <w:proofErr w:type="spellEnd"/>
-      <w:r>
-        <w:rPr>
-          <w:rStyle w:val="Kiemels2"/>
-          <w:rFonts w:cs="Times New Roman"/>
-          <w:szCs w:val="24"/>
-        </w:rPr>
-        <w:t xml:space="preserve"> (</w:t>
-      </w:r>
-      <w:proofErr w:type="spellStart"/>
-      <w:proofErr w:type="gramStart"/>
-      <w:r>
-        <w:rPr>
-          <w:rStyle w:val="Kiemels2"/>
-          <w:rFonts w:cs="Times New Roman"/>
-          <w:szCs w:val="24"/>
-        </w:rPr>
-        <w:t>varchar</w:t>
-      </w:r>
-      <w:proofErr w:type="spellEnd"/>
-      <w:r>
-        <w:rPr>
-          <w:rStyle w:val="Kiemels2"/>
-          <w:rFonts w:cs="Times New Roman"/>
-          <w:szCs w:val="24"/>
-        </w:rPr>
-        <w:t>(</w:t>
-      </w:r>
-      <w:proofErr w:type="gramEnd"/>
-      <w:r>
-        <w:rPr>
-          <w:rStyle w:val="Kiemels2"/>
-          <w:rFonts w:cs="Times New Roman"/>
-          <w:szCs w:val="24"/>
-        </w:rPr>
-        <w:t>100))</w:t>
-      </w:r>
-    </w:p>
-    <w:p>
-      <w:r>
-        <w:lastRenderedPageBreak/>
-        <w:t>A felhasználó teljes neve, profiladatként szolgál.</w:t>
-      </w:r>
-    </w:p>
-    <w:p>
-      <w:pPr>
-        <w:rPr>
-          <w:rStyle w:val="Kiemels2"/>
-          <w:rFonts w:cs="Times New Roman"/>
-          <w:szCs w:val="24"/>
-        </w:rPr>
-      </w:pPr>
-      <w:proofErr w:type="spellStart"/>
-      <w:proofErr w:type="gramStart"/>
-      <w:r>
-        <w:rPr>
-          <w:rStyle w:val="Kiemels2"/>
-          <w:rFonts w:cs="Times New Roman"/>
-          <w:szCs w:val="24"/>
-        </w:rPr>
-        <w:t>bio</w:t>
-      </w:r>
-      <w:proofErr w:type="spellEnd"/>
-      <w:proofErr w:type="gramEnd"/>
-      <w:r>
-        <w:rPr>
-          <w:rStyle w:val="Kiemels2"/>
-          <w:rFonts w:cs="Times New Roman"/>
-          <w:szCs w:val="24"/>
-        </w:rPr>
-        <w:t xml:space="preserve"> (text)</w:t>
-      </w:r>
-    </w:p>
-    <w:p>
-      <w:r>
-        <w:t>Szabad szöveges bemutatkozás, hosszabb tartalom tárolására alkalmas.</w:t>
-      </w:r>
-    </w:p>
-    <w:p>
-      <w:pPr>
-        <w:rPr>
-          <w:rStyle w:val="Kiemels2"/>
-          <w:rFonts w:cs="Times New Roman"/>
-          <w:szCs w:val="24"/>
-        </w:rPr>
-      </w:pPr>
-      <w:proofErr w:type="spellStart"/>
-      <w:r>
-        <w:rPr>
-          <w:rStyle w:val="Kiemels2"/>
-          <w:rFonts w:cs="Times New Roman"/>
-          <w:szCs w:val="24"/>
-        </w:rPr>
-        <w:t>avatar_url</w:t>
-      </w:r>
-      <w:proofErr w:type="spellEnd"/>
-      <w:r>
-        <w:rPr>
-          <w:rStyle w:val="Kiemels2"/>
-          <w:rFonts w:cs="Times New Roman"/>
-          <w:szCs w:val="24"/>
-        </w:rPr>
-        <w:t xml:space="preserve"> (</w:t>
-      </w:r>
-      <w:proofErr w:type="spellStart"/>
-      <w:proofErr w:type="gramStart"/>
-      <w:r>
-        <w:rPr>
-          <w:rStyle w:val="Kiemels2"/>
-          <w:rFonts w:cs="Times New Roman"/>
-          <w:szCs w:val="24"/>
-        </w:rPr>
-        <w:t>varchar</w:t>
-      </w:r>
-      <w:proofErr w:type="spellEnd"/>
-      <w:r>
-        <w:rPr>
-          <w:rStyle w:val="Kiemels2"/>
-          <w:rFonts w:cs="Times New Roman"/>
-          <w:szCs w:val="24"/>
-        </w:rPr>
-        <w:t>(</w:t>
-      </w:r>
-      <w:proofErr w:type="gramEnd"/>
-      <w:r>
-        <w:rPr>
-          <w:rStyle w:val="Kiemels2"/>
-          <w:rFonts w:cs="Times New Roman"/>
-          <w:szCs w:val="24"/>
-        </w:rPr>
-        <w:t>255))</w:t>
-      </w:r>
-    </w:p>
-    <w:p>
-      <w:r>
-        <w:t>A profilkép elérési útja vagy URL-je. Nem magát a képet tárolja az adatbázis, hanem annak hivatkozását.</w:t>
-      </w:r>
-    </w:p>
-    <w:p>
-      <w:pPr>
-        <w:rPr>
-          <w:rStyle w:val="Kiemels2"/>
-          <w:rFonts w:cs="Times New Roman"/>
-          <w:szCs w:val="24"/>
-        </w:rPr>
-      </w:pPr>
-      <w:proofErr w:type="spellStart"/>
-      <w:r>
-        <w:rPr>
-          <w:rStyle w:val="Kiemels2"/>
-          <w:rFonts w:cs="Times New Roman"/>
-          <w:szCs w:val="24"/>
-        </w:rPr>
-        <w:t>created_at</w:t>
-      </w:r>
-      <w:proofErr w:type="spellEnd"/>
-      <w:r>
-        <w:rPr>
-          <w:rStyle w:val="Kiemels2"/>
-          <w:rFonts w:cs="Times New Roman"/>
-          <w:szCs w:val="24"/>
-        </w:rPr>
-        <w:t xml:space="preserve"> (</w:t>
-      </w:r>
-      <w:proofErr w:type="spellStart"/>
-      <w:r>
-        <w:rPr>
-          <w:rStyle w:val="Kiemels2"/>
-          <w:rFonts w:cs="Times New Roman"/>
-          <w:szCs w:val="24"/>
-        </w:rPr>
-        <w:t>timestamp</w:t>
-      </w:r>
-      <w:proofErr w:type="spellEnd"/>
-      <w:r>
-        <w:rPr>
-          <w:rStyle w:val="Kiemels2"/>
-          <w:rFonts w:cs="Times New Roman"/>
-          <w:szCs w:val="24"/>
-        </w:rPr>
-        <w:t>)</w:t>
-      </w:r>
-    </w:p>
-    <w:p>
-      <w:r>
-        <w:t>A regisztráció időpontját rögzíti, amely fontos lehet naplózás és statisztikai elemzések céljából.</w:t>
-      </w:r>
-    </w:p>
-    <w:p>
-      <w:pPr>
-        <w:rPr>
-          <w:rStyle w:val="Kiemels2"/>
-          <w:b w:val="0"/>
-          <w:bCs w:val="0"/>
-        </w:rPr>
-      </w:pPr>
-      <w:proofErr w:type="spellStart"/>
-      <w:r>
-        <w:rPr>
-          <w:rStyle w:val="Kiemels2"/>
-          <w:rFonts w:cs="Times New Roman"/>
-          <w:szCs w:val="24"/>
-        </w:rPr>
-        <w:t>location</w:t>
-      </w:r>
-      <w:proofErr w:type="spellEnd"/>
-      <w:r>
-        <w:rPr>
-          <w:rStyle w:val="Kiemels2"/>
-          <w:rFonts w:cs="Times New Roman"/>
-          <w:szCs w:val="24"/>
-        </w:rPr>
-        <w:t xml:space="preserve"> (</w:t>
-      </w:r>
-      <w:proofErr w:type="spellStart"/>
-      <w:proofErr w:type="gramStart"/>
-      <w:r>
-        <w:rPr>
-          <w:rStyle w:val="Kiemels2"/>
-          <w:rFonts w:cs="Times New Roman"/>
-          <w:szCs w:val="24"/>
-        </w:rPr>
-        <w:t>varchar</w:t>
-      </w:r>
-      <w:proofErr w:type="spellEnd"/>
-      <w:r>
-        <w:rPr>
-          <w:rStyle w:val="Kiemels2"/>
-          <w:rFonts w:cs="Times New Roman"/>
-          <w:szCs w:val="24"/>
-        </w:rPr>
-        <w:t>(</w:t>
-      </w:r>
-      <w:proofErr w:type="gramEnd"/>
-      <w:r>
-        <w:rPr>
-          <w:rStyle w:val="Kiemels2"/>
-          <w:rFonts w:cs="Times New Roman"/>
-          <w:szCs w:val="24"/>
-        </w:rPr>
-        <w:t>100))</w:t>
-      </w:r>
-    </w:p>
-    <w:p>
-      <w:r>
-        <w:t>A felhasználó által megadott tartózkodási hely.</w:t>
-      </w:r>
-      <w:r>
-        <w:rPr>
-          <w:noProof/>
-        </w:rPr>
-        <w:t xml:space="preserve"> </w:t>
-      </w:r>
-    </w:p>
-    <w:p>
-      <w:pPr>
-        <w:spacing w:after="240"/>
-        <w:rPr>
-          <w:rFonts w:cs="Times New Roman"/>
-          <w:b/>
-        </w:rPr>
-      </w:pPr>
-    </w:p>
-    <w:p>
-      <w:pPr>
-        <w:spacing w:after="240"/>
-        <w:rPr>
-          <w:rFonts w:cs="Times New Roman"/>
-          <w:b/>
-        </w:rPr>
-      </w:pPr>
-      <w:r>
-        <w:rPr>
-          <w:noProof/>
-          <w:lang w:eastAsia="hu-HU"/>
-        </w:rPr>
-        <w:drawing>
-          <wp:anchor distT="0" distB="0" distL="114300" distR="114300" simplePos="0" relativeHeight="251659264" behindDoc="1" locked="0" layoutInCell="1" allowOverlap="1" wp14:anchorId="30F3B0F2" wp14:editId="1B6A8334">
-            <wp:simplePos x="0" y="0"/>
-            <wp:positionH relativeFrom="margin">
-              <wp:align>right</wp:align>
-            </wp:positionH>
-            <wp:positionV relativeFrom="paragraph">
-              <wp:posOffset>398145</wp:posOffset>
-            </wp:positionV>
-            <wp:extent cx="3171825" cy="2124075"/>
-            <wp:effectExtent l="0" t="0" r="9525" b="9525"/>
-            <wp:wrapTight wrapText="bothSides">
-              <wp:wrapPolygon edited="0">
-                <wp:start x="0" y="0"/>
-                <wp:lineTo x="0" y="21503"/>
-                <wp:lineTo x="21535" y="21503"/>
-                <wp:lineTo x="21535" y="0"/>
-                <wp:lineTo x="0" y="0"/>
-              </wp:wrapPolygon>
-            </wp:wrapTight>
-            <wp:docPr id="9" name="Kép 9"/>
-            <wp:cNvGraphicFramePr>
-              <a:graphicFrameLocks xmlns:a="http://schemas.openxmlformats.org/drawingml/2006/main" noChangeAspect="1"/>
-            </wp:cNvGraphicFramePr>
-            <a:graphic xmlns:a="http://schemas.openxmlformats.org/drawingml/2006/main">
-              <a:graphicData uri="http://schemas.openxmlformats.org/drawingml/2006/picture">
-                <pic:pic xmlns:pic="http://schemas.openxmlformats.org/drawingml/2006/picture">
-                  <pic:nvPicPr>
-                    <pic:cNvPr id="1" name=""/>
-                    <pic:cNvPicPr/>
-                  </pic:nvPicPr>
-                  <pic:blipFill>
-                    <a:blip r:embed="rId11">
-                      <a:extLst>
-                        <a:ext uri="{28A0092B-C50C-407E-A947-70E740481C1C}">
-                          <a14:useLocalDpi xmlns:a14="http://schemas.microsoft.com/office/drawing/2010/main" val="0"/>
-                        </a:ext>
-                      </a:extLst>
-                    </a:blip>
-                    <a:stretch>
-                      <a:fillRect/>
-                    </a:stretch>
-                  </pic:blipFill>
-                  <pic:spPr>
-                    <a:xfrm>
-                      <a:off x="0" y="0"/>
-                      <a:ext cx="3171825" cy="2124075"/>
-                    </a:xfrm>
-                    <a:prstGeom prst="rect">
-                      <a:avLst/>
-                    </a:prstGeom>
-                  </pic:spPr>
-                </pic:pic>
-              </a:graphicData>
-            </a:graphic>
-          </wp:anchor>
-        </w:drawing>
-      </w:r>
-      <w:proofErr w:type="spellStart"/>
-      <w:r>
-        <w:rPr>
-          <w:rFonts w:cs="Times New Roman"/>
-          <w:b/>
-        </w:rPr>
-        <w:t>Reports</w:t>
-      </w:r>
-      <w:proofErr w:type="spellEnd"/>
-    </w:p>
-    <w:p>
-      <w:pPr>
-        <w:rPr>
-          <w:rFonts w:cs="Times New Roman"/>
+          <w:lang w:eastAsia="hu-HU"/>
+        </w:rPr>
+        <w:t xml:space="preserve"> táblák között </w:t>
+      </w:r>
+      <w:r>
+        <w:rPr>
+          <w:rFonts w:eastAsia="Times New Roman" w:cs="Times New Roman"/>
+          <w:bCs/>
           <w:color w:val="auto"/>
           <w:szCs w:val="24"/>
-        </w:rPr>
-      </w:pPr>
-      <w:r>
-        <w:rPr>
-          <w:rFonts w:cs="Times New Roman"/>
-          <w:szCs w:val="24"/>
-        </w:rPr>
-        <w:t xml:space="preserve">A </w:t>
-      </w:r>
-      <w:proofErr w:type="spellStart"/>
-      <w:r>
-        <w:rPr>
-          <w:rStyle w:val="HTML-kd"/>
-          <w:rFonts w:ascii="Times New Roman" w:eastAsiaTheme="minorHAnsi" w:hAnsi="Times New Roman" w:cs="Times New Roman"/>
-          <w:sz w:val="24"/>
-          <w:szCs w:val="24"/>
-        </w:rPr>
-        <w:t>reports</w:t>
-      </w:r>
-      <w:proofErr w:type="spellEnd"/>
-      <w:r>
-        <w:rPr>
-          <w:rFonts w:cs="Times New Roman"/>
-          <w:szCs w:val="24"/>
-        </w:rPr>
-        <w:t xml:space="preserve"> tábla a rendszerben található tartalmak és felhasználók bejelentésére szolgál. Célja a </w:t>
-      </w:r>
-      <w:proofErr w:type="spellStart"/>
-      <w:r>
-        <w:rPr>
-          <w:rFonts w:cs="Times New Roman"/>
-          <w:szCs w:val="24"/>
-        </w:rPr>
-        <w:t>moderáció</w:t>
-      </w:r>
-      <w:proofErr w:type="spellEnd"/>
-      <w:r>
-        <w:rPr>
-          <w:rFonts w:cs="Times New Roman"/>
-          <w:szCs w:val="24"/>
-        </w:rPr>
-        <w:t xml:space="preserve"> támogatása és a nem megfelelő tartalmak kezelése.</w:t>
-      </w:r>
-    </w:p>
-    <w:p>
-      <w:pPr>
-        <w:rPr>
-          <w:rFonts w:cs="Times New Roman"/>
-          <w:szCs w:val="24"/>
-        </w:rPr>
-      </w:pPr>
-      <w:proofErr w:type="spellStart"/>
-      <w:r>
-        <w:rPr>
-          <w:rStyle w:val="Kiemels2"/>
-          <w:rFonts w:cs="Times New Roman"/>
-          <w:szCs w:val="24"/>
-        </w:rPr>
-        <w:t>id</w:t>
-      </w:r>
-      <w:proofErr w:type="spellEnd"/>
-      <w:r>
-        <w:rPr>
-          <w:rStyle w:val="Kiemels2"/>
-          <w:rFonts w:cs="Times New Roman"/>
-          <w:szCs w:val="24"/>
-        </w:rPr>
-        <w:t xml:space="preserve"> (int, PK</w:t>
-      </w:r>
-      <w:r>
-        <w:rPr>
-          <w:rStyle w:val="Kiemels2"/>
-          <w:rFonts w:cs="Times New Roman"/>
-          <w:szCs w:val="24"/>
-        </w:rPr>
-        <w:t>)</w:t>
-      </w:r>
-    </w:p>
-    <w:p>
-      <w:pPr>
-        <w:rPr>
-          <w:rFonts w:cs="Times New Roman"/>
-          <w:szCs w:val="24"/>
-        </w:rPr>
-      </w:pPr>
-      <w:r>
-        <w:rPr>
-          <w:rFonts w:cs="Times New Roman"/>
-          <w:szCs w:val="24"/>
-        </w:rPr>
-        <w:t>Elsődleges kulcs, egyedi azonosító minden bejelentéshez.</w:t>
-      </w:r>
-    </w:p>
-    <w:p>
-      <w:pPr>
-        <w:rPr>
-          <w:rFonts w:cs="Times New Roman"/>
-          <w:szCs w:val="24"/>
-        </w:rPr>
-      </w:pPr>
-      <w:proofErr w:type="spellStart"/>
-      <w:r>
-        <w:rPr>
-          <w:rStyle w:val="Kiemels2"/>
-          <w:rFonts w:cs="Times New Roman"/>
-          <w:szCs w:val="24"/>
-        </w:rPr>
-        <w:t>reporter_id</w:t>
-      </w:r>
-      <w:proofErr w:type="spellEnd"/>
-      <w:r>
-        <w:rPr>
-          <w:rStyle w:val="Kiemels2"/>
-          <w:rFonts w:cs="Times New Roman"/>
-          <w:szCs w:val="24"/>
-        </w:rPr>
-        <w:t xml:space="preserve"> (int)</w:t>
-      </w:r>
-    </w:p>
-    <w:p>
-      <w:pPr>
-        <w:rPr>
-          <w:rFonts w:cs="Times New Roman"/>
-          <w:szCs w:val="24"/>
-        </w:rPr>
-      </w:pPr>
-      <w:r>
-        <w:rPr>
-          <w:rFonts w:cs="Times New Roman"/>
-          <w:szCs w:val="24"/>
-        </w:rPr>
-        <w:t xml:space="preserve">Annak a felhasználónak az azonosítója, aki a bejelentést tette. Idegen kulccsal kapcsolódik </w:t>
-      </w:r>
-      <w:proofErr w:type="gramStart"/>
-      <w:r>
-        <w:rPr>
-          <w:rFonts w:cs="Times New Roman"/>
-          <w:szCs w:val="24"/>
-        </w:rPr>
-        <w:t>a</w:t>
-      </w:r>
-      <w:proofErr w:type="gramEnd"/>
-      <w:r>
-        <w:rPr>
-          <w:rFonts w:cs="Times New Roman"/>
-          <w:szCs w:val="24"/>
-        </w:rPr>
-        <w:t xml:space="preserve"> </w:t>
-      </w:r>
-      <w:proofErr w:type="spellStart"/>
-      <w:r>
-        <w:rPr>
-          <w:rStyle w:val="HTML-kd"/>
-          <w:rFonts w:ascii="Times New Roman" w:eastAsiaTheme="minorHAnsi" w:hAnsi="Times New Roman" w:cs="Times New Roman"/>
-          <w:sz w:val="24"/>
-          <w:szCs w:val="24"/>
-        </w:rPr>
-        <w:t>users</w:t>
-      </w:r>
-      <w:proofErr w:type="spellEnd"/>
-      <w:r>
-        <w:rPr>
-          <w:rFonts w:cs="Times New Roman"/>
-          <w:szCs w:val="24"/>
-        </w:rPr>
-        <w:t xml:space="preserve"> táblához, így biztosított, hogy csak létező felhasználó tehessen jelentést.</w:t>
-      </w:r>
-    </w:p>
-    <w:p>
-      <w:pPr>
-        <w:rPr>
-          <w:rFonts w:cs="Times New Roman"/>
-          <w:szCs w:val="24"/>
-        </w:rPr>
-      </w:pPr>
-      <w:proofErr w:type="spellStart"/>
-      <w:r>
-        <w:rPr>
-          <w:rStyle w:val="Kiemels2"/>
-          <w:rFonts w:cs="Times New Roman"/>
-          <w:szCs w:val="24"/>
-        </w:rPr>
-        <w:t>target_type</w:t>
-      </w:r>
-      <w:proofErr w:type="spellEnd"/>
-      <w:r>
-        <w:rPr>
-          <w:rStyle w:val="Kiemels2"/>
-          <w:rFonts w:cs="Times New Roman"/>
-          <w:szCs w:val="24"/>
-        </w:rPr>
-        <w:t xml:space="preserve"> (</w:t>
-      </w:r>
-      <w:proofErr w:type="spellStart"/>
-      <w:proofErr w:type="gramStart"/>
-      <w:r>
-        <w:rPr>
-          <w:rStyle w:val="Kiemels2"/>
-          <w:rFonts w:cs="Times New Roman"/>
-          <w:szCs w:val="24"/>
-        </w:rPr>
-        <w:t>enum</w:t>
-      </w:r>
-      <w:proofErr w:type="spellEnd"/>
-      <w:r>
-        <w:rPr>
-          <w:rStyle w:val="Kiemels2"/>
-          <w:rFonts w:cs="Times New Roman"/>
-          <w:szCs w:val="24"/>
-        </w:rPr>
-        <w:t>(</w:t>
-      </w:r>
-      <w:proofErr w:type="gramEnd"/>
-      <w:r>
-        <w:rPr>
-          <w:rStyle w:val="Kiemels2"/>
-          <w:rFonts w:cs="Times New Roman"/>
-          <w:szCs w:val="24"/>
-        </w:rPr>
-        <w:t>'</w:t>
-      </w:r>
-      <w:proofErr w:type="spellStart"/>
-      <w:r>
-        <w:rPr>
-          <w:rStyle w:val="Kiemels2"/>
-          <w:rFonts w:cs="Times New Roman"/>
-          <w:szCs w:val="24"/>
-        </w:rPr>
-        <w:t>post','comment','user</w:t>
-      </w:r>
-      <w:proofErr w:type="spellEnd"/>
-      <w:r>
-        <w:rPr>
-          <w:rStyle w:val="Kiemels2"/>
-          <w:rFonts w:cs="Times New Roman"/>
-          <w:szCs w:val="24"/>
-        </w:rPr>
-        <w:t>'))</w:t>
-      </w:r>
-    </w:p>
-    <w:p>
-      <w:pPr>
-        <w:rPr>
-          <w:rFonts w:cs="Times New Roman"/>
-          <w:szCs w:val="24"/>
-        </w:rPr>
-      </w:pPr>
-      <w:r>
-        <w:rPr>
-          <w:rFonts w:cs="Times New Roman"/>
-          <w:szCs w:val="24"/>
-        </w:rPr>
-        <w:t>Meghatározza, hogy milyen típusú elem került bejelentésre: bejegyzés, hozzászólás vagy felhasználó. Ez lehetővé teszi többféle entitás kezelését egyetlen táblán belül.</w:t>
-      </w:r>
-    </w:p>
-    <w:p>
-      <w:pPr>
-        <w:rPr>
-          <w:rFonts w:cs="Times New Roman"/>
-          <w:szCs w:val="24"/>
-        </w:rPr>
-      </w:pPr>
-      <w:proofErr w:type="spellStart"/>
-      <w:r>
-        <w:rPr>
-          <w:rStyle w:val="Kiemels2"/>
-          <w:rFonts w:cs="Times New Roman"/>
-          <w:szCs w:val="24"/>
-        </w:rPr>
-        <w:t>target_id</w:t>
-      </w:r>
-      <w:proofErr w:type="spellEnd"/>
-      <w:r>
-        <w:rPr>
-          <w:rStyle w:val="Kiemels2"/>
-          <w:rFonts w:cs="Times New Roman"/>
-          <w:szCs w:val="24"/>
-        </w:rPr>
-        <w:t xml:space="preserve"> (int)</w:t>
-      </w:r>
-    </w:p>
-    <w:p>
-      <w:pPr>
-        <w:rPr>
-          <w:rFonts w:cs="Times New Roman"/>
-          <w:szCs w:val="24"/>
-        </w:rPr>
-      </w:pPr>
-      <w:r>
-        <w:rPr>
-          <w:rFonts w:cs="Times New Roman"/>
-          <w:szCs w:val="24"/>
-        </w:rPr>
-        <w:lastRenderedPageBreak/>
-        <w:t xml:space="preserve">A bejelentett elem azonosítója. A </w:t>
-      </w:r>
-      <w:proofErr w:type="spellStart"/>
-      <w:r>
-        <w:rPr>
-          <w:rStyle w:val="HTML-kd"/>
-          <w:rFonts w:ascii="Times New Roman" w:eastAsiaTheme="minorHAnsi" w:hAnsi="Times New Roman" w:cs="Times New Roman"/>
-          <w:sz w:val="24"/>
-          <w:szCs w:val="24"/>
-        </w:rPr>
-        <w:t>target_type</w:t>
-      </w:r>
-      <w:proofErr w:type="spellEnd"/>
-      <w:r>
-        <w:rPr>
-          <w:rFonts w:cs="Times New Roman"/>
-          <w:szCs w:val="24"/>
-        </w:rPr>
-        <w:t xml:space="preserve"> mezővel együtt határozza meg, hogy melyik rekordra vonatkozik a jelentés (pl. egy adott post vagy comment).</w:t>
-      </w:r>
-    </w:p>
-    <w:p>
-      <w:pPr>
-        <w:rPr>
-          <w:rFonts w:cs="Times New Roman"/>
-          <w:szCs w:val="24"/>
-        </w:rPr>
-      </w:pPr>
-      <w:proofErr w:type="spellStart"/>
-      <w:r>
-        <w:rPr>
-          <w:rStyle w:val="Kiemels2"/>
-          <w:rFonts w:cs="Times New Roman"/>
-          <w:szCs w:val="24"/>
-        </w:rPr>
-        <w:t>reason</w:t>
-      </w:r>
-      <w:proofErr w:type="spellEnd"/>
-      <w:r>
-        <w:rPr>
-          <w:rStyle w:val="Kiemels2"/>
-          <w:rFonts w:cs="Times New Roman"/>
-          <w:szCs w:val="24"/>
-        </w:rPr>
-        <w:t xml:space="preserve"> (text)</w:t>
-      </w:r>
-    </w:p>
-    <w:p>
-      <w:pPr>
-        <w:rPr>
-          <w:rFonts w:cs="Times New Roman"/>
-          <w:szCs w:val="24"/>
-        </w:rPr>
-      </w:pPr>
-      <w:r>
-        <w:rPr>
-          <w:rFonts w:cs="Times New Roman"/>
-          <w:szCs w:val="24"/>
-        </w:rPr>
-        <w:t>A bejelentés indoklása. Szabad szöveges mező, amely részletes magyarázatot adhat a problémáról.</w:t>
-      </w:r>
-    </w:p>
-    <w:p>
-      <w:pPr>
-        <w:rPr>
-          <w:rFonts w:cs="Times New Roman"/>
-          <w:szCs w:val="24"/>
-        </w:rPr>
-      </w:pPr>
-      <w:proofErr w:type="gramStart"/>
-      <w:r>
-        <w:rPr>
-          <w:rStyle w:val="Kiemels2"/>
-          <w:rFonts w:cs="Times New Roman"/>
-          <w:szCs w:val="24"/>
-        </w:rPr>
-        <w:t>status</w:t>
-      </w:r>
-      <w:proofErr w:type="gramEnd"/>
-      <w:r>
-        <w:rPr>
-          <w:rStyle w:val="Kiemels2"/>
-          <w:rFonts w:cs="Times New Roman"/>
-          <w:szCs w:val="24"/>
-        </w:rPr>
-        <w:t xml:space="preserve"> (</w:t>
-      </w:r>
-      <w:proofErr w:type="spellStart"/>
-      <w:r>
-        <w:rPr>
-          <w:rStyle w:val="Kiemels2"/>
-          <w:rFonts w:cs="Times New Roman"/>
-          <w:szCs w:val="24"/>
-        </w:rPr>
-        <w:t>enum</w:t>
-      </w:r>
-      <w:proofErr w:type="spellEnd"/>
-      <w:r>
-        <w:rPr>
-          <w:rStyle w:val="Kiemels2"/>
-          <w:rFonts w:cs="Times New Roman"/>
-          <w:szCs w:val="24"/>
-        </w:rPr>
-        <w:t>('</w:t>
-      </w:r>
-      <w:proofErr w:type="spellStart"/>
-      <w:r>
-        <w:rPr>
-          <w:rStyle w:val="Kiemels2"/>
-          <w:rFonts w:cs="Times New Roman"/>
-          <w:szCs w:val="24"/>
-        </w:rPr>
-        <w:t>pending</w:t>
-      </w:r>
-      <w:proofErr w:type="spellEnd"/>
-      <w:r>
-        <w:rPr>
-          <w:rStyle w:val="Kiemels2"/>
-          <w:rFonts w:cs="Times New Roman"/>
-          <w:szCs w:val="24"/>
-        </w:rPr>
-        <w:t>','</w:t>
-      </w:r>
-      <w:proofErr w:type="spellStart"/>
-      <w:r>
-        <w:rPr>
-          <w:rStyle w:val="Kiemels2"/>
-          <w:rFonts w:cs="Times New Roman"/>
-          <w:szCs w:val="24"/>
-        </w:rPr>
-        <w:t>resolved</w:t>
-      </w:r>
-      <w:proofErr w:type="spellEnd"/>
-      <w:r>
-        <w:rPr>
-          <w:rStyle w:val="Kiemels2"/>
-          <w:rFonts w:cs="Times New Roman"/>
-          <w:szCs w:val="24"/>
-        </w:rPr>
-        <w:t>'))</w:t>
-      </w:r>
-    </w:p>
-    <w:p>
-      <w:pPr>
-        <w:rPr>
-          <w:rFonts w:cs="Times New Roman"/>
-          <w:szCs w:val="24"/>
-        </w:rPr>
-      </w:pPr>
-      <w:r>
-        <w:rPr>
-          <w:rFonts w:cs="Times New Roman"/>
-          <w:szCs w:val="24"/>
-        </w:rPr>
-        <w:t>A bejelentés aktuális állapota. A „</w:t>
-      </w:r>
-      <w:proofErr w:type="spellStart"/>
-      <w:r>
-        <w:rPr>
-          <w:rFonts w:cs="Times New Roman"/>
-          <w:szCs w:val="24"/>
-        </w:rPr>
-        <w:t>pending</w:t>
-      </w:r>
-      <w:proofErr w:type="spellEnd"/>
-      <w:r>
-        <w:rPr>
-          <w:rFonts w:cs="Times New Roman"/>
-          <w:szCs w:val="24"/>
-        </w:rPr>
-        <w:t>” a még el nem bírált, a „</w:t>
-      </w:r>
-      <w:proofErr w:type="spellStart"/>
-      <w:r>
-        <w:rPr>
-          <w:rFonts w:cs="Times New Roman"/>
-          <w:szCs w:val="24"/>
-        </w:rPr>
-        <w:t>resolved</w:t>
-      </w:r>
-      <w:proofErr w:type="spellEnd"/>
-      <w:r>
-        <w:rPr>
-          <w:rFonts w:cs="Times New Roman"/>
-          <w:szCs w:val="24"/>
-        </w:rPr>
-        <w:t>” a már feldolgozott jelentéseket jelöli.</w:t>
-      </w:r>
-    </w:p>
-    <w:p>
-      <w:pPr>
-        <w:rPr>
-          <w:rFonts w:cs="Times New Roman"/>
-          <w:szCs w:val="24"/>
-        </w:rPr>
-      </w:pPr>
-      <w:proofErr w:type="spellStart"/>
-      <w:r>
-        <w:rPr>
-          <w:rStyle w:val="Kiemels2"/>
-          <w:rFonts w:cs="Times New Roman"/>
-          <w:szCs w:val="24"/>
-        </w:rPr>
-        <w:t>created_at</w:t>
-      </w:r>
-      <w:proofErr w:type="spellEnd"/>
-      <w:r>
-        <w:rPr>
-          <w:rStyle w:val="Kiemels2"/>
-          <w:rFonts w:cs="Times New Roman"/>
-          <w:szCs w:val="24"/>
-        </w:rPr>
-        <w:t xml:space="preserve"> (</w:t>
-      </w:r>
-      <w:proofErr w:type="spellStart"/>
-      <w:r>
-        <w:rPr>
-          <w:rStyle w:val="Kiemels2"/>
-          <w:rFonts w:cs="Times New Roman"/>
-          <w:szCs w:val="24"/>
-        </w:rPr>
-        <w:t>timestamp</w:t>
-      </w:r>
-      <w:proofErr w:type="spellEnd"/>
-      <w:r>
-        <w:rPr>
-          <w:rStyle w:val="Kiemels2"/>
-          <w:rFonts w:cs="Times New Roman"/>
-          <w:szCs w:val="24"/>
-        </w:rPr>
-        <w:t>)</w:t>
-      </w:r>
-    </w:p>
-    <w:p>
-      <w:pPr>
-        <w:rPr>
-          <w:rFonts w:cs="Times New Roman"/>
-          <w:szCs w:val="24"/>
-        </w:rPr>
-      </w:pPr>
-      <w:r>
-        <w:rPr>
-          <w:rFonts w:cs="Times New Roman"/>
-          <w:szCs w:val="24"/>
-        </w:rPr>
-        <w:t xml:space="preserve">A bejelentés létrehozásának időpontja, amely fontos a </w:t>
-      </w:r>
-      <w:proofErr w:type="spellStart"/>
-      <w:r>
-        <w:rPr>
-          <w:rFonts w:cs="Times New Roman"/>
-          <w:szCs w:val="24"/>
-        </w:rPr>
-        <w:t>moderációs</w:t>
-      </w:r>
-      <w:proofErr w:type="spellEnd"/>
-      <w:r>
-        <w:rPr>
-          <w:rFonts w:cs="Times New Roman"/>
-          <w:szCs w:val="24"/>
-        </w:rPr>
-        <w:t xml:space="preserve"> folyamat nyomon követéséhez.</w:t>
-      </w:r>
-    </w:p>
-    <w:p>
-      <w:pPr>
-        <w:rPr>
-          <w:rFonts w:cs="Times New Roman"/>
-          <w:b/>
-          <w:szCs w:val="24"/>
-        </w:rPr>
-      </w:pPr>
-    </w:p>
-    <w:p>
-      <w:pPr>
-        <w:rPr>
-          <w:b/>
+          <w:lang w:eastAsia="hu-HU"/>
+        </w:rPr>
+        <w:t>1:N kapcsolat</w:t>
+      </w:r>
+      <w:r>
+        <w:rPr>
+          <w:rFonts w:eastAsia="Times New Roman" w:cs="Times New Roman"/>
           <w:color w:val="auto"/>
-          <w:sz w:val="48"/>
-        </w:rPr>
-      </w:pPr>
-      <w:proofErr w:type="spellStart"/>
-      <w:r>
-        <w:rPr>
-          <w:b/>
-        </w:rPr>
-        <w:t>Posts</w:t>
-      </w:r>
-      <w:proofErr w:type="spellEnd"/>
-    </w:p>
-    <w:p>
-      <w:r>
-        <w:rPr>
-          <w:b/>
-        </w:rPr>
-        <w:drawing>
-          <wp:anchor distT="0" distB="0" distL="114300" distR="114300" simplePos="0" relativeHeight="251660288" behindDoc="1" locked="0" layoutInCell="1" allowOverlap="1" wp14:anchorId="23C7CD48" wp14:editId="16617DE7">
-            <wp:simplePos x="0" y="0"/>
-            <wp:positionH relativeFrom="margin">
-              <wp:align>right</wp:align>
-            </wp:positionH>
-            <wp:positionV relativeFrom="paragraph">
-              <wp:posOffset>3175</wp:posOffset>
-            </wp:positionV>
-            <wp:extent cx="1905000" cy="2794635"/>
-            <wp:effectExtent l="0" t="0" r="0" b="5715"/>
-            <wp:wrapTight wrapText="bothSides">
-              <wp:wrapPolygon edited="0">
-                <wp:start x="0" y="0"/>
-                <wp:lineTo x="0" y="21497"/>
-                <wp:lineTo x="21384" y="21497"/>
-                <wp:lineTo x="21384" y="0"/>
-                <wp:lineTo x="0" y="0"/>
-              </wp:wrapPolygon>
-            </wp:wrapTight>
-            <wp:docPr id="10" name="Kép 10"/>
-            <wp:cNvGraphicFramePr>
-              <a:graphicFrameLocks xmlns:a="http://schemas.openxmlformats.org/drawingml/2006/main" noChangeAspect="1"/>
-            </wp:cNvGraphicFramePr>
-            <a:graphic xmlns:a="http://schemas.openxmlformats.org/drawingml/2006/main">
-              <a:graphicData uri="http://schemas.openxmlformats.org/drawingml/2006/picture">
-                <pic:pic xmlns:pic="http://schemas.openxmlformats.org/drawingml/2006/picture">
-                  <pic:nvPicPr>
-                    <pic:cNvPr id="1" name=""/>
-                    <pic:cNvPicPr/>
-                  </pic:nvPicPr>
-                  <pic:blipFill>
-                    <a:blip r:embed="rId12">
-                      <a:extLst>
-                        <a:ext uri="{28A0092B-C50C-407E-A947-70E740481C1C}">
-                          <a14:useLocalDpi xmlns:a14="http://schemas.microsoft.com/office/drawing/2010/main" val="0"/>
-                        </a:ext>
-                      </a:extLst>
-                    </a:blip>
-                    <a:stretch>
-                      <a:fillRect/>
-                    </a:stretch>
-                  </pic:blipFill>
-                  <pic:spPr>
-                    <a:xfrm>
-                      <a:off x="0" y="0"/>
-                      <a:ext cx="1905000" cy="2794635"/>
-                    </a:xfrm>
-                    <a:prstGeom prst="rect">
-                      <a:avLst/>
-                    </a:prstGeom>
-                  </pic:spPr>
-                </pic:pic>
-              </a:graphicData>
-            </a:graphic>
-            <wp14:sizeRelH relativeFrom="margin">
-              <wp14:pctWidth>0</wp14:pctWidth>
-            </wp14:sizeRelH>
-            <wp14:sizeRelV relativeFrom="margin">
-              <wp14:pctHeight>0</wp14:pctHeight>
-            </wp14:sizeRelV>
-          </wp:anchor>
-        </w:drawing>
-      </w:r>
-      <w:r>
-        <w:t xml:space="preserve">A </w:t>
-      </w:r>
-      <w:proofErr w:type="spellStart"/>
-      <w:r>
-        <w:rPr>
-          <w:rStyle w:val="Kiemels2"/>
-        </w:rPr>
-        <w:t>posts</w:t>
-      </w:r>
-      <w:proofErr w:type="spellEnd"/>
-      <w:r>
-        <w:t xml:space="preserve"> tábla a rendszerben létrehozott bejegyzések tárolására szolgál. Ezek a bejegyzések tartalmazhatnak címet, leírást és képet, valamint kapcsolódnak egy felhasználóhoz, egy kategóriához és egy ötlethez. A tábla célja az alkotások vagy tartalmak rendszerezett tárolása és megjelenítése a rendszerben.</w:t>
-      </w:r>
-    </w:p>
-    <w:p>
-      <w:pPr>
-        <w:rPr>
-          <w:b/>
-        </w:rPr>
-      </w:pPr>
-      <w:proofErr w:type="spellStart"/>
-      <w:r>
-        <w:rPr>
-          <w:b/>
-        </w:rPr>
-        <w:t>id</w:t>
-      </w:r>
-      <w:proofErr w:type="spellEnd"/>
-      <w:r>
-        <w:rPr>
-          <w:b/>
-        </w:rPr>
-        <w:t xml:space="preserve"> (int, PK)</w:t>
-      </w:r>
-      <w:r>
-        <w:rPr>
-          <w:noProof/>
-          <w:lang w:eastAsia="hu-HU"/>
-        </w:rPr>
-        <w:t xml:space="preserve"> </w:t>
-      </w:r>
-    </w:p>
-    <w:p>
-      <w:r>
-        <w:t>Elsődleges kulcs, amely minden bejegyzéshez egyedi azonosítót rendel.</w:t>
-      </w:r>
-    </w:p>
-    <w:p>
-      <w:pPr>
-        <w:rPr>
-          <w:b/>
-        </w:rPr>
-      </w:pPr>
-      <w:proofErr w:type="spellStart"/>
-      <w:r>
-        <w:rPr>
-          <w:b/>
-        </w:rPr>
-        <w:t>user_id</w:t>
-      </w:r>
-      <w:proofErr w:type="spellEnd"/>
-      <w:r>
-        <w:rPr>
-          <w:b/>
-        </w:rPr>
-        <w:t xml:space="preserve"> (int)</w:t>
-      </w:r>
-    </w:p>
-    <w:p>
-      <w:r>
-        <w:t xml:space="preserve">Annak a felhasználónak az azonosítója, aki a bejegyzést létrehozta. Idegen kulccsal kapcsolódik </w:t>
-      </w:r>
-      <w:proofErr w:type="gramStart"/>
-      <w:r>
-        <w:t>a</w:t>
-      </w:r>
-      <w:proofErr w:type="gramEnd"/>
-      <w:r>
-        <w:t xml:space="preserve"> </w:t>
-      </w:r>
-      <w:proofErr w:type="spellStart"/>
-      <w:r>
-        <w:rPr>
-          <w:rStyle w:val="Kiemels2"/>
-          <w:b w:val="0"/>
-        </w:rPr>
-        <w:t>users</w:t>
-      </w:r>
-      <w:proofErr w:type="spellEnd"/>
-      <w:r>
-        <w:t xml:space="preserve"> táblához, így biztosítva, hogy csak létező felhasználó hozhasson létre bejegyzést.</w:t>
-      </w:r>
-    </w:p>
-    <w:p>
-      <w:pPr>
-        <w:rPr>
-          <w:b/>
-        </w:rPr>
-      </w:pPr>
-      <w:proofErr w:type="spellStart"/>
-      <w:r>
-        <w:rPr>
-          <w:b/>
-        </w:rPr>
-        <w:t>category_id</w:t>
-      </w:r>
-      <w:proofErr w:type="spellEnd"/>
-      <w:r>
-        <w:rPr>
-          <w:b/>
-        </w:rPr>
-        <w:t xml:space="preserve"> (int)</w:t>
-      </w:r>
-    </w:p>
-    <w:p>
-      <w:r>
-        <w:t xml:space="preserve">A bejegyzés kategóriájának azonosítója. Kapcsolatban áll a </w:t>
-      </w:r>
-      <w:proofErr w:type="spellStart"/>
-      <w:r>
-        <w:rPr>
-          <w:rStyle w:val="Kiemels2"/>
-          <w:b w:val="0"/>
-        </w:rPr>
-        <w:t>categories</w:t>
-      </w:r>
-      <w:proofErr w:type="spellEnd"/>
-      <w:r>
-        <w:t xml:space="preserve"> táblával, lehetővé téve a bejegyzések tematikus csoportosítását.</w:t>
-      </w:r>
-    </w:p>
-    <w:p>
-      <w:pPr>
-        <w:spacing w:line="259" w:lineRule="auto"/>
-        <w:jc w:val="left"/>
-        <w:rPr>
-          <w:b/>
-        </w:rPr>
-      </w:pPr>
-      <w:r>
-        <w:rPr>
-          <w:b/>
-        </w:rPr>
-        <w:br w:type="page"/>
-      </w:r>
-    </w:p>
-    <w:p>
-      <w:pPr>
-        <w:rPr>
-          <w:b/>
-        </w:rPr>
-      </w:pPr>
-      <w:proofErr w:type="spellStart"/>
-      <w:proofErr w:type="gramStart"/>
-      <w:r>
-        <w:rPr>
-          <w:b/>
-        </w:rPr>
-        <w:lastRenderedPageBreak/>
-        <w:t>idea</w:t>
-      </w:r>
-      <w:proofErr w:type="gramEnd"/>
-      <w:r>
-        <w:rPr>
-          <w:b/>
-        </w:rPr>
-        <w:t>_id</w:t>
-      </w:r>
-      <w:proofErr w:type="spellEnd"/>
-      <w:r>
-        <w:rPr>
-          <w:b/>
-        </w:rPr>
-        <w:t xml:space="preserve"> (int)</w:t>
-      </w:r>
-    </w:p>
-    <w:p>
-      <w:r>
-        <w:t xml:space="preserve">Az adott bejegyzéshez tartozó ötlet azonosítója. Idegen kulccsal kapcsolódik az </w:t>
-      </w:r>
-      <w:proofErr w:type="spellStart"/>
-      <w:r>
-        <w:rPr>
-          <w:rStyle w:val="Kiemels2"/>
-          <w:b w:val="0"/>
-        </w:rPr>
-        <w:t>ideas</w:t>
-      </w:r>
-      <w:proofErr w:type="spellEnd"/>
-      <w:r>
-        <w:t xml:space="preserve"> táblához, amely</w:t>
-      </w:r>
-      <w:r>
-        <w:t xml:space="preserve"> segíti az ötletek és megvalósított tartalmak összekapcsolását.</w:t>
-      </w:r>
-    </w:p>
-    <w:p>
-      <w:pPr>
-        <w:spacing w:line="259" w:lineRule="auto"/>
-        <w:jc w:val="left"/>
-        <w:rPr>
-          <w:b/>
-        </w:rPr>
-      </w:pPr>
-      <w:proofErr w:type="spellStart"/>
-      <w:r>
-        <w:rPr>
-          <w:b/>
-        </w:rPr>
-        <w:t>title</w:t>
-      </w:r>
-      <w:proofErr w:type="spellEnd"/>
-      <w:r>
-        <w:rPr>
-          <w:b/>
-        </w:rPr>
-        <w:t xml:space="preserve"> (</w:t>
-      </w:r>
-      <w:proofErr w:type="spellStart"/>
-      <w:proofErr w:type="gramStart"/>
-      <w:r>
-        <w:rPr>
-          <w:b/>
-        </w:rPr>
-        <w:t>varchar</w:t>
-      </w:r>
-      <w:proofErr w:type="spellEnd"/>
-      <w:r>
-        <w:rPr>
-          <w:b/>
-        </w:rPr>
-        <w:t>(</w:t>
-      </w:r>
-      <w:proofErr w:type="gramEnd"/>
-      <w:r>
-        <w:rPr>
-          <w:b/>
-        </w:rPr>
-        <w:t>150))</w:t>
-      </w:r>
-    </w:p>
-    <w:p>
-      <w:r>
-        <w:t>A bejegyzés címe. Rövid, legfeljebb 150 karakter hosszúságú szöveg, amely összefoglalja a bejegyzés tartalmát.</w:t>
-      </w:r>
-    </w:p>
-    <w:p>
-      <w:pPr>
-        <w:rPr>
-          <w:b/>
-        </w:rPr>
-      </w:pPr>
-      <w:proofErr w:type="spellStart"/>
-      <w:r>
-        <w:rPr>
-          <w:b/>
-        </w:rPr>
-        <w:t>description</w:t>
-      </w:r>
-      <w:proofErr w:type="spellEnd"/>
-      <w:r>
-        <w:rPr>
-          <w:b/>
-        </w:rPr>
-        <w:t xml:space="preserve"> (text)</w:t>
-      </w:r>
-    </w:p>
-    <w:p>
-      <w:r>
-        <w:t>A bejegyzés részletes leírása. Szabad szöveges mező, amely lehetőséget ad az alkotás vagy tartalom részletes bemutatására.</w:t>
-      </w:r>
-    </w:p>
-    <w:p>
-      <w:pPr>
-        <w:rPr>
-          <w:b/>
-        </w:rPr>
-      </w:pPr>
-      <w:proofErr w:type="spellStart"/>
-      <w:proofErr w:type="gramStart"/>
-      <w:r>
-        <w:rPr>
-          <w:b/>
-        </w:rPr>
-        <w:t>image</w:t>
-      </w:r>
-      <w:proofErr w:type="gramEnd"/>
-      <w:r>
-        <w:rPr>
-          <w:b/>
-        </w:rPr>
-        <w:t>_url</w:t>
-      </w:r>
-      <w:proofErr w:type="spellEnd"/>
-      <w:r>
-        <w:rPr>
-          <w:b/>
-        </w:rPr>
-        <w:t xml:space="preserve"> (</w:t>
-      </w:r>
-      <w:proofErr w:type="spellStart"/>
-      <w:r>
-        <w:rPr>
-          <w:b/>
-        </w:rPr>
-        <w:t>varchar</w:t>
-      </w:r>
-      <w:proofErr w:type="spellEnd"/>
-      <w:r>
-        <w:rPr>
-          <w:b/>
-        </w:rPr>
-        <w:t>(255))</w:t>
-      </w:r>
-    </w:p>
-    <w:p>
-      <w:r>
-        <w:t>A feltöltött kép elérési útja vagy URL címe. Ez lehetővé teszi a képek szerveren történő tárolását és az adatbázisból való hivatkozását.</w:t>
-      </w:r>
-    </w:p>
-    <w:p>
-      <w:pPr>
-        <w:rPr>
-          <w:b/>
-        </w:rPr>
-      </w:pPr>
-      <w:proofErr w:type="spellStart"/>
-      <w:r>
-        <w:rPr>
-          <w:b/>
-        </w:rPr>
-        <w:t>created_at</w:t>
-      </w:r>
-      <w:proofErr w:type="spellEnd"/>
-      <w:r>
-        <w:rPr>
-          <w:b/>
-        </w:rPr>
-        <w:t xml:space="preserve"> (</w:t>
-      </w:r>
-      <w:proofErr w:type="spellStart"/>
-      <w:r>
-        <w:rPr>
-          <w:b/>
-        </w:rPr>
-        <w:t>timestamp</w:t>
-      </w:r>
-      <w:proofErr w:type="spellEnd"/>
-      <w:r>
-        <w:rPr>
-          <w:b/>
-        </w:rPr>
-        <w:t>)</w:t>
-      </w:r>
-    </w:p>
-    <w:p>
-      <w:r>
-        <w:t>A bejegyzés létrehozásának időpontja. Segít a bejegyzések időrend szerinti kezelésében és megjelenítésében.</w:t>
-      </w:r>
-    </w:p>
-    <w:p>
-      <w:pPr>
-        <w:rPr>
-          <w:b/>
-        </w:rPr>
-      </w:pPr>
-      <w:proofErr w:type="spellStart"/>
-      <w:proofErr w:type="gramStart"/>
-      <w:r>
-        <w:rPr>
-          <w:b/>
-        </w:rPr>
-        <w:t>image</w:t>
-      </w:r>
-      <w:proofErr w:type="gramEnd"/>
-      <w:r>
-        <w:rPr>
-          <w:b/>
-        </w:rPr>
-        <w:t>_data</w:t>
-      </w:r>
-      <w:proofErr w:type="spellEnd"/>
-      <w:r>
-        <w:rPr>
-          <w:b/>
-        </w:rPr>
-        <w:t xml:space="preserve"> (</w:t>
-      </w:r>
-      <w:proofErr w:type="spellStart"/>
-      <w:r>
-        <w:rPr>
-          <w:b/>
-        </w:rPr>
-        <w:t>longblob</w:t>
-      </w:r>
-      <w:proofErr w:type="spellEnd"/>
-      <w:r>
-        <w:rPr>
-          <w:b/>
-        </w:rPr>
-        <w:t>)</w:t>
-      </w:r>
-    </w:p>
-    <w:p>
-      <w:r>
-        <w:t>A feltöltött kép bináris formában történő tárolására szolgáló mező. Lehetővé teszi a képfájl közvetlen adatbázisban történő eltárolását.</w:t>
-      </w:r>
-    </w:p>
-    <w:p>
-      <w:pPr>
-        <w:rPr>
-          <w:b/>
-        </w:rPr>
-      </w:pPr>
-      <w:proofErr w:type="spellStart"/>
-      <w:proofErr w:type="gramStart"/>
-      <w:r>
-        <w:rPr>
-          <w:b/>
-        </w:rPr>
-        <w:t>image</w:t>
-      </w:r>
-      <w:proofErr w:type="gramEnd"/>
-      <w:r>
-        <w:rPr>
-          <w:b/>
-        </w:rPr>
-        <w:t>_type</w:t>
-      </w:r>
-      <w:proofErr w:type="spellEnd"/>
-      <w:r>
-        <w:rPr>
-          <w:b/>
-        </w:rPr>
-        <w:t xml:space="preserve"> (</w:t>
-      </w:r>
-      <w:proofErr w:type="spellStart"/>
-      <w:r>
-        <w:rPr>
-          <w:b/>
-        </w:rPr>
-        <w:t>varchar</w:t>
-      </w:r>
-      <w:proofErr w:type="spellEnd"/>
-      <w:r>
-        <w:rPr>
-          <w:b/>
-        </w:rPr>
-        <w:t>(50))</w:t>
-      </w:r>
-    </w:p>
-    <w:p>
-      <w:r>
-        <w:t xml:space="preserve">A kép formátumát vagy MIME típusát tartalmazza (például: </w:t>
-      </w:r>
-      <w:r>
-        <w:rPr>
-          <w:rStyle w:val="HTML-kd"/>
-          <w:rFonts w:ascii="Times New Roman" w:eastAsiaTheme="minorHAnsi" w:hAnsi="Times New Roman" w:cs="Times New Roman"/>
-          <w:sz w:val="24"/>
-          <w:szCs w:val="24"/>
-        </w:rPr>
-        <w:t>image/</w:t>
-      </w:r>
-      <w:proofErr w:type="spellStart"/>
-      <w:r>
-        <w:rPr>
-          <w:rStyle w:val="HTML-kd"/>
-          <w:rFonts w:ascii="Times New Roman" w:eastAsiaTheme="minorHAnsi" w:hAnsi="Times New Roman" w:cs="Times New Roman"/>
-          <w:sz w:val="24"/>
-          <w:szCs w:val="24"/>
-        </w:rPr>
-        <w:t>jpeg</w:t>
-      </w:r>
-      <w:proofErr w:type="spellEnd"/>
-      <w:r>
-        <w:rPr>
-          <w:rFonts w:cs="Times New Roman"/>
-          <w:szCs w:val="24"/>
-        </w:rPr>
-        <w:t xml:space="preserve">, </w:t>
-      </w:r>
-      <w:r>
-        <w:rPr>
-          <w:rStyle w:val="HTML-kd"/>
-          <w:rFonts w:ascii="Times New Roman" w:eastAsiaTheme="minorHAnsi" w:hAnsi="Times New Roman" w:cs="Times New Roman"/>
-          <w:sz w:val="24"/>
-          <w:szCs w:val="24"/>
-        </w:rPr>
-        <w:t>image/</w:t>
-      </w:r>
-      <w:proofErr w:type="spellStart"/>
-      <w:r>
-        <w:rPr>
-          <w:rStyle w:val="HTML-kd"/>
-          <w:rFonts w:ascii="Times New Roman" w:eastAsiaTheme="minorHAnsi" w:hAnsi="Times New Roman" w:cs="Times New Roman"/>
-          <w:sz w:val="24"/>
-          <w:szCs w:val="24"/>
-        </w:rPr>
-        <w:t>png</w:t>
-      </w:r>
-      <w:proofErr w:type="spellEnd"/>
-      <w:r>
-        <w:t>). Ez segít a kép helyes megjelenítésében.</w:t>
-      </w:r>
-    </w:p>
-    <w:p/>
-    <w:p>
-      <w:pPr>
-        <w:spacing w:line="259" w:lineRule="auto"/>
-        <w:jc w:val="left"/>
-        <w:rPr>
-          <w:b/>
-        </w:rPr>
-      </w:pPr>
-      <w:r>
-        <w:rPr>
-          <w:b/>
-        </w:rPr>
-        <w:br w:type="page"/>
-      </w:r>
-    </w:p>
-    <w:p>
-      <w:pPr>
-        <w:rPr>
-          <w:b/>
+          <w:szCs w:val="24"/>
+          <w:lang w:eastAsia="hu-HU"/>
+        </w:rPr>
+        <w:t xml:space="preserve"> van. Egy bejegyzéshez több </w:t>
+      </w:r>
+      <w:r>
+        <w:rPr>
+          <w:rFonts w:eastAsia="Times New Roman" w:cs="Times New Roman"/>
+          <w:bCs/>
           <w:color w:val="auto"/>
-          <w:sz w:val="48"/>
-        </w:rPr>
-      </w:pPr>
-      <w:proofErr w:type="spellStart"/>
-      <w:r>
-        <w:rPr>
-          <w:b/>
-        </w:rPr>
-        <w:lastRenderedPageBreak/>
-        <w:t>Notifications</w:t>
-      </w:r>
-      <w:proofErr w:type="spellEnd"/>
-    </w:p>
-    <w:p>
-      <w:r>
-        <w:drawing>
-          <wp:anchor distT="0" distB="0" distL="114300" distR="114300" simplePos="0" relativeHeight="251661312" behindDoc="1" locked="0" layoutInCell="1" allowOverlap="1" wp14:anchorId="5282AAD1" wp14:editId="020DB6FF">
-            <wp:simplePos x="0" y="0"/>
-            <wp:positionH relativeFrom="margin">
-              <wp:align>right</wp:align>
-            </wp:positionH>
-            <wp:positionV relativeFrom="paragraph">
-              <wp:posOffset>8255</wp:posOffset>
-            </wp:positionV>
-            <wp:extent cx="2476500" cy="2133600"/>
-            <wp:effectExtent l="0" t="0" r="0" b="0"/>
-            <wp:wrapTight wrapText="bothSides">
-              <wp:wrapPolygon edited="0">
-                <wp:start x="0" y="0"/>
-                <wp:lineTo x="0" y="21407"/>
-                <wp:lineTo x="21434" y="21407"/>
-                <wp:lineTo x="21434" y="0"/>
-                <wp:lineTo x="0" y="0"/>
-              </wp:wrapPolygon>
-            </wp:wrapTight>
-            <wp:docPr id="11" name="Kép 11"/>
-            <wp:cNvGraphicFramePr>
-              <a:graphicFrameLocks xmlns:a="http://schemas.openxmlformats.org/drawingml/2006/main" noChangeAspect="1"/>
-            </wp:cNvGraphicFramePr>
-            <a:graphic xmlns:a="http://schemas.openxmlformats.org/drawingml/2006/main">
-              <a:graphicData uri="http://schemas.openxmlformats.org/drawingml/2006/picture">
-                <pic:pic xmlns:pic="http://schemas.openxmlformats.org/drawingml/2006/picture">
-                  <pic:nvPicPr>
-                    <pic:cNvPr id="1" name=""/>
-                    <pic:cNvPicPr/>
-                  </pic:nvPicPr>
-                  <pic:blipFill>
-                    <a:blip r:embed="rId13">
-                      <a:extLst>
-                        <a:ext uri="{28A0092B-C50C-407E-A947-70E740481C1C}">
-                          <a14:useLocalDpi xmlns:a14="http://schemas.microsoft.com/office/drawing/2010/main" val="0"/>
-                        </a:ext>
-                      </a:extLst>
-                    </a:blip>
-                    <a:stretch>
-                      <a:fillRect/>
-                    </a:stretch>
-                  </pic:blipFill>
-                  <pic:spPr>
-                    <a:xfrm>
-                      <a:off x="0" y="0"/>
-                      <a:ext cx="2476500" cy="2133600"/>
-                    </a:xfrm>
-                    <a:prstGeom prst="rect">
-                      <a:avLst/>
-                    </a:prstGeom>
-                  </pic:spPr>
-                </pic:pic>
-              </a:graphicData>
-            </a:graphic>
-          </wp:anchor>
-        </w:drawing>
-      </w:r>
-      <w:r>
-        <w:t xml:space="preserve">A </w:t>
-      </w:r>
-      <w:proofErr w:type="spellStart"/>
-      <w:r>
-        <w:rPr>
-          <w:rStyle w:val="Kiemels2"/>
-          <w:b w:val="0"/>
-        </w:rPr>
-        <w:t>notifications</w:t>
-      </w:r>
-      <w:proofErr w:type="spellEnd"/>
-      <w:r>
-        <w:t xml:space="preserve"> tábla a rendszerben keletkező értesítések tárolására szolgál. Ezek az értesítések tájékoztatják a felhasználókat különböző eseményekről, például új hozzászólásról, reakcióról vagy más felhasználók tevékenységeiről. A tábla célja a felhasználói aktivitás nyomon követése és a rendszer interaktivitásának növelése.</w:t>
-      </w:r>
-    </w:p>
-    <w:p>
-      <w:pPr>
-        <w:rPr>
-          <w:b/>
-        </w:rPr>
-      </w:pPr>
-      <w:proofErr w:type="spellStart"/>
-      <w:r>
-        <w:rPr>
-          <w:b/>
-        </w:rPr>
-        <w:t>id</w:t>
-      </w:r>
-      <w:proofErr w:type="spellEnd"/>
-      <w:r>
-        <w:rPr>
-          <w:b/>
-        </w:rPr>
-        <w:t xml:space="preserve"> (int, PK)</w:t>
-      </w:r>
-    </w:p>
-    <w:p>
-      <w:r>
-        <w:t>Elsődleges kulcs, amely minden értesítéshez egyedi azonosítót rendel.</w:t>
-      </w:r>
-    </w:p>
-    <w:p>
-      <w:pPr>
-        <w:rPr>
-          <w:b/>
-        </w:rPr>
-      </w:pPr>
-      <w:proofErr w:type="spellStart"/>
-      <w:r>
-        <w:rPr>
-          <w:b/>
-        </w:rPr>
-        <w:t>user_id</w:t>
-      </w:r>
-      <w:proofErr w:type="spellEnd"/>
-      <w:r>
-        <w:rPr>
-          <w:b/>
-        </w:rPr>
-        <w:t xml:space="preserve"> (int)</w:t>
-      </w:r>
-    </w:p>
-    <w:p>
-      <w:r>
-        <w:t xml:space="preserve">Annak a felhasználónak az azonosítója, aki az értesítést kapja. Idegen kulccsal kapcsolódik </w:t>
-      </w:r>
-      <w:proofErr w:type="gramStart"/>
-      <w:r>
-        <w:t>a</w:t>
-      </w:r>
-      <w:proofErr w:type="gramEnd"/>
-      <w:r>
-        <w:t xml:space="preserve"> </w:t>
-      </w:r>
-      <w:proofErr w:type="spellStart"/>
-      <w:r>
-        <w:rPr>
-          <w:rStyle w:val="Kiemels2"/>
-        </w:rPr>
-        <w:t>users</w:t>
-      </w:r>
-      <w:proofErr w:type="spellEnd"/>
-      <w:r>
-        <w:t xml:space="preserve"> táblához, így biztosított, hogy az értesítés mindig létező felhasználóhoz tartozzon.</w:t>
-      </w:r>
-    </w:p>
-    <w:p>
-      <w:pPr>
-        <w:rPr>
-          <w:b/>
-        </w:rPr>
-      </w:pPr>
-      <w:proofErr w:type="spellStart"/>
-      <w:r>
-        <w:rPr>
-          <w:b/>
-        </w:rPr>
-        <w:t>sender_id</w:t>
-      </w:r>
-      <w:proofErr w:type="spellEnd"/>
-      <w:r>
-        <w:rPr>
-          <w:b/>
-        </w:rPr>
-        <w:t xml:space="preserve"> (int)</w:t>
-      </w:r>
-    </w:p>
-    <w:p>
-      <w:r>
-        <w:t xml:space="preserve">Annak a felhasználónak az azonosítója, aki az értesítést kiváltó műveletet végrehajtotta (például hozzászólást írt vagy reakciót adott). Szintén </w:t>
-      </w:r>
-      <w:proofErr w:type="gramStart"/>
-      <w:r>
-        <w:t>a</w:t>
-      </w:r>
-      <w:proofErr w:type="gramEnd"/>
-      <w:r>
-        <w:t xml:space="preserve"> </w:t>
-      </w:r>
-      <w:proofErr w:type="spellStart"/>
-      <w:r>
-        <w:rPr>
-          <w:rStyle w:val="Kiemels2"/>
-          <w:b w:val="0"/>
-        </w:rPr>
-        <w:t>users</w:t>
-      </w:r>
-      <w:proofErr w:type="spellEnd"/>
-      <w:r>
-        <w:t xml:space="preserve"> táblára hivatkozik idegen kulcson keresztül.</w:t>
-      </w:r>
-    </w:p>
-    <w:p>
-      <w:pPr>
-        <w:rPr>
-          <w:b/>
-        </w:rPr>
-      </w:pPr>
-      <w:proofErr w:type="spellStart"/>
-      <w:r>
-        <w:rPr>
-          <w:b/>
-        </w:rPr>
-        <w:t>type</w:t>
-      </w:r>
-      <w:proofErr w:type="spellEnd"/>
-      <w:r>
-        <w:rPr>
-          <w:b/>
-        </w:rPr>
-        <w:t xml:space="preserve"> (</w:t>
-      </w:r>
-      <w:proofErr w:type="spellStart"/>
-      <w:proofErr w:type="gramStart"/>
-      <w:r>
-        <w:rPr>
-          <w:b/>
-        </w:rPr>
-        <w:t>varchar</w:t>
-      </w:r>
-      <w:proofErr w:type="spellEnd"/>
-      <w:r>
-        <w:rPr>
-          <w:b/>
-        </w:rPr>
-        <w:t>(</w:t>
-      </w:r>
-      <w:proofErr w:type="gramEnd"/>
-      <w:r>
-        <w:rPr>
-          <w:b/>
-        </w:rPr>
-        <w:t>50))</w:t>
-      </w:r>
-    </w:p>
-    <w:p>
-      <w:r>
-        <w:t>Az értesítés típusát meghatározó mező. Például jelezheti, hogy az értesítés egy új hozzászólásról, kedvelésről vagy más eseményről szól.</w:t>
-      </w:r>
-    </w:p>
-    <w:p>
-      <w:pPr>
-        <w:rPr>
-          <w:b/>
-        </w:rPr>
-      </w:pPr>
-      <w:proofErr w:type="spellStart"/>
-      <w:r>
-        <w:rPr>
-          <w:b/>
-        </w:rPr>
-        <w:t>target_id</w:t>
-      </w:r>
-      <w:proofErr w:type="spellEnd"/>
-      <w:r>
-        <w:rPr>
-          <w:b/>
-        </w:rPr>
-        <w:t xml:space="preserve"> (int)</w:t>
-      </w:r>
-    </w:p>
-    <w:p>
-      <w:r>
-        <w:t>Az értesítést kiváltó elem azonosítója. Ez lehet például egy bejegyzés vagy hozzászólás azonosítója, amelyhez az értesítés kapcsolódik.</w:t>
-      </w:r>
-    </w:p>
-    <w:p>
-      <w:pPr>
-        <w:rPr>
-          <w:b/>
-        </w:rPr>
-      </w:pPr>
-      <w:proofErr w:type="spellStart"/>
-      <w:proofErr w:type="gramStart"/>
-      <w:r>
-        <w:rPr>
-          <w:b/>
-        </w:rPr>
-        <w:t>is</w:t>
-      </w:r>
-      <w:proofErr w:type="gramEnd"/>
-      <w:r>
-        <w:rPr>
-          <w:b/>
-        </w:rPr>
-        <w:t>_read</w:t>
-      </w:r>
-      <w:proofErr w:type="spellEnd"/>
-      <w:r>
-        <w:rPr>
-          <w:b/>
-        </w:rPr>
-        <w:t xml:space="preserve"> (</w:t>
-      </w:r>
-      <w:proofErr w:type="spellStart"/>
-      <w:r>
-        <w:rPr>
-          <w:b/>
-        </w:rPr>
-        <w:t>tinyint</w:t>
-      </w:r>
-      <w:proofErr w:type="spellEnd"/>
-      <w:r>
-        <w:rPr>
-          <w:b/>
-        </w:rPr>
-        <w:t>(1))</w:t>
-      </w:r>
-    </w:p>
-    <w:p>
-      <w:r>
-        <w:t>Az értesítés olvasottsági állapotát jelzi.</w:t>
-      </w:r>
-    </w:p>
-    <w:p>
-      <w:r>
-        <w:rPr>
-          <w:rStyle w:val="Kiemels2"/>
-        </w:rPr>
-        <w:t>0</w:t>
-      </w:r>
-      <w:r>
-        <w:t xml:space="preserve"> – az értesítés még nem került megtekintésre</w:t>
-      </w:r>
-    </w:p>
-    <w:p>
-      <w:r>
-        <w:rPr>
-          <w:rStyle w:val="Kiemels2"/>
-        </w:rPr>
-        <w:t>1</w:t>
-      </w:r>
-      <w:r>
-        <w:t xml:space="preserve"> – az értesítést a felhasználó már elolvasta</w:t>
-      </w:r>
-    </w:p>
-    <w:p>
-      <w:pPr>
-        <w:spacing w:line="259" w:lineRule="auto"/>
-        <w:jc w:val="left"/>
-        <w:rPr>
-          <w:b/>
-        </w:rPr>
-      </w:pPr>
-      <w:r>
-        <w:rPr>
-          <w:b/>
-        </w:rPr>
-        <w:br w:type="page"/>
-      </w:r>
-    </w:p>
-    <w:p>
-      <w:pPr>
-        <w:rPr>
-          <w:b/>
-        </w:rPr>
-      </w:pPr>
-      <w:proofErr w:type="spellStart"/>
-      <w:r>
-        <w:rPr>
-          <w:b/>
-        </w:rPr>
-        <w:lastRenderedPageBreak/>
-        <w:t>created_at</w:t>
-      </w:r>
-      <w:proofErr w:type="spellEnd"/>
-      <w:r>
-        <w:rPr>
-          <w:b/>
-        </w:rPr>
-        <w:t xml:space="preserve"> (</w:t>
-      </w:r>
-      <w:proofErr w:type="spellStart"/>
-      <w:r>
-        <w:rPr>
-          <w:b/>
-        </w:rPr>
-        <w:t>timestamp</w:t>
-      </w:r>
-      <w:proofErr w:type="spellEnd"/>
-      <w:r>
-        <w:rPr>
-          <w:b/>
-        </w:rPr>
-        <w:t>)</w:t>
-      </w:r>
-    </w:p>
-    <w:p>
-      <w:r>
-        <w:t>Az értesítés létrehozásának időpontja. Ez lehetővé teszi az értesítések időrendi rendezését és a felhasználói aktivitás követését.</w:t>
-      </w:r>
-    </w:p>
-    <w:p/>
-    <w:p>
-      <w:pPr>
-        <w:rPr>
-          <w:b/>
-          <w:color w:val="auto"/>
-          <w:sz w:val="48"/>
-        </w:rPr>
-      </w:pPr>
-      <w:r>
-        <w:drawing>
-          <wp:anchor distT="0" distB="0" distL="114300" distR="114300" simplePos="0" relativeHeight="251662336" behindDoc="1" locked="0" layoutInCell="1" allowOverlap="1" wp14:anchorId="245CB724" wp14:editId="26836406">
-            <wp:simplePos x="0" y="0"/>
-            <wp:positionH relativeFrom="margin">
-              <wp:align>right</wp:align>
-            </wp:positionH>
-            <wp:positionV relativeFrom="paragraph">
-              <wp:posOffset>361950</wp:posOffset>
-            </wp:positionV>
-            <wp:extent cx="2295845" cy="1886213"/>
-            <wp:effectExtent l="0" t="0" r="9525" b="0"/>
-            <wp:wrapTight wrapText="bothSides">
-              <wp:wrapPolygon edited="0">
-                <wp:start x="0" y="0"/>
-                <wp:lineTo x="0" y="21382"/>
-                <wp:lineTo x="21510" y="21382"/>
-                <wp:lineTo x="21510" y="0"/>
-                <wp:lineTo x="0" y="0"/>
-              </wp:wrapPolygon>
-            </wp:wrapTight>
-            <wp:docPr id="12" name="Kép 12"/>
-            <wp:cNvGraphicFramePr>
-              <a:graphicFrameLocks xmlns:a="http://schemas.openxmlformats.org/drawingml/2006/main" noChangeAspect="1"/>
-            </wp:cNvGraphicFramePr>
-            <a:graphic xmlns:a="http://schemas.openxmlformats.org/drawingml/2006/main">
-              <a:graphicData uri="http://schemas.openxmlformats.org/drawingml/2006/picture">
-                <pic:pic xmlns:pic="http://schemas.openxmlformats.org/drawingml/2006/picture">
-                  <pic:nvPicPr>
-                    <pic:cNvPr id="1" name=""/>
-                    <pic:cNvPicPr/>
-                  </pic:nvPicPr>
-                  <pic:blipFill>
-                    <a:blip r:embed="rId14">
-                      <a:extLst>
-                        <a:ext uri="{28A0092B-C50C-407E-A947-70E740481C1C}">
-                          <a14:useLocalDpi xmlns:a14="http://schemas.microsoft.com/office/drawing/2010/main" val="0"/>
-                        </a:ext>
-                      </a:extLst>
-                    </a:blip>
-                    <a:stretch>
-                      <a:fillRect/>
-                    </a:stretch>
-                  </pic:blipFill>
-                  <pic:spPr>
-                    <a:xfrm>
-                      <a:off x="0" y="0"/>
-                      <a:ext cx="2295845" cy="1886213"/>
-                    </a:xfrm>
-                    <a:prstGeom prst="rect">
-                      <a:avLst/>
-                    </a:prstGeom>
-                  </pic:spPr>
-                </pic:pic>
-              </a:graphicData>
-            </a:graphic>
-          </wp:anchor>
-        </w:drawing>
-      </w:r>
-      <w:proofErr w:type="spellStart"/>
-      <w:r>
-        <w:rPr>
-          <w:b/>
-        </w:rPr>
-        <w:t>Messages</w:t>
-      </w:r>
-      <w:proofErr w:type="spellEnd"/>
-    </w:p>
-    <w:p>
-      <w:r>
-        <w:t xml:space="preserve">A </w:t>
-      </w:r>
-      <w:proofErr w:type="spellStart"/>
-      <w:r>
-        <w:rPr>
-          <w:rStyle w:val="Kiemels2"/>
-          <w:b w:val="0"/>
-        </w:rPr>
-        <w:t>messages</w:t>
-      </w:r>
-      <w:proofErr w:type="spellEnd"/>
-      <w:r>
-        <w:t xml:space="preserve"> tábla a felhasználók közötti privát üzenetek tárolására szolgál. Lehetővé teszi, hogy a rendszer felhasználói közvetlenül kommunikáljanak egymással szöveges üzenetek formájában. A tábla minden elküldött üzenetet rögzít a küldő és a fogadó azonosítójával, valamint az üzenet tartalmával és állapotával.</w:t>
-      </w:r>
-    </w:p>
-    <w:p>
-      <w:pPr>
-        <w:rPr>
-          <w:b/>
-        </w:rPr>
-      </w:pPr>
-      <w:proofErr w:type="spellStart"/>
-      <w:r>
-        <w:rPr>
-          <w:b/>
-        </w:rPr>
-        <w:t>id</w:t>
-      </w:r>
-      <w:proofErr w:type="spellEnd"/>
-      <w:r>
-        <w:rPr>
-          <w:b/>
-        </w:rPr>
-        <w:t xml:space="preserve"> (int, PK)</w:t>
-      </w:r>
-    </w:p>
-    <w:p>
-      <w:r>
-        <w:t>Elsődleges kulcs, amely minden üzenethez egyedi azonosítót rendel.</w:t>
-      </w:r>
-    </w:p>
-    <w:p>
-      <w:pPr>
-        <w:rPr>
-          <w:b/>
-        </w:rPr>
-      </w:pPr>
-      <w:proofErr w:type="spellStart"/>
-      <w:r>
-        <w:rPr>
-          <w:b/>
-        </w:rPr>
-        <w:t>sender_id</w:t>
-      </w:r>
-      <w:proofErr w:type="spellEnd"/>
-      <w:r>
-        <w:rPr>
-          <w:b/>
-        </w:rPr>
-        <w:t xml:space="preserve"> (int)</w:t>
-      </w:r>
-    </w:p>
-    <w:p>
-      <w:r>
-        <w:t xml:space="preserve">Az üzenetet küldő felhasználó azonosítója. Idegen kulccsal kapcsolódik </w:t>
-      </w:r>
-      <w:proofErr w:type="gramStart"/>
-      <w:r>
-        <w:t>a</w:t>
-      </w:r>
-      <w:proofErr w:type="gramEnd"/>
-      <w:r>
-        <w:t xml:space="preserve"> </w:t>
-      </w:r>
-      <w:proofErr w:type="spellStart"/>
-      <w:r>
-        <w:rPr>
-          <w:rStyle w:val="Kiemels2"/>
-          <w:b w:val="0"/>
-        </w:rPr>
-        <w:t>users</w:t>
-      </w:r>
-      <w:proofErr w:type="spellEnd"/>
-      <w:r>
-        <w:t xml:space="preserve"> táblához, biztosítva, hogy csak létező felhasználó küldhessen üzenetet.</w:t>
-      </w:r>
-    </w:p>
-    <w:p>
-      <w:pPr>
-        <w:rPr>
-          <w:b/>
-        </w:rPr>
-      </w:pPr>
-      <w:proofErr w:type="spellStart"/>
-      <w:r>
-        <w:rPr>
-          <w:b/>
-        </w:rPr>
-        <w:t>receiver_id</w:t>
-      </w:r>
-      <w:proofErr w:type="spellEnd"/>
-      <w:r>
-        <w:rPr>
-          <w:b/>
-        </w:rPr>
-        <w:t xml:space="preserve"> (int)</w:t>
-      </w:r>
-    </w:p>
-    <w:p>
-      <w:r>
-        <w:t xml:space="preserve">Az üzenetet fogadó felhasználó azonosítója. Szintén </w:t>
-      </w:r>
-      <w:proofErr w:type="gramStart"/>
-      <w:r>
-        <w:t>a</w:t>
-      </w:r>
-      <w:proofErr w:type="gramEnd"/>
-      <w:r>
-        <w:t xml:space="preserve"> </w:t>
-      </w:r>
-      <w:proofErr w:type="spellStart"/>
-      <w:r>
-        <w:rPr>
-          <w:rStyle w:val="Kiemels2"/>
-          <w:b w:val="0"/>
-        </w:rPr>
-        <w:t>users</w:t>
-      </w:r>
-      <w:proofErr w:type="spellEnd"/>
-      <w:r>
-        <w:t xml:space="preserve"> táblához kapcsolódik idegen kulccsal.</w:t>
-      </w:r>
-    </w:p>
-    <w:p>
-      <w:pPr>
-        <w:rPr>
-          <w:b/>
-        </w:rPr>
-      </w:pPr>
-      <w:proofErr w:type="spellStart"/>
-      <w:r>
-        <w:rPr>
-          <w:b/>
-        </w:rPr>
-        <w:t>content</w:t>
-      </w:r>
-      <w:proofErr w:type="spellEnd"/>
-      <w:r>
-        <w:rPr>
-          <w:b/>
-        </w:rPr>
-        <w:t xml:space="preserve"> (text)</w:t>
-      </w:r>
-    </w:p>
-    <w:p>
-      <w:r>
-        <w:t xml:space="preserve">Az elküldött üzenet szöveges tartalma. A </w:t>
-      </w:r>
-      <w:r>
-        <w:rPr>
-          <w:rStyle w:val="Kiemels2"/>
-          <w:b w:val="0"/>
-        </w:rPr>
-        <w:t>text</w:t>
-      </w:r>
-      <w:r>
-        <w:t xml:space="preserve"> típus lehetővé teszi hosszabb szövegek tárolását is.</w:t>
-      </w:r>
-    </w:p>
-    <w:p>
-      <w:pPr>
-        <w:rPr>
-          <w:b/>
-        </w:rPr>
-      </w:pPr>
-      <w:proofErr w:type="spellStart"/>
-      <w:proofErr w:type="gramStart"/>
-      <w:r>
-        <w:rPr>
-          <w:b/>
-        </w:rPr>
-        <w:t>is</w:t>
-      </w:r>
-      <w:proofErr w:type="gramEnd"/>
-      <w:r>
-        <w:rPr>
-          <w:b/>
-        </w:rPr>
-        <w:t>_read</w:t>
-      </w:r>
-      <w:proofErr w:type="spellEnd"/>
-      <w:r>
-        <w:rPr>
-          <w:b/>
-        </w:rPr>
-        <w:t xml:space="preserve"> (</w:t>
-      </w:r>
-      <w:proofErr w:type="spellStart"/>
-      <w:r>
-        <w:rPr>
-          <w:b/>
-        </w:rPr>
-        <w:t>tinyint</w:t>
-      </w:r>
-      <w:proofErr w:type="spellEnd"/>
-      <w:r>
-        <w:rPr>
-          <w:b/>
-        </w:rPr>
-        <w:t>(1))</w:t>
-      </w:r>
-    </w:p>
-    <w:p>
-      <w:r>
-        <w:t>Az üzenet olvasottsági állapotát jelző mező.</w:t>
-      </w:r>
-    </w:p>
-    <w:p>
-      <w:r>
-        <w:rPr>
-          <w:rStyle w:val="Kiemels2"/>
-        </w:rPr>
-        <w:t>0</w:t>
-      </w:r>
-      <w:r>
-        <w:t xml:space="preserve"> – az üzenetet a fogadó még nem olvasta el</w:t>
-      </w:r>
-    </w:p>
-    <w:p>
-      <w:r>
-        <w:rPr>
-          <w:rStyle w:val="Kiemels2"/>
-        </w:rPr>
-        <w:t>1</w:t>
-      </w:r>
-      <w:r>
-        <w:t xml:space="preserve"> – az üzenetet a fogadó már megnyitotta</w:t>
-      </w:r>
-    </w:p>
-    <w:p>
-      <w:pPr>
-        <w:rPr>
-          <w:b/>
-        </w:rPr>
-      </w:pPr>
-      <w:proofErr w:type="spellStart"/>
-      <w:r>
-        <w:rPr>
-          <w:b/>
-        </w:rPr>
-        <w:t>created_at</w:t>
-      </w:r>
-      <w:proofErr w:type="spellEnd"/>
-      <w:r>
-        <w:rPr>
-          <w:b/>
-        </w:rPr>
-        <w:t xml:space="preserve"> (</w:t>
-      </w:r>
-      <w:proofErr w:type="spellStart"/>
-      <w:r>
-        <w:rPr>
-          <w:b/>
-        </w:rPr>
-        <w:t>timestamp</w:t>
-      </w:r>
-      <w:proofErr w:type="spellEnd"/>
-      <w:r>
-        <w:rPr>
-          <w:b/>
-        </w:rPr>
-        <w:t>)</w:t>
-      </w:r>
-    </w:p>
-    <w:p>
-      <w:r>
-        <w:t>Az üzenet elküldésének időpontja. Ez segíti az üzenetek időrendi rendezését és a beszélgetések nyomon követését.</w:t>
-      </w:r>
-    </w:p>
-    <w:p/>
-    <w:p>
+          <w:szCs w:val="24"/>
+          <w:lang w:eastAsia="hu-HU"/>
+        </w:rPr>
+        <w:t>kom</w:t>
+      </w:r>
       <w:bookmarkStart w:id="3" w:name="_GoBack"/>
       <w:bookmarkEnd w:id="3"/>
+      <w:r>
+        <w:rPr>
+          <w:rFonts w:eastAsia="Times New Roman" w:cs="Times New Roman"/>
+          <w:bCs/>
+          <w:color w:val="auto"/>
+          <w:szCs w:val="24"/>
+          <w:lang w:eastAsia="hu-HU"/>
+        </w:rPr>
+        <w:t>ment</w:t>
+      </w:r>
+      <w:r>
+        <w:rPr>
+          <w:rFonts w:eastAsia="Times New Roman" w:cs="Times New Roman"/>
+          <w:color w:val="auto"/>
+          <w:szCs w:val="24"/>
+          <w:lang w:eastAsia="hu-HU"/>
+        </w:rPr>
+        <w:t xml:space="preserve"> tartozhat, így a </w:t>
+      </w:r>
+      <w:proofErr w:type="spellStart"/>
+      <w:r>
+        <w:rPr>
+          <w:rFonts w:eastAsia="Times New Roman" w:cs="Times New Roman"/>
+          <w:bCs/>
+          <w:color w:val="auto"/>
+          <w:szCs w:val="24"/>
+          <w:lang w:eastAsia="hu-HU"/>
+        </w:rPr>
+        <w:t>posts</w:t>
+      </w:r>
+      <w:proofErr w:type="spellEnd"/>
+      <w:r>
+        <w:rPr>
+          <w:rFonts w:eastAsia="Times New Roman" w:cs="Times New Roman"/>
+          <w:color w:val="auto"/>
+          <w:szCs w:val="24"/>
+          <w:lang w:eastAsia="hu-HU"/>
+        </w:rPr>
+        <w:t xml:space="preserve"> és </w:t>
+      </w:r>
+      <w:proofErr w:type="spellStart"/>
+      <w:r>
+        <w:rPr>
+          <w:rFonts w:eastAsia="Times New Roman" w:cs="Times New Roman"/>
+          <w:bCs/>
+          <w:color w:val="auto"/>
+          <w:szCs w:val="24"/>
+          <w:lang w:eastAsia="hu-HU"/>
+        </w:rPr>
+        <w:t>comments</w:t>
+      </w:r>
+      <w:proofErr w:type="spellEnd"/>
+      <w:r>
+        <w:rPr>
+          <w:rFonts w:eastAsia="Times New Roman" w:cs="Times New Roman"/>
+          <w:color w:val="auto"/>
+          <w:szCs w:val="24"/>
+          <w:lang w:eastAsia="hu-HU"/>
+        </w:rPr>
+        <w:t xml:space="preserve"> táblák között szintén </w:t>
+      </w:r>
+      <w:r>
+        <w:rPr>
+          <w:rFonts w:eastAsia="Times New Roman" w:cs="Times New Roman"/>
+          <w:bCs/>
+          <w:color w:val="auto"/>
+          <w:szCs w:val="24"/>
+          <w:lang w:eastAsia="hu-HU"/>
+        </w:rPr>
+        <w:t xml:space="preserve">1:N </w:t>
+      </w:r>
+      <w:r>
+        <w:rPr>
+          <w:rFonts w:eastAsia="Times New Roman" w:cs="Times New Roman"/>
+          <w:bCs/>
+          <w:color w:val="auto"/>
+          <w:szCs w:val="24"/>
+          <w:lang w:eastAsia="hu-HU"/>
+        </w:rPr>
+        <w:lastRenderedPageBreak/>
+        <w:t>kapcsolat</w:t>
+      </w:r>
+      <w:r>
+        <w:rPr>
+          <w:rFonts w:eastAsia="Times New Roman" w:cs="Times New Roman"/>
+          <w:color w:val="auto"/>
+          <w:szCs w:val="24"/>
+          <w:lang w:eastAsia="hu-HU"/>
+        </w:rPr>
+        <w:t xml:space="preserve"> található, míg egy felhasználó több kommentet is írhat. A bejegyzések </w:t>
+      </w:r>
+      <w:r>
+        <w:rPr>
+          <w:rFonts w:eastAsia="Times New Roman" w:cs="Times New Roman"/>
+          <w:bCs/>
+          <w:color w:val="auto"/>
+          <w:szCs w:val="24"/>
+          <w:lang w:eastAsia="hu-HU"/>
+        </w:rPr>
+        <w:t>kategóriákhoz</w:t>
+      </w:r>
+      <w:r>
+        <w:rPr>
+          <w:rFonts w:eastAsia="Times New Roman" w:cs="Times New Roman"/>
+          <w:color w:val="auto"/>
+          <w:szCs w:val="24"/>
+          <w:lang w:eastAsia="hu-HU"/>
+        </w:rPr>
+        <w:t xml:space="preserve"> tartoznak, ezért a </w:t>
+      </w:r>
+      <w:proofErr w:type="spellStart"/>
+      <w:r>
+        <w:rPr>
+          <w:rFonts w:eastAsia="Times New Roman" w:cs="Times New Roman"/>
+          <w:bCs/>
+          <w:color w:val="auto"/>
+          <w:szCs w:val="24"/>
+          <w:lang w:eastAsia="hu-HU"/>
+        </w:rPr>
+        <w:t>categories</w:t>
+      </w:r>
+      <w:proofErr w:type="spellEnd"/>
+      <w:r>
+        <w:rPr>
+          <w:rFonts w:eastAsia="Times New Roman" w:cs="Times New Roman"/>
+          <w:color w:val="auto"/>
+          <w:szCs w:val="24"/>
+          <w:lang w:eastAsia="hu-HU"/>
+        </w:rPr>
+        <w:t xml:space="preserve"> és </w:t>
+      </w:r>
+      <w:proofErr w:type="spellStart"/>
+      <w:r>
+        <w:rPr>
+          <w:rFonts w:eastAsia="Times New Roman" w:cs="Times New Roman"/>
+          <w:bCs/>
+          <w:color w:val="auto"/>
+          <w:szCs w:val="24"/>
+          <w:lang w:eastAsia="hu-HU"/>
+        </w:rPr>
+        <w:t>posts</w:t>
+      </w:r>
+      <w:proofErr w:type="spellEnd"/>
+      <w:r>
+        <w:rPr>
+          <w:rFonts w:eastAsia="Times New Roman" w:cs="Times New Roman"/>
+          <w:color w:val="auto"/>
+          <w:szCs w:val="24"/>
+          <w:lang w:eastAsia="hu-HU"/>
+        </w:rPr>
+        <w:t xml:space="preserve"> táblák között </w:t>
+      </w:r>
+      <w:r>
+        <w:rPr>
+          <w:rFonts w:eastAsia="Times New Roman" w:cs="Times New Roman"/>
+          <w:bCs/>
+          <w:color w:val="auto"/>
+          <w:szCs w:val="24"/>
+          <w:lang w:eastAsia="hu-HU"/>
+        </w:rPr>
+        <w:t>1:N kapcsolat</w:t>
+      </w:r>
+      <w:r>
+        <w:rPr>
+          <w:rFonts w:eastAsia="Times New Roman" w:cs="Times New Roman"/>
+          <w:color w:val="auto"/>
+          <w:szCs w:val="24"/>
+          <w:lang w:eastAsia="hu-HU"/>
+        </w:rPr>
+        <w:t xml:space="preserve"> van.</w:t>
+      </w:r>
+    </w:p>
+    <w:p>
+      <w:pPr>
+        <w:rPr>
+          <w:rFonts w:eastAsia="Times New Roman" w:cs="Times New Roman"/>
+          <w:color w:val="auto"/>
+          <w:szCs w:val="24"/>
+          <w:lang w:eastAsia="hu-HU"/>
+        </w:rPr>
+      </w:pPr>
+      <w:r>
+        <w:rPr>
+          <w:rFonts w:eastAsia="Times New Roman" w:cs="Times New Roman"/>
+          <w:color w:val="auto"/>
+          <w:szCs w:val="24"/>
+          <w:lang w:eastAsia="hu-HU"/>
+        </w:rPr>
+        <w:t xml:space="preserve">A felhasználók kedvelhetik a bejegyzéseket, amelyet a </w:t>
+      </w:r>
+      <w:proofErr w:type="spellStart"/>
+      <w:r>
+        <w:rPr>
+          <w:rFonts w:eastAsia="Times New Roman" w:cs="Times New Roman"/>
+          <w:bCs/>
+          <w:color w:val="auto"/>
+          <w:szCs w:val="24"/>
+          <w:lang w:eastAsia="hu-HU"/>
+        </w:rPr>
+        <w:t>likes</w:t>
+      </w:r>
+      <w:proofErr w:type="spellEnd"/>
+      <w:r>
+        <w:rPr>
+          <w:rFonts w:eastAsia="Times New Roman" w:cs="Times New Roman"/>
+          <w:color w:val="auto"/>
+          <w:szCs w:val="24"/>
+          <w:lang w:eastAsia="hu-HU"/>
+        </w:rPr>
+        <w:t xml:space="preserve"> kapcsolótábla rögzít. Ez egy </w:t>
+      </w:r>
+      <w:r>
+        <w:rPr>
+          <w:rFonts w:eastAsia="Times New Roman" w:cs="Times New Roman"/>
+          <w:bCs/>
+          <w:color w:val="auto"/>
+          <w:szCs w:val="24"/>
+          <w:lang w:eastAsia="hu-HU"/>
+        </w:rPr>
+        <w:t>N:N kapcsolatot</w:t>
+      </w:r>
+      <w:r>
+        <w:rPr>
+          <w:rFonts w:eastAsia="Times New Roman" w:cs="Times New Roman"/>
+          <w:color w:val="auto"/>
+          <w:szCs w:val="24"/>
+          <w:lang w:eastAsia="hu-HU"/>
+        </w:rPr>
+        <w:t xml:space="preserve"> valósít meg a </w:t>
+      </w:r>
+      <w:proofErr w:type="spellStart"/>
+      <w:r>
+        <w:rPr>
+          <w:rFonts w:eastAsia="Times New Roman" w:cs="Times New Roman"/>
+          <w:bCs/>
+          <w:color w:val="auto"/>
+          <w:szCs w:val="24"/>
+          <w:lang w:eastAsia="hu-HU"/>
+        </w:rPr>
+        <w:t>users</w:t>
+      </w:r>
+      <w:proofErr w:type="spellEnd"/>
+      <w:r>
+        <w:rPr>
+          <w:rFonts w:eastAsia="Times New Roman" w:cs="Times New Roman"/>
+          <w:color w:val="auto"/>
+          <w:szCs w:val="24"/>
+          <w:lang w:eastAsia="hu-HU"/>
+        </w:rPr>
+        <w:t xml:space="preserve"> és </w:t>
+      </w:r>
+      <w:proofErr w:type="spellStart"/>
+      <w:r>
+        <w:rPr>
+          <w:rFonts w:eastAsia="Times New Roman" w:cs="Times New Roman"/>
+          <w:bCs/>
+          <w:color w:val="auto"/>
+          <w:szCs w:val="24"/>
+          <w:lang w:eastAsia="hu-HU"/>
+        </w:rPr>
+        <w:t>posts</w:t>
+      </w:r>
+      <w:proofErr w:type="spellEnd"/>
+      <w:r>
+        <w:rPr>
+          <w:rFonts w:eastAsia="Times New Roman" w:cs="Times New Roman"/>
+          <w:color w:val="auto"/>
+          <w:szCs w:val="24"/>
+          <w:lang w:eastAsia="hu-HU"/>
+        </w:rPr>
+        <w:t xml:space="preserve"> táblák között. Hasonló módon a felhasználók egymást is követhetik, amelyet a </w:t>
+      </w:r>
+      <w:proofErr w:type="spellStart"/>
+      <w:r>
+        <w:rPr>
+          <w:rFonts w:eastAsia="Times New Roman" w:cs="Times New Roman"/>
+          <w:bCs/>
+          <w:color w:val="auto"/>
+          <w:szCs w:val="24"/>
+          <w:lang w:eastAsia="hu-HU"/>
+        </w:rPr>
+        <w:t>follows</w:t>
+      </w:r>
+      <w:proofErr w:type="spellEnd"/>
+      <w:r>
+        <w:rPr>
+          <w:rFonts w:eastAsia="Times New Roman" w:cs="Times New Roman"/>
+          <w:color w:val="auto"/>
+          <w:szCs w:val="24"/>
+          <w:lang w:eastAsia="hu-HU"/>
+        </w:rPr>
+        <w:t xml:space="preserve"> tábla tárol, így a </w:t>
+      </w:r>
+      <w:proofErr w:type="spellStart"/>
+      <w:r>
+        <w:rPr>
+          <w:rFonts w:eastAsia="Times New Roman" w:cs="Times New Roman"/>
+          <w:bCs/>
+          <w:color w:val="auto"/>
+          <w:szCs w:val="24"/>
+          <w:lang w:eastAsia="hu-HU"/>
+        </w:rPr>
+        <w:t>users</w:t>
+      </w:r>
+      <w:proofErr w:type="spellEnd"/>
+      <w:r>
+        <w:rPr>
+          <w:rFonts w:eastAsia="Times New Roman" w:cs="Times New Roman"/>
+          <w:color w:val="auto"/>
+          <w:szCs w:val="24"/>
+          <w:lang w:eastAsia="hu-HU"/>
+        </w:rPr>
+        <w:t xml:space="preserve"> tábla önmagával áll </w:t>
+      </w:r>
+      <w:r>
+        <w:rPr>
+          <w:rFonts w:eastAsia="Times New Roman" w:cs="Times New Roman"/>
+          <w:bCs/>
+          <w:color w:val="auto"/>
+          <w:szCs w:val="24"/>
+          <w:lang w:eastAsia="hu-HU"/>
+        </w:rPr>
+        <w:t>N:N kapcsolatban</w:t>
+      </w:r>
+      <w:r>
+        <w:rPr>
+          <w:rFonts w:eastAsia="Times New Roman" w:cs="Times New Roman"/>
+          <w:color w:val="auto"/>
+          <w:szCs w:val="24"/>
+          <w:lang w:eastAsia="hu-HU"/>
+        </w:rPr>
+        <w:t>.</w:t>
+      </w:r>
+    </w:p>
+    <w:p>
+      <w:pPr>
+        <w:rPr>
+          <w:rFonts w:eastAsia="Times New Roman" w:cs="Times New Roman"/>
+          <w:color w:val="auto"/>
+          <w:szCs w:val="24"/>
+          <w:lang w:eastAsia="hu-HU"/>
+        </w:rPr>
+      </w:pPr>
+      <w:r>
+        <w:rPr>
+          <w:rFonts w:eastAsia="Times New Roman" w:cs="Times New Roman"/>
+          <w:color w:val="auto"/>
+          <w:szCs w:val="24"/>
+          <w:lang w:eastAsia="hu-HU"/>
+        </w:rPr>
+        <w:t xml:space="preserve">A rendszer támogatja a felhasználók közötti privát kommunikációt is, amelyet a </w:t>
+      </w:r>
+      <w:proofErr w:type="spellStart"/>
+      <w:r>
+        <w:rPr>
+          <w:rFonts w:eastAsia="Times New Roman" w:cs="Times New Roman"/>
+          <w:bCs/>
+          <w:color w:val="auto"/>
+          <w:szCs w:val="24"/>
+          <w:lang w:eastAsia="hu-HU"/>
+        </w:rPr>
+        <w:t>messages</w:t>
+      </w:r>
+      <w:proofErr w:type="spellEnd"/>
+      <w:r>
+        <w:rPr>
+          <w:rFonts w:eastAsia="Times New Roman" w:cs="Times New Roman"/>
+          <w:color w:val="auto"/>
+          <w:szCs w:val="24"/>
+          <w:lang w:eastAsia="hu-HU"/>
+        </w:rPr>
+        <w:t xml:space="preserve"> tábla kezel. Ebben a táblában minden üzenet egy küldőhöz és egy címzetthez kapcsolódik, így a </w:t>
+      </w:r>
+      <w:proofErr w:type="spellStart"/>
+      <w:r>
+        <w:rPr>
+          <w:rFonts w:eastAsia="Times New Roman" w:cs="Times New Roman"/>
+          <w:bCs/>
+          <w:color w:val="auto"/>
+          <w:szCs w:val="24"/>
+          <w:lang w:eastAsia="hu-HU"/>
+        </w:rPr>
+        <w:t>users</w:t>
+      </w:r>
+      <w:proofErr w:type="spellEnd"/>
+      <w:r>
+        <w:rPr>
+          <w:rFonts w:eastAsia="Times New Roman" w:cs="Times New Roman"/>
+          <w:color w:val="auto"/>
+          <w:szCs w:val="24"/>
+          <w:lang w:eastAsia="hu-HU"/>
+        </w:rPr>
+        <w:t xml:space="preserve"> tábla kétszer is kapcsolatban áll a </w:t>
+      </w:r>
+      <w:proofErr w:type="spellStart"/>
+      <w:r>
+        <w:rPr>
+          <w:rFonts w:eastAsia="Times New Roman" w:cs="Times New Roman"/>
+          <w:bCs/>
+          <w:color w:val="auto"/>
+          <w:szCs w:val="24"/>
+          <w:lang w:eastAsia="hu-HU"/>
+        </w:rPr>
+        <w:t>messages</w:t>
+      </w:r>
+      <w:proofErr w:type="spellEnd"/>
+      <w:r>
+        <w:rPr>
+          <w:rFonts w:eastAsia="Times New Roman" w:cs="Times New Roman"/>
+          <w:color w:val="auto"/>
+          <w:szCs w:val="24"/>
+          <w:lang w:eastAsia="hu-HU"/>
+        </w:rPr>
+        <w:t xml:space="preserve"> táblával. Az </w:t>
+      </w:r>
+      <w:proofErr w:type="spellStart"/>
+      <w:r>
+        <w:rPr>
+          <w:rFonts w:eastAsia="Times New Roman" w:cs="Times New Roman"/>
+          <w:bCs/>
+          <w:color w:val="auto"/>
+          <w:szCs w:val="24"/>
+          <w:lang w:eastAsia="hu-HU"/>
+        </w:rPr>
+        <w:t>notifications</w:t>
+      </w:r>
+      <w:proofErr w:type="spellEnd"/>
+      <w:r>
+        <w:rPr>
+          <w:rFonts w:eastAsia="Times New Roman" w:cs="Times New Roman"/>
+          <w:color w:val="auto"/>
+          <w:szCs w:val="24"/>
+          <w:lang w:eastAsia="hu-HU"/>
+        </w:rPr>
+        <w:t xml:space="preserve"> tábla a rendszer által generált értesítéseket tárolja, amelyek különböző eseményekhez kapcsolódhatnak, például kommenthez vagy kedveléshez.</w:t>
+      </w:r>
+    </w:p>
+    <w:p>
+      <w:pPr>
+        <w:rPr>
+          <w:rFonts w:eastAsia="Times New Roman" w:cs="Times New Roman"/>
+          <w:color w:val="auto"/>
+          <w:szCs w:val="24"/>
+          <w:lang w:eastAsia="hu-HU"/>
+        </w:rPr>
+      </w:pPr>
+      <w:r>
+        <w:rPr>
+          <w:rFonts w:eastAsia="Times New Roman" w:cs="Times New Roman"/>
+          <w:color w:val="auto"/>
+          <w:szCs w:val="24"/>
+          <w:lang w:eastAsia="hu-HU"/>
+        </w:rPr>
+        <w:t xml:space="preserve">A felhasználók ötleteket is létrehozhatnak, amelyeket az </w:t>
+      </w:r>
+      <w:proofErr w:type="spellStart"/>
+      <w:r>
+        <w:rPr>
+          <w:rFonts w:eastAsia="Times New Roman" w:cs="Times New Roman"/>
+          <w:bCs/>
+          <w:color w:val="auto"/>
+          <w:szCs w:val="24"/>
+          <w:lang w:eastAsia="hu-HU"/>
+        </w:rPr>
+        <w:t>ideas</w:t>
+      </w:r>
+      <w:proofErr w:type="spellEnd"/>
+      <w:r>
+        <w:rPr>
+          <w:rFonts w:eastAsia="Times New Roman" w:cs="Times New Roman"/>
+          <w:color w:val="auto"/>
+          <w:szCs w:val="24"/>
+          <w:lang w:eastAsia="hu-HU"/>
+        </w:rPr>
+        <w:t xml:space="preserve"> tábla tárol, és ezek szintén kategóriákhoz kapcsolódhatnak. A rendszer </w:t>
+      </w:r>
+      <w:proofErr w:type="spellStart"/>
+      <w:r>
+        <w:rPr>
+          <w:rFonts w:eastAsia="Times New Roman" w:cs="Times New Roman"/>
+          <w:color w:val="auto"/>
+          <w:szCs w:val="24"/>
+          <w:lang w:eastAsia="hu-HU"/>
+        </w:rPr>
+        <w:t>moderációját</w:t>
+      </w:r>
+      <w:proofErr w:type="spellEnd"/>
+      <w:r>
+        <w:rPr>
+          <w:rFonts w:eastAsia="Times New Roman" w:cs="Times New Roman"/>
+          <w:color w:val="auto"/>
+          <w:szCs w:val="24"/>
+          <w:lang w:eastAsia="hu-HU"/>
+        </w:rPr>
+        <w:t xml:space="preserve"> a </w:t>
+      </w:r>
+      <w:proofErr w:type="spellStart"/>
+      <w:r>
+        <w:rPr>
+          <w:rFonts w:eastAsia="Times New Roman" w:cs="Times New Roman"/>
+          <w:bCs/>
+          <w:color w:val="auto"/>
+          <w:szCs w:val="24"/>
+          <w:lang w:eastAsia="hu-HU"/>
+        </w:rPr>
+        <w:t>reports</w:t>
+      </w:r>
+      <w:proofErr w:type="spellEnd"/>
+      <w:r>
+        <w:rPr>
+          <w:rFonts w:eastAsia="Times New Roman" w:cs="Times New Roman"/>
+          <w:color w:val="auto"/>
+          <w:szCs w:val="24"/>
+          <w:lang w:eastAsia="hu-HU"/>
+        </w:rPr>
+        <w:t xml:space="preserve"> tábla segíti, amelyben a felhasználók jelenthetik a nem megfelelő tartalmakat. A </w:t>
+      </w:r>
+      <w:proofErr w:type="spellStart"/>
+      <w:r>
+        <w:rPr>
+          <w:rFonts w:eastAsia="Times New Roman" w:cs="Times New Roman"/>
+          <w:bCs/>
+          <w:color w:val="auto"/>
+          <w:szCs w:val="24"/>
+          <w:lang w:eastAsia="hu-HU"/>
+        </w:rPr>
+        <w:t>feedbacks</w:t>
+      </w:r>
+      <w:proofErr w:type="spellEnd"/>
+      <w:r>
+        <w:rPr>
+          <w:rFonts w:eastAsia="Times New Roman" w:cs="Times New Roman"/>
+          <w:color w:val="auto"/>
+          <w:szCs w:val="24"/>
+          <w:lang w:eastAsia="hu-HU"/>
+        </w:rPr>
+        <w:t xml:space="preserve"> tábla a felhasználók által küldött visszajelzéseket tartalmazza, amelyek a rendszer fejlesztését segítik.</w:t>
+      </w:r>
     </w:p>
     <w:p/>
     <w:p>
       <w:pPr>
+        <w:pStyle w:val="Cmsor1"/>
         <w:rPr>
           <w:lang w:eastAsia="hu-HU"/>
         </w:rPr>
@@ -4805,7 +3978,7 @@
                     <pic:cNvPicPr/>
                   </pic:nvPicPr>
                   <pic:blipFill>
-                    <a:blip r:embed="rId15"/>
+                    <a:blip r:embed="rId10"/>
                     <a:stretch>
                       <a:fillRect/>
                     </a:stretch>
@@ -5150,11 +4323,11 @@
       </w:r>
       <w:proofErr w:type="spellStart"/>
       <w:r>
-        <w:t>Inkscape</w:t>
-      </w:r>
-      <w:proofErr w:type="spellEnd"/>
-      <w:r>
-        <w:t>-et vektorgrafikus elemek elkészítéséhez alkalmaztuk. Mivel ezeket a programokat a tanulmányaink során már sokat használtuk, magabiztosan tudtuk őket kezelni.</w:t>
+        <w:t>Inkscape-et</w:t>
+      </w:r>
+      <w:proofErr w:type="spellEnd"/>
+      <w:r>
+        <w:t xml:space="preserve"> vektorgrafikus elemek elkészítéséhez alkalmaztuk. Mivel ezeket a programokat a tanulmányaink során már sokat használtuk, magabiztosan tudtuk őket kezelni.</w:t>
       </w:r>
     </w:p>
     <w:p>
@@ -5404,7 +4577,6 @@
       <w:r>
         <w:t xml:space="preserve">A </w:t>
       </w:r>
-      <w:proofErr w:type="spellStart"/>
       <w:r>
         <w:rPr>
           <w:rStyle w:val="Kiemels2"/>
@@ -5412,7 +4584,6 @@
         </w:rPr>
         <w:t>Docker</w:t>
       </w:r>
-      <w:proofErr w:type="spellEnd"/>
       <w:r>
         <w:t xml:space="preserve"> segítségével </w:t>
       </w:r>
@@ -5536,7 +4707,7 @@
                     <pic:cNvPicPr/>
                   </pic:nvPicPr>
                   <pic:blipFill>
-                    <a:blip r:embed="rId16">
+                    <a:blip r:embed="rId11">
                       <a:extLst>
                         <a:ext uri="{28A0092B-C50C-407E-A947-70E740481C1C}">
                           <a14:useLocalDpi xmlns:a14="http://schemas.microsoft.com/office/drawing/2010/main" val="0"/>
@@ -5592,7 +4763,7 @@
           <w:b/>
           <w:noProof/>
         </w:rPr>
-        <w:t>1</w:t>
+        <w:t>2</w:t>
       </w:r>
       <w:r>
         <w:rPr>
@@ -5619,7 +4790,7 @@
     </w:p>
     <w:p/>
     <w:sectPr>
-      <w:footerReference w:type="default" r:id="rId17"/>
+      <w:footerReference w:type="default" r:id="rId12"/>
       <w:pgSz w:w="11906" w:h="16838"/>
       <w:pgMar w:top="1134" w:right="1134" w:bottom="1134" w:left="1134" w:header="709" w:footer="709" w:gutter="0"/>
       <w:cols w:space="708"/>
@@ -5631,7 +4802,7 @@
 </file>
 
 <file path=word/endnotes.xml><?xml version="1.0" encoding="utf-8"?>
-<w:endnotes xmlns:wpc="http://schemas.microsoft.com/office/word/2010/wordprocessingCanvas" xmlns:cx="http://schemas.microsoft.com/office/drawing/2014/chartex" xmlns:mc="http://schemas.openxmlformats.org/markup-compatibility/2006" xmlns:o="urn:schemas-microsoft-com:office:office" xmlns:r="http://schemas.openxmlformats.org/officeDocument/2006/relationships" xmlns:m="http://schemas.openxmlformats.org/officeDocument/2006/math" xmlns:v="urn:schemas-microsoft-com:vml" xmlns:wp14="http://schemas.microsoft.com/office/word/2010/wordprocessingDrawing" xmlns:wp="http://schemas.openxmlformats.org/drawingml/2006/wordprocessingDrawing" xmlns:w10="urn:schemas-microsoft-com:office:word" xmlns:w="http://schemas.openxmlformats.org/wordprocessingml/2006/main" xmlns:w14="http://schemas.microsoft.com/office/word/2010/wordml" xmlns:w15="http://schemas.microsoft.com/office/word/2012/wordml" xmlns:w16se="http://schemas.microsoft.com/office/word/2015/wordml/symex" xmlns:wpg="http://schemas.microsoft.com/office/word/2010/wordprocessingGroup" xmlns:wpi="http://schemas.microsoft.com/office/word/2010/wordprocessingInk" xmlns:wne="http://schemas.microsoft.com/office/word/2006/wordml" xmlns:wps="http://schemas.microsoft.com/office/word/2010/wordprocessingShape" mc:Ignorable="w14 w15 w16se wp14">
+<w:endnotes xmlns:wpc="http://schemas.microsoft.com/office/word/2010/wordprocessingCanvas" xmlns:cx="http://schemas.microsoft.com/office/drawing/2014/chartex" xmlns:cx1="http://schemas.microsoft.com/office/drawing/2015/9/8/chartex" xmlns:cx2="http://schemas.microsoft.com/office/drawing/2015/10/21/chartex" xmlns:cx3="http://schemas.microsoft.com/office/drawing/2016/5/9/chartex" xmlns:cx4="http://schemas.microsoft.com/office/drawing/2016/5/10/chartex" xmlns:cx5="http://schemas.microsoft.com/office/drawing/2016/5/11/chartex" xmlns:cx6="http://schemas.microsoft.com/office/drawing/2016/5/12/chartex" xmlns:cx7="http://schemas.microsoft.com/office/drawing/2016/5/13/chartex" xmlns:cx8="http://schemas.microsoft.com/office/drawing/2016/5/14/chartex" xmlns:mc="http://schemas.openxmlformats.org/markup-compatibility/2006" xmlns:aink="http://schemas.microsoft.com/office/drawing/2016/ink" xmlns:am3d="http://schemas.microsoft.com/office/drawing/2017/model3d" xmlns:o="urn:schemas-microsoft-com:office:office" xmlns:r="http://schemas.openxmlformats.org/officeDocument/2006/relationships" xmlns:m="http://schemas.openxmlformats.org/officeDocument/2006/math" xmlns:v="urn:schemas-microsoft-com:vml" xmlns:wp14="http://schemas.microsoft.com/office/word/2010/wordprocessingDrawing" xmlns:wp="http://schemas.openxmlformats.org/drawingml/2006/wordprocessingDrawing" xmlns:w10="urn:schemas-microsoft-com:office:word" xmlns:w="http://schemas.openxmlformats.org/wordprocessingml/2006/main" xmlns:w14="http://schemas.microsoft.com/office/word/2010/wordml" xmlns:w15="http://schemas.microsoft.com/office/word/2012/wordml" xmlns:w16cid="http://schemas.microsoft.com/office/word/2016/wordml/cid" xmlns:w16se="http://schemas.microsoft.com/office/word/2015/wordml/symex" xmlns:wpg="http://schemas.microsoft.com/office/word/2010/wordprocessingGroup" xmlns:wpi="http://schemas.microsoft.com/office/word/2010/wordprocessingInk" xmlns:wne="http://schemas.microsoft.com/office/word/2006/wordml" xmlns:wps="http://schemas.microsoft.com/office/word/2010/wordprocessingShape" mc:Ignorable="w14 w15 w16se w16cid wp14">
   <w:endnote w:type="separator" w:id="-1">
     <w:p>
       <w:pPr>
@@ -5656,7 +4827,7 @@
 </file>
 
 <file path=word/footer1.xml><?xml version="1.0" encoding="utf-8"?>
-<w:ftr xmlns:wpc="http://schemas.microsoft.com/office/word/2010/wordprocessingCanvas" xmlns:cx="http://schemas.microsoft.com/office/drawing/2014/chartex" xmlns:mc="http://schemas.openxmlformats.org/markup-compatibility/2006" xmlns:o="urn:schemas-microsoft-com:office:office" xmlns:r="http://schemas.openxmlformats.org/officeDocument/2006/relationships" xmlns:m="http://schemas.openxmlformats.org/officeDocument/2006/math" xmlns:v="urn:schemas-microsoft-com:vml" xmlns:wp14="http://schemas.microsoft.com/office/word/2010/wordprocessingDrawing" xmlns:wp="http://schemas.openxmlformats.org/drawingml/2006/wordprocessingDrawing" xmlns:w10="urn:schemas-microsoft-com:office:word" xmlns:w="http://schemas.openxmlformats.org/wordprocessingml/2006/main" xmlns:w14="http://schemas.microsoft.com/office/word/2010/wordml" xmlns:w15="http://schemas.microsoft.com/office/word/2012/wordml" xmlns:w16se="http://schemas.microsoft.com/office/word/2015/wordml/symex" xmlns:wpg="http://schemas.microsoft.com/office/word/2010/wordprocessingGroup" xmlns:wpi="http://schemas.microsoft.com/office/word/2010/wordprocessingInk" xmlns:wne="http://schemas.microsoft.com/office/word/2006/wordml" xmlns:wps="http://schemas.microsoft.com/office/word/2010/wordprocessingShape" mc:Ignorable="w14 w15 w16se wp14">
+<w:ftr xmlns:wpc="http://schemas.microsoft.com/office/word/2010/wordprocessingCanvas" xmlns:cx="http://schemas.microsoft.com/office/drawing/2014/chartex" xmlns:cx1="http://schemas.microsoft.com/office/drawing/2015/9/8/chartex" xmlns:cx2="http://schemas.microsoft.com/office/drawing/2015/10/21/chartex" xmlns:cx3="http://schemas.microsoft.com/office/drawing/2016/5/9/chartex" xmlns:cx4="http://schemas.microsoft.com/office/drawing/2016/5/10/chartex" xmlns:cx5="http://schemas.microsoft.com/office/drawing/2016/5/11/chartex" xmlns:cx6="http://schemas.microsoft.com/office/drawing/2016/5/12/chartex" xmlns:cx7="http://schemas.microsoft.com/office/drawing/2016/5/13/chartex" xmlns:cx8="http://schemas.microsoft.com/office/drawing/2016/5/14/chartex" xmlns:mc="http://schemas.openxmlformats.org/markup-compatibility/2006" xmlns:aink="http://schemas.microsoft.com/office/drawing/2016/ink" xmlns:am3d="http://schemas.microsoft.com/office/drawing/2017/model3d" xmlns:o="urn:schemas-microsoft-com:office:office" xmlns:r="http://schemas.openxmlformats.org/officeDocument/2006/relationships" xmlns:m="http://schemas.openxmlformats.org/officeDocument/2006/math" xmlns:v="urn:schemas-microsoft-com:vml" xmlns:wp14="http://schemas.microsoft.com/office/word/2010/wordprocessingDrawing" xmlns:wp="http://schemas.openxmlformats.org/drawingml/2006/wordprocessingDrawing" xmlns:w10="urn:schemas-microsoft-com:office:word" xmlns:w="http://schemas.openxmlformats.org/wordprocessingml/2006/main" xmlns:w14="http://schemas.microsoft.com/office/word/2010/wordml" xmlns:w15="http://schemas.microsoft.com/office/word/2012/wordml" xmlns:w16cid="http://schemas.microsoft.com/office/word/2016/wordml/cid" xmlns:w16se="http://schemas.microsoft.com/office/word/2015/wordml/symex" xmlns:wpg="http://schemas.microsoft.com/office/word/2010/wordprocessingGroup" xmlns:wpi="http://schemas.microsoft.com/office/word/2010/wordprocessingInk" xmlns:wne="http://schemas.microsoft.com/office/word/2006/wordml" xmlns:wps="http://schemas.microsoft.com/office/word/2010/wordprocessingShape" mc:Ignorable="w14 w15 w16se w16cid wp14">
   <w:sdt>
     <w:sdtPr>
       <w:id w:val="-138424609"/>
@@ -5702,7 +4873,7 @@
 </file>
 
 <file path=word/footnotes.xml><?xml version="1.0" encoding="utf-8"?>
-<w:footnotes xmlns:wpc="http://schemas.microsoft.com/office/word/2010/wordprocessingCanvas" xmlns:cx="http://schemas.microsoft.com/office/drawing/2014/chartex" xmlns:mc="http://schemas.openxmlformats.org/markup-compatibility/2006" xmlns:o="urn:schemas-microsoft-com:office:office" xmlns:r="http://schemas.openxmlformats.org/officeDocument/2006/relationships" xmlns:m="http://schemas.openxmlformats.org/officeDocument/2006/math" xmlns:v="urn:schemas-microsoft-com:vml" xmlns:wp14="http://schemas.microsoft.com/office/word/2010/wordprocessingDrawing" xmlns:wp="http://schemas.openxmlformats.org/drawingml/2006/wordprocessingDrawing" xmlns:w10="urn:schemas-microsoft-com:office:word" xmlns:w="http://schemas.openxmlformats.org/wordprocessingml/2006/main" xmlns:w14="http://schemas.microsoft.com/office/word/2010/wordml" xmlns:w15="http://schemas.microsoft.com/office/word/2012/wordml" xmlns:w16se="http://schemas.microsoft.com/office/word/2015/wordml/symex" xmlns:wpg="http://schemas.microsoft.com/office/word/2010/wordprocessingGroup" xmlns:wpi="http://schemas.microsoft.com/office/word/2010/wordprocessingInk" xmlns:wne="http://schemas.microsoft.com/office/word/2006/wordml" xmlns:wps="http://schemas.microsoft.com/office/word/2010/wordprocessingShape" mc:Ignorable="w14 w15 w16se wp14">
+<w:footnotes xmlns:wpc="http://schemas.microsoft.com/office/word/2010/wordprocessingCanvas" xmlns:cx="http://schemas.microsoft.com/office/drawing/2014/chartex" xmlns:cx1="http://schemas.microsoft.com/office/drawing/2015/9/8/chartex" xmlns:cx2="http://schemas.microsoft.com/office/drawing/2015/10/21/chartex" xmlns:cx3="http://schemas.microsoft.com/office/drawing/2016/5/9/chartex" xmlns:cx4="http://schemas.microsoft.com/office/drawing/2016/5/10/chartex" xmlns:cx5="http://schemas.microsoft.com/office/drawing/2016/5/11/chartex" xmlns:cx6="http://schemas.microsoft.com/office/drawing/2016/5/12/chartex" xmlns:cx7="http://schemas.microsoft.com/office/drawing/2016/5/13/chartex" xmlns:cx8="http://schemas.microsoft.com/office/drawing/2016/5/14/chartex" xmlns:mc="http://schemas.openxmlformats.org/markup-compatibility/2006" xmlns:aink="http://schemas.microsoft.com/office/drawing/2016/ink" xmlns:am3d="http://schemas.microsoft.com/office/drawing/2017/model3d" xmlns:o="urn:schemas-microsoft-com:office:office" xmlns:r="http://schemas.openxmlformats.org/officeDocument/2006/relationships" xmlns:m="http://schemas.openxmlformats.org/officeDocument/2006/math" xmlns:v="urn:schemas-microsoft-com:vml" xmlns:wp14="http://schemas.microsoft.com/office/word/2010/wordprocessingDrawing" xmlns:wp="http://schemas.openxmlformats.org/drawingml/2006/wordprocessingDrawing" xmlns:w10="urn:schemas-microsoft-com:office:word" xmlns:w="http://schemas.openxmlformats.org/wordprocessingml/2006/main" xmlns:w14="http://schemas.microsoft.com/office/word/2010/wordml" xmlns:w15="http://schemas.microsoft.com/office/word/2012/wordml" xmlns:w16cid="http://schemas.microsoft.com/office/word/2016/wordml/cid" xmlns:w16se="http://schemas.microsoft.com/office/word/2015/wordml/symex" xmlns:wpg="http://schemas.microsoft.com/office/word/2010/wordprocessingGroup" xmlns:wpi="http://schemas.microsoft.com/office/word/2010/wordprocessingInk" xmlns:wne="http://schemas.microsoft.com/office/word/2006/wordml" xmlns:wps="http://schemas.microsoft.com/office/word/2010/wordprocessingShape" mc:Ignorable="w14 w15 w16se w16cid wp14">
   <w:footnote w:type="separator" w:id="-1">
     <w:p>
       <w:pPr>
@@ -5743,8 +4914,234 @@
 </file>
 
 <file path=word/numbering.xml><?xml version="1.0" encoding="utf-8"?>
-<w:numbering xmlns:wpc="http://schemas.microsoft.com/office/word/2010/wordprocessingCanvas" xmlns:cx="http://schemas.microsoft.com/office/drawing/2014/chartex" xmlns:mc="http://schemas.openxmlformats.org/markup-compatibility/2006" xmlns:o="urn:schemas-microsoft-com:office:office" xmlns:r="http://schemas.openxmlformats.org/officeDocument/2006/relationships" xmlns:m="http://schemas.openxmlformats.org/officeDocument/2006/math" xmlns:v="urn:schemas-microsoft-com:vml" xmlns:wp14="http://schemas.microsoft.com/office/word/2010/wordprocessingDrawing" xmlns:wp="http://schemas.openxmlformats.org/drawingml/2006/wordprocessingDrawing" xmlns:w10="urn:schemas-microsoft-com:office:word" xmlns:w="http://schemas.openxmlformats.org/wordprocessingml/2006/main" xmlns:w14="http://schemas.microsoft.com/office/word/2010/wordml" xmlns:w15="http://schemas.microsoft.com/office/word/2012/wordml" xmlns:w16se="http://schemas.microsoft.com/office/word/2015/wordml/symex" xmlns:wpg="http://schemas.microsoft.com/office/word/2010/wordprocessingGroup" xmlns:wpi="http://schemas.microsoft.com/office/word/2010/wordprocessingInk" xmlns:wne="http://schemas.microsoft.com/office/word/2006/wordml" xmlns:wps="http://schemas.microsoft.com/office/word/2010/wordprocessingShape" mc:Ignorable="w14 w15 w16se wp14">
+<w:numbering xmlns:wpc="http://schemas.microsoft.com/office/word/2010/wordprocessingCanvas" xmlns:cx="http://schemas.microsoft.com/office/drawing/2014/chartex" xmlns:cx1="http://schemas.microsoft.com/office/drawing/2015/9/8/chartex" xmlns:cx2="http://schemas.microsoft.com/office/drawing/2015/10/21/chartex" xmlns:cx3="http://schemas.microsoft.com/office/drawing/2016/5/9/chartex" xmlns:cx4="http://schemas.microsoft.com/office/drawing/2016/5/10/chartex" xmlns:cx5="http://schemas.microsoft.com/office/drawing/2016/5/11/chartex" xmlns:cx6="http://schemas.microsoft.com/office/drawing/2016/5/12/chartex" xmlns:cx7="http://schemas.microsoft.com/office/drawing/2016/5/13/chartex" xmlns:cx8="http://schemas.microsoft.com/office/drawing/2016/5/14/chartex" xmlns:mc="http://schemas.openxmlformats.org/markup-compatibility/2006" xmlns:aink="http://schemas.microsoft.com/office/drawing/2016/ink" xmlns:am3d="http://schemas.microsoft.com/office/drawing/2017/model3d" xmlns:o="urn:schemas-microsoft-com:office:office" xmlns:r="http://schemas.openxmlformats.org/officeDocument/2006/relationships" xmlns:m="http://schemas.openxmlformats.org/officeDocument/2006/math" xmlns:v="urn:schemas-microsoft-com:vml" xmlns:wp14="http://schemas.microsoft.com/office/word/2010/wordprocessingDrawing" xmlns:wp="http://schemas.openxmlformats.org/drawingml/2006/wordprocessingDrawing" xmlns:w10="urn:schemas-microsoft-com:office:word" xmlns:w="http://schemas.openxmlformats.org/wordprocessingml/2006/main" xmlns:w14="http://schemas.microsoft.com/office/word/2010/wordml" xmlns:w15="http://schemas.microsoft.com/office/word/2012/wordml" xmlns:w16cid="http://schemas.microsoft.com/office/word/2016/wordml/cid" xmlns:w16se="http://schemas.microsoft.com/office/word/2015/wordml/symex" xmlns:wpg="http://schemas.microsoft.com/office/word/2010/wordprocessingGroup" xmlns:wpi="http://schemas.microsoft.com/office/word/2010/wordprocessingInk" xmlns:wne="http://schemas.microsoft.com/office/word/2006/wordml" xmlns:wps="http://schemas.microsoft.com/office/word/2010/wordprocessingShape" mc:Ignorable="w14 w15 w16se w16cid wp14">
   <w:abstractNum w:abstractNumId="0" w15:restartNumberingAfterBreak="0">
+    <w:nsid w:val="00C06F95"/>
+    <w:multiLevelType w:val="hybridMultilevel"/>
+    <w:tmpl w:val="01600048"/>
+    <w:lvl w:ilvl="0" w:tplc="040E0001">
+      <w:start w:val="1"/>
+      <w:numFmt w:val="bullet"/>
+      <w:lvlText w:val=""/>
+      <w:lvlJc w:val="left"/>
+      <w:pPr>
+        <w:ind w:left="720" w:hanging="360"/>
+      </w:pPr>
+      <w:rPr>
+        <w:rFonts w:ascii="Symbol" w:hAnsi="Symbol" w:hint="default"/>
+      </w:rPr>
+    </w:lvl>
+    <w:lvl w:ilvl="1" w:tplc="040E0003" w:tentative="1">
+      <w:start w:val="1"/>
+      <w:numFmt w:val="bullet"/>
+      <w:lvlText w:val="o"/>
+      <w:lvlJc w:val="left"/>
+      <w:pPr>
+        <w:ind w:left="1440" w:hanging="360"/>
+      </w:pPr>
+      <w:rPr>
+        <w:rFonts w:ascii="Courier New" w:hAnsi="Courier New" w:cs="Courier New" w:hint="default"/>
+      </w:rPr>
+    </w:lvl>
+    <w:lvl w:ilvl="2" w:tplc="040E0005" w:tentative="1">
+      <w:start w:val="1"/>
+      <w:numFmt w:val="bullet"/>
+      <w:lvlText w:val=""/>
+      <w:lvlJc w:val="left"/>
+      <w:pPr>
+        <w:ind w:left="2160" w:hanging="360"/>
+      </w:pPr>
+      <w:rPr>
+        <w:rFonts w:ascii="Wingdings" w:hAnsi="Wingdings" w:hint="default"/>
+      </w:rPr>
+    </w:lvl>
+    <w:lvl w:ilvl="3" w:tplc="040E0001" w:tentative="1">
+      <w:start w:val="1"/>
+      <w:numFmt w:val="bullet"/>
+      <w:lvlText w:val=""/>
+      <w:lvlJc w:val="left"/>
+      <w:pPr>
+        <w:ind w:left="2880" w:hanging="360"/>
+      </w:pPr>
+      <w:rPr>
+        <w:rFonts w:ascii="Symbol" w:hAnsi="Symbol" w:hint="default"/>
+      </w:rPr>
+    </w:lvl>
+    <w:lvl w:ilvl="4" w:tplc="040E0003" w:tentative="1">
+      <w:start w:val="1"/>
+      <w:numFmt w:val="bullet"/>
+      <w:lvlText w:val="o"/>
+      <w:lvlJc w:val="left"/>
+      <w:pPr>
+        <w:ind w:left="3600" w:hanging="360"/>
+      </w:pPr>
+      <w:rPr>
+        <w:rFonts w:ascii="Courier New" w:hAnsi="Courier New" w:cs="Courier New" w:hint="default"/>
+      </w:rPr>
+    </w:lvl>
+    <w:lvl w:ilvl="5" w:tplc="040E0005" w:tentative="1">
+      <w:start w:val="1"/>
+      <w:numFmt w:val="bullet"/>
+      <w:lvlText w:val=""/>
+      <w:lvlJc w:val="left"/>
+      <w:pPr>
+        <w:ind w:left="4320" w:hanging="360"/>
+      </w:pPr>
+      <w:rPr>
+        <w:rFonts w:ascii="Wingdings" w:hAnsi="Wingdings" w:hint="default"/>
+      </w:rPr>
+    </w:lvl>
+    <w:lvl w:ilvl="6" w:tplc="040E0001" w:tentative="1">
+      <w:start w:val="1"/>
+      <w:numFmt w:val="bullet"/>
+      <w:lvlText w:val=""/>
+      <w:lvlJc w:val="left"/>
+      <w:pPr>
+        <w:ind w:left="5040" w:hanging="360"/>
+      </w:pPr>
+      <w:rPr>
+        <w:rFonts w:ascii="Symbol" w:hAnsi="Symbol" w:hint="default"/>
+      </w:rPr>
+    </w:lvl>
+    <w:lvl w:ilvl="7" w:tplc="040E0003" w:tentative="1">
+      <w:start w:val="1"/>
+      <w:numFmt w:val="bullet"/>
+      <w:lvlText w:val="o"/>
+      <w:lvlJc w:val="left"/>
+      <w:pPr>
+        <w:ind w:left="5760" w:hanging="360"/>
+      </w:pPr>
+      <w:rPr>
+        <w:rFonts w:ascii="Courier New" w:hAnsi="Courier New" w:cs="Courier New" w:hint="default"/>
+      </w:rPr>
+    </w:lvl>
+    <w:lvl w:ilvl="8" w:tplc="040E0005" w:tentative="1">
+      <w:start w:val="1"/>
+      <w:numFmt w:val="bullet"/>
+      <w:lvlText w:val=""/>
+      <w:lvlJc w:val="left"/>
+      <w:pPr>
+        <w:ind w:left="6480" w:hanging="360"/>
+      </w:pPr>
+      <w:rPr>
+        <w:rFonts w:ascii="Wingdings" w:hAnsi="Wingdings" w:hint="default"/>
+      </w:rPr>
+    </w:lvl>
+  </w:abstractNum>
+  <w:abstractNum w:abstractNumId="1" w15:restartNumberingAfterBreak="0">
+    <w:nsid w:val="026510B9"/>
+    <w:multiLevelType w:val="hybridMultilevel"/>
+    <w:tmpl w:val="93802696"/>
+    <w:lvl w:ilvl="0" w:tplc="040E0001">
+      <w:start w:val="1"/>
+      <w:numFmt w:val="bullet"/>
+      <w:lvlText w:val=""/>
+      <w:lvlJc w:val="left"/>
+      <w:pPr>
+        <w:ind w:left="720" w:hanging="360"/>
+      </w:pPr>
+      <w:rPr>
+        <w:rFonts w:ascii="Symbol" w:hAnsi="Symbol" w:hint="default"/>
+      </w:rPr>
+    </w:lvl>
+    <w:lvl w:ilvl="1" w:tplc="040E0003" w:tentative="1">
+      <w:start w:val="1"/>
+      <w:numFmt w:val="bullet"/>
+      <w:lvlText w:val="o"/>
+      <w:lvlJc w:val="left"/>
+      <w:pPr>
+        <w:ind w:left="1440" w:hanging="360"/>
+      </w:pPr>
+      <w:rPr>
+        <w:rFonts w:ascii="Courier New" w:hAnsi="Courier New" w:cs="Courier New" w:hint="default"/>
+      </w:rPr>
+    </w:lvl>
+    <w:lvl w:ilvl="2" w:tplc="040E0005" w:tentative="1">
+      <w:start w:val="1"/>
+      <w:numFmt w:val="bullet"/>
+      <w:lvlText w:val=""/>
+      <w:lvlJc w:val="left"/>
+      <w:pPr>
+        <w:ind w:left="2160" w:hanging="360"/>
+      </w:pPr>
+      <w:rPr>
+        <w:rFonts w:ascii="Wingdings" w:hAnsi="Wingdings" w:hint="default"/>
+      </w:rPr>
+    </w:lvl>
+    <w:lvl w:ilvl="3" w:tplc="040E0001" w:tentative="1">
+      <w:start w:val="1"/>
+      <w:numFmt w:val="bullet"/>
+      <w:lvlText w:val=""/>
+      <w:lvlJc w:val="left"/>
+      <w:pPr>
+        <w:ind w:left="2880" w:hanging="360"/>
+      </w:pPr>
+      <w:rPr>
+        <w:rFonts w:ascii="Symbol" w:hAnsi="Symbol" w:hint="default"/>
+      </w:rPr>
+    </w:lvl>
+    <w:lvl w:ilvl="4" w:tplc="040E0003" w:tentative="1">
+      <w:start w:val="1"/>
+      <w:numFmt w:val="bullet"/>
+      <w:lvlText w:val="o"/>
+      <w:lvlJc w:val="left"/>
+      <w:pPr>
+        <w:ind w:left="3600" w:hanging="360"/>
+      </w:pPr>
+      <w:rPr>
+        <w:rFonts w:ascii="Courier New" w:hAnsi="Courier New" w:cs="Courier New" w:hint="default"/>
+      </w:rPr>
+    </w:lvl>
+    <w:lvl w:ilvl="5" w:tplc="040E0005" w:tentative="1">
+      <w:start w:val="1"/>
+      <w:numFmt w:val="bullet"/>
+      <w:lvlText w:val=""/>
+      <w:lvlJc w:val="left"/>
+      <w:pPr>
+        <w:ind w:left="4320" w:hanging="360"/>
+      </w:pPr>
+      <w:rPr>
+        <w:rFonts w:ascii="Wingdings" w:hAnsi="Wingdings" w:hint="default"/>
+      </w:rPr>
+    </w:lvl>
+    <w:lvl w:ilvl="6" w:tplc="040E0001" w:tentative="1">
+      <w:start w:val="1"/>
+      <w:numFmt w:val="bullet"/>
+      <w:lvlText w:val=""/>
+      <w:lvlJc w:val="left"/>
+      <w:pPr>
+        <w:ind w:left="5040" w:hanging="360"/>
+      </w:pPr>
+      <w:rPr>
+        <w:rFonts w:ascii="Symbol" w:hAnsi="Symbol" w:hint="default"/>
+      </w:rPr>
+    </w:lvl>
+    <w:lvl w:ilvl="7" w:tplc="040E0003" w:tentative="1">
+      <w:start w:val="1"/>
+      <w:numFmt w:val="bullet"/>
+      <w:lvlText w:val="o"/>
+      <w:lvlJc w:val="left"/>
+      <w:pPr>
+        <w:ind w:left="5760" w:hanging="360"/>
+      </w:pPr>
+      <w:rPr>
+        <w:rFonts w:ascii="Courier New" w:hAnsi="Courier New" w:cs="Courier New" w:hint="default"/>
+      </w:rPr>
+    </w:lvl>
+    <w:lvl w:ilvl="8" w:tplc="040E0005" w:tentative="1">
+      <w:start w:val="1"/>
+      <w:numFmt w:val="bullet"/>
+      <w:lvlText w:val=""/>
+      <w:lvlJc w:val="left"/>
+      <w:pPr>
+        <w:ind w:left="6480" w:hanging="360"/>
+      </w:pPr>
+      <w:rPr>
+        <w:rFonts w:ascii="Wingdings" w:hAnsi="Wingdings" w:hint="default"/>
+      </w:rPr>
+    </w:lvl>
+  </w:abstractNum>
+  <w:abstractNum w:abstractNumId="2" w15:restartNumberingAfterBreak="0">
     <w:nsid w:val="031032E2"/>
     <w:multiLevelType w:val="multilevel"/>
     <w:tmpl w:val="AA9CCD84"/>
@@ -5893,7 +5290,459 @@
       </w:rPr>
     </w:lvl>
   </w:abstractNum>
-  <w:abstractNum w:abstractNumId="1" w15:restartNumberingAfterBreak="0">
+  <w:abstractNum w:abstractNumId="3" w15:restartNumberingAfterBreak="0">
+    <w:nsid w:val="05704A66"/>
+    <w:multiLevelType w:val="hybridMultilevel"/>
+    <w:tmpl w:val="C08A2416"/>
+    <w:lvl w:ilvl="0" w:tplc="040E0001">
+      <w:start w:val="1"/>
+      <w:numFmt w:val="bullet"/>
+      <w:lvlText w:val=""/>
+      <w:lvlJc w:val="left"/>
+      <w:pPr>
+        <w:ind w:left="720" w:hanging="360"/>
+      </w:pPr>
+      <w:rPr>
+        <w:rFonts w:ascii="Symbol" w:hAnsi="Symbol" w:hint="default"/>
+      </w:rPr>
+    </w:lvl>
+    <w:lvl w:ilvl="1" w:tplc="040E0003" w:tentative="1">
+      <w:start w:val="1"/>
+      <w:numFmt w:val="bullet"/>
+      <w:lvlText w:val="o"/>
+      <w:lvlJc w:val="left"/>
+      <w:pPr>
+        <w:ind w:left="1440" w:hanging="360"/>
+      </w:pPr>
+      <w:rPr>
+        <w:rFonts w:ascii="Courier New" w:hAnsi="Courier New" w:cs="Courier New" w:hint="default"/>
+      </w:rPr>
+    </w:lvl>
+    <w:lvl w:ilvl="2" w:tplc="040E0005" w:tentative="1">
+      <w:start w:val="1"/>
+      <w:numFmt w:val="bullet"/>
+      <w:lvlText w:val=""/>
+      <w:lvlJc w:val="left"/>
+      <w:pPr>
+        <w:ind w:left="2160" w:hanging="360"/>
+      </w:pPr>
+      <w:rPr>
+        <w:rFonts w:ascii="Wingdings" w:hAnsi="Wingdings" w:hint="default"/>
+      </w:rPr>
+    </w:lvl>
+    <w:lvl w:ilvl="3" w:tplc="040E0001" w:tentative="1">
+      <w:start w:val="1"/>
+      <w:numFmt w:val="bullet"/>
+      <w:lvlText w:val=""/>
+      <w:lvlJc w:val="left"/>
+      <w:pPr>
+        <w:ind w:left="2880" w:hanging="360"/>
+      </w:pPr>
+      <w:rPr>
+        <w:rFonts w:ascii="Symbol" w:hAnsi="Symbol" w:hint="default"/>
+      </w:rPr>
+    </w:lvl>
+    <w:lvl w:ilvl="4" w:tplc="040E0003" w:tentative="1">
+      <w:start w:val="1"/>
+      <w:numFmt w:val="bullet"/>
+      <w:lvlText w:val="o"/>
+      <w:lvlJc w:val="left"/>
+      <w:pPr>
+        <w:ind w:left="3600" w:hanging="360"/>
+      </w:pPr>
+      <w:rPr>
+        <w:rFonts w:ascii="Courier New" w:hAnsi="Courier New" w:cs="Courier New" w:hint="default"/>
+      </w:rPr>
+    </w:lvl>
+    <w:lvl w:ilvl="5" w:tplc="040E0005" w:tentative="1">
+      <w:start w:val="1"/>
+      <w:numFmt w:val="bullet"/>
+      <w:lvlText w:val=""/>
+      <w:lvlJc w:val="left"/>
+      <w:pPr>
+        <w:ind w:left="4320" w:hanging="360"/>
+      </w:pPr>
+      <w:rPr>
+        <w:rFonts w:ascii="Wingdings" w:hAnsi="Wingdings" w:hint="default"/>
+      </w:rPr>
+    </w:lvl>
+    <w:lvl w:ilvl="6" w:tplc="040E0001" w:tentative="1">
+      <w:start w:val="1"/>
+      <w:numFmt w:val="bullet"/>
+      <w:lvlText w:val=""/>
+      <w:lvlJc w:val="left"/>
+      <w:pPr>
+        <w:ind w:left="5040" w:hanging="360"/>
+      </w:pPr>
+      <w:rPr>
+        <w:rFonts w:ascii="Symbol" w:hAnsi="Symbol" w:hint="default"/>
+      </w:rPr>
+    </w:lvl>
+    <w:lvl w:ilvl="7" w:tplc="040E0003" w:tentative="1">
+      <w:start w:val="1"/>
+      <w:numFmt w:val="bullet"/>
+      <w:lvlText w:val="o"/>
+      <w:lvlJc w:val="left"/>
+      <w:pPr>
+        <w:ind w:left="5760" w:hanging="360"/>
+      </w:pPr>
+      <w:rPr>
+        <w:rFonts w:ascii="Courier New" w:hAnsi="Courier New" w:cs="Courier New" w:hint="default"/>
+      </w:rPr>
+    </w:lvl>
+    <w:lvl w:ilvl="8" w:tplc="040E0005" w:tentative="1">
+      <w:start w:val="1"/>
+      <w:numFmt w:val="bullet"/>
+      <w:lvlText w:val=""/>
+      <w:lvlJc w:val="left"/>
+      <w:pPr>
+        <w:ind w:left="6480" w:hanging="360"/>
+      </w:pPr>
+      <w:rPr>
+        <w:rFonts w:ascii="Wingdings" w:hAnsi="Wingdings" w:hint="default"/>
+      </w:rPr>
+    </w:lvl>
+  </w:abstractNum>
+  <w:abstractNum w:abstractNumId="4" w15:restartNumberingAfterBreak="0">
+    <w:nsid w:val="07B97971"/>
+    <w:multiLevelType w:val="hybridMultilevel"/>
+    <w:tmpl w:val="6A12A176"/>
+    <w:lvl w:ilvl="0" w:tplc="040E0001">
+      <w:start w:val="1"/>
+      <w:numFmt w:val="bullet"/>
+      <w:lvlText w:val=""/>
+      <w:lvlJc w:val="left"/>
+      <w:pPr>
+        <w:ind w:left="720" w:hanging="360"/>
+      </w:pPr>
+      <w:rPr>
+        <w:rFonts w:ascii="Symbol" w:hAnsi="Symbol" w:hint="default"/>
+      </w:rPr>
+    </w:lvl>
+    <w:lvl w:ilvl="1" w:tplc="040E0003" w:tentative="1">
+      <w:start w:val="1"/>
+      <w:numFmt w:val="bullet"/>
+      <w:lvlText w:val="o"/>
+      <w:lvlJc w:val="left"/>
+      <w:pPr>
+        <w:ind w:left="1440" w:hanging="360"/>
+      </w:pPr>
+      <w:rPr>
+        <w:rFonts w:ascii="Courier New" w:hAnsi="Courier New" w:cs="Courier New" w:hint="default"/>
+      </w:rPr>
+    </w:lvl>
+    <w:lvl w:ilvl="2" w:tplc="040E0005" w:tentative="1">
+      <w:start w:val="1"/>
+      <w:numFmt w:val="bullet"/>
+      <w:lvlText w:val=""/>
+      <w:lvlJc w:val="left"/>
+      <w:pPr>
+        <w:ind w:left="2160" w:hanging="360"/>
+      </w:pPr>
+      <w:rPr>
+        <w:rFonts w:ascii="Wingdings" w:hAnsi="Wingdings" w:hint="default"/>
+      </w:rPr>
+    </w:lvl>
+    <w:lvl w:ilvl="3" w:tplc="040E0001" w:tentative="1">
+      <w:start w:val="1"/>
+      <w:numFmt w:val="bullet"/>
+      <w:lvlText w:val=""/>
+      <w:lvlJc w:val="left"/>
+      <w:pPr>
+        <w:ind w:left="2880" w:hanging="360"/>
+      </w:pPr>
+      <w:rPr>
+        <w:rFonts w:ascii="Symbol" w:hAnsi="Symbol" w:hint="default"/>
+      </w:rPr>
+    </w:lvl>
+    <w:lvl w:ilvl="4" w:tplc="040E0003" w:tentative="1">
+      <w:start w:val="1"/>
+      <w:numFmt w:val="bullet"/>
+      <w:lvlText w:val="o"/>
+      <w:lvlJc w:val="left"/>
+      <w:pPr>
+        <w:ind w:left="3600" w:hanging="360"/>
+      </w:pPr>
+      <w:rPr>
+        <w:rFonts w:ascii="Courier New" w:hAnsi="Courier New" w:cs="Courier New" w:hint="default"/>
+      </w:rPr>
+    </w:lvl>
+    <w:lvl w:ilvl="5" w:tplc="040E0005" w:tentative="1">
+      <w:start w:val="1"/>
+      <w:numFmt w:val="bullet"/>
+      <w:lvlText w:val=""/>
+      <w:lvlJc w:val="left"/>
+      <w:pPr>
+        <w:ind w:left="4320" w:hanging="360"/>
+      </w:pPr>
+      <w:rPr>
+        <w:rFonts w:ascii="Wingdings" w:hAnsi="Wingdings" w:hint="default"/>
+      </w:rPr>
+    </w:lvl>
+    <w:lvl w:ilvl="6" w:tplc="040E0001" w:tentative="1">
+      <w:start w:val="1"/>
+      <w:numFmt w:val="bullet"/>
+      <w:lvlText w:val=""/>
+      <w:lvlJc w:val="left"/>
+      <w:pPr>
+        <w:ind w:left="5040" w:hanging="360"/>
+      </w:pPr>
+      <w:rPr>
+        <w:rFonts w:ascii="Symbol" w:hAnsi="Symbol" w:hint="default"/>
+      </w:rPr>
+    </w:lvl>
+    <w:lvl w:ilvl="7" w:tplc="040E0003" w:tentative="1">
+      <w:start w:val="1"/>
+      <w:numFmt w:val="bullet"/>
+      <w:lvlText w:val="o"/>
+      <w:lvlJc w:val="left"/>
+      <w:pPr>
+        <w:ind w:left="5760" w:hanging="360"/>
+      </w:pPr>
+      <w:rPr>
+        <w:rFonts w:ascii="Courier New" w:hAnsi="Courier New" w:cs="Courier New" w:hint="default"/>
+      </w:rPr>
+    </w:lvl>
+    <w:lvl w:ilvl="8" w:tplc="040E0005" w:tentative="1">
+      <w:start w:val="1"/>
+      <w:numFmt w:val="bullet"/>
+      <w:lvlText w:val=""/>
+      <w:lvlJc w:val="left"/>
+      <w:pPr>
+        <w:ind w:left="6480" w:hanging="360"/>
+      </w:pPr>
+      <w:rPr>
+        <w:rFonts w:ascii="Wingdings" w:hAnsi="Wingdings" w:hint="default"/>
+      </w:rPr>
+    </w:lvl>
+  </w:abstractNum>
+  <w:abstractNum w:abstractNumId="5" w15:restartNumberingAfterBreak="0">
+    <w:nsid w:val="0F277A2E"/>
+    <w:multiLevelType w:val="hybridMultilevel"/>
+    <w:tmpl w:val="B234010C"/>
+    <w:lvl w:ilvl="0" w:tplc="040E0001">
+      <w:start w:val="1"/>
+      <w:numFmt w:val="bullet"/>
+      <w:lvlText w:val=""/>
+      <w:lvlJc w:val="left"/>
+      <w:pPr>
+        <w:ind w:left="720" w:hanging="360"/>
+      </w:pPr>
+      <w:rPr>
+        <w:rFonts w:ascii="Symbol" w:hAnsi="Symbol" w:hint="default"/>
+      </w:rPr>
+    </w:lvl>
+    <w:lvl w:ilvl="1" w:tplc="040E0003" w:tentative="1">
+      <w:start w:val="1"/>
+      <w:numFmt w:val="bullet"/>
+      <w:lvlText w:val="o"/>
+      <w:lvlJc w:val="left"/>
+      <w:pPr>
+        <w:ind w:left="1440" w:hanging="360"/>
+      </w:pPr>
+      <w:rPr>
+        <w:rFonts w:ascii="Courier New" w:hAnsi="Courier New" w:cs="Courier New" w:hint="default"/>
+      </w:rPr>
+    </w:lvl>
+    <w:lvl w:ilvl="2" w:tplc="040E0005" w:tentative="1">
+      <w:start w:val="1"/>
+      <w:numFmt w:val="bullet"/>
+      <w:lvlText w:val=""/>
+      <w:lvlJc w:val="left"/>
+      <w:pPr>
+        <w:ind w:left="2160" w:hanging="360"/>
+      </w:pPr>
+      <w:rPr>
+        <w:rFonts w:ascii="Wingdings" w:hAnsi="Wingdings" w:hint="default"/>
+      </w:rPr>
+    </w:lvl>
+    <w:lvl w:ilvl="3" w:tplc="040E0001" w:tentative="1">
+      <w:start w:val="1"/>
+      <w:numFmt w:val="bullet"/>
+      <w:lvlText w:val=""/>
+      <w:lvlJc w:val="left"/>
+      <w:pPr>
+        <w:ind w:left="2880" w:hanging="360"/>
+      </w:pPr>
+      <w:rPr>
+        <w:rFonts w:ascii="Symbol" w:hAnsi="Symbol" w:hint="default"/>
+      </w:rPr>
+    </w:lvl>
+    <w:lvl w:ilvl="4" w:tplc="040E0003" w:tentative="1">
+      <w:start w:val="1"/>
+      <w:numFmt w:val="bullet"/>
+      <w:lvlText w:val="o"/>
+      <w:lvlJc w:val="left"/>
+      <w:pPr>
+        <w:ind w:left="3600" w:hanging="360"/>
+      </w:pPr>
+      <w:rPr>
+        <w:rFonts w:ascii="Courier New" w:hAnsi="Courier New" w:cs="Courier New" w:hint="default"/>
+      </w:rPr>
+    </w:lvl>
+    <w:lvl w:ilvl="5" w:tplc="040E0005" w:tentative="1">
+      <w:start w:val="1"/>
+      <w:numFmt w:val="bullet"/>
+      <w:lvlText w:val=""/>
+      <w:lvlJc w:val="left"/>
+      <w:pPr>
+        <w:ind w:left="4320" w:hanging="360"/>
+      </w:pPr>
+      <w:rPr>
+        <w:rFonts w:ascii="Wingdings" w:hAnsi="Wingdings" w:hint="default"/>
+      </w:rPr>
+    </w:lvl>
+    <w:lvl w:ilvl="6" w:tplc="040E0001" w:tentative="1">
+      <w:start w:val="1"/>
+      <w:numFmt w:val="bullet"/>
+      <w:lvlText w:val=""/>
+      <w:lvlJc w:val="left"/>
+      <w:pPr>
+        <w:ind w:left="5040" w:hanging="360"/>
+      </w:pPr>
+      <w:rPr>
+        <w:rFonts w:ascii="Symbol" w:hAnsi="Symbol" w:hint="default"/>
+      </w:rPr>
+    </w:lvl>
+    <w:lvl w:ilvl="7" w:tplc="040E0003" w:tentative="1">
+      <w:start w:val="1"/>
+      <w:numFmt w:val="bullet"/>
+      <w:lvlText w:val="o"/>
+      <w:lvlJc w:val="left"/>
+      <w:pPr>
+        <w:ind w:left="5760" w:hanging="360"/>
+      </w:pPr>
+      <w:rPr>
+        <w:rFonts w:ascii="Courier New" w:hAnsi="Courier New" w:cs="Courier New" w:hint="default"/>
+      </w:rPr>
+    </w:lvl>
+    <w:lvl w:ilvl="8" w:tplc="040E0005" w:tentative="1">
+      <w:start w:val="1"/>
+      <w:numFmt w:val="bullet"/>
+      <w:lvlText w:val=""/>
+      <w:lvlJc w:val="left"/>
+      <w:pPr>
+        <w:ind w:left="6480" w:hanging="360"/>
+      </w:pPr>
+      <w:rPr>
+        <w:rFonts w:ascii="Wingdings" w:hAnsi="Wingdings" w:hint="default"/>
+      </w:rPr>
+    </w:lvl>
+  </w:abstractNum>
+  <w:abstractNum w:abstractNumId="6" w15:restartNumberingAfterBreak="0">
+    <w:nsid w:val="0F765588"/>
+    <w:multiLevelType w:val="hybridMultilevel"/>
+    <w:tmpl w:val="1BFC19CA"/>
+    <w:lvl w:ilvl="0" w:tplc="040E0001">
+      <w:start w:val="1"/>
+      <w:numFmt w:val="bullet"/>
+      <w:lvlText w:val=""/>
+      <w:lvlJc w:val="left"/>
+      <w:pPr>
+        <w:ind w:left="720" w:hanging="360"/>
+      </w:pPr>
+      <w:rPr>
+        <w:rFonts w:ascii="Symbol" w:hAnsi="Symbol" w:hint="default"/>
+      </w:rPr>
+    </w:lvl>
+    <w:lvl w:ilvl="1" w:tplc="040E0003" w:tentative="1">
+      <w:start w:val="1"/>
+      <w:numFmt w:val="bullet"/>
+      <w:lvlText w:val="o"/>
+      <w:lvlJc w:val="left"/>
+      <w:pPr>
+        <w:ind w:left="1440" w:hanging="360"/>
+      </w:pPr>
+      <w:rPr>
+        <w:rFonts w:ascii="Courier New" w:hAnsi="Courier New" w:cs="Courier New" w:hint="default"/>
+      </w:rPr>
+    </w:lvl>
+    <w:lvl w:ilvl="2" w:tplc="040E0005" w:tentative="1">
+      <w:start w:val="1"/>
+      <w:numFmt w:val="bullet"/>
+      <w:lvlText w:val=""/>
+      <w:lvlJc w:val="left"/>
+      <w:pPr>
+        <w:ind w:left="2160" w:hanging="360"/>
+      </w:pPr>
+      <w:rPr>
+        <w:rFonts w:ascii="Wingdings" w:hAnsi="Wingdings" w:hint="default"/>
+      </w:rPr>
+    </w:lvl>
+    <w:lvl w:ilvl="3" w:tplc="040E0001" w:tentative="1">
+      <w:start w:val="1"/>
+      <w:numFmt w:val="bullet"/>
+      <w:lvlText w:val=""/>
+      <w:lvlJc w:val="left"/>
+      <w:pPr>
+        <w:ind w:left="2880" w:hanging="360"/>
+      </w:pPr>
+      <w:rPr>
+        <w:rFonts w:ascii="Symbol" w:hAnsi="Symbol" w:hint="default"/>
+      </w:rPr>
+    </w:lvl>
+    <w:lvl w:ilvl="4" w:tplc="040E0003" w:tentative="1">
+      <w:start w:val="1"/>
+      <w:numFmt w:val="bullet"/>
+      <w:lvlText w:val="o"/>
+      <w:lvlJc w:val="left"/>
+      <w:pPr>
+        <w:ind w:left="3600" w:hanging="360"/>
+      </w:pPr>
+      <w:rPr>
+        <w:rFonts w:ascii="Courier New" w:hAnsi="Courier New" w:cs="Courier New" w:hint="default"/>
+      </w:rPr>
+    </w:lvl>
+    <w:lvl w:ilvl="5" w:tplc="040E0005" w:tentative="1">
+      <w:start w:val="1"/>
+      <w:numFmt w:val="bullet"/>
+      <w:lvlText w:val=""/>
+      <w:lvlJc w:val="left"/>
+      <w:pPr>
+        <w:ind w:left="4320" w:hanging="360"/>
+      </w:pPr>
+      <w:rPr>
+        <w:rFonts w:ascii="Wingdings" w:hAnsi="Wingdings" w:hint="default"/>
+      </w:rPr>
+    </w:lvl>
+    <w:lvl w:ilvl="6" w:tplc="040E0001" w:tentative="1">
+      <w:start w:val="1"/>
+      <w:numFmt w:val="bullet"/>
+      <w:lvlText w:val=""/>
+      <w:lvlJc w:val="left"/>
+      <w:pPr>
+        <w:ind w:left="5040" w:hanging="360"/>
+      </w:pPr>
+      <w:rPr>
+        <w:rFonts w:ascii="Symbol" w:hAnsi="Symbol" w:hint="default"/>
+      </w:rPr>
+    </w:lvl>
+    <w:lvl w:ilvl="7" w:tplc="040E0003" w:tentative="1">
+      <w:start w:val="1"/>
+      <w:numFmt w:val="bullet"/>
+      <w:lvlText w:val="o"/>
+      <w:lvlJc w:val="left"/>
+      <w:pPr>
+        <w:ind w:left="5760" w:hanging="360"/>
+      </w:pPr>
+      <w:rPr>
+        <w:rFonts w:ascii="Courier New" w:hAnsi="Courier New" w:cs="Courier New" w:hint="default"/>
+      </w:rPr>
+    </w:lvl>
+    <w:lvl w:ilvl="8" w:tplc="040E0005" w:tentative="1">
+      <w:start w:val="1"/>
+      <w:numFmt w:val="bullet"/>
+      <w:lvlText w:val=""/>
+      <w:lvlJc w:val="left"/>
+      <w:pPr>
+        <w:ind w:left="6480" w:hanging="360"/>
+      </w:pPr>
+      <w:rPr>
+        <w:rFonts w:ascii="Wingdings" w:hAnsi="Wingdings" w:hint="default"/>
+      </w:rPr>
+    </w:lvl>
+  </w:abstractNum>
+  <w:abstractNum w:abstractNumId="7" w15:restartNumberingAfterBreak="0">
     <w:nsid w:val="2A3A3ED5"/>
     <w:multiLevelType w:val="multilevel"/>
     <w:tmpl w:val="4822B0F8"/>
@@ -6042,7 +5891,7 @@
       </w:rPr>
     </w:lvl>
   </w:abstractNum>
-  <w:abstractNum w:abstractNumId="2" w15:restartNumberingAfterBreak="0">
+  <w:abstractNum w:abstractNumId="8" w15:restartNumberingAfterBreak="0">
     <w:nsid w:val="318F759A"/>
     <w:multiLevelType w:val="hybridMultilevel"/>
     <w:tmpl w:val="BF94297A"/>
@@ -6155,7 +6004,7 @@
       </w:rPr>
     </w:lvl>
   </w:abstractNum>
-  <w:abstractNum w:abstractNumId="3" w15:restartNumberingAfterBreak="0">
+  <w:abstractNum w:abstractNumId="9" w15:restartNumberingAfterBreak="0">
     <w:nsid w:val="33417A09"/>
     <w:multiLevelType w:val="hybridMultilevel"/>
     <w:tmpl w:val="05A29504"/>
@@ -6268,7 +6117,346 @@
       </w:rPr>
     </w:lvl>
   </w:abstractNum>
-  <w:abstractNum w:abstractNumId="4" w15:restartNumberingAfterBreak="0">
+  <w:abstractNum w:abstractNumId="10" w15:restartNumberingAfterBreak="0">
+    <w:nsid w:val="33632246"/>
+    <w:multiLevelType w:val="hybridMultilevel"/>
+    <w:tmpl w:val="3C34034E"/>
+    <w:lvl w:ilvl="0" w:tplc="040E0001">
+      <w:start w:val="1"/>
+      <w:numFmt w:val="bullet"/>
+      <w:lvlText w:val=""/>
+      <w:lvlJc w:val="left"/>
+      <w:pPr>
+        <w:ind w:left="720" w:hanging="360"/>
+      </w:pPr>
+      <w:rPr>
+        <w:rFonts w:ascii="Symbol" w:hAnsi="Symbol" w:hint="default"/>
+      </w:rPr>
+    </w:lvl>
+    <w:lvl w:ilvl="1" w:tplc="040E0003" w:tentative="1">
+      <w:start w:val="1"/>
+      <w:numFmt w:val="bullet"/>
+      <w:lvlText w:val="o"/>
+      <w:lvlJc w:val="left"/>
+      <w:pPr>
+        <w:ind w:left="1440" w:hanging="360"/>
+      </w:pPr>
+      <w:rPr>
+        <w:rFonts w:ascii="Courier New" w:hAnsi="Courier New" w:cs="Courier New" w:hint="default"/>
+      </w:rPr>
+    </w:lvl>
+    <w:lvl w:ilvl="2" w:tplc="040E0005" w:tentative="1">
+      <w:start w:val="1"/>
+      <w:numFmt w:val="bullet"/>
+      <w:lvlText w:val=""/>
+      <w:lvlJc w:val="left"/>
+      <w:pPr>
+        <w:ind w:left="2160" w:hanging="360"/>
+      </w:pPr>
+      <w:rPr>
+        <w:rFonts w:ascii="Wingdings" w:hAnsi="Wingdings" w:hint="default"/>
+      </w:rPr>
+    </w:lvl>
+    <w:lvl w:ilvl="3" w:tplc="040E0001" w:tentative="1">
+      <w:start w:val="1"/>
+      <w:numFmt w:val="bullet"/>
+      <w:lvlText w:val=""/>
+      <w:lvlJc w:val="left"/>
+      <w:pPr>
+        <w:ind w:left="2880" w:hanging="360"/>
+      </w:pPr>
+      <w:rPr>
+        <w:rFonts w:ascii="Symbol" w:hAnsi="Symbol" w:hint="default"/>
+      </w:rPr>
+    </w:lvl>
+    <w:lvl w:ilvl="4" w:tplc="040E0003" w:tentative="1">
+      <w:start w:val="1"/>
+      <w:numFmt w:val="bullet"/>
+      <w:lvlText w:val="o"/>
+      <w:lvlJc w:val="left"/>
+      <w:pPr>
+        <w:ind w:left="3600" w:hanging="360"/>
+      </w:pPr>
+      <w:rPr>
+        <w:rFonts w:ascii="Courier New" w:hAnsi="Courier New" w:cs="Courier New" w:hint="default"/>
+      </w:rPr>
+    </w:lvl>
+    <w:lvl w:ilvl="5" w:tplc="040E0005" w:tentative="1">
+      <w:start w:val="1"/>
+      <w:numFmt w:val="bullet"/>
+      <w:lvlText w:val=""/>
+      <w:lvlJc w:val="left"/>
+      <w:pPr>
+        <w:ind w:left="4320" w:hanging="360"/>
+      </w:pPr>
+      <w:rPr>
+        <w:rFonts w:ascii="Wingdings" w:hAnsi="Wingdings" w:hint="default"/>
+      </w:rPr>
+    </w:lvl>
+    <w:lvl w:ilvl="6" w:tplc="040E0001" w:tentative="1">
+      <w:start w:val="1"/>
+      <w:numFmt w:val="bullet"/>
+      <w:lvlText w:val=""/>
+      <w:lvlJc w:val="left"/>
+      <w:pPr>
+        <w:ind w:left="5040" w:hanging="360"/>
+      </w:pPr>
+      <w:rPr>
+        <w:rFonts w:ascii="Symbol" w:hAnsi="Symbol" w:hint="default"/>
+      </w:rPr>
+    </w:lvl>
+    <w:lvl w:ilvl="7" w:tplc="040E0003" w:tentative="1">
+      <w:start w:val="1"/>
+      <w:numFmt w:val="bullet"/>
+      <w:lvlText w:val="o"/>
+      <w:lvlJc w:val="left"/>
+      <w:pPr>
+        <w:ind w:left="5760" w:hanging="360"/>
+      </w:pPr>
+      <w:rPr>
+        <w:rFonts w:ascii="Courier New" w:hAnsi="Courier New" w:cs="Courier New" w:hint="default"/>
+      </w:rPr>
+    </w:lvl>
+    <w:lvl w:ilvl="8" w:tplc="040E0005" w:tentative="1">
+      <w:start w:val="1"/>
+      <w:numFmt w:val="bullet"/>
+      <w:lvlText w:val=""/>
+      <w:lvlJc w:val="left"/>
+      <w:pPr>
+        <w:ind w:left="6480" w:hanging="360"/>
+      </w:pPr>
+      <w:rPr>
+        <w:rFonts w:ascii="Wingdings" w:hAnsi="Wingdings" w:hint="default"/>
+      </w:rPr>
+    </w:lvl>
+  </w:abstractNum>
+  <w:abstractNum w:abstractNumId="11" w15:restartNumberingAfterBreak="0">
+    <w:nsid w:val="388A48A7"/>
+    <w:multiLevelType w:val="hybridMultilevel"/>
+    <w:tmpl w:val="F098A508"/>
+    <w:lvl w:ilvl="0" w:tplc="040E0001">
+      <w:start w:val="1"/>
+      <w:numFmt w:val="bullet"/>
+      <w:lvlText w:val=""/>
+      <w:lvlJc w:val="left"/>
+      <w:pPr>
+        <w:ind w:left="720" w:hanging="360"/>
+      </w:pPr>
+      <w:rPr>
+        <w:rFonts w:ascii="Symbol" w:hAnsi="Symbol" w:hint="default"/>
+      </w:rPr>
+    </w:lvl>
+    <w:lvl w:ilvl="1" w:tplc="040E0003" w:tentative="1">
+      <w:start w:val="1"/>
+      <w:numFmt w:val="bullet"/>
+      <w:lvlText w:val="o"/>
+      <w:lvlJc w:val="left"/>
+      <w:pPr>
+        <w:ind w:left="1440" w:hanging="360"/>
+      </w:pPr>
+      <w:rPr>
+        <w:rFonts w:ascii="Courier New" w:hAnsi="Courier New" w:cs="Courier New" w:hint="default"/>
+      </w:rPr>
+    </w:lvl>
+    <w:lvl w:ilvl="2" w:tplc="040E0005" w:tentative="1">
+      <w:start w:val="1"/>
+      <w:numFmt w:val="bullet"/>
+      <w:lvlText w:val=""/>
+      <w:lvlJc w:val="left"/>
+      <w:pPr>
+        <w:ind w:left="2160" w:hanging="360"/>
+      </w:pPr>
+      <w:rPr>
+        <w:rFonts w:ascii="Wingdings" w:hAnsi="Wingdings" w:hint="default"/>
+      </w:rPr>
+    </w:lvl>
+    <w:lvl w:ilvl="3" w:tplc="040E0001" w:tentative="1">
+      <w:start w:val="1"/>
+      <w:numFmt w:val="bullet"/>
+      <w:lvlText w:val=""/>
+      <w:lvlJc w:val="left"/>
+      <w:pPr>
+        <w:ind w:left="2880" w:hanging="360"/>
+      </w:pPr>
+      <w:rPr>
+        <w:rFonts w:ascii="Symbol" w:hAnsi="Symbol" w:hint="default"/>
+      </w:rPr>
+    </w:lvl>
+    <w:lvl w:ilvl="4" w:tplc="040E0003" w:tentative="1">
+      <w:start w:val="1"/>
+      <w:numFmt w:val="bullet"/>
+      <w:lvlText w:val="o"/>
+      <w:lvlJc w:val="left"/>
+      <w:pPr>
+        <w:ind w:left="3600" w:hanging="360"/>
+      </w:pPr>
+      <w:rPr>
+        <w:rFonts w:ascii="Courier New" w:hAnsi="Courier New" w:cs="Courier New" w:hint="default"/>
+      </w:rPr>
+    </w:lvl>
+    <w:lvl w:ilvl="5" w:tplc="040E0005" w:tentative="1">
+      <w:start w:val="1"/>
+      <w:numFmt w:val="bullet"/>
+      <w:lvlText w:val=""/>
+      <w:lvlJc w:val="left"/>
+      <w:pPr>
+        <w:ind w:left="4320" w:hanging="360"/>
+      </w:pPr>
+      <w:rPr>
+        <w:rFonts w:ascii="Wingdings" w:hAnsi="Wingdings" w:hint="default"/>
+      </w:rPr>
+    </w:lvl>
+    <w:lvl w:ilvl="6" w:tplc="040E0001" w:tentative="1">
+      <w:start w:val="1"/>
+      <w:numFmt w:val="bullet"/>
+      <w:lvlText w:val=""/>
+      <w:lvlJc w:val="left"/>
+      <w:pPr>
+        <w:ind w:left="5040" w:hanging="360"/>
+      </w:pPr>
+      <w:rPr>
+        <w:rFonts w:ascii="Symbol" w:hAnsi="Symbol" w:hint="default"/>
+      </w:rPr>
+    </w:lvl>
+    <w:lvl w:ilvl="7" w:tplc="040E0003" w:tentative="1">
+      <w:start w:val="1"/>
+      <w:numFmt w:val="bullet"/>
+      <w:lvlText w:val="o"/>
+      <w:lvlJc w:val="left"/>
+      <w:pPr>
+        <w:ind w:left="5760" w:hanging="360"/>
+      </w:pPr>
+      <w:rPr>
+        <w:rFonts w:ascii="Courier New" w:hAnsi="Courier New" w:cs="Courier New" w:hint="default"/>
+      </w:rPr>
+    </w:lvl>
+    <w:lvl w:ilvl="8" w:tplc="040E0005" w:tentative="1">
+      <w:start w:val="1"/>
+      <w:numFmt w:val="bullet"/>
+      <w:lvlText w:val=""/>
+      <w:lvlJc w:val="left"/>
+      <w:pPr>
+        <w:ind w:left="6480" w:hanging="360"/>
+      </w:pPr>
+      <w:rPr>
+        <w:rFonts w:ascii="Wingdings" w:hAnsi="Wingdings" w:hint="default"/>
+      </w:rPr>
+    </w:lvl>
+  </w:abstractNum>
+  <w:abstractNum w:abstractNumId="12" w15:restartNumberingAfterBreak="0">
+    <w:nsid w:val="49A63171"/>
+    <w:multiLevelType w:val="hybridMultilevel"/>
+    <w:tmpl w:val="E92E2D70"/>
+    <w:lvl w:ilvl="0" w:tplc="040E0001">
+      <w:start w:val="1"/>
+      <w:numFmt w:val="bullet"/>
+      <w:lvlText w:val=""/>
+      <w:lvlJc w:val="left"/>
+      <w:pPr>
+        <w:ind w:left="720" w:hanging="360"/>
+      </w:pPr>
+      <w:rPr>
+        <w:rFonts w:ascii="Symbol" w:hAnsi="Symbol" w:hint="default"/>
+      </w:rPr>
+    </w:lvl>
+    <w:lvl w:ilvl="1" w:tplc="040E0003" w:tentative="1">
+      <w:start w:val="1"/>
+      <w:numFmt w:val="bullet"/>
+      <w:lvlText w:val="o"/>
+      <w:lvlJc w:val="left"/>
+      <w:pPr>
+        <w:ind w:left="1440" w:hanging="360"/>
+      </w:pPr>
+      <w:rPr>
+        <w:rFonts w:ascii="Courier New" w:hAnsi="Courier New" w:cs="Courier New" w:hint="default"/>
+      </w:rPr>
+    </w:lvl>
+    <w:lvl w:ilvl="2" w:tplc="040E0005" w:tentative="1">
+      <w:start w:val="1"/>
+      <w:numFmt w:val="bullet"/>
+      <w:lvlText w:val=""/>
+      <w:lvlJc w:val="left"/>
+      <w:pPr>
+        <w:ind w:left="2160" w:hanging="360"/>
+      </w:pPr>
+      <w:rPr>
+        <w:rFonts w:ascii="Wingdings" w:hAnsi="Wingdings" w:hint="default"/>
+      </w:rPr>
+    </w:lvl>
+    <w:lvl w:ilvl="3" w:tplc="040E0001" w:tentative="1">
+      <w:start w:val="1"/>
+      <w:numFmt w:val="bullet"/>
+      <w:lvlText w:val=""/>
+      <w:lvlJc w:val="left"/>
+      <w:pPr>
+        <w:ind w:left="2880" w:hanging="360"/>
+      </w:pPr>
+      <w:rPr>
+        <w:rFonts w:ascii="Symbol" w:hAnsi="Symbol" w:hint="default"/>
+      </w:rPr>
+    </w:lvl>
+    <w:lvl w:ilvl="4" w:tplc="040E0003" w:tentative="1">
+      <w:start w:val="1"/>
+      <w:numFmt w:val="bullet"/>
+      <w:lvlText w:val="o"/>
+      <w:lvlJc w:val="left"/>
+      <w:pPr>
+        <w:ind w:left="3600" w:hanging="360"/>
+      </w:pPr>
+      <w:rPr>
+        <w:rFonts w:ascii="Courier New" w:hAnsi="Courier New" w:cs="Courier New" w:hint="default"/>
+      </w:rPr>
+    </w:lvl>
+    <w:lvl w:ilvl="5" w:tplc="040E0005" w:tentative="1">
+      <w:start w:val="1"/>
+      <w:numFmt w:val="bullet"/>
+      <w:lvlText w:val=""/>
+      <w:lvlJc w:val="left"/>
+      <w:pPr>
+        <w:ind w:left="4320" w:hanging="360"/>
+      </w:pPr>
+      <w:rPr>
+        <w:rFonts w:ascii="Wingdings" w:hAnsi="Wingdings" w:hint="default"/>
+      </w:rPr>
+    </w:lvl>
+    <w:lvl w:ilvl="6" w:tplc="040E0001" w:tentative="1">
+      <w:start w:val="1"/>
+      <w:numFmt w:val="bullet"/>
+      <w:lvlText w:val=""/>
+      <w:lvlJc w:val="left"/>
+      <w:pPr>
+        <w:ind w:left="5040" w:hanging="360"/>
+      </w:pPr>
+      <w:rPr>
+        <w:rFonts w:ascii="Symbol" w:hAnsi="Symbol" w:hint="default"/>
+      </w:rPr>
+    </w:lvl>
+    <w:lvl w:ilvl="7" w:tplc="040E0003" w:tentative="1">
+      <w:start w:val="1"/>
+      <w:numFmt w:val="bullet"/>
+      <w:lvlText w:val="o"/>
+      <w:lvlJc w:val="left"/>
+      <w:pPr>
+        <w:ind w:left="5760" w:hanging="360"/>
+      </w:pPr>
+      <w:rPr>
+        <w:rFonts w:ascii="Courier New" w:hAnsi="Courier New" w:cs="Courier New" w:hint="default"/>
+      </w:rPr>
+    </w:lvl>
+    <w:lvl w:ilvl="8" w:tplc="040E0005" w:tentative="1">
+      <w:start w:val="1"/>
+      <w:numFmt w:val="bullet"/>
+      <w:lvlText w:val=""/>
+      <w:lvlJc w:val="left"/>
+      <w:pPr>
+        <w:ind w:left="6480" w:hanging="360"/>
+      </w:pPr>
+      <w:rPr>
+        <w:rFonts w:ascii="Wingdings" w:hAnsi="Wingdings" w:hint="default"/>
+      </w:rPr>
+    </w:lvl>
+  </w:abstractNum>
+  <w:abstractNum w:abstractNumId="13" w15:restartNumberingAfterBreak="0">
     <w:nsid w:val="4CFD414A"/>
     <w:multiLevelType w:val="multilevel"/>
     <w:tmpl w:val="068A3C1E"/>
@@ -6417,7 +6605,7 @@
       </w:rPr>
     </w:lvl>
   </w:abstractNum>
-  <w:abstractNum w:abstractNumId="5" w15:restartNumberingAfterBreak="0">
+  <w:abstractNum w:abstractNumId="14" w15:restartNumberingAfterBreak="0">
     <w:nsid w:val="603815AA"/>
     <w:multiLevelType w:val="hybridMultilevel"/>
     <w:tmpl w:val="8AF09E54"/>
@@ -6530,7 +6718,7 @@
       </w:rPr>
     </w:lvl>
   </w:abstractNum>
-  <w:abstractNum w:abstractNumId="6" w15:restartNumberingAfterBreak="0">
+  <w:abstractNum w:abstractNumId="15" w15:restartNumberingAfterBreak="0">
     <w:nsid w:val="65E95DCD"/>
     <w:multiLevelType w:val="multilevel"/>
     <w:tmpl w:val="77EE7C28"/>
@@ -6679,7 +6867,7 @@
       </w:rPr>
     </w:lvl>
   </w:abstractNum>
-  <w:abstractNum w:abstractNumId="7" w15:restartNumberingAfterBreak="0">
+  <w:abstractNum w:abstractNumId="16" w15:restartNumberingAfterBreak="0">
     <w:nsid w:val="691340D9"/>
     <w:multiLevelType w:val="hybridMultilevel"/>
     <w:tmpl w:val="FC444F14"/>
@@ -6792,35 +6980,294 @@
       </w:rPr>
     </w:lvl>
   </w:abstractNum>
+  <w:abstractNum w:abstractNumId="17" w15:restartNumberingAfterBreak="0">
+    <w:nsid w:val="6AD66716"/>
+    <w:multiLevelType w:val="hybridMultilevel"/>
+    <w:tmpl w:val="E9E69D62"/>
+    <w:lvl w:ilvl="0" w:tplc="040E0001">
+      <w:start w:val="1"/>
+      <w:numFmt w:val="bullet"/>
+      <w:lvlText w:val=""/>
+      <w:lvlJc w:val="left"/>
+      <w:pPr>
+        <w:ind w:left="720" w:hanging="360"/>
+      </w:pPr>
+      <w:rPr>
+        <w:rFonts w:ascii="Symbol" w:hAnsi="Symbol" w:hint="default"/>
+      </w:rPr>
+    </w:lvl>
+    <w:lvl w:ilvl="1" w:tplc="040E0003" w:tentative="1">
+      <w:start w:val="1"/>
+      <w:numFmt w:val="bullet"/>
+      <w:lvlText w:val="o"/>
+      <w:lvlJc w:val="left"/>
+      <w:pPr>
+        <w:ind w:left="1440" w:hanging="360"/>
+      </w:pPr>
+      <w:rPr>
+        <w:rFonts w:ascii="Courier New" w:hAnsi="Courier New" w:cs="Courier New" w:hint="default"/>
+      </w:rPr>
+    </w:lvl>
+    <w:lvl w:ilvl="2" w:tplc="040E0005" w:tentative="1">
+      <w:start w:val="1"/>
+      <w:numFmt w:val="bullet"/>
+      <w:lvlText w:val=""/>
+      <w:lvlJc w:val="left"/>
+      <w:pPr>
+        <w:ind w:left="2160" w:hanging="360"/>
+      </w:pPr>
+      <w:rPr>
+        <w:rFonts w:ascii="Wingdings" w:hAnsi="Wingdings" w:hint="default"/>
+      </w:rPr>
+    </w:lvl>
+    <w:lvl w:ilvl="3" w:tplc="040E0001" w:tentative="1">
+      <w:start w:val="1"/>
+      <w:numFmt w:val="bullet"/>
+      <w:lvlText w:val=""/>
+      <w:lvlJc w:val="left"/>
+      <w:pPr>
+        <w:ind w:left="2880" w:hanging="360"/>
+      </w:pPr>
+      <w:rPr>
+        <w:rFonts w:ascii="Symbol" w:hAnsi="Symbol" w:hint="default"/>
+      </w:rPr>
+    </w:lvl>
+    <w:lvl w:ilvl="4" w:tplc="040E0003" w:tentative="1">
+      <w:start w:val="1"/>
+      <w:numFmt w:val="bullet"/>
+      <w:lvlText w:val="o"/>
+      <w:lvlJc w:val="left"/>
+      <w:pPr>
+        <w:ind w:left="3600" w:hanging="360"/>
+      </w:pPr>
+      <w:rPr>
+        <w:rFonts w:ascii="Courier New" w:hAnsi="Courier New" w:cs="Courier New" w:hint="default"/>
+      </w:rPr>
+    </w:lvl>
+    <w:lvl w:ilvl="5" w:tplc="040E0005" w:tentative="1">
+      <w:start w:val="1"/>
+      <w:numFmt w:val="bullet"/>
+      <w:lvlText w:val=""/>
+      <w:lvlJc w:val="left"/>
+      <w:pPr>
+        <w:ind w:left="4320" w:hanging="360"/>
+      </w:pPr>
+      <w:rPr>
+        <w:rFonts w:ascii="Wingdings" w:hAnsi="Wingdings" w:hint="default"/>
+      </w:rPr>
+    </w:lvl>
+    <w:lvl w:ilvl="6" w:tplc="040E0001" w:tentative="1">
+      <w:start w:val="1"/>
+      <w:numFmt w:val="bullet"/>
+      <w:lvlText w:val=""/>
+      <w:lvlJc w:val="left"/>
+      <w:pPr>
+        <w:ind w:left="5040" w:hanging="360"/>
+      </w:pPr>
+      <w:rPr>
+        <w:rFonts w:ascii="Symbol" w:hAnsi="Symbol" w:hint="default"/>
+      </w:rPr>
+    </w:lvl>
+    <w:lvl w:ilvl="7" w:tplc="040E0003" w:tentative="1">
+      <w:start w:val="1"/>
+      <w:numFmt w:val="bullet"/>
+      <w:lvlText w:val="o"/>
+      <w:lvlJc w:val="left"/>
+      <w:pPr>
+        <w:ind w:left="5760" w:hanging="360"/>
+      </w:pPr>
+      <w:rPr>
+        <w:rFonts w:ascii="Courier New" w:hAnsi="Courier New" w:cs="Courier New" w:hint="default"/>
+      </w:rPr>
+    </w:lvl>
+    <w:lvl w:ilvl="8" w:tplc="040E0005" w:tentative="1">
+      <w:start w:val="1"/>
+      <w:numFmt w:val="bullet"/>
+      <w:lvlText w:val=""/>
+      <w:lvlJc w:val="left"/>
+      <w:pPr>
+        <w:ind w:left="6480" w:hanging="360"/>
+      </w:pPr>
+      <w:rPr>
+        <w:rFonts w:ascii="Wingdings" w:hAnsi="Wingdings" w:hint="default"/>
+      </w:rPr>
+    </w:lvl>
+  </w:abstractNum>
+  <w:abstractNum w:abstractNumId="18" w15:restartNumberingAfterBreak="0">
+    <w:nsid w:val="7C366CEB"/>
+    <w:multiLevelType w:val="hybridMultilevel"/>
+    <w:tmpl w:val="A07E7A64"/>
+    <w:lvl w:ilvl="0" w:tplc="040E0001">
+      <w:start w:val="1"/>
+      <w:numFmt w:val="bullet"/>
+      <w:lvlText w:val=""/>
+      <w:lvlJc w:val="left"/>
+      <w:pPr>
+        <w:ind w:left="720" w:hanging="360"/>
+      </w:pPr>
+      <w:rPr>
+        <w:rFonts w:ascii="Symbol" w:hAnsi="Symbol" w:hint="default"/>
+      </w:rPr>
+    </w:lvl>
+    <w:lvl w:ilvl="1" w:tplc="040E0003" w:tentative="1">
+      <w:start w:val="1"/>
+      <w:numFmt w:val="bullet"/>
+      <w:lvlText w:val="o"/>
+      <w:lvlJc w:val="left"/>
+      <w:pPr>
+        <w:ind w:left="1440" w:hanging="360"/>
+      </w:pPr>
+      <w:rPr>
+        <w:rFonts w:ascii="Courier New" w:hAnsi="Courier New" w:cs="Courier New" w:hint="default"/>
+      </w:rPr>
+    </w:lvl>
+    <w:lvl w:ilvl="2" w:tplc="040E0005" w:tentative="1">
+      <w:start w:val="1"/>
+      <w:numFmt w:val="bullet"/>
+      <w:lvlText w:val=""/>
+      <w:lvlJc w:val="left"/>
+      <w:pPr>
+        <w:ind w:left="2160" w:hanging="360"/>
+      </w:pPr>
+      <w:rPr>
+        <w:rFonts w:ascii="Wingdings" w:hAnsi="Wingdings" w:hint="default"/>
+      </w:rPr>
+    </w:lvl>
+    <w:lvl w:ilvl="3" w:tplc="040E0001" w:tentative="1">
+      <w:start w:val="1"/>
+      <w:numFmt w:val="bullet"/>
+      <w:lvlText w:val=""/>
+      <w:lvlJc w:val="left"/>
+      <w:pPr>
+        <w:ind w:left="2880" w:hanging="360"/>
+      </w:pPr>
+      <w:rPr>
+        <w:rFonts w:ascii="Symbol" w:hAnsi="Symbol" w:hint="default"/>
+      </w:rPr>
+    </w:lvl>
+    <w:lvl w:ilvl="4" w:tplc="040E0003" w:tentative="1">
+      <w:start w:val="1"/>
+      <w:numFmt w:val="bullet"/>
+      <w:lvlText w:val="o"/>
+      <w:lvlJc w:val="left"/>
+      <w:pPr>
+        <w:ind w:left="3600" w:hanging="360"/>
+      </w:pPr>
+      <w:rPr>
+        <w:rFonts w:ascii="Courier New" w:hAnsi="Courier New" w:cs="Courier New" w:hint="default"/>
+      </w:rPr>
+    </w:lvl>
+    <w:lvl w:ilvl="5" w:tplc="040E0005" w:tentative="1">
+      <w:start w:val="1"/>
+      <w:numFmt w:val="bullet"/>
+      <w:lvlText w:val=""/>
+      <w:lvlJc w:val="left"/>
+      <w:pPr>
+        <w:ind w:left="4320" w:hanging="360"/>
+      </w:pPr>
+      <w:rPr>
+        <w:rFonts w:ascii="Wingdings" w:hAnsi="Wingdings" w:hint="default"/>
+      </w:rPr>
+    </w:lvl>
+    <w:lvl w:ilvl="6" w:tplc="040E0001" w:tentative="1">
+      <w:start w:val="1"/>
+      <w:numFmt w:val="bullet"/>
+      <w:lvlText w:val=""/>
+      <w:lvlJc w:val="left"/>
+      <w:pPr>
+        <w:ind w:left="5040" w:hanging="360"/>
+      </w:pPr>
+      <w:rPr>
+        <w:rFonts w:ascii="Symbol" w:hAnsi="Symbol" w:hint="default"/>
+      </w:rPr>
+    </w:lvl>
+    <w:lvl w:ilvl="7" w:tplc="040E0003" w:tentative="1">
+      <w:start w:val="1"/>
+      <w:numFmt w:val="bullet"/>
+      <w:lvlText w:val="o"/>
+      <w:lvlJc w:val="left"/>
+      <w:pPr>
+        <w:ind w:left="5760" w:hanging="360"/>
+      </w:pPr>
+      <w:rPr>
+        <w:rFonts w:ascii="Courier New" w:hAnsi="Courier New" w:cs="Courier New" w:hint="default"/>
+      </w:rPr>
+    </w:lvl>
+    <w:lvl w:ilvl="8" w:tplc="040E0005" w:tentative="1">
+      <w:start w:val="1"/>
+      <w:numFmt w:val="bullet"/>
+      <w:lvlText w:val=""/>
+      <w:lvlJc w:val="left"/>
+      <w:pPr>
+        <w:ind w:left="6480" w:hanging="360"/>
+      </w:pPr>
+      <w:rPr>
+        <w:rFonts w:ascii="Wingdings" w:hAnsi="Wingdings" w:hint="default"/>
+      </w:rPr>
+    </w:lvl>
+  </w:abstractNum>
   <w:num w:numId="1">
+    <w:abstractNumId w:val="9"/>
+  </w:num>
+  <w:num w:numId="2">
+    <w:abstractNumId w:val="15"/>
+  </w:num>
+  <w:num w:numId="3">
+    <w:abstractNumId w:val="16"/>
+  </w:num>
+  <w:num w:numId="4">
+    <w:abstractNumId w:val="14"/>
+  </w:num>
+  <w:num w:numId="5">
+    <w:abstractNumId w:val="8"/>
+  </w:num>
+  <w:num w:numId="6">
+    <w:abstractNumId w:val="7"/>
+  </w:num>
+  <w:num w:numId="7">
+    <w:abstractNumId w:val="2"/>
+  </w:num>
+  <w:num w:numId="8">
+    <w:abstractNumId w:val="13"/>
+  </w:num>
+  <w:num w:numId="9">
+    <w:abstractNumId w:val="17"/>
+  </w:num>
+  <w:num w:numId="10">
+    <w:abstractNumId w:val="0"/>
+  </w:num>
+  <w:num w:numId="11">
+    <w:abstractNumId w:val="6"/>
+  </w:num>
+  <w:num w:numId="12">
+    <w:abstractNumId w:val="4"/>
+  </w:num>
+  <w:num w:numId="13">
+    <w:abstractNumId w:val="18"/>
+  </w:num>
+  <w:num w:numId="14">
+    <w:abstractNumId w:val="11"/>
+  </w:num>
+  <w:num w:numId="15">
     <w:abstractNumId w:val="3"/>
   </w:num>
-  <w:num w:numId="2">
-    <w:abstractNumId w:val="6"/>
-  </w:num>
-  <w:num w:numId="3">
-    <w:abstractNumId w:val="7"/>
-  </w:num>
-  <w:num w:numId="4">
-    <w:abstractNumId w:val="5"/>
-  </w:num>
-  <w:num w:numId="5">
-    <w:abstractNumId w:val="2"/>
-  </w:num>
-  <w:num w:numId="6">
+  <w:num w:numId="16">
     <w:abstractNumId w:val="1"/>
   </w:num>
-  <w:num w:numId="7">
-    <w:abstractNumId w:val="0"/>
+  <w:num w:numId="17">
+    <w:abstractNumId w:val="10"/>
   </w:num>
-  <w:num w:numId="8">
-    <w:abstractNumId w:val="4"/>
+  <w:num w:numId="18">
+    <w:abstractNumId w:val="12"/>
+  </w:num>
+  <w:num w:numId="19">
+    <w:abstractNumId w:val="5"/>
   </w:num>
 </w:numbering>
 </file>
 
 <file path=word/styles.xml><?xml version="1.0" encoding="utf-8"?>
-<w:styles xmlns:mc="http://schemas.openxmlformats.org/markup-compatibility/2006" xmlns:r="http://schemas.openxmlformats.org/officeDocument/2006/relationships" xmlns:w="http://schemas.openxmlformats.org/wordprocessingml/2006/main" xmlns:w14="http://schemas.microsoft.com/office/word/2010/wordml" xmlns:w15="http://schemas.microsoft.com/office/word/2012/wordml" xmlns:w16se="http://schemas.microsoft.com/office/word/2015/wordml/symex" mc:Ignorable="w14 w15 w16se">
+<w:styles xmlns:mc="http://schemas.openxmlformats.org/markup-compatibility/2006" xmlns:r="http://schemas.openxmlformats.org/officeDocument/2006/relationships" xmlns:w="http://schemas.openxmlformats.org/wordprocessingml/2006/main" xmlns:w14="http://schemas.microsoft.com/office/word/2010/wordml" xmlns:w15="http://schemas.microsoft.com/office/word/2012/wordml" xmlns:w16cid="http://schemas.microsoft.com/office/word/2016/wordml/cid" xmlns:w16se="http://schemas.microsoft.com/office/word/2015/wordml/symex" mc:Ignorable="w14 w15 w16se w16cid">
   <w:docDefaults>
     <w:rPrDefault>
       <w:rPr>
@@ -6836,7 +7283,7 @@
       </w:pPr>
     </w:pPrDefault>
   </w:docDefaults>
-  <w:latentStyles w:defLockedState="0" w:defUIPriority="99" w:defSemiHidden="0" w:defUnhideWhenUsed="0" w:defQFormat="0" w:count="371">
+  <w:latentStyles w:defLockedState="0" w:defUIPriority="99" w:defSemiHidden="0" w:defUnhideWhenUsed="0" w:defQFormat="0" w:count="375">
     <w:lsdException w:name="Normal" w:uiPriority="0" w:qFormat="1"/>
     <w:lsdException w:name="heading 1" w:uiPriority="9" w:qFormat="1"/>
     <w:lsdException w:name="heading 2" w:semiHidden="1" w:uiPriority="9" w:unhideWhenUsed="1" w:qFormat="1"/>
@@ -6942,7 +7389,6 @@
     <w:lsdException w:name="HTML Sample" w:semiHidden="1" w:unhideWhenUsed="1"/>
     <w:lsdException w:name="HTML Typewriter" w:semiHidden="1" w:unhideWhenUsed="1"/>
     <w:lsdException w:name="HTML Variable" w:semiHidden="1" w:unhideWhenUsed="1"/>
-    <w:lsdException w:name="Normal Table" w:semiHidden="1" w:unhideWhenUsed="1"/>
     <w:lsdException w:name="annotation subject" w:semiHidden="1" w:unhideWhenUsed="1"/>
     <w:lsdException w:name="No List" w:semiHidden="1" w:unhideWhenUsed="1"/>
     <w:lsdException w:name="Outline List 1" w:semiHidden="1" w:unhideWhenUsed="1"/>
@@ -6986,10 +7432,8 @@
     <w:lsdException w:name="Table Elegant" w:semiHidden="1" w:unhideWhenUsed="1"/>
     <w:lsdException w:name="Table Professional" w:semiHidden="1" w:unhideWhenUsed="1"/>
     <w:lsdException w:name="Table Subtle 1" w:semiHidden="1" w:unhideWhenUsed="1"/>
-    <w:lsdException w:name="Table Subtle 2" w:semiHidden="1" w:unhideWhenUsed="1"/>
     <w:lsdException w:name="Table Web 1" w:semiHidden="1" w:unhideWhenUsed="1"/>
     <w:lsdException w:name="Table Web 2" w:semiHidden="1" w:unhideWhenUsed="1"/>
-    <w:lsdException w:name="Table Web 3" w:semiHidden="1" w:unhideWhenUsed="1"/>
     <w:lsdException w:name="Balloon Text" w:semiHidden="1" w:unhideWhenUsed="1"/>
     <w:lsdException w:name="Table Grid" w:uiPriority="39"/>
     <w:lsdException w:name="Table Theme" w:semiHidden="1" w:unhideWhenUsed="1"/>
@@ -7208,6 +7652,10 @@
     <w:lsdException w:name="List Table 5 Dark Accent 6" w:uiPriority="50"/>
     <w:lsdException w:name="List Table 6 Colorful Accent 6" w:uiPriority="51"/>
     <w:lsdException w:name="List Table 7 Colorful Accent 6" w:uiPriority="52"/>
+    <w:lsdException w:name="Mention" w:semiHidden="1" w:unhideWhenUsed="1"/>
+    <w:lsdException w:name="Smart Hyperlink" w:semiHidden="1" w:unhideWhenUsed="1"/>
+    <w:lsdException w:name="Hashtag" w:semiHidden="1" w:unhideWhenUsed="1"/>
+    <w:lsdException w:name="Unresolved Mention" w:semiHidden="1" w:unhideWhenUsed="1"/>
   </w:latentStyles>
   <w:style w:type="paragraph" w:default="1" w:styleId="Norml">
     <w:name w:val="Normal"/>
@@ -7896,7 +8344,7 @@
 </file>
 
 <file path=customXml/itemProps1.xml><?xml version="1.0" encoding="utf-8"?>
-<ds:datastoreItem xmlns:ds="http://schemas.openxmlformats.org/officeDocument/2006/customXml" ds:itemID="{6745562D-231F-451B-970D-46CEF873C231}">
+<ds:datastoreItem xmlns:ds="http://schemas.openxmlformats.org/officeDocument/2006/customXml" ds:itemID="{23245DD5-0049-4CD8-A2F3-DAECB0C8AC6C}">
   <ds:schemaRefs>
     <ds:schemaRef ds:uri="http://schemas.openxmlformats.org/officeDocument/2006/bibliography"/>
   </ds:schemaRefs>

--- a/Dokumentacio.docx
+++ b/Dokumentacio.docx
@@ -3406,10 +3406,18 @@
           <w:szCs w:val="24"/>
           <w:lang w:eastAsia="hu-HU"/>
         </w:rPr>
-        <w:t>kom</w:t>
-      </w:r>
-      <w:bookmarkStart w:id="3" w:name="_GoBack"/>
-      <w:bookmarkEnd w:id="3"/>
+        <w:t>komment</w:t>
+      </w:r>
+      <w:r>
+        <w:rPr>
+          <w:rFonts w:eastAsia="Times New Roman" w:cs="Times New Roman"/>
+          <w:color w:val="auto"/>
+          <w:szCs w:val="24"/>
+          <w:lang w:eastAsia="hu-HU"/>
+        </w:rPr>
+        <w:t xml:space="preserve"> tartozhat, így a </w:t>
+      </w:r>
+      <w:proofErr w:type="spellStart"/>
       <w:r>
         <w:rPr>
           <w:rFonts w:eastAsia="Times New Roman" w:cs="Times New Roman"/>
@@ -3418,8 +3426,9 @@
           <w:szCs w:val="24"/>
           <w:lang w:eastAsia="hu-HU"/>
         </w:rPr>
-        <w:t>ment</w:t>
-      </w:r>
+        <w:t>posts</w:t>
+      </w:r>
+      <w:proofErr w:type="spellEnd"/>
       <w:r>
         <w:rPr>
           <w:rFonts w:eastAsia="Times New Roman" w:cs="Times New Roman"/>
@@ -3427,7 +3436,7 @@
           <w:szCs w:val="24"/>
           <w:lang w:eastAsia="hu-HU"/>
         </w:rPr>
-        <w:t xml:space="preserve"> tartozhat, így a </w:t>
+        <w:t xml:space="preserve"> és </w:t>
       </w:r>
       <w:proofErr w:type="spellStart"/>
       <w:r>
@@ -3438,7 +3447,7 @@
           <w:szCs w:val="24"/>
           <w:lang w:eastAsia="hu-HU"/>
         </w:rPr>
-        <w:t>posts</w:t>
+        <w:t>comments</w:t>
       </w:r>
       <w:proofErr w:type="spellEnd"/>
       <w:r>
@@ -3448,9 +3457,8 @@
           <w:szCs w:val="24"/>
           <w:lang w:eastAsia="hu-HU"/>
         </w:rPr>
-        <w:t xml:space="preserve"> és </w:t>
-      </w:r>
-      <w:proofErr w:type="spellStart"/>
+        <w:t xml:space="preserve"> táblák között szintén </w:t>
+      </w:r>
       <w:r>
         <w:rPr>
           <w:rFonts w:eastAsia="Times New Roman" w:cs="Times New Roman"/>
@@ -3459,17 +3467,7 @@
           <w:szCs w:val="24"/>
           <w:lang w:eastAsia="hu-HU"/>
         </w:rPr>
-        <w:t>comments</w:t>
-      </w:r>
-      <w:proofErr w:type="spellEnd"/>
-      <w:r>
-        <w:rPr>
-          <w:rFonts w:eastAsia="Times New Roman" w:cs="Times New Roman"/>
-          <w:color w:val="auto"/>
-          <w:szCs w:val="24"/>
-          <w:lang w:eastAsia="hu-HU"/>
-        </w:rPr>
-        <w:t xml:space="preserve"> táblák között szintén </w:t>
+        <w:t xml:space="preserve">1:N </w:t>
       </w:r>
       <w:r>
         <w:rPr>
@@ -3479,7 +3477,17 @@
           <w:szCs w:val="24"/>
           <w:lang w:eastAsia="hu-HU"/>
         </w:rPr>
-        <w:t xml:space="preserve">1:N </w:t>
+        <w:lastRenderedPageBreak/>
+        <w:t>kapcsolat</w:t>
+      </w:r>
+      <w:r>
+        <w:rPr>
+          <w:rFonts w:eastAsia="Times New Roman" w:cs="Times New Roman"/>
+          <w:color w:val="auto"/>
+          <w:szCs w:val="24"/>
+          <w:lang w:eastAsia="hu-HU"/>
+        </w:rPr>
+        <w:t xml:space="preserve"> található, míg egy felhasználó több kommentet is írhat. A bejegyzések </w:t>
       </w:r>
       <w:r>
         <w:rPr>
@@ -3489,8 +3497,7 @@
           <w:szCs w:val="24"/>
           <w:lang w:eastAsia="hu-HU"/>
         </w:rPr>
-        <w:lastRenderedPageBreak/>
-        <w:t>kapcsolat</w:t>
+        <w:t>kategóriákhoz</w:t>
       </w:r>
       <w:r>
         <w:rPr>
@@ -3499,8 +3506,9 @@
           <w:szCs w:val="24"/>
           <w:lang w:eastAsia="hu-HU"/>
         </w:rPr>
-        <w:t xml:space="preserve"> található, míg egy felhasználó több kommentet is írhat. A bejegyzések </w:t>
-      </w:r>
+        <w:t xml:space="preserve"> tartoznak, ezért a </w:t>
+      </w:r>
+      <w:proofErr w:type="spellStart"/>
       <w:r>
         <w:rPr>
           <w:rFonts w:eastAsia="Times New Roman" w:cs="Times New Roman"/>
@@ -3509,8 +3517,9 @@
           <w:szCs w:val="24"/>
           <w:lang w:eastAsia="hu-HU"/>
         </w:rPr>
-        <w:t>kategóriákhoz</w:t>
-      </w:r>
+        <w:t>categories</w:t>
+      </w:r>
+      <w:proofErr w:type="spellEnd"/>
       <w:r>
         <w:rPr>
           <w:rFonts w:eastAsia="Times New Roman" w:cs="Times New Roman"/>
@@ -3518,7 +3527,7 @@
           <w:szCs w:val="24"/>
           <w:lang w:eastAsia="hu-HU"/>
         </w:rPr>
-        <w:t xml:space="preserve"> tartoznak, ezért a </w:t>
+        <w:t xml:space="preserve"> és </w:t>
       </w:r>
       <w:proofErr w:type="spellStart"/>
       <w:r>
@@ -3529,7 +3538,7 @@
           <w:szCs w:val="24"/>
           <w:lang w:eastAsia="hu-HU"/>
         </w:rPr>
-        <w:t>categories</w:t>
+        <w:t>posts</w:t>
       </w:r>
       <w:proofErr w:type="spellEnd"/>
       <w:r>
@@ -3539,9 +3548,8 @@
           <w:szCs w:val="24"/>
           <w:lang w:eastAsia="hu-HU"/>
         </w:rPr>
-        <w:t xml:space="preserve"> és </w:t>
-      </w:r>
-      <w:proofErr w:type="spellStart"/>
+        <w:t xml:space="preserve"> táblák között </w:t>
+      </w:r>
       <w:r>
         <w:rPr>
           <w:rFonts w:eastAsia="Times New Roman" w:cs="Times New Roman"/>
@@ -3550,9 +3558,8 @@
           <w:szCs w:val="24"/>
           <w:lang w:eastAsia="hu-HU"/>
         </w:rPr>
-        <w:t>posts</w:t>
-      </w:r>
-      <w:proofErr w:type="spellEnd"/>
+        <w:t>1:N kapcsolat</w:t>
+      </w:r>
       <w:r>
         <w:rPr>
           <w:rFonts w:eastAsia="Times New Roman" w:cs="Times New Roman"/>
@@ -3560,8 +3567,28 @@
           <w:szCs w:val="24"/>
           <w:lang w:eastAsia="hu-HU"/>
         </w:rPr>
-        <w:t xml:space="preserve"> táblák között </w:t>
-      </w:r>
+        <w:t xml:space="preserve"> van.</w:t>
+      </w:r>
+    </w:p>
+    <w:p>
+      <w:pPr>
+        <w:rPr>
+          <w:rFonts w:eastAsia="Times New Roman" w:cs="Times New Roman"/>
+          <w:color w:val="auto"/>
+          <w:szCs w:val="24"/>
+          <w:lang w:eastAsia="hu-HU"/>
+        </w:rPr>
+      </w:pPr>
+      <w:r>
+        <w:rPr>
+          <w:rFonts w:eastAsia="Times New Roman" w:cs="Times New Roman"/>
+          <w:color w:val="auto"/>
+          <w:szCs w:val="24"/>
+          <w:lang w:eastAsia="hu-HU"/>
+        </w:rPr>
+        <w:t xml:space="preserve">A felhasználók kedvelhetik a bejegyzéseket, amelyet a </w:t>
+      </w:r>
+      <w:proofErr w:type="spellStart"/>
       <w:r>
         <w:rPr>
           <w:rFonts w:eastAsia="Times New Roman" w:cs="Times New Roman"/>
@@ -3570,8 +3597,9 @@
           <w:szCs w:val="24"/>
           <w:lang w:eastAsia="hu-HU"/>
         </w:rPr>
-        <w:t>1:N kapcsolat</w:t>
-      </w:r>
+        <w:t>likes</w:t>
+      </w:r>
+      <w:proofErr w:type="spellEnd"/>
       <w:r>
         <w:rPr>
           <w:rFonts w:eastAsia="Times New Roman" w:cs="Times New Roman"/>
@@ -3579,28 +3607,8 @@
           <w:szCs w:val="24"/>
           <w:lang w:eastAsia="hu-HU"/>
         </w:rPr>
-        <w:t xml:space="preserve"> van.</w:t>
-      </w:r>
-    </w:p>
-    <w:p>
-      <w:pPr>
-        <w:rPr>
-          <w:rFonts w:eastAsia="Times New Roman" w:cs="Times New Roman"/>
-          <w:color w:val="auto"/>
-          <w:szCs w:val="24"/>
-          <w:lang w:eastAsia="hu-HU"/>
-        </w:rPr>
-      </w:pPr>
-      <w:r>
-        <w:rPr>
-          <w:rFonts w:eastAsia="Times New Roman" w:cs="Times New Roman"/>
-          <w:color w:val="auto"/>
-          <w:szCs w:val="24"/>
-          <w:lang w:eastAsia="hu-HU"/>
-        </w:rPr>
-        <w:t xml:space="preserve">A felhasználók kedvelhetik a bejegyzéseket, amelyet a </w:t>
-      </w:r>
-      <w:proofErr w:type="spellStart"/>
+        <w:t xml:space="preserve"> kapcsolótábla rögzít. Ez egy </w:t>
+      </w:r>
       <w:r>
         <w:rPr>
           <w:rFonts w:eastAsia="Times New Roman" w:cs="Times New Roman"/>
@@ -3609,9 +3617,8 @@
           <w:szCs w:val="24"/>
           <w:lang w:eastAsia="hu-HU"/>
         </w:rPr>
-        <w:t>likes</w:t>
-      </w:r>
-      <w:proofErr w:type="spellEnd"/>
+        <w:t>N:N kapcsolatot</w:t>
+      </w:r>
       <w:r>
         <w:rPr>
           <w:rFonts w:eastAsia="Times New Roman" w:cs="Times New Roman"/>
@@ -3619,8 +3626,9 @@
           <w:szCs w:val="24"/>
           <w:lang w:eastAsia="hu-HU"/>
         </w:rPr>
-        <w:t xml:space="preserve"> kapcsolótábla rögzít. Ez egy </w:t>
-      </w:r>
+        <w:t xml:space="preserve"> valósít meg a </w:t>
+      </w:r>
+      <w:proofErr w:type="spellStart"/>
       <w:r>
         <w:rPr>
           <w:rFonts w:eastAsia="Times New Roman" w:cs="Times New Roman"/>
@@ -3629,8 +3637,9 @@
           <w:szCs w:val="24"/>
           <w:lang w:eastAsia="hu-HU"/>
         </w:rPr>
-        <w:t>N:N kapcsolatot</w:t>
-      </w:r>
+        <w:t>users</w:t>
+      </w:r>
+      <w:proofErr w:type="spellEnd"/>
       <w:r>
         <w:rPr>
           <w:rFonts w:eastAsia="Times New Roman" w:cs="Times New Roman"/>
@@ -3638,7 +3647,7 @@
           <w:szCs w:val="24"/>
           <w:lang w:eastAsia="hu-HU"/>
         </w:rPr>
-        <w:t xml:space="preserve"> valósít meg a </w:t>
+        <w:t xml:space="preserve"> és </w:t>
       </w:r>
       <w:proofErr w:type="spellStart"/>
       <w:r>
@@ -3649,7 +3658,7 @@
           <w:szCs w:val="24"/>
           <w:lang w:eastAsia="hu-HU"/>
         </w:rPr>
-        <w:t>users</w:t>
+        <w:t>posts</w:t>
       </w:r>
       <w:proofErr w:type="spellEnd"/>
       <w:r>
@@ -3659,7 +3668,7 @@
           <w:szCs w:val="24"/>
           <w:lang w:eastAsia="hu-HU"/>
         </w:rPr>
-        <w:t xml:space="preserve"> és </w:t>
+        <w:t xml:space="preserve"> táblák között. Hasonló módon a felhasználók egymást is követhetik, amelyet a </w:t>
       </w:r>
       <w:proofErr w:type="spellStart"/>
       <w:r>
@@ -3670,7 +3679,7 @@
           <w:szCs w:val="24"/>
           <w:lang w:eastAsia="hu-HU"/>
         </w:rPr>
-        <w:t>posts</w:t>
+        <w:t>follows</w:t>
       </w:r>
       <w:proofErr w:type="spellEnd"/>
       <w:r>
@@ -3680,7 +3689,7 @@
           <w:szCs w:val="24"/>
           <w:lang w:eastAsia="hu-HU"/>
         </w:rPr>
-        <w:t xml:space="preserve"> táblák között. Hasonló módon a felhasználók egymást is követhetik, amelyet a </w:t>
+        <w:t xml:space="preserve"> tábla tárol, így a </w:t>
       </w:r>
       <w:proofErr w:type="spellStart"/>
       <w:r>
@@ -3691,7 +3700,7 @@
           <w:szCs w:val="24"/>
           <w:lang w:eastAsia="hu-HU"/>
         </w:rPr>
-        <w:t>follows</w:t>
+        <w:t>users</w:t>
       </w:r>
       <w:proofErr w:type="spellEnd"/>
       <w:r>
@@ -3701,9 +3710,8 @@
           <w:szCs w:val="24"/>
           <w:lang w:eastAsia="hu-HU"/>
         </w:rPr>
-        <w:t xml:space="preserve"> tábla tárol, így a </w:t>
-      </w:r>
-      <w:proofErr w:type="spellStart"/>
+        <w:t xml:space="preserve"> tábla önmagával áll </w:t>
+      </w:r>
       <w:r>
         <w:rPr>
           <w:rFonts w:eastAsia="Times New Roman" w:cs="Times New Roman"/>
@@ -3712,9 +3720,8 @@
           <w:szCs w:val="24"/>
           <w:lang w:eastAsia="hu-HU"/>
         </w:rPr>
-        <w:t>users</w:t>
-      </w:r>
-      <w:proofErr w:type="spellEnd"/>
+        <w:t>N:N kapcsolatban</w:t>
+      </w:r>
       <w:r>
         <w:rPr>
           <w:rFonts w:eastAsia="Times New Roman" w:cs="Times New Roman"/>
@@ -3722,8 +3729,28 @@
           <w:szCs w:val="24"/>
           <w:lang w:eastAsia="hu-HU"/>
         </w:rPr>
-        <w:t xml:space="preserve"> tábla önmagával áll </w:t>
-      </w:r>
+        <w:t>.</w:t>
+      </w:r>
+    </w:p>
+    <w:p>
+      <w:pPr>
+        <w:rPr>
+          <w:rFonts w:eastAsia="Times New Roman" w:cs="Times New Roman"/>
+          <w:color w:val="auto"/>
+          <w:szCs w:val="24"/>
+          <w:lang w:eastAsia="hu-HU"/>
+        </w:rPr>
+      </w:pPr>
+      <w:r>
+        <w:rPr>
+          <w:rFonts w:eastAsia="Times New Roman" w:cs="Times New Roman"/>
+          <w:color w:val="auto"/>
+          <w:szCs w:val="24"/>
+          <w:lang w:eastAsia="hu-HU"/>
+        </w:rPr>
+        <w:t xml:space="preserve">A rendszer támogatja a felhasználók közötti privát kommunikációt is, amelyet a </w:t>
+      </w:r>
+      <w:proofErr w:type="spellStart"/>
       <w:r>
         <w:rPr>
           <w:rFonts w:eastAsia="Times New Roman" w:cs="Times New Roman"/>
@@ -3732,8 +3759,9 @@
           <w:szCs w:val="24"/>
           <w:lang w:eastAsia="hu-HU"/>
         </w:rPr>
-        <w:t>N:N kapcsolatban</w:t>
-      </w:r>
+        <w:t>messages</w:t>
+      </w:r>
+      <w:proofErr w:type="spellEnd"/>
       <w:r>
         <w:rPr>
           <w:rFonts w:eastAsia="Times New Roman" w:cs="Times New Roman"/>
@@ -3741,26 +3769,7 @@
           <w:szCs w:val="24"/>
           <w:lang w:eastAsia="hu-HU"/>
         </w:rPr>
-        <w:t>.</w:t>
-      </w:r>
-    </w:p>
-    <w:p>
-      <w:pPr>
-        <w:rPr>
-          <w:rFonts w:eastAsia="Times New Roman" w:cs="Times New Roman"/>
-          <w:color w:val="auto"/>
-          <w:szCs w:val="24"/>
-          <w:lang w:eastAsia="hu-HU"/>
-        </w:rPr>
-      </w:pPr>
-      <w:r>
-        <w:rPr>
-          <w:rFonts w:eastAsia="Times New Roman" w:cs="Times New Roman"/>
-          <w:color w:val="auto"/>
-          <w:szCs w:val="24"/>
-          <w:lang w:eastAsia="hu-HU"/>
-        </w:rPr>
-        <w:t xml:space="preserve">A rendszer támogatja a felhasználók közötti privát kommunikációt is, amelyet a </w:t>
+        <w:t xml:space="preserve"> tábla kezel. Ebben a táblában minden üzenet egy küldőhöz és egy címzetthez kapcsolódik, így a </w:t>
       </w:r>
       <w:proofErr w:type="spellStart"/>
       <w:r>
@@ -3771,7 +3780,7 @@
           <w:szCs w:val="24"/>
           <w:lang w:eastAsia="hu-HU"/>
         </w:rPr>
-        <w:t>messages</w:t>
+        <w:t>users</w:t>
       </w:r>
       <w:proofErr w:type="spellEnd"/>
       <w:r>
@@ -3781,7 +3790,7 @@
           <w:szCs w:val="24"/>
           <w:lang w:eastAsia="hu-HU"/>
         </w:rPr>
-        <w:t xml:space="preserve"> tábla kezel. Ebben a táblában minden üzenet egy küldőhöz és egy címzetthez kapcsolódik, így a </w:t>
+        <w:t xml:space="preserve"> tábla kétszer is kapcsolatban áll a </w:t>
       </w:r>
       <w:proofErr w:type="spellStart"/>
       <w:r>
@@ -3792,7 +3801,7 @@
           <w:szCs w:val="24"/>
           <w:lang w:eastAsia="hu-HU"/>
         </w:rPr>
-        <w:t>users</w:t>
+        <w:t>messages</w:t>
       </w:r>
       <w:proofErr w:type="spellEnd"/>
       <w:r>
@@ -3802,7 +3811,7 @@
           <w:szCs w:val="24"/>
           <w:lang w:eastAsia="hu-HU"/>
         </w:rPr>
-        <w:t xml:space="preserve"> tábla kétszer is kapcsolatban áll a </w:t>
+        <w:t xml:space="preserve"> táblával. Az </w:t>
       </w:r>
       <w:proofErr w:type="spellStart"/>
       <w:r>
@@ -3813,7 +3822,7 @@
           <w:szCs w:val="24"/>
           <w:lang w:eastAsia="hu-HU"/>
         </w:rPr>
-        <w:t>messages</w:t>
+        <w:t>notifications</w:t>
       </w:r>
       <w:proofErr w:type="spellEnd"/>
       <w:r>
@@ -3823,7 +3832,101 @@
           <w:szCs w:val="24"/>
           <w:lang w:eastAsia="hu-HU"/>
         </w:rPr>
-        <w:t xml:space="preserve"> táblával. Az </w:t>
+        <w:t xml:space="preserve"> tábla a rendszer által generált értesítéseket tárolja, amelyek különböző eseményekhez kapcsolódhatnak, például kommenthez vagy kedveléshez.</w:t>
+      </w:r>
+    </w:p>
+    <w:p>
+      <w:pPr>
+        <w:rPr>
+          <w:rFonts w:eastAsia="Times New Roman" w:cs="Times New Roman"/>
+          <w:color w:val="auto"/>
+          <w:szCs w:val="24"/>
+          <w:lang w:eastAsia="hu-HU"/>
+        </w:rPr>
+      </w:pPr>
+      <w:r>
+        <w:rPr>
+          <w:noProof/>
+        </w:rPr>
+        <w:drawing>
+          <wp:anchor distT="0" distB="0" distL="114300" distR="114300" simplePos="0" relativeHeight="251660288" behindDoc="1" locked="0" layoutInCell="1" allowOverlap="1" wp14:anchorId="14E0380C" wp14:editId="7FE92BB5">
+            <wp:simplePos x="0" y="0"/>
+            <wp:positionH relativeFrom="margin">
+              <wp:align>left</wp:align>
+            </wp:positionH>
+            <wp:positionV relativeFrom="paragraph">
+              <wp:posOffset>1013459</wp:posOffset>
+            </wp:positionV>
+            <wp:extent cx="5867400" cy="5221623"/>
+            <wp:effectExtent l="0" t="0" r="0" b="0"/>
+            <wp:wrapTight wrapText="bothSides">
+              <wp:wrapPolygon edited="0">
+                <wp:start x="0" y="0"/>
+                <wp:lineTo x="0" y="21513"/>
+                <wp:lineTo x="21530" y="21513"/>
+                <wp:lineTo x="21530" y="0"/>
+                <wp:lineTo x="0" y="0"/>
+              </wp:wrapPolygon>
+            </wp:wrapTight>
+            <wp:docPr id="8" name="Kép 8"/>
+            <wp:cNvGraphicFramePr>
+              <a:graphicFrameLocks xmlns:a="http://schemas.openxmlformats.org/drawingml/2006/main" noChangeAspect="1"/>
+            </wp:cNvGraphicFramePr>
+            <a:graphic xmlns:a="http://schemas.openxmlformats.org/drawingml/2006/main">
+              <a:graphicData uri="http://schemas.openxmlformats.org/drawingml/2006/picture">
+                <pic:pic xmlns:pic="http://schemas.openxmlformats.org/drawingml/2006/picture">
+                  <pic:nvPicPr>
+                    <pic:cNvPr id="0" name="Picture 1"/>
+                    <pic:cNvPicPr>
+                      <a:picLocks noChangeAspect="1" noChangeArrowheads="1"/>
+                    </pic:cNvPicPr>
+                  </pic:nvPicPr>
+                  <pic:blipFill>
+                    <a:blip r:embed="rId10">
+                      <a:extLst>
+                        <a:ext uri="{28A0092B-C50C-407E-A947-70E740481C1C}">
+                          <a14:useLocalDpi xmlns:a14="http://schemas.microsoft.com/office/drawing/2010/main" val="0"/>
+                        </a:ext>
+                      </a:extLst>
+                    </a:blip>
+                    <a:srcRect/>
+                    <a:stretch>
+                      <a:fillRect/>
+                    </a:stretch>
+                  </pic:blipFill>
+                  <pic:spPr bwMode="auto">
+                    <a:xfrm>
+                      <a:off x="0" y="0"/>
+                      <a:ext cx="5867400" cy="5221623"/>
+                    </a:xfrm>
+                    <a:prstGeom prst="rect">
+                      <a:avLst/>
+                    </a:prstGeom>
+                    <a:noFill/>
+                    <a:ln>
+                      <a:noFill/>
+                    </a:ln>
+                  </pic:spPr>
+                </pic:pic>
+              </a:graphicData>
+            </a:graphic>
+            <wp14:sizeRelH relativeFrom="margin">
+              <wp14:pctWidth>0</wp14:pctWidth>
+            </wp14:sizeRelH>
+            <wp14:sizeRelV relativeFrom="margin">
+              <wp14:pctHeight>0</wp14:pctHeight>
+            </wp14:sizeRelV>
+          </wp:anchor>
+        </w:drawing>
+      </w:r>
+      <w:r>
+        <w:rPr>
+          <w:rFonts w:eastAsia="Times New Roman" w:cs="Times New Roman"/>
+          <w:color w:val="auto"/>
+          <w:szCs w:val="24"/>
+          <w:lang w:eastAsia="hu-HU"/>
+        </w:rPr>
+        <w:t xml:space="preserve">A felhasználók ötleteket is létrehozhatnak, amelyeket az </w:t>
       </w:r>
       <w:proofErr w:type="spellStart"/>
       <w:r>
@@ -3834,7 +3937,7 @@
           <w:szCs w:val="24"/>
           <w:lang w:eastAsia="hu-HU"/>
         </w:rPr>
-        <w:t>notifications</w:t>
+        <w:t>ideas</w:t>
       </w:r>
       <w:proofErr w:type="spellEnd"/>
       <w:r>
@@ -3844,18 +3947,19 @@
           <w:szCs w:val="24"/>
           <w:lang w:eastAsia="hu-HU"/>
         </w:rPr>
-        <w:t xml:space="preserve"> tábla a rendszer által generált értesítéseket tárolja, amelyek különböző eseményekhez kapcsolódhatnak, például kommenthez vagy kedveléshez.</w:t>
-      </w:r>
-    </w:p>
-    <w:p>
-      <w:pPr>
+        <w:t xml:space="preserve"> tábla tárol, és ezek szintén kategóriákhoz kapcsolódhatnak. A rendszer </w:t>
+      </w:r>
+      <w:proofErr w:type="spellStart"/>
+      <w:r>
         <w:rPr>
           <w:rFonts w:eastAsia="Times New Roman" w:cs="Times New Roman"/>
           <w:color w:val="auto"/>
           <w:szCs w:val="24"/>
           <w:lang w:eastAsia="hu-HU"/>
         </w:rPr>
-      </w:pPr>
+        <w:t>moderációját</w:t>
+      </w:r>
+      <w:proofErr w:type="spellEnd"/>
       <w:r>
         <w:rPr>
           <w:rFonts w:eastAsia="Times New Roman" w:cs="Times New Roman"/>
@@ -3863,7 +3967,7 @@
           <w:szCs w:val="24"/>
           <w:lang w:eastAsia="hu-HU"/>
         </w:rPr>
-        <w:t xml:space="preserve">A felhasználók ötleteket is létrehozhatnak, amelyeket az </w:t>
+        <w:t xml:space="preserve"> a </w:t>
       </w:r>
       <w:proofErr w:type="spellStart"/>
       <w:r>
@@ -3874,7 +3978,7 @@
           <w:szCs w:val="24"/>
           <w:lang w:eastAsia="hu-HU"/>
         </w:rPr>
-        <w:t>ideas</w:t>
+        <w:t>reports</w:t>
       </w:r>
       <w:proofErr w:type="spellEnd"/>
       <w:r>
@@ -3884,27 +3988,7 @@
           <w:szCs w:val="24"/>
           <w:lang w:eastAsia="hu-HU"/>
         </w:rPr>
-        <w:t xml:space="preserve"> tábla tárol, és ezek szintén kategóriákhoz kapcsolódhatnak. A rendszer </w:t>
-      </w:r>
-      <w:proofErr w:type="spellStart"/>
-      <w:r>
-        <w:rPr>
-          <w:rFonts w:eastAsia="Times New Roman" w:cs="Times New Roman"/>
-          <w:color w:val="auto"/>
-          <w:szCs w:val="24"/>
-          <w:lang w:eastAsia="hu-HU"/>
-        </w:rPr>
-        <w:t>moderációját</w:t>
-      </w:r>
-      <w:proofErr w:type="spellEnd"/>
-      <w:r>
-        <w:rPr>
-          <w:rFonts w:eastAsia="Times New Roman" w:cs="Times New Roman"/>
-          <w:color w:val="auto"/>
-          <w:szCs w:val="24"/>
-          <w:lang w:eastAsia="hu-HU"/>
-        </w:rPr>
-        <w:t xml:space="preserve"> a </w:t>
+        <w:t xml:space="preserve"> tábla segíti, amelyben a felhasználók jelenthetik a nem megfelelő tartalmakat. A </w:t>
       </w:r>
       <w:proofErr w:type="spellStart"/>
       <w:r>
@@ -3915,7 +3999,7 @@
           <w:szCs w:val="24"/>
           <w:lang w:eastAsia="hu-HU"/>
         </w:rPr>
-        <w:t>reports</w:t>
+        <w:t>feedbacks</w:t>
       </w:r>
       <w:proofErr w:type="spellEnd"/>
       <w:r>
@@ -3925,48 +4009,140 @@
           <w:szCs w:val="24"/>
           <w:lang w:eastAsia="hu-HU"/>
         </w:rPr>
-        <w:t xml:space="preserve"> tábla segíti, amelyben a felhasználók jelenthetik a nem megfelelő tartalmakat. A </w:t>
-      </w:r>
-      <w:proofErr w:type="spellStart"/>
-      <w:r>
-        <w:rPr>
-          <w:rFonts w:eastAsia="Times New Roman" w:cs="Times New Roman"/>
-          <w:bCs/>
-          <w:color w:val="auto"/>
-          <w:szCs w:val="24"/>
-          <w:lang w:eastAsia="hu-HU"/>
-        </w:rPr>
-        <w:t>feedbacks</w:t>
-      </w:r>
-      <w:proofErr w:type="spellEnd"/>
-      <w:r>
-        <w:rPr>
-          <w:rFonts w:eastAsia="Times New Roman" w:cs="Times New Roman"/>
-          <w:color w:val="auto"/>
-          <w:szCs w:val="24"/>
-          <w:lang w:eastAsia="hu-HU"/>
-        </w:rPr>
         <w:t xml:space="preserve"> tábla a felhasználók által küldött visszajelzéseket tartalmazza, amelyek a rendszer fejlesztését segítik.</w:t>
       </w:r>
-    </w:p>
-    <w:p/>
+      <w:bookmarkStart w:id="3" w:name="_Toc222129920"/>
+      <w:bookmarkStart w:id="4" w:name="_GoBack"/>
+      <w:bookmarkEnd w:id="4"/>
+    </w:p>
     <w:p>
       <w:pPr>
         <w:pStyle w:val="Cmsor1"/>
         <w:rPr>
-          <w:lang w:eastAsia="hu-HU"/>
-        </w:rPr>
-      </w:pPr>
-      <w:r>
-        <w:rPr>
-          <w:noProof/>
+          <w:rFonts w:eastAsia="Times New Roman"/>
+          <w:lang w:eastAsia="hu-HU"/>
+        </w:rPr>
+      </w:pPr>
+      <w:r>
+        <w:rPr>
+          <w:rFonts w:eastAsia="Times New Roman"/>
+          <w:lang w:eastAsia="hu-HU"/>
+        </w:rPr>
+        <w:lastRenderedPageBreak/>
+        <w:t>Backend Fejlesztés</w:t>
+      </w:r>
+      <w:bookmarkEnd w:id="3"/>
+    </w:p>
+    <w:p>
+      <w:pPr>
+        <w:rPr>
+          <w:rFonts w:eastAsia="Times New Roman" w:cstheme="majorBidi"/>
+          <w:b/>
+          <w:sz w:val="28"/>
+          <w:szCs w:val="32"/>
+          <w:lang w:eastAsia="hu-HU"/>
+        </w:rPr>
+      </w:pPr>
+      <w:r>
+        <w:rPr>
+          <w:rFonts w:eastAsia="Times New Roman"/>
+          <w:lang w:eastAsia="hu-HU"/>
+        </w:rPr>
+        <w:br w:type="page"/>
+      </w:r>
+    </w:p>
+    <w:p>
+      <w:pPr>
+        <w:pStyle w:val="Cmsor1"/>
+        <w:rPr>
+          <w:rFonts w:eastAsia="Times New Roman"/>
+          <w:lang w:eastAsia="hu-HU"/>
+        </w:rPr>
+      </w:pPr>
+      <w:bookmarkStart w:id="5" w:name="_Toc222129921"/>
+      <w:r>
+        <w:rPr>
+          <w:rFonts w:eastAsia="Times New Roman"/>
+          <w:lang w:eastAsia="hu-HU"/>
+        </w:rPr>
+        <w:lastRenderedPageBreak/>
+        <w:t>Frontend Fejlesztés</w:t>
+      </w:r>
+      <w:bookmarkEnd w:id="5"/>
+    </w:p>
+    <w:p>
+      <w:pPr>
+        <w:rPr>
+          <w:rStyle w:val="bzpyqfadein"/>
+        </w:rPr>
+      </w:pPr>
+      <w:r>
+        <w:rPr>
+          <w:rStyle w:val="bzpyqfadein"/>
+        </w:rPr>
+        <w:t>A rendszer frontend része egy modern, reszponzív felhasználói felületet biztosít, amely lehetővé teszi a felhasználók számára az egyszerű és intuitív interakciót az alkalmazással. A felület kialakítása letisztult, sötét témájú dizájnt követ, amely javítja a felhasználói élményt és csökkenti a szem terhelését.</w:t>
+      </w:r>
+    </w:p>
+    <w:p>
+      <w:pPr>
+        <w:rPr>
+          <w:b/>
+          <w:lang w:eastAsia="hu-HU"/>
+        </w:rPr>
+      </w:pPr>
+      <w:r>
+        <w:rPr>
+          <w:b/>
+          <w:lang w:eastAsia="hu-HU"/>
+        </w:rPr>
+        <w:t>Regiszt</w:t>
+      </w:r>
+      <w:r>
+        <w:rPr>
+          <w:b/>
+          <w:lang w:eastAsia="hu-HU"/>
+        </w:rPr>
+        <w:t>r</w:t>
+      </w:r>
+      <w:r>
+        <w:rPr>
+          <w:b/>
+          <w:lang w:eastAsia="hu-HU"/>
+        </w:rPr>
+        <w:t>áció</w:t>
+      </w:r>
+    </w:p>
+    <w:p>
+      <w:pPr>
+        <w:rPr>
+          <w:lang w:eastAsia="hu-HU"/>
+        </w:rPr>
+      </w:pPr>
+      <w:r>
+        <w:rPr>
           <w:lang w:eastAsia="hu-HU"/>
         </w:rPr>
         <w:drawing>
-          <wp:inline distT="0" distB="0" distL="0" distR="0" wp14:anchorId="6166AE46" wp14:editId="48A78CD7">
-            <wp:extent cx="6120130" cy="3642360"/>
+          <wp:anchor distT="0" distB="0" distL="114300" distR="114300" simplePos="0" relativeHeight="251658240" behindDoc="1" locked="0" layoutInCell="1" allowOverlap="1" wp14:anchorId="1B680176" wp14:editId="427BA8F5">
+            <wp:simplePos x="0" y="0"/>
+            <wp:positionH relativeFrom="margin">
+              <wp:align>right</wp:align>
+            </wp:positionH>
+            <wp:positionV relativeFrom="paragraph">
+              <wp:posOffset>85090</wp:posOffset>
+            </wp:positionV>
+            <wp:extent cx="2619375" cy="4459873"/>
             <wp:effectExtent l="0" t="0" r="0" b="0"/>
-            <wp:docPr id="5" name="Kép 5"/>
+            <wp:wrapTight wrapText="bothSides">
+              <wp:wrapPolygon edited="0">
+                <wp:start x="0" y="0"/>
+                <wp:lineTo x="0" y="21499"/>
+                <wp:lineTo x="21364" y="21499"/>
+                <wp:lineTo x="21364" y="0"/>
+                <wp:lineTo x="0" y="0"/>
+              </wp:wrapPolygon>
+            </wp:wrapTight>
+            <wp:docPr id="6" name="Kép 6"/>
             <wp:cNvGraphicFramePr>
               <a:graphicFrameLocks xmlns:a="http://schemas.openxmlformats.org/drawingml/2006/main" noChangeAspect="1"/>
             </wp:cNvGraphicFramePr>
@@ -3978,7 +4154,13 @@
                     <pic:cNvPicPr/>
                   </pic:nvPicPr>
                   <pic:blipFill>
-                    <a:blip r:embed="rId10"/>
+                    <a:blip r:embed="rId11">
+                      <a:extLst>
+                        <a:ext uri="{28A0092B-C50C-407E-A947-70E740481C1C}">
+                          <a14:useLocalDpi xmlns:a14="http://schemas.microsoft.com/office/drawing/2010/main" val="0"/>
+                        </a:ext>
+                      </a:extLst>
+                    </a:blip>
                     <a:stretch>
                       <a:fillRect/>
                     </a:stretch>
@@ -3986,7 +4168,7 @@
                   <pic:spPr>
                     <a:xfrm>
                       <a:off x="0" y="0"/>
-                      <a:ext cx="6120130" cy="3642360"/>
+                      <a:ext cx="2619375" cy="4459873"/>
                     </a:xfrm>
                     <a:prstGeom prst="rect">
                       <a:avLst/>
@@ -3995,24 +4177,64 @@
                 </pic:pic>
               </a:graphicData>
             </a:graphic>
-          </wp:inline>
+          </wp:anchor>
         </w:drawing>
       </w:r>
-    </w:p>
-    <w:p>
-      <w:pPr>
-        <w:rPr>
-          <w:rFonts w:eastAsia="Times New Roman" w:cstheme="majorBidi"/>
-          <w:b/>
-          <w:sz w:val="28"/>
-          <w:szCs w:val="32"/>
-          <w:lang w:eastAsia="hu-HU"/>
-        </w:rPr>
-      </w:pPr>
-      <w:bookmarkStart w:id="4" w:name="_Toc222129920"/>
-      <w:r>
-        <w:rPr>
-          <w:rFonts w:eastAsia="Times New Roman"/>
+      <w:r>
+        <w:rPr>
+          <w:lang w:eastAsia="hu-HU"/>
+        </w:rPr>
+        <w:t>A regisztrációs felület</w:t>
+      </w:r>
+      <w:r>
+        <w:rPr>
+          <w:lang w:eastAsia="hu-HU"/>
+        </w:rPr>
+        <w:t xml:space="preserve"> </w:t>
+      </w:r>
+      <w:r>
+        <w:rPr>
+          <w:lang w:eastAsia="hu-HU"/>
+        </w:rPr>
+        <w:t>lehetőséget biztosít új felhasználók számára fiók létrehozására. Az űrlap kötelező és opcionális mezőket is tartalmaz, például felhasználónevet, e-mail címet és jelszót, valamint opcionálisan teljes nevet, bemutatkozást, helyszínt és profilképet. A jelszó megerősítése biztosítja az adatbevitel pontosságát, míg a profilkép feltöltés funkció növeli a felhasználói élményt.</w:t>
+      </w:r>
+    </w:p>
+    <w:p>
+      <w:pPr>
+        <w:rPr>
+          <w:lang w:eastAsia="hu-HU"/>
+        </w:rPr>
+      </w:pPr>
+      <w:r>
+        <w:rPr>
+          <w:lang w:eastAsia="hu-HU"/>
+        </w:rPr>
+        <w:t>A frontend validációt is alkalmaz, amely ellenőrzi a kötelező mezők kitöltését és az adatok helyességét még az elküldés előtt. A felhasználó visszajelzést kap a hibákról, így elkerülhetők a hibás adatok beküldései. A regisztrációs folyamat végén a rendszer továbbítja az adatokat a backend felé feldolgozás céljából.</w:t>
+      </w:r>
+    </w:p>
+    <w:p>
+      <w:pPr>
+        <w:rPr>
+          <w:lang w:eastAsia="hu-HU"/>
+        </w:rPr>
+      </w:pPr>
+      <w:r>
+        <w:rPr>
+          <w:lang w:eastAsia="hu-HU"/>
+        </w:rPr>
+        <w:t>A felület reszponzív kialakítású, így különböző eszközökön (asztali gép, tablet, mobiltelefon) is megfelelően jelenik meg. Az elemek elrendezése és méretezése automatikusan alkalmazkodik a képernyő méretéhez.</w:t>
+      </w:r>
+    </w:p>
+    <w:p>
+      <w:pPr>
+        <w:spacing w:line="259" w:lineRule="auto"/>
+        <w:jc w:val="left"/>
+        <w:rPr>
+          <w:lang w:eastAsia="hu-HU"/>
+        </w:rPr>
+      </w:pPr>
+      <w:r>
+        <w:rPr>
           <w:lang w:eastAsia="hu-HU"/>
         </w:rPr>
         <w:br w:type="page"/>
@@ -4020,58 +4242,143 @@
     </w:p>
     <w:p>
       <w:pPr>
-        <w:pStyle w:val="Cmsor1"/>
-        <w:rPr>
-          <w:rFonts w:eastAsia="Times New Roman"/>
-          <w:lang w:eastAsia="hu-HU"/>
-        </w:rPr>
-      </w:pPr>
-      <w:r>
-        <w:rPr>
-          <w:rFonts w:eastAsia="Times New Roman"/>
+        <w:rPr>
+          <w:b/>
+          <w:lang w:eastAsia="hu-HU"/>
+        </w:rPr>
+      </w:pPr>
+      <w:r>
+        <w:rPr>
+          <w:b/>
           <w:lang w:eastAsia="hu-HU"/>
         </w:rPr>
         <w:lastRenderedPageBreak/>
-        <w:t>Backend Fejlesztés</w:t>
-      </w:r>
-      <w:bookmarkEnd w:id="4"/>
-    </w:p>
-    <w:p>
-      <w:pPr>
-        <w:rPr>
-          <w:rFonts w:eastAsia="Times New Roman" w:cstheme="majorBidi"/>
-          <w:b/>
-          <w:sz w:val="28"/>
-          <w:szCs w:val="32"/>
-          <w:lang w:eastAsia="hu-HU"/>
-        </w:rPr>
-      </w:pPr>
-      <w:r>
-        <w:rPr>
-          <w:rFonts w:eastAsia="Times New Roman"/>
-          <w:lang w:eastAsia="hu-HU"/>
-        </w:rPr>
-        <w:br w:type="page"/>
-      </w:r>
-    </w:p>
-    <w:p>
-      <w:pPr>
-        <w:pStyle w:val="Cmsor1"/>
-        <w:rPr>
-          <w:rFonts w:eastAsia="Times New Roman"/>
-          <w:lang w:eastAsia="hu-HU"/>
-        </w:rPr>
-      </w:pPr>
-      <w:bookmarkStart w:id="5" w:name="_Toc222129921"/>
-      <w:r>
-        <w:rPr>
-          <w:rFonts w:eastAsia="Times New Roman"/>
-          <w:lang w:eastAsia="hu-HU"/>
-        </w:rPr>
-        <w:lastRenderedPageBreak/>
-        <w:t>Frontend Fejlesztés</w:t>
-      </w:r>
-      <w:bookmarkEnd w:id="5"/>
+        <w:t>Bejelentkezés</w:t>
+      </w:r>
+    </w:p>
+    <w:p>
+      <w:pPr>
+        <w:rPr>
+          <w:lang w:eastAsia="hu-HU"/>
+        </w:rPr>
+      </w:pPr>
+      <w:r>
+        <w:rPr>
+          <w:b/>
+          <w:lang w:eastAsia="hu-HU"/>
+        </w:rPr>
+        <w:drawing>
+          <wp:anchor distT="0" distB="0" distL="114300" distR="114300" simplePos="0" relativeHeight="251659264" behindDoc="1" locked="0" layoutInCell="1" allowOverlap="1" wp14:anchorId="3B682892" wp14:editId="792A355F">
+            <wp:simplePos x="0" y="0"/>
+            <wp:positionH relativeFrom="margin">
+              <wp:align>right</wp:align>
+            </wp:positionH>
+            <wp:positionV relativeFrom="paragraph">
+              <wp:posOffset>86995</wp:posOffset>
+            </wp:positionV>
+            <wp:extent cx="3972479" cy="4077269"/>
+            <wp:effectExtent l="0" t="0" r="9525" b="0"/>
+            <wp:wrapTight wrapText="bothSides">
+              <wp:wrapPolygon edited="0">
+                <wp:start x="0" y="0"/>
+                <wp:lineTo x="0" y="21499"/>
+                <wp:lineTo x="21548" y="21499"/>
+                <wp:lineTo x="21548" y="0"/>
+                <wp:lineTo x="0" y="0"/>
+              </wp:wrapPolygon>
+            </wp:wrapTight>
+            <wp:docPr id="7" name="Kép 7"/>
+            <wp:cNvGraphicFramePr>
+              <a:graphicFrameLocks xmlns:a="http://schemas.openxmlformats.org/drawingml/2006/main" noChangeAspect="1"/>
+            </wp:cNvGraphicFramePr>
+            <a:graphic xmlns:a="http://schemas.openxmlformats.org/drawingml/2006/main">
+              <a:graphicData uri="http://schemas.openxmlformats.org/drawingml/2006/picture">
+                <pic:pic xmlns:pic="http://schemas.openxmlformats.org/drawingml/2006/picture">
+                  <pic:nvPicPr>
+                    <pic:cNvPr id="1" name=""/>
+                    <pic:cNvPicPr/>
+                  </pic:nvPicPr>
+                  <pic:blipFill>
+                    <a:blip r:embed="rId12">
+                      <a:extLst>
+                        <a:ext uri="{28A0092B-C50C-407E-A947-70E740481C1C}">
+                          <a14:useLocalDpi xmlns:a14="http://schemas.microsoft.com/office/drawing/2010/main" val="0"/>
+                        </a:ext>
+                      </a:extLst>
+                    </a:blip>
+                    <a:stretch>
+                      <a:fillRect/>
+                    </a:stretch>
+                  </pic:blipFill>
+                  <pic:spPr>
+                    <a:xfrm>
+                      <a:off x="0" y="0"/>
+                      <a:ext cx="3972479" cy="4077269"/>
+                    </a:xfrm>
+                    <a:prstGeom prst="rect">
+                      <a:avLst/>
+                    </a:prstGeom>
+                  </pic:spPr>
+                </pic:pic>
+              </a:graphicData>
+            </a:graphic>
+          </wp:anchor>
+        </w:drawing>
+      </w:r>
+      <w:r>
+        <w:rPr>
+          <w:lang w:eastAsia="hu-HU"/>
+        </w:rPr>
+        <w:t>A bejelentkezési felület lehetőséget biztosít a már regisztrált felhasználók számára, hogy hozzáférjenek a rendszerhez. Az oldal egy letisztult, sötét témájú dizájnt alkalmaz, amely jól illeszkedik a teljes alkalmazás vizuális megjelenéséhez, és könnyen áttekinthető felhasználói élményt nyújt.</w:t>
+      </w:r>
+    </w:p>
+    <w:p>
+      <w:pPr>
+        <w:rPr>
+          <w:lang w:eastAsia="hu-HU"/>
+        </w:rPr>
+      </w:pPr>
+      <w:r>
+        <w:rPr>
+          <w:lang w:eastAsia="hu-HU"/>
+        </w:rPr>
+        <w:t>Az űrlap két kötelező mezőt tartalmaz: az e-mail cím és a jelszó megadására szolgáló input mezőket. A felhasználó a „Belépés” gomb segítségével indíthatja el a hitelesítési folyamatot, amely során a frontend elküldi az adatokat a backendnek ellenőrzés céljából. Hibás adatok esetén a rendszer visszajelzést ad, míg sikeres bejelentkezés után a felhasználó hozzáfér a rendszer funkcióihoz.</w:t>
+      </w:r>
+    </w:p>
+    <w:p>
+      <w:pPr>
+        <w:rPr>
+          <w:lang w:eastAsia="hu-HU"/>
+        </w:rPr>
+      </w:pPr>
+      <w:r>
+        <w:rPr>
+          <w:lang w:eastAsia="hu-HU"/>
+        </w:rPr>
+        <w:t xml:space="preserve">Az oldalon további navigációs lehetőségek is megtalálhatók, például az „Elfelejtetted a </w:t>
+      </w:r>
+      <w:proofErr w:type="spellStart"/>
+      <w:r>
+        <w:rPr>
+          <w:lang w:eastAsia="hu-HU"/>
+        </w:rPr>
+        <w:t>jelszavad</w:t>
+      </w:r>
+      <w:proofErr w:type="spellEnd"/>
+      <w:r>
+        <w:rPr>
+          <w:lang w:eastAsia="hu-HU"/>
+        </w:rPr>
+        <w:t>?” opció, amely a jelszó visszaállítását segíti, valamint a regisztrációs oldalra mutató hivatkozás új felhasználók számára. A felület reszponzív kialakítású, így különböző eszközökön is megfelelően jelenik meg és használható.</w:t>
+      </w:r>
+    </w:p>
+    <w:p>
+      <w:pPr>
+        <w:rPr>
+          <w:b/>
+          <w:lang w:eastAsia="hu-HU"/>
+        </w:rPr>
+      </w:pPr>
     </w:p>
     <w:p>
       <w:pPr>
@@ -4707,7 +5014,7 @@
                     <pic:cNvPicPr/>
                   </pic:nvPicPr>
                   <pic:blipFill>
-                    <a:blip r:embed="rId11">
+                    <a:blip r:embed="rId13">
                       <a:extLst>
                         <a:ext uri="{28A0092B-C50C-407E-A947-70E740481C1C}">
                           <a14:useLocalDpi xmlns:a14="http://schemas.microsoft.com/office/drawing/2010/main" val="0"/>
@@ -4790,7 +5097,7 @@
     </w:p>
     <w:p/>
     <w:sectPr>
-      <w:footerReference w:type="default" r:id="rId12"/>
+      <w:footerReference w:type="default" r:id="rId14"/>
       <w:pgSz w:w="11906" w:h="16838"/>
       <w:pgMar w:top="1134" w:right="1134" w:bottom="1134" w:left="1134" w:header="709" w:footer="709" w:gutter="0"/>
       <w:cols w:space="708"/>
@@ -7389,6 +7696,7 @@
     <w:lsdException w:name="HTML Sample" w:semiHidden="1" w:unhideWhenUsed="1"/>
     <w:lsdException w:name="HTML Typewriter" w:semiHidden="1" w:unhideWhenUsed="1"/>
     <w:lsdException w:name="HTML Variable" w:semiHidden="1" w:unhideWhenUsed="1"/>
+    <w:lsdException w:name="Normal Table" w:semiHidden="1" w:unhideWhenUsed="1"/>
     <w:lsdException w:name="annotation subject" w:semiHidden="1" w:unhideWhenUsed="1"/>
     <w:lsdException w:name="No List" w:semiHidden="1" w:unhideWhenUsed="1"/>
     <w:lsdException w:name="Outline List 1" w:semiHidden="1" w:unhideWhenUsed="1"/>
@@ -7432,8 +7740,10 @@
     <w:lsdException w:name="Table Elegant" w:semiHidden="1" w:unhideWhenUsed="1"/>
     <w:lsdException w:name="Table Professional" w:semiHidden="1" w:unhideWhenUsed="1"/>
     <w:lsdException w:name="Table Subtle 1" w:semiHidden="1" w:unhideWhenUsed="1"/>
+    <w:lsdException w:name="Table Subtle 2" w:semiHidden="1" w:unhideWhenUsed="1"/>
     <w:lsdException w:name="Table Web 1" w:semiHidden="1" w:unhideWhenUsed="1"/>
     <w:lsdException w:name="Table Web 2" w:semiHidden="1" w:unhideWhenUsed="1"/>
+    <w:lsdException w:name="Table Web 3" w:semiHidden="1" w:unhideWhenUsed="1"/>
     <w:lsdException w:name="Balloon Text" w:semiHidden="1" w:unhideWhenUsed="1"/>
     <w:lsdException w:name="Table Grid" w:uiPriority="39"/>
     <w:lsdException w:name="Table Theme" w:semiHidden="1" w:unhideWhenUsed="1"/>
@@ -8041,6 +8351,11 @@
       <w:sz w:val="24"/>
     </w:rPr>
   </w:style>
+  <w:style w:type="character" w:customStyle="1" w:styleId="bzpyqfadein">
+    <w:name w:val="bz_pyq_fadein"/>
+    <w:basedOn w:val="Bekezdsalapbettpusa"/>
+    <w:rsid w:val="0050356F"/>
+  </w:style>
 </w:styles>
 </file>
 
@@ -8344,7 +8659,7 @@
 </file>
 
 <file path=customXml/itemProps1.xml><?xml version="1.0" encoding="utf-8"?>
-<ds:datastoreItem xmlns:ds="http://schemas.openxmlformats.org/officeDocument/2006/customXml" ds:itemID="{23245DD5-0049-4CD8-A2F3-DAECB0C8AC6C}">
+<ds:datastoreItem xmlns:ds="http://schemas.openxmlformats.org/officeDocument/2006/customXml" ds:itemID="{814064C1-27FD-4ACF-B073-827FE2373EF3}">
   <ds:schemaRefs>
     <ds:schemaRef ds:uri="http://schemas.openxmlformats.org/officeDocument/2006/bibliography"/>
   </ds:schemaRefs>

--- a/Dokumentacio.docx
+++ b/Dokumentacio.docx
@@ -1,6 +1,6 @@
 
 <file path=word/document.xml><?xml version="1.0" encoding="utf-8"?>
-<w:document xmlns:wpc="http://schemas.microsoft.com/office/word/2010/wordprocessingCanvas" xmlns:cx="http://schemas.microsoft.com/office/drawing/2014/chartex" xmlns:cx1="http://schemas.microsoft.com/office/drawing/2015/9/8/chartex" xmlns:cx2="http://schemas.microsoft.com/office/drawing/2015/10/21/chartex" xmlns:cx3="http://schemas.microsoft.com/office/drawing/2016/5/9/chartex" xmlns:cx4="http://schemas.microsoft.com/office/drawing/2016/5/10/chartex" xmlns:cx5="http://schemas.microsoft.com/office/drawing/2016/5/11/chartex" xmlns:cx6="http://schemas.microsoft.com/office/drawing/2016/5/12/chartex" xmlns:cx7="http://schemas.microsoft.com/office/drawing/2016/5/13/chartex" xmlns:cx8="http://schemas.microsoft.com/office/drawing/2016/5/14/chartex" xmlns:mc="http://schemas.openxmlformats.org/markup-compatibility/2006" xmlns:aink="http://schemas.microsoft.com/office/drawing/2016/ink" xmlns:am3d="http://schemas.microsoft.com/office/drawing/2017/model3d" xmlns:o="urn:schemas-microsoft-com:office:office" xmlns:r="http://schemas.openxmlformats.org/officeDocument/2006/relationships" xmlns:m="http://schemas.openxmlformats.org/officeDocument/2006/math" xmlns:v="urn:schemas-microsoft-com:vml" xmlns:wp14="http://schemas.microsoft.com/office/word/2010/wordprocessingDrawing" xmlns:wp="http://schemas.openxmlformats.org/drawingml/2006/wordprocessingDrawing" xmlns:w10="urn:schemas-microsoft-com:office:word" xmlns:w="http://schemas.openxmlformats.org/wordprocessingml/2006/main" xmlns:w14="http://schemas.microsoft.com/office/word/2010/wordml" xmlns:w15="http://schemas.microsoft.com/office/word/2012/wordml" xmlns:w16cid="http://schemas.microsoft.com/office/word/2016/wordml/cid" xmlns:w16se="http://schemas.microsoft.com/office/word/2015/wordml/symex" xmlns:wpg="http://schemas.microsoft.com/office/word/2010/wordprocessingGroup" xmlns:wpi="http://schemas.microsoft.com/office/word/2010/wordprocessingInk" xmlns:wne="http://schemas.microsoft.com/office/word/2006/wordml" xmlns:wps="http://schemas.microsoft.com/office/word/2010/wordprocessingShape" mc:Ignorable="w14 w15 w16se w16cid wp14">
+<w:document xmlns:wpc="http://schemas.microsoft.com/office/word/2010/wordprocessingCanvas" xmlns:cx="http://schemas.microsoft.com/office/drawing/2014/chartex" xmlns:mc="http://schemas.openxmlformats.org/markup-compatibility/2006" xmlns:o="urn:schemas-microsoft-com:office:office" xmlns:r="http://schemas.openxmlformats.org/officeDocument/2006/relationships" xmlns:m="http://schemas.openxmlformats.org/officeDocument/2006/math" xmlns:v="urn:schemas-microsoft-com:vml" xmlns:wp14="http://schemas.microsoft.com/office/word/2010/wordprocessingDrawing" xmlns:wp="http://schemas.openxmlformats.org/drawingml/2006/wordprocessingDrawing" xmlns:w10="urn:schemas-microsoft-com:office:word" xmlns:w="http://schemas.openxmlformats.org/wordprocessingml/2006/main" xmlns:w14="http://schemas.microsoft.com/office/word/2010/wordml" xmlns:w15="http://schemas.microsoft.com/office/word/2012/wordml" xmlns:w16se="http://schemas.microsoft.com/office/word/2015/wordml/symex" xmlns:wpg="http://schemas.microsoft.com/office/word/2010/wordprocessingGroup" xmlns:wpi="http://schemas.microsoft.com/office/word/2010/wordprocessingInk" xmlns:wne="http://schemas.microsoft.com/office/word/2006/wordml" xmlns:wps="http://schemas.microsoft.com/office/word/2010/wordprocessingShape" mc:Ignorable="w14 w15 w16se wp14">
   <w:body>
     <w:p>
       <w:pPr>
@@ -605,7 +605,7 @@
                 <w:noProof/>
                 <w:webHidden/>
               </w:rPr>
-              <w:t>6</w:t>
+              <w:t>11</w:t>
             </w:r>
             <w:r>
               <w:rPr>
@@ -677,7 +677,7 @@
                 <w:noProof/>
                 <w:webHidden/>
               </w:rPr>
-              <w:t>7</w:t>
+              <w:t>12</w:t>
             </w:r>
             <w:r>
               <w:rPr>
@@ -747,7 +747,7 @@
                 <w:noProof/>
                 <w:webHidden/>
               </w:rPr>
-              <w:t>8</w:t>
+              <w:t>15</w:t>
             </w:r>
             <w:r>
               <w:rPr>
@@ -817,7 +817,7 @@
                 <w:noProof/>
                 <w:webHidden/>
               </w:rPr>
-              <w:t>10</w:t>
+              <w:t>17</w:t>
             </w:r>
             <w:r>
               <w:rPr>
@@ -852,6 +852,8 @@
       <w:r>
         <w:br w:type="page"/>
       </w:r>
+      <w:bookmarkStart w:id="1" w:name="_GoBack"/>
+      <w:bookmarkEnd w:id="1"/>
     </w:p>
     <w:p>
       <w:pPr>
@@ -861,11 +863,11 @@
         <w:lastRenderedPageBreak/>
         <w:t xml:space="preserve"> </w:t>
       </w:r>
-      <w:bookmarkStart w:id="1" w:name="_Toc222129918"/>
+      <w:bookmarkStart w:id="2" w:name="_Toc222129918"/>
       <w:r>
         <w:t>Bevezetés</w:t>
       </w:r>
-      <w:bookmarkEnd w:id="1"/>
+      <w:bookmarkEnd w:id="2"/>
     </w:p>
     <w:p>
       <w:pPr>
@@ -897,7 +899,16 @@
           <w:szCs w:val="24"/>
           <w:lang w:eastAsia="hu-HU"/>
         </w:rPr>
-        <w:t xml:space="preserve"> megvalósít</w:t>
+        <w:t xml:space="preserve"> </w:t>
+      </w:r>
+      <w:proofErr w:type="gramStart"/>
+      <w:r>
+        <w:rPr>
+          <w:rFonts w:eastAsia="Times New Roman" w:cs="Times New Roman"/>
+          <w:szCs w:val="24"/>
+          <w:lang w:eastAsia="hu-HU"/>
+        </w:rPr>
+        <w:t>megvalósít</w:t>
       </w:r>
       <w:r>
         <w:rPr>
@@ -913,15 +924,34 @@
           <w:szCs w:val="24"/>
           <w:lang w:eastAsia="hu-HU"/>
         </w:rPr>
-        <w:t xml:space="preserve"> Fodor Zsombor Dezső és Gerencsér Ákos . </w:t>
-      </w:r>
-      <w:r>
-        <w:rPr>
-          <w:rFonts w:eastAsia="Times New Roman" w:cs="Times New Roman"/>
-          <w:szCs w:val="24"/>
-          <w:lang w:eastAsia="hu-HU"/>
-        </w:rPr>
-        <w:t xml:space="preserve">személyében. </w:t>
+        <w:t xml:space="preserve"> Fodor</w:t>
+      </w:r>
+      <w:proofErr w:type="gramEnd"/>
+      <w:r>
+        <w:rPr>
+          <w:rFonts w:eastAsia="Times New Roman" w:cs="Times New Roman"/>
+          <w:szCs w:val="24"/>
+          <w:lang w:eastAsia="hu-HU"/>
+        </w:rPr>
+        <w:t xml:space="preserve"> Zsombor Dezső és Gerencsér Ákos . </w:t>
+      </w:r>
+      <w:proofErr w:type="gramStart"/>
+      <w:r>
+        <w:rPr>
+          <w:rFonts w:eastAsia="Times New Roman" w:cs="Times New Roman"/>
+          <w:szCs w:val="24"/>
+          <w:lang w:eastAsia="hu-HU"/>
+        </w:rPr>
+        <w:t>személyében</w:t>
+      </w:r>
+      <w:proofErr w:type="gramEnd"/>
+      <w:r>
+        <w:rPr>
+          <w:rFonts w:eastAsia="Times New Roman" w:cs="Times New Roman"/>
+          <w:szCs w:val="24"/>
+          <w:lang w:eastAsia="hu-HU"/>
+        </w:rPr>
+        <w:t xml:space="preserve">. </w:t>
       </w:r>
       <w:r>
         <w:rPr>
@@ -1039,7 +1069,25 @@
           <w:szCs w:val="24"/>
           <w:lang w:eastAsia="hu-HU"/>
         </w:rPr>
-        <w:t xml:space="preserve"> célja ezen két csoport összekapcsolása egy közös digitális felületen. A platform olyan találkozási pontként szolgál, ahol az ötletgazdák és az alkotók egymásra találhatnak, megoszthatják elképzeléseiket, illetve együttműködéseket alakíthatnak ki. Az oldal lehetőséget biztosít műalkotások feltöltésére, bemutatására, valamint visszajelzések fogadására, ezáltal támogatva a felhasználók szakmai és kreatív fejlődését.</w:t>
+        <w:t xml:space="preserve"> célja </w:t>
+      </w:r>
+      <w:proofErr w:type="gramStart"/>
+      <w:r>
+        <w:rPr>
+          <w:rFonts w:eastAsia="Times New Roman" w:cs="Times New Roman"/>
+          <w:szCs w:val="24"/>
+          <w:lang w:eastAsia="hu-HU"/>
+        </w:rPr>
+        <w:t>ezen</w:t>
+      </w:r>
+      <w:proofErr w:type="gramEnd"/>
+      <w:r>
+        <w:rPr>
+          <w:rFonts w:eastAsia="Times New Roman" w:cs="Times New Roman"/>
+          <w:szCs w:val="24"/>
+          <w:lang w:eastAsia="hu-HU"/>
+        </w:rPr>
+        <w:t xml:space="preserve"> két csoport összekapcsolása egy közös digitális felületen. A platform olyan találkozási pontként szolgál, ahol az ötletgazdák és az alkotók egymásra találhatnak, megoszthatják elképzeléseiket, illetve együttműködéseket alakíthatnak ki. Az oldal lehetőséget biztosít műalkotások feltöltésére, bemutatására, valamint visszajelzések fogadására, ezáltal támogatva a felhasználók szakmai és kreatív fejlődését.</w:t>
       </w:r>
     </w:p>
     <w:p>
@@ -1177,7 +1225,16 @@
           <w:szCs w:val="24"/>
           <w:lang w:eastAsia="hu-HU"/>
         </w:rPr>
-        <w:t>A Gantt-diagram</w:t>
+        <w:t xml:space="preserve">A </w:t>
+      </w:r>
+      <w:proofErr w:type="gramStart"/>
+      <w:r>
+        <w:rPr>
+          <w:rFonts w:eastAsia="Times New Roman" w:cs="Times New Roman"/>
+          <w:szCs w:val="24"/>
+          <w:lang w:eastAsia="hu-HU"/>
+        </w:rPr>
+        <w:t>Gantt-diagram</w:t>
       </w:r>
       <w:r>
         <w:rPr>
@@ -1202,7 +1259,16 @@
           <w:szCs w:val="24"/>
           <w:lang w:eastAsia="hu-HU"/>
         </w:rPr>
-        <w:t xml:space="preserve"> segítségével sikerült a projekt időbeosztását pontosan megtervezni, valamint a feladatokat ütemezetten és átlátható módon elvégezni. Ez nagyban hozzájárult ahhoz, hogy minden részfeladattal időben elkészüljünk, és a határidőket pontosan betartsuk.</w:t>
+        <w:t xml:space="preserve"> segítségével</w:t>
+      </w:r>
+      <w:proofErr w:type="gramEnd"/>
+      <w:r>
+        <w:rPr>
+          <w:rFonts w:eastAsia="Times New Roman" w:cs="Times New Roman"/>
+          <w:szCs w:val="24"/>
+          <w:lang w:eastAsia="hu-HU"/>
+        </w:rPr>
+        <w:t xml:space="preserve"> sikerült a projekt időbeosztását pontosan megtervezni, valamint a feladatokat ütemezetten és átlátható módon elvégezni. Ez nagyban hozzájárult ahhoz, hogy minden részfeladattal időben elkészüljünk, és a határidőket pontosan betartsuk.</w:t>
       </w:r>
     </w:p>
     <w:p>
@@ -1249,7 +1315,7 @@
           <w:lang w:eastAsia="hu-HU"/>
         </w:rPr>
       </w:pPr>
-      <w:bookmarkStart w:id="2" w:name="_Toc222129919"/>
+      <w:bookmarkStart w:id="3" w:name="_Toc222129919"/>
       <w:r>
         <w:rPr>
           <w:rFonts w:eastAsia="Times New Roman"/>
@@ -1258,7 +1324,7 @@
         <w:lastRenderedPageBreak/>
         <w:t>Adatbázis kezelés</w:t>
       </w:r>
-      <w:bookmarkEnd w:id="2"/>
+      <w:bookmarkEnd w:id="3"/>
     </w:p>
     <w:p>
       <w:pPr>
@@ -1433,9 +1499,17 @@
         <w:rPr>
           <w:color w:val="auto"/>
         </w:rPr>
-        <w:t>ábra:adatbázis</w:t>
-      </w:r>
-      <w:proofErr w:type="spellEnd"/>
+        <w:t>ábra</w:t>
+      </w:r>
+      <w:proofErr w:type="gramStart"/>
+      <w:r>
+        <w:rPr>
+          <w:color w:val="auto"/>
+        </w:rPr>
+        <w:t>:adatbázis</w:t>
+      </w:r>
+      <w:proofErr w:type="spellEnd"/>
+      <w:proofErr w:type="gramEnd"/>
     </w:p>
     <w:p>
       <w:pPr>
@@ -1587,7 +1661,21 @@
         <w:rPr>
           <w:lang w:eastAsia="hu-HU"/>
         </w:rPr>
-        <w:t xml:space="preserve">. A </w:t>
+        <w:t xml:space="preserve">. </w:t>
+      </w:r>
+      <w:proofErr w:type="gramStart"/>
+      <w:r>
+        <w:rPr>
+          <w:lang w:eastAsia="hu-HU"/>
+        </w:rPr>
+        <w:t>A</w:t>
+      </w:r>
+      <w:proofErr w:type="gramEnd"/>
+      <w:r>
+        <w:rPr>
+          <w:lang w:eastAsia="hu-HU"/>
+        </w:rPr>
+        <w:t xml:space="preserve"> </w:t>
       </w:r>
       <w:proofErr w:type="spellStart"/>
       <w:r>
@@ -1719,7 +1807,25 @@
           <w:szCs w:val="24"/>
           <w:lang w:eastAsia="hu-HU"/>
         </w:rPr>
-        <w:t xml:space="preserve"> tábla idegen kulccsal kapcsolódik a </w:t>
+        <w:t xml:space="preserve"> tábla idegen kulccsal kapcsolódik </w:t>
+      </w:r>
+      <w:proofErr w:type="gramStart"/>
+      <w:r>
+        <w:rPr>
+          <w:rFonts w:cs="Times New Roman"/>
+          <w:szCs w:val="24"/>
+          <w:lang w:eastAsia="hu-HU"/>
+        </w:rPr>
+        <w:t>a</w:t>
+      </w:r>
+      <w:proofErr w:type="gramEnd"/>
+      <w:r>
+        <w:rPr>
+          <w:rFonts w:cs="Times New Roman"/>
+          <w:szCs w:val="24"/>
+          <w:lang w:eastAsia="hu-HU"/>
+        </w:rPr>
+        <w:t xml:space="preserve"> </w:t>
       </w:r>
       <w:proofErr w:type="spellStart"/>
       <w:r>
@@ -2334,15 +2440,25 @@
     </w:p>
     <w:p>
       <w:pPr>
-        <w:rPr>
-          <w:b/>
-        </w:rPr>
-      </w:pPr>
-      <w:proofErr w:type="spellStart"/>
-      <w:r>
-        <w:rPr>
-          <w:b/>
-        </w:rPr>
+        <w:spacing w:line="259" w:lineRule="auto"/>
+        <w:jc w:val="left"/>
+      </w:pPr>
+      <w:r>
+        <w:br w:type="page"/>
+      </w:r>
+    </w:p>
+    <w:p>
+      <w:pPr>
+        <w:rPr>
+          <w:b/>
+        </w:rPr>
+      </w:pPr>
+      <w:proofErr w:type="spellStart"/>
+      <w:r>
+        <w:rPr>
+          <w:b/>
+        </w:rPr>
+        <w:lastRenderedPageBreak/>
         <w:t>comments</w:t>
       </w:r>
       <w:proofErr w:type="spellEnd"/>
@@ -2357,7 +2473,6 @@
       </w:pPr>
       <w:proofErr w:type="spellStart"/>
       <w:r>
-        <w:lastRenderedPageBreak/>
         <w:t>id</w:t>
       </w:r>
       <w:proofErr w:type="spellEnd"/>
@@ -2818,15 +2933,25 @@
     </w:p>
     <w:p>
       <w:pPr>
-        <w:rPr>
-          <w:b/>
-        </w:rPr>
-      </w:pPr>
-      <w:proofErr w:type="spellStart"/>
-      <w:r>
-        <w:rPr>
-          <w:b/>
-        </w:rPr>
+        <w:spacing w:line="259" w:lineRule="auto"/>
+        <w:jc w:val="left"/>
+      </w:pPr>
+      <w:r>
+        <w:br w:type="page"/>
+      </w:r>
+    </w:p>
+    <w:p>
+      <w:pPr>
+        <w:rPr>
+          <w:b/>
+        </w:rPr>
+      </w:pPr>
+      <w:proofErr w:type="spellStart"/>
+      <w:r>
+        <w:rPr>
+          <w:b/>
+        </w:rPr>
+        <w:lastRenderedPageBreak/>
         <w:t>categories</w:t>
       </w:r>
       <w:proofErr w:type="spellEnd"/>
@@ -2858,7 +2983,6 @@
       </w:pPr>
       <w:proofErr w:type="spellStart"/>
       <w:r>
-        <w:lastRenderedPageBreak/>
         <w:t>name</w:t>
       </w:r>
       <w:proofErr w:type="spellEnd"/>
@@ -3233,6 +3357,162 @@
           <w:b/>
         </w:rPr>
       </w:pPr>
+      <w:proofErr w:type="spellStart"/>
+      <w:r>
+        <w:rPr>
+          <w:b/>
+        </w:rPr>
+        <w:t>collections</w:t>
+      </w:r>
+      <w:proofErr w:type="spellEnd"/>
+    </w:p>
+    <w:p>
+      <w:pPr>
+        <w:pStyle w:val="Listaszerbekezds"/>
+        <w:numPr>
+          <w:ilvl w:val="0"/>
+          <w:numId w:val="20"/>
+        </w:numPr>
+      </w:pPr>
+      <w:proofErr w:type="spellStart"/>
+      <w:r>
+        <w:t>id</w:t>
+      </w:r>
+      <w:proofErr w:type="spellEnd"/>
+      <w:r>
+        <w:t xml:space="preserve"> – gyűjtemény egyedi azonosítója</w:t>
+      </w:r>
+    </w:p>
+    <w:p>
+      <w:pPr>
+        <w:pStyle w:val="Listaszerbekezds"/>
+        <w:numPr>
+          <w:ilvl w:val="0"/>
+          <w:numId w:val="20"/>
+        </w:numPr>
+      </w:pPr>
+      <w:proofErr w:type="spellStart"/>
+      <w:r>
+        <w:t>user_id</w:t>
+      </w:r>
+      <w:proofErr w:type="spellEnd"/>
+      <w:r>
+        <w:t xml:space="preserve"> – a gyűjteményt létrehozó felhasználó azonosítója</w:t>
+      </w:r>
+    </w:p>
+    <w:p>
+      <w:pPr>
+        <w:pStyle w:val="Listaszerbekezds"/>
+        <w:numPr>
+          <w:ilvl w:val="0"/>
+          <w:numId w:val="20"/>
+        </w:numPr>
+      </w:pPr>
+      <w:proofErr w:type="spellStart"/>
+      <w:r>
+        <w:t>name</w:t>
+      </w:r>
+      <w:proofErr w:type="spellEnd"/>
+      <w:r>
+        <w:t xml:space="preserve"> – a gyűjtemény neve</w:t>
+      </w:r>
+    </w:p>
+    <w:p>
+      <w:pPr>
+        <w:pStyle w:val="Listaszerbekezds"/>
+        <w:numPr>
+          <w:ilvl w:val="0"/>
+          <w:numId w:val="20"/>
+        </w:numPr>
+        <w:rPr>
+          <w:b/>
+        </w:rPr>
+      </w:pPr>
+      <w:proofErr w:type="spellStart"/>
+      <w:r>
+        <w:t>created_at</w:t>
+      </w:r>
+      <w:proofErr w:type="spellEnd"/>
+      <w:r>
+        <w:t xml:space="preserve"> – a gyűjtemény létrehozásának ideje</w:t>
+      </w:r>
+    </w:p>
+    <w:p>
+      <w:pPr>
+        <w:rPr>
+          <w:b/>
+        </w:rPr>
+      </w:pPr>
+      <w:proofErr w:type="spellStart"/>
+      <w:r>
+        <w:rPr>
+          <w:b/>
+        </w:rPr>
+        <w:lastRenderedPageBreak/>
+        <w:t>collection_items</w:t>
+      </w:r>
+      <w:proofErr w:type="spellEnd"/>
+    </w:p>
+    <w:p>
+      <w:pPr>
+        <w:pStyle w:val="Listaszerbekezds"/>
+        <w:numPr>
+          <w:ilvl w:val="0"/>
+          <w:numId w:val="22"/>
+        </w:numPr>
+      </w:pPr>
+      <w:proofErr w:type="spellStart"/>
+      <w:r>
+        <w:t>collection_id</w:t>
+      </w:r>
+      <w:proofErr w:type="spellEnd"/>
+      <w:r>
+        <w:t xml:space="preserve"> – a gyűjtemény azonosítója</w:t>
+      </w:r>
+    </w:p>
+    <w:p>
+      <w:pPr>
+        <w:pStyle w:val="Listaszerbekezds"/>
+        <w:numPr>
+          <w:ilvl w:val="0"/>
+          <w:numId w:val="22"/>
+        </w:numPr>
+      </w:pPr>
+      <w:proofErr w:type="spellStart"/>
+      <w:r>
+        <w:t>post_id</w:t>
+      </w:r>
+      <w:proofErr w:type="spellEnd"/>
+      <w:r>
+        <w:t xml:space="preserve"> – a gyűjteménybe mentett bejegyzés azonosítója</w:t>
+      </w:r>
+    </w:p>
+    <w:p>
+      <w:pPr>
+        <w:pStyle w:val="Listaszerbekezds"/>
+        <w:numPr>
+          <w:ilvl w:val="0"/>
+          <w:numId w:val="22"/>
+        </w:numPr>
+        <w:rPr>
+          <w:b/>
+        </w:rPr>
+      </w:pPr>
+      <w:proofErr w:type="spellStart"/>
+      <w:r>
+        <w:t>added_at</w:t>
+      </w:r>
+      <w:proofErr w:type="spellEnd"/>
+      <w:r>
+        <w:t xml:space="preserve"> – a hozzáadás időpontja</w:t>
+      </w:r>
+    </w:p>
+    <w:p>
+      <w:pPr>
+        <w:rPr>
+          <w:b/>
+        </w:rPr>
+      </w:pPr>
       <w:r>
         <w:rPr>
           <w:b/>
@@ -3276,7 +3556,27 @@
           <w:szCs w:val="24"/>
           <w:lang w:eastAsia="hu-HU"/>
         </w:rPr>
-        <w:t xml:space="preserve">, kedvelhetik egymás tartalmait, követhetik egymást és privát üzeneteket küldhetnek. A rendszer központi entitása a </w:t>
+        <w:t xml:space="preserve">, kedvelhetik egymás tartalmait, követhetik egymást és privát üzeneteket küldhetnek. A rendszer központi entitása </w:t>
+      </w:r>
+      <w:proofErr w:type="gramStart"/>
+      <w:r>
+        <w:rPr>
+          <w:rFonts w:eastAsia="Times New Roman" w:cs="Times New Roman"/>
+          <w:color w:val="auto"/>
+          <w:szCs w:val="24"/>
+          <w:lang w:eastAsia="hu-HU"/>
+        </w:rPr>
+        <w:t>a</w:t>
+      </w:r>
+      <w:proofErr w:type="gramEnd"/>
+      <w:r>
+        <w:rPr>
+          <w:rFonts w:eastAsia="Times New Roman" w:cs="Times New Roman"/>
+          <w:color w:val="auto"/>
+          <w:szCs w:val="24"/>
+          <w:lang w:eastAsia="hu-HU"/>
+        </w:rPr>
+        <w:t xml:space="preserve"> </w:t>
       </w:r>
       <w:proofErr w:type="spellStart"/>
       <w:r>
@@ -3335,7 +3635,27 @@
           <w:szCs w:val="24"/>
           <w:lang w:eastAsia="hu-HU"/>
         </w:rPr>
-        <w:t xml:space="preserve"> hozhat létre, ezért a </w:t>
+        <w:t xml:space="preserve"> hozhat létre, ezért </w:t>
+      </w:r>
+      <w:proofErr w:type="gramStart"/>
+      <w:r>
+        <w:rPr>
+          <w:rFonts w:eastAsia="Times New Roman" w:cs="Times New Roman"/>
+          <w:color w:val="auto"/>
+          <w:szCs w:val="24"/>
+          <w:lang w:eastAsia="hu-HU"/>
+        </w:rPr>
+        <w:t>a</w:t>
+      </w:r>
+      <w:proofErr w:type="gramEnd"/>
+      <w:r>
+        <w:rPr>
+          <w:rFonts w:eastAsia="Times New Roman" w:cs="Times New Roman"/>
+          <w:color w:val="auto"/>
+          <w:szCs w:val="24"/>
+          <w:lang w:eastAsia="hu-HU"/>
+        </w:rPr>
+        <w:t xml:space="preserve"> </w:t>
       </w:r>
       <w:proofErr w:type="spellStart"/>
       <w:r>
@@ -3467,8 +3787,9 @@
           <w:szCs w:val="24"/>
           <w:lang w:eastAsia="hu-HU"/>
         </w:rPr>
-        <w:t xml:space="preserve">1:N </w:t>
-      </w:r>
+        <w:t>1</w:t>
+      </w:r>
+      <w:proofErr w:type="gramStart"/>
       <w:r>
         <w:rPr>
           <w:rFonts w:eastAsia="Times New Roman" w:cs="Times New Roman"/>
@@ -3477,18 +3798,9 @@
           <w:szCs w:val="24"/>
           <w:lang w:eastAsia="hu-HU"/>
         </w:rPr>
-        <w:lastRenderedPageBreak/>
-        <w:t>kapcsolat</w:t>
-      </w:r>
-      <w:r>
-        <w:rPr>
-          <w:rFonts w:eastAsia="Times New Roman" w:cs="Times New Roman"/>
-          <w:color w:val="auto"/>
-          <w:szCs w:val="24"/>
-          <w:lang w:eastAsia="hu-HU"/>
-        </w:rPr>
-        <w:t xml:space="preserve"> található, míg egy felhasználó több kommentet is írhat. A bejegyzések </w:t>
-      </w:r>
+        <w:t>:N</w:t>
+      </w:r>
+      <w:proofErr w:type="gramEnd"/>
       <w:r>
         <w:rPr>
           <w:rFonts w:eastAsia="Times New Roman" w:cs="Times New Roman"/>
@@ -3497,7 +3809,7 @@
           <w:szCs w:val="24"/>
           <w:lang w:eastAsia="hu-HU"/>
         </w:rPr>
-        <w:t>kategóriákhoz</w:t>
+        <w:t xml:space="preserve"> kapcsolat</w:t>
       </w:r>
       <w:r>
         <w:rPr>
@@ -3506,9 +3818,8 @@
           <w:szCs w:val="24"/>
           <w:lang w:eastAsia="hu-HU"/>
         </w:rPr>
-        <w:t xml:space="preserve"> tartoznak, ezért a </w:t>
-      </w:r>
-      <w:proofErr w:type="spellStart"/>
+        <w:t xml:space="preserve"> található, míg egy felhasználó több kommentet is írhat. A bejegyzések </w:t>
+      </w:r>
       <w:r>
         <w:rPr>
           <w:rFonts w:eastAsia="Times New Roman" w:cs="Times New Roman"/>
@@ -3517,9 +3828,8 @@
           <w:szCs w:val="24"/>
           <w:lang w:eastAsia="hu-HU"/>
         </w:rPr>
-        <w:t>categories</w:t>
-      </w:r>
-      <w:proofErr w:type="spellEnd"/>
+        <w:t>kategóriákhoz</w:t>
+      </w:r>
       <w:r>
         <w:rPr>
           <w:rFonts w:eastAsia="Times New Roman" w:cs="Times New Roman"/>
@@ -3527,7 +3837,7 @@
           <w:szCs w:val="24"/>
           <w:lang w:eastAsia="hu-HU"/>
         </w:rPr>
-        <w:t xml:space="preserve"> és </w:t>
+        <w:t xml:space="preserve"> tartoznak, ezért a </w:t>
       </w:r>
       <w:proofErr w:type="spellStart"/>
       <w:r>
@@ -3538,7 +3848,7 @@
           <w:szCs w:val="24"/>
           <w:lang w:eastAsia="hu-HU"/>
         </w:rPr>
-        <w:t>posts</w:t>
+        <w:t>categories</w:t>
       </w:r>
       <w:proofErr w:type="spellEnd"/>
       <w:r>
@@ -3548,8 +3858,9 @@
           <w:szCs w:val="24"/>
           <w:lang w:eastAsia="hu-HU"/>
         </w:rPr>
-        <w:t xml:space="preserve"> táblák között </w:t>
-      </w:r>
+        <w:t xml:space="preserve"> és </w:t>
+      </w:r>
+      <w:proofErr w:type="spellStart"/>
       <w:r>
         <w:rPr>
           <w:rFonts w:eastAsia="Times New Roman" w:cs="Times New Roman"/>
@@ -3558,8 +3869,9 @@
           <w:szCs w:val="24"/>
           <w:lang w:eastAsia="hu-HU"/>
         </w:rPr>
-        <w:t>1:N kapcsolat</w:t>
-      </w:r>
+        <w:t>posts</w:t>
+      </w:r>
+      <w:proofErr w:type="spellEnd"/>
       <w:r>
         <w:rPr>
           <w:rFonts w:eastAsia="Times New Roman" w:cs="Times New Roman"/>
@@ -3567,28 +3879,8 @@
           <w:szCs w:val="24"/>
           <w:lang w:eastAsia="hu-HU"/>
         </w:rPr>
-        <w:t xml:space="preserve"> van.</w:t>
-      </w:r>
-    </w:p>
-    <w:p>
-      <w:pPr>
-        <w:rPr>
-          <w:rFonts w:eastAsia="Times New Roman" w:cs="Times New Roman"/>
-          <w:color w:val="auto"/>
-          <w:szCs w:val="24"/>
-          <w:lang w:eastAsia="hu-HU"/>
-        </w:rPr>
-      </w:pPr>
-      <w:r>
-        <w:rPr>
-          <w:rFonts w:eastAsia="Times New Roman" w:cs="Times New Roman"/>
-          <w:color w:val="auto"/>
-          <w:szCs w:val="24"/>
-          <w:lang w:eastAsia="hu-HU"/>
-        </w:rPr>
-        <w:t xml:space="preserve">A felhasználók kedvelhetik a bejegyzéseket, amelyet a </w:t>
-      </w:r>
-      <w:proofErr w:type="spellStart"/>
+        <w:t xml:space="preserve"> táblák között </w:t>
+      </w:r>
       <w:r>
         <w:rPr>
           <w:rFonts w:eastAsia="Times New Roman" w:cs="Times New Roman"/>
@@ -3597,18 +3889,9 @@
           <w:szCs w:val="24"/>
           <w:lang w:eastAsia="hu-HU"/>
         </w:rPr>
-        <w:t>likes</w:t>
-      </w:r>
-      <w:proofErr w:type="spellEnd"/>
-      <w:r>
-        <w:rPr>
-          <w:rFonts w:eastAsia="Times New Roman" w:cs="Times New Roman"/>
-          <w:color w:val="auto"/>
-          <w:szCs w:val="24"/>
-          <w:lang w:eastAsia="hu-HU"/>
-        </w:rPr>
-        <w:t xml:space="preserve"> kapcsolótábla rögzít. Ez egy </w:t>
-      </w:r>
+        <w:t>1</w:t>
+      </w:r>
+      <w:proofErr w:type="gramStart"/>
       <w:r>
         <w:rPr>
           <w:rFonts w:eastAsia="Times New Roman" w:cs="Times New Roman"/>
@@ -3617,18 +3900,9 @@
           <w:szCs w:val="24"/>
           <w:lang w:eastAsia="hu-HU"/>
         </w:rPr>
-        <w:t>N:N kapcsolatot</w:t>
-      </w:r>
-      <w:r>
-        <w:rPr>
-          <w:rFonts w:eastAsia="Times New Roman" w:cs="Times New Roman"/>
-          <w:color w:val="auto"/>
-          <w:szCs w:val="24"/>
-          <w:lang w:eastAsia="hu-HU"/>
-        </w:rPr>
-        <w:t xml:space="preserve"> valósít meg a </w:t>
-      </w:r>
-      <w:proofErr w:type="spellStart"/>
+        <w:t>:N</w:t>
+      </w:r>
+      <w:proofErr w:type="gramEnd"/>
       <w:r>
         <w:rPr>
           <w:rFonts w:eastAsia="Times New Roman" w:cs="Times New Roman"/>
@@ -3637,9 +3911,8 @@
           <w:szCs w:val="24"/>
           <w:lang w:eastAsia="hu-HU"/>
         </w:rPr>
-        <w:t>users</w:t>
-      </w:r>
-      <w:proofErr w:type="spellEnd"/>
+        <w:t xml:space="preserve"> kapcsolat</w:t>
+      </w:r>
       <w:r>
         <w:rPr>
           <w:rFonts w:eastAsia="Times New Roman" w:cs="Times New Roman"/>
@@ -3647,7 +3920,26 @@
           <w:szCs w:val="24"/>
           <w:lang w:eastAsia="hu-HU"/>
         </w:rPr>
-        <w:t xml:space="preserve"> és </w:t>
+        <w:t xml:space="preserve"> van.</w:t>
+      </w:r>
+    </w:p>
+    <w:p>
+      <w:pPr>
+        <w:rPr>
+          <w:rFonts w:eastAsia="Times New Roman" w:cs="Times New Roman"/>
+          <w:color w:val="auto"/>
+          <w:szCs w:val="24"/>
+          <w:lang w:eastAsia="hu-HU"/>
+        </w:rPr>
+      </w:pPr>
+      <w:r>
+        <w:rPr>
+          <w:rFonts w:eastAsia="Times New Roman" w:cs="Times New Roman"/>
+          <w:color w:val="auto"/>
+          <w:szCs w:val="24"/>
+          <w:lang w:eastAsia="hu-HU"/>
+        </w:rPr>
+        <w:t xml:space="preserve">A felhasználók kedvelhetik a bejegyzéseket, amelyet a </w:t>
       </w:r>
       <w:proofErr w:type="spellStart"/>
       <w:r>
@@ -3658,7 +3950,7 @@
           <w:szCs w:val="24"/>
           <w:lang w:eastAsia="hu-HU"/>
         </w:rPr>
-        <w:t>posts</w:t>
+        <w:t>likes</w:t>
       </w:r>
       <w:proofErr w:type="spellEnd"/>
       <w:r>
@@ -3668,9 +3960,8 @@
           <w:szCs w:val="24"/>
           <w:lang w:eastAsia="hu-HU"/>
         </w:rPr>
-        <w:t xml:space="preserve"> táblák között. Hasonló módon a felhasználók egymást is követhetik, amelyet a </w:t>
-      </w:r>
-      <w:proofErr w:type="spellStart"/>
+        <w:t xml:space="preserve"> kapcsolótábla rögzít. Ez egy </w:t>
+      </w:r>
       <w:r>
         <w:rPr>
           <w:rFonts w:eastAsia="Times New Roman" w:cs="Times New Roman"/>
@@ -3679,9 +3970,8 @@
           <w:szCs w:val="24"/>
           <w:lang w:eastAsia="hu-HU"/>
         </w:rPr>
-        <w:t>follows</w:t>
-      </w:r>
-      <w:proofErr w:type="spellEnd"/>
+        <w:t>N:N kapcsolatot</w:t>
+      </w:r>
       <w:r>
         <w:rPr>
           <w:rFonts w:eastAsia="Times New Roman" w:cs="Times New Roman"/>
@@ -3689,7 +3979,27 @@
           <w:szCs w:val="24"/>
           <w:lang w:eastAsia="hu-HU"/>
         </w:rPr>
-        <w:t xml:space="preserve"> tábla tárol, így a </w:t>
+        <w:t xml:space="preserve"> valósít meg </w:t>
+      </w:r>
+      <w:proofErr w:type="gramStart"/>
+      <w:r>
+        <w:rPr>
+          <w:rFonts w:eastAsia="Times New Roman" w:cs="Times New Roman"/>
+          <w:color w:val="auto"/>
+          <w:szCs w:val="24"/>
+          <w:lang w:eastAsia="hu-HU"/>
+        </w:rPr>
+        <w:t>a</w:t>
+      </w:r>
+      <w:proofErr w:type="gramEnd"/>
+      <w:r>
+        <w:rPr>
+          <w:rFonts w:eastAsia="Times New Roman" w:cs="Times New Roman"/>
+          <w:color w:val="auto"/>
+          <w:szCs w:val="24"/>
+          <w:lang w:eastAsia="hu-HU"/>
+        </w:rPr>
+        <w:t xml:space="preserve"> </w:t>
       </w:r>
       <w:proofErr w:type="spellStart"/>
       <w:r>
@@ -3710,8 +4020,9 @@
           <w:szCs w:val="24"/>
           <w:lang w:eastAsia="hu-HU"/>
         </w:rPr>
-        <w:t xml:space="preserve"> tábla önmagával áll </w:t>
-      </w:r>
+        <w:t xml:space="preserve"> és </w:t>
+      </w:r>
+      <w:proofErr w:type="spellStart"/>
       <w:r>
         <w:rPr>
           <w:rFonts w:eastAsia="Times New Roman" w:cs="Times New Roman"/>
@@ -3720,8 +4031,9 @@
           <w:szCs w:val="24"/>
           <w:lang w:eastAsia="hu-HU"/>
         </w:rPr>
-        <w:t>N:N kapcsolatban</w:t>
-      </w:r>
+        <w:t>posts</w:t>
+      </w:r>
+      <w:proofErr w:type="spellEnd"/>
       <w:r>
         <w:rPr>
           <w:rFonts w:eastAsia="Times New Roman" w:cs="Times New Roman"/>
@@ -3729,26 +4041,7 @@
           <w:szCs w:val="24"/>
           <w:lang w:eastAsia="hu-HU"/>
         </w:rPr>
-        <w:t>.</w:t>
-      </w:r>
-    </w:p>
-    <w:p>
-      <w:pPr>
-        <w:rPr>
-          <w:rFonts w:eastAsia="Times New Roman" w:cs="Times New Roman"/>
-          <w:color w:val="auto"/>
-          <w:szCs w:val="24"/>
-          <w:lang w:eastAsia="hu-HU"/>
-        </w:rPr>
-      </w:pPr>
-      <w:r>
-        <w:rPr>
-          <w:rFonts w:eastAsia="Times New Roman" w:cs="Times New Roman"/>
-          <w:color w:val="auto"/>
-          <w:szCs w:val="24"/>
-          <w:lang w:eastAsia="hu-HU"/>
-        </w:rPr>
-        <w:t xml:space="preserve">A rendszer támogatja a felhasználók közötti privát kommunikációt is, amelyet a </w:t>
+        <w:t xml:space="preserve"> táblák között. Hasonló módon a felhasználók egymást is követhetik, amelyet a </w:t>
       </w:r>
       <w:proofErr w:type="spellStart"/>
       <w:r>
@@ -3759,7 +4052,7 @@
           <w:szCs w:val="24"/>
           <w:lang w:eastAsia="hu-HU"/>
         </w:rPr>
-        <w:t>messages</w:t>
+        <w:t>follows</w:t>
       </w:r>
       <w:proofErr w:type="spellEnd"/>
       <w:r>
@@ -3769,7 +4062,27 @@
           <w:szCs w:val="24"/>
           <w:lang w:eastAsia="hu-HU"/>
         </w:rPr>
-        <w:t xml:space="preserve"> tábla kezel. Ebben a táblában minden üzenet egy küldőhöz és egy címzetthez kapcsolódik, így a </w:t>
+        <w:t xml:space="preserve"> tábla tárol, így </w:t>
+      </w:r>
+      <w:proofErr w:type="gramStart"/>
+      <w:r>
+        <w:rPr>
+          <w:rFonts w:eastAsia="Times New Roman" w:cs="Times New Roman"/>
+          <w:color w:val="auto"/>
+          <w:szCs w:val="24"/>
+          <w:lang w:eastAsia="hu-HU"/>
+        </w:rPr>
+        <w:t>a</w:t>
+      </w:r>
+      <w:proofErr w:type="gramEnd"/>
+      <w:r>
+        <w:rPr>
+          <w:rFonts w:eastAsia="Times New Roman" w:cs="Times New Roman"/>
+          <w:color w:val="auto"/>
+          <w:szCs w:val="24"/>
+          <w:lang w:eastAsia="hu-HU"/>
+        </w:rPr>
+        <w:t xml:space="preserve"> </w:t>
       </w:r>
       <w:proofErr w:type="spellStart"/>
       <w:r>
@@ -3790,9 +4103,8 @@
           <w:szCs w:val="24"/>
           <w:lang w:eastAsia="hu-HU"/>
         </w:rPr>
-        <w:t xml:space="preserve"> tábla kétszer is kapcsolatban áll a </w:t>
-      </w:r>
-      <w:proofErr w:type="spellStart"/>
+        <w:t xml:space="preserve"> tábla önmagával áll </w:t>
+      </w:r>
       <w:r>
         <w:rPr>
           <w:rFonts w:eastAsia="Times New Roman" w:cs="Times New Roman"/>
@@ -3801,9 +4113,8 @@
           <w:szCs w:val="24"/>
           <w:lang w:eastAsia="hu-HU"/>
         </w:rPr>
-        <w:t>messages</w:t>
-      </w:r>
-      <w:proofErr w:type="spellEnd"/>
+        <w:t>N:N kapcsolatban</w:t>
+      </w:r>
       <w:r>
         <w:rPr>
           <w:rFonts w:eastAsia="Times New Roman" w:cs="Times New Roman"/>
@@ -3811,7 +4122,26 @@
           <w:szCs w:val="24"/>
           <w:lang w:eastAsia="hu-HU"/>
         </w:rPr>
-        <w:t xml:space="preserve"> táblával. Az </w:t>
+        <w:t>.</w:t>
+      </w:r>
+    </w:p>
+    <w:p>
+      <w:pPr>
+        <w:rPr>
+          <w:rFonts w:eastAsia="Times New Roman" w:cs="Times New Roman"/>
+          <w:color w:val="auto"/>
+          <w:szCs w:val="24"/>
+          <w:lang w:eastAsia="hu-HU"/>
+        </w:rPr>
+      </w:pPr>
+      <w:r>
+        <w:rPr>
+          <w:rFonts w:eastAsia="Times New Roman" w:cs="Times New Roman"/>
+          <w:color w:val="auto"/>
+          <w:szCs w:val="24"/>
+          <w:lang w:eastAsia="hu-HU"/>
+        </w:rPr>
+        <w:t xml:space="preserve">A rendszer támogatja a felhasználók közötti privát kommunikációt is, amelyet a </w:t>
       </w:r>
       <w:proofErr w:type="spellStart"/>
       <w:r>
@@ -3822,6 +4152,89 @@
           <w:szCs w:val="24"/>
           <w:lang w:eastAsia="hu-HU"/>
         </w:rPr>
+        <w:t>messages</w:t>
+      </w:r>
+      <w:proofErr w:type="spellEnd"/>
+      <w:r>
+        <w:rPr>
+          <w:rFonts w:eastAsia="Times New Roman" w:cs="Times New Roman"/>
+          <w:color w:val="auto"/>
+          <w:szCs w:val="24"/>
+          <w:lang w:eastAsia="hu-HU"/>
+        </w:rPr>
+        <w:t xml:space="preserve"> tábla kezel. Ebben a táblában minden üzenet egy küldőhöz és egy címzetthez kapcsolódik, így </w:t>
+      </w:r>
+      <w:proofErr w:type="gramStart"/>
+      <w:r>
+        <w:rPr>
+          <w:rFonts w:eastAsia="Times New Roman" w:cs="Times New Roman"/>
+          <w:color w:val="auto"/>
+          <w:szCs w:val="24"/>
+          <w:lang w:eastAsia="hu-HU"/>
+        </w:rPr>
+        <w:t>a</w:t>
+      </w:r>
+      <w:proofErr w:type="gramEnd"/>
+      <w:r>
+        <w:rPr>
+          <w:rFonts w:eastAsia="Times New Roman" w:cs="Times New Roman"/>
+          <w:color w:val="auto"/>
+          <w:szCs w:val="24"/>
+          <w:lang w:eastAsia="hu-HU"/>
+        </w:rPr>
+        <w:t xml:space="preserve"> </w:t>
+      </w:r>
+      <w:proofErr w:type="spellStart"/>
+      <w:r>
+        <w:rPr>
+          <w:rFonts w:eastAsia="Times New Roman" w:cs="Times New Roman"/>
+          <w:bCs/>
+          <w:color w:val="auto"/>
+          <w:szCs w:val="24"/>
+          <w:lang w:eastAsia="hu-HU"/>
+        </w:rPr>
+        <w:t>users</w:t>
+      </w:r>
+      <w:proofErr w:type="spellEnd"/>
+      <w:r>
+        <w:rPr>
+          <w:rFonts w:eastAsia="Times New Roman" w:cs="Times New Roman"/>
+          <w:color w:val="auto"/>
+          <w:szCs w:val="24"/>
+          <w:lang w:eastAsia="hu-HU"/>
+        </w:rPr>
+        <w:t xml:space="preserve"> tábla kétszer is kapcsolatban áll a </w:t>
+      </w:r>
+      <w:proofErr w:type="spellStart"/>
+      <w:r>
+        <w:rPr>
+          <w:rFonts w:eastAsia="Times New Roman" w:cs="Times New Roman"/>
+          <w:bCs/>
+          <w:color w:val="auto"/>
+          <w:szCs w:val="24"/>
+          <w:lang w:eastAsia="hu-HU"/>
+        </w:rPr>
+        <w:t>messages</w:t>
+      </w:r>
+      <w:proofErr w:type="spellEnd"/>
+      <w:r>
+        <w:rPr>
+          <w:rFonts w:eastAsia="Times New Roman" w:cs="Times New Roman"/>
+          <w:color w:val="auto"/>
+          <w:szCs w:val="24"/>
+          <w:lang w:eastAsia="hu-HU"/>
+        </w:rPr>
+        <w:t xml:space="preserve"> táblával. Az </w:t>
+      </w:r>
+      <w:proofErr w:type="spellStart"/>
+      <w:r>
+        <w:rPr>
+          <w:rFonts w:eastAsia="Times New Roman" w:cs="Times New Roman"/>
+          <w:bCs/>
+          <w:color w:val="auto"/>
+          <w:szCs w:val="24"/>
+          <w:lang w:eastAsia="hu-HU"/>
+        </w:rPr>
         <w:t>notifications</w:t>
       </w:r>
       <w:proofErr w:type="spellEnd"/>
@@ -3847,7 +4260,9 @@
       <w:r>
         <w:rPr>
           <w:noProof/>
-        </w:rPr>
+          <w:lang w:eastAsia="hu-HU"/>
+        </w:rPr>
+        <w:lastRenderedPageBreak/>
         <w:drawing>
           <wp:anchor distT="0" distB="0" distL="114300" distR="114300" simplePos="0" relativeHeight="251660288" behindDoc="1" locked="0" layoutInCell="1" allowOverlap="1" wp14:anchorId="14E0380C" wp14:editId="7FE92BB5">
             <wp:simplePos x="0" y="0"/>
@@ -4011,9 +4426,28 @@
         </w:rPr>
         <w:t xml:space="preserve"> tábla a felhasználók által küldött visszajelzéseket tartalmazza, amelyek a rendszer fejlesztését segítik.</w:t>
       </w:r>
-      <w:bookmarkStart w:id="3" w:name="_Toc222129920"/>
-      <w:bookmarkStart w:id="4" w:name="_GoBack"/>
-      <w:bookmarkEnd w:id="4"/>
+      <w:bookmarkStart w:id="4" w:name="_Toc222129920"/>
+    </w:p>
+    <w:p>
+      <w:pPr>
+        <w:spacing w:line="259" w:lineRule="auto"/>
+        <w:jc w:val="left"/>
+        <w:rPr>
+          <w:rFonts w:eastAsia="Times New Roman" w:cs="Times New Roman"/>
+          <w:color w:val="auto"/>
+          <w:szCs w:val="24"/>
+          <w:lang w:eastAsia="hu-HU"/>
+        </w:rPr>
+      </w:pPr>
+      <w:r>
+        <w:rPr>
+          <w:rFonts w:eastAsia="Times New Roman" w:cs="Times New Roman"/>
+          <w:color w:val="auto"/>
+          <w:szCs w:val="24"/>
+          <w:lang w:eastAsia="hu-HU"/>
+        </w:rPr>
+        <w:br w:type="page"/>
+      </w:r>
     </w:p>
     <w:p>
       <w:pPr>
@@ -4031,7 +4465,7 @@
         <w:lastRenderedPageBreak/>
         <w:t>Backend Fejlesztés</w:t>
       </w:r>
-      <w:bookmarkEnd w:id="3"/>
+      <w:bookmarkEnd w:id="4"/>
     </w:p>
     <w:p>
       <w:pPr>
@@ -4120,6 +4554,7 @@
       </w:pPr>
       <w:r>
         <w:rPr>
+          <w:noProof/>
           <w:lang w:eastAsia="hu-HU"/>
         </w:rPr>
         <w:drawing>
@@ -4265,6 +4700,7 @@
       <w:r>
         <w:rPr>
           <w:b/>
+          <w:noProof/>
           <w:lang w:eastAsia="hu-HU"/>
         </w:rPr>
         <w:drawing>
@@ -4355,27 +4791,184 @@
         <w:rPr>
           <w:lang w:eastAsia="hu-HU"/>
         </w:rPr>
-        <w:t xml:space="preserve">Az oldalon további navigációs lehetőségek is megtalálhatók, például az „Elfelejtetted a </w:t>
-      </w:r>
-      <w:proofErr w:type="spellStart"/>
-      <w:r>
-        <w:rPr>
-          <w:lang w:eastAsia="hu-HU"/>
-        </w:rPr>
-        <w:t>jelszavad</w:t>
-      </w:r>
-      <w:proofErr w:type="spellEnd"/>
-      <w:r>
-        <w:rPr>
-          <w:lang w:eastAsia="hu-HU"/>
-        </w:rPr>
-        <w:t>?” opció, amely a jelszó visszaállítását segíti, valamint a regisztrációs oldalra mutató hivatkozás új felhasználók számára. A felület reszponzív kialakítású, így különböző eszközökön is megfelelően jelenik meg és használható.</w:t>
-      </w:r>
-    </w:p>
-    <w:p>
-      <w:pPr>
-        <w:rPr>
-          <w:b/>
+        <w:t xml:space="preserve">Az oldalon további navigációs lehetőségek is megtalálhatók, például az „Elfelejtetted a jelszavad?” </w:t>
+      </w:r>
+      <w:proofErr w:type="gramStart"/>
+      <w:r>
+        <w:rPr>
+          <w:lang w:eastAsia="hu-HU"/>
+        </w:rPr>
+        <w:t>opció</w:t>
+      </w:r>
+      <w:proofErr w:type="gramEnd"/>
+      <w:r>
+        <w:rPr>
+          <w:lang w:eastAsia="hu-HU"/>
+        </w:rPr>
+        <w:t>, amely a jelszó visszaállítását segíti, valamint a regisztrációs oldalra mutató hivatkozás új felhasználók számára. A felület reszponzív kialakítású, így különböző eszközökön is megfelelően jelenik meg és használható.</w:t>
+      </w:r>
+    </w:p>
+    <w:p>
+      <w:pPr>
+        <w:spacing w:line="259" w:lineRule="auto"/>
+        <w:jc w:val="left"/>
+        <w:rPr>
+          <w:lang w:eastAsia="hu-HU"/>
+        </w:rPr>
+      </w:pPr>
+      <w:r>
+        <w:rPr>
+          <w:lang w:eastAsia="hu-HU"/>
+        </w:rPr>
+        <w:br w:type="page"/>
+      </w:r>
+    </w:p>
+    <w:p>
+      <w:pPr>
+        <w:rPr>
+          <w:b/>
+        </w:rPr>
+      </w:pPr>
+      <w:r>
+        <w:rPr>
+          <w:b/>
+        </w:rPr>
+        <w:lastRenderedPageBreak/>
+        <w:t>Új alkotás feltöltése</w:t>
+      </w:r>
+    </w:p>
+    <w:p>
+      <w:pPr>
+        <w:rPr>
+          <w:color w:val="auto"/>
+          <w:sz w:val="36"/>
+        </w:rPr>
+      </w:pPr>
+      <w:r>
+        <w:rPr>
+          <w:lang w:eastAsia="hu-HU"/>
+        </w:rPr>
+        <w:drawing>
+          <wp:anchor distT="0" distB="0" distL="114300" distR="114300" simplePos="0" relativeHeight="251661312" behindDoc="1" locked="0" layoutInCell="1" allowOverlap="1" wp14:anchorId="02999B12" wp14:editId="7C2C2200">
+            <wp:simplePos x="0" y="0"/>
+            <wp:positionH relativeFrom="margin">
+              <wp:align>right</wp:align>
+            </wp:positionH>
+            <wp:positionV relativeFrom="paragraph">
+              <wp:posOffset>38735</wp:posOffset>
+            </wp:positionV>
+            <wp:extent cx="4219187" cy="2959735"/>
+            <wp:effectExtent l="0" t="0" r="0" b="0"/>
+            <wp:wrapTight wrapText="bothSides">
+              <wp:wrapPolygon edited="0">
+                <wp:start x="0" y="0"/>
+                <wp:lineTo x="0" y="21410"/>
+                <wp:lineTo x="21457" y="21410"/>
+                <wp:lineTo x="21457" y="0"/>
+                <wp:lineTo x="0" y="0"/>
+              </wp:wrapPolygon>
+            </wp:wrapTight>
+            <wp:docPr id="2" name="Kép 2"/>
+            <wp:cNvGraphicFramePr>
+              <a:graphicFrameLocks xmlns:a="http://schemas.openxmlformats.org/drawingml/2006/main" noChangeAspect="1"/>
+            </wp:cNvGraphicFramePr>
+            <a:graphic xmlns:a="http://schemas.openxmlformats.org/drawingml/2006/main">
+              <a:graphicData uri="http://schemas.openxmlformats.org/drawingml/2006/picture">
+                <pic:pic xmlns:pic="http://schemas.openxmlformats.org/drawingml/2006/picture">
+                  <pic:nvPicPr>
+                    <pic:cNvPr id="1" name=""/>
+                    <pic:cNvPicPr/>
+                  </pic:nvPicPr>
+                  <pic:blipFill>
+                    <a:blip r:embed="rId13" cstate="print">
+                      <a:extLst>
+                        <a:ext uri="{28A0092B-C50C-407E-A947-70E740481C1C}">
+                          <a14:useLocalDpi xmlns:a14="http://schemas.microsoft.com/office/drawing/2010/main" val="0"/>
+                        </a:ext>
+                      </a:extLst>
+                    </a:blip>
+                    <a:stretch>
+                      <a:fillRect/>
+                    </a:stretch>
+                  </pic:blipFill>
+                  <pic:spPr>
+                    <a:xfrm>
+                      <a:off x="0" y="0"/>
+                      <a:ext cx="4219187" cy="2959735"/>
+                    </a:xfrm>
+                    <a:prstGeom prst="rect">
+                      <a:avLst/>
+                    </a:prstGeom>
+                  </pic:spPr>
+                </pic:pic>
+              </a:graphicData>
+            </a:graphic>
+          </wp:anchor>
+        </w:drawing>
+      </w:r>
+      <w:r>
+        <w:t xml:space="preserve">Az „Új alkotás feltöltése” felület lehetőséget biztosít a felhasználók számára, hogy saját tartalmat </w:t>
+      </w:r>
+      <w:proofErr w:type="spellStart"/>
+      <w:r>
+        <w:t>osszanak</w:t>
+      </w:r>
+      <w:proofErr w:type="spellEnd"/>
+      <w:r>
+        <w:t xml:space="preserve"> meg a közösséggel. Az oldal modern, sötét témájú kialakítást követ, amely egységes megjelenést biztosít a rendszer többi részével, és könnyen átlátható elrendezést kínál.</w:t>
+      </w:r>
+    </w:p>
+    <w:p>
+      <w:pPr>
+        <w:rPr>
+          <w:color w:val="auto"/>
+          <w:sz w:val="36"/>
+        </w:rPr>
+      </w:pPr>
+      <w:r>
+        <w:t xml:space="preserve">A felület egyik központi eleme a kép feltöltési lehetőség, amely </w:t>
+      </w:r>
+      <w:proofErr w:type="spellStart"/>
+      <w:r>
+        <w:t>drag</w:t>
+      </w:r>
+      <w:proofErr w:type="spellEnd"/>
+      <w:r>
+        <w:t>-and-</w:t>
+      </w:r>
+      <w:proofErr w:type="spellStart"/>
+      <w:r>
+        <w:t>drop</w:t>
+      </w:r>
+      <w:proofErr w:type="spellEnd"/>
+      <w:r>
+        <w:t xml:space="preserve"> (húzd és ejtsd) funkcióval is működik, de hagyományos fájlválasztással is használható. A felhasználó kiválaszthatja a bejegyzés kategóriáját, megadhatja az alkotás címét, valamint opcionálisan leírást és címkéket is hozzáadhat. Ez lehetővé teszi a tartalom részletesebb bemutatását és jobb kereshetőségét.</w:t>
+      </w:r>
+    </w:p>
+    <w:p>
+      <w:r>
+        <w:t xml:space="preserve">A „Közzététel” gomb segítségével a felhasználó elküldi az adatokat a backend számára, ahol a rendszer feldolgozza és eltárolja azokat. A frontend </w:t>
+      </w:r>
+      <w:proofErr w:type="spellStart"/>
+      <w:r>
+        <w:t>validáció</w:t>
+      </w:r>
+      <w:proofErr w:type="spellEnd"/>
+      <w:r>
+        <w:t xml:space="preserve"> biztosítja, hogy a szükséges mezők ki legyenek töltve, valamint a feltöltött fájl megfelelő formátumú legyen. A felület </w:t>
+      </w:r>
+      <w:proofErr w:type="spellStart"/>
+      <w:r>
+        <w:t>reszponzív</w:t>
+      </w:r>
+      <w:proofErr w:type="spellEnd"/>
+      <w:r>
+        <w:t xml:space="preserve"> kialakítású, így különböző eszközökön is megfelelően működik és jelenik meg.</w:t>
+      </w:r>
+    </w:p>
+    <w:p>
+      <w:pPr>
+        <w:rPr>
           <w:lang w:eastAsia="hu-HU"/>
         </w:rPr>
       </w:pPr>
@@ -4630,11 +5223,11 @@
       </w:r>
       <w:proofErr w:type="spellStart"/>
       <w:r>
-        <w:t>Inkscape-et</w:t>
-      </w:r>
-      <w:proofErr w:type="spellEnd"/>
-      <w:r>
-        <w:t xml:space="preserve"> vektorgrafikus elemek elkészítéséhez alkalmaztuk. Mivel ezeket a programokat a tanulmányaink során már sokat használtuk, magabiztosan tudtuk őket kezelni.</w:t>
+        <w:t>Inkscape</w:t>
+      </w:r>
+      <w:proofErr w:type="spellEnd"/>
+      <w:r>
+        <w:t>-et vektorgrafikus elemek elkészítéséhez alkalmaztuk. Mivel ezeket a programokat a tanulmányaink során már sokat használtuk, magabiztosan tudtuk őket kezelni.</w:t>
       </w:r>
     </w:p>
     <w:p>
@@ -4884,6 +5477,7 @@
       <w:r>
         <w:t xml:space="preserve">A </w:t>
       </w:r>
+      <w:proofErr w:type="spellStart"/>
       <w:r>
         <w:rPr>
           <w:rStyle w:val="Kiemels2"/>
@@ -4891,6 +5485,7 @@
         </w:rPr>
         <w:t>Docker</w:t>
       </w:r>
+      <w:proofErr w:type="spellEnd"/>
       <w:r>
         <w:t xml:space="preserve"> segítségével </w:t>
       </w:r>
@@ -5014,7 +5609,7 @@
                     <pic:cNvPicPr/>
                   </pic:nvPicPr>
                   <pic:blipFill>
-                    <a:blip r:embed="rId13">
+                    <a:blip r:embed="rId14">
                       <a:extLst>
                         <a:ext uri="{28A0092B-C50C-407E-A947-70E740481C1C}">
                           <a14:useLocalDpi xmlns:a14="http://schemas.microsoft.com/office/drawing/2010/main" val="0"/>
@@ -5095,9 +5690,8 @@
         <w:br w:type="page"/>
       </w:r>
     </w:p>
-    <w:p/>
     <w:sectPr>
-      <w:footerReference w:type="default" r:id="rId14"/>
+      <w:footerReference w:type="default" r:id="rId15"/>
       <w:pgSz w:w="11906" w:h="16838"/>
       <w:pgMar w:top="1134" w:right="1134" w:bottom="1134" w:left="1134" w:header="709" w:footer="709" w:gutter="0"/>
       <w:cols w:space="708"/>
@@ -5109,7 +5703,7 @@
 </file>
 
 <file path=word/endnotes.xml><?xml version="1.0" encoding="utf-8"?>
-<w:endnotes xmlns:wpc="http://schemas.microsoft.com/office/word/2010/wordprocessingCanvas" xmlns:cx="http://schemas.microsoft.com/office/drawing/2014/chartex" xmlns:cx1="http://schemas.microsoft.com/office/drawing/2015/9/8/chartex" xmlns:cx2="http://schemas.microsoft.com/office/drawing/2015/10/21/chartex" xmlns:cx3="http://schemas.microsoft.com/office/drawing/2016/5/9/chartex" xmlns:cx4="http://schemas.microsoft.com/office/drawing/2016/5/10/chartex" xmlns:cx5="http://schemas.microsoft.com/office/drawing/2016/5/11/chartex" xmlns:cx6="http://schemas.microsoft.com/office/drawing/2016/5/12/chartex" xmlns:cx7="http://schemas.microsoft.com/office/drawing/2016/5/13/chartex" xmlns:cx8="http://schemas.microsoft.com/office/drawing/2016/5/14/chartex" xmlns:mc="http://schemas.openxmlformats.org/markup-compatibility/2006" xmlns:aink="http://schemas.microsoft.com/office/drawing/2016/ink" xmlns:am3d="http://schemas.microsoft.com/office/drawing/2017/model3d" xmlns:o="urn:schemas-microsoft-com:office:office" xmlns:r="http://schemas.openxmlformats.org/officeDocument/2006/relationships" xmlns:m="http://schemas.openxmlformats.org/officeDocument/2006/math" xmlns:v="urn:schemas-microsoft-com:vml" xmlns:wp14="http://schemas.microsoft.com/office/word/2010/wordprocessingDrawing" xmlns:wp="http://schemas.openxmlformats.org/drawingml/2006/wordprocessingDrawing" xmlns:w10="urn:schemas-microsoft-com:office:word" xmlns:w="http://schemas.openxmlformats.org/wordprocessingml/2006/main" xmlns:w14="http://schemas.microsoft.com/office/word/2010/wordml" xmlns:w15="http://schemas.microsoft.com/office/word/2012/wordml" xmlns:w16cid="http://schemas.microsoft.com/office/word/2016/wordml/cid" xmlns:w16se="http://schemas.microsoft.com/office/word/2015/wordml/symex" xmlns:wpg="http://schemas.microsoft.com/office/word/2010/wordprocessingGroup" xmlns:wpi="http://schemas.microsoft.com/office/word/2010/wordprocessingInk" xmlns:wne="http://schemas.microsoft.com/office/word/2006/wordml" xmlns:wps="http://schemas.microsoft.com/office/word/2010/wordprocessingShape" mc:Ignorable="w14 w15 w16se w16cid wp14">
+<w:endnotes xmlns:wpc="http://schemas.microsoft.com/office/word/2010/wordprocessingCanvas" xmlns:cx="http://schemas.microsoft.com/office/drawing/2014/chartex" xmlns:mc="http://schemas.openxmlformats.org/markup-compatibility/2006" xmlns:o="urn:schemas-microsoft-com:office:office" xmlns:r="http://schemas.openxmlformats.org/officeDocument/2006/relationships" xmlns:m="http://schemas.openxmlformats.org/officeDocument/2006/math" xmlns:v="urn:schemas-microsoft-com:vml" xmlns:wp14="http://schemas.microsoft.com/office/word/2010/wordprocessingDrawing" xmlns:wp="http://schemas.openxmlformats.org/drawingml/2006/wordprocessingDrawing" xmlns:w10="urn:schemas-microsoft-com:office:word" xmlns:w="http://schemas.openxmlformats.org/wordprocessingml/2006/main" xmlns:w14="http://schemas.microsoft.com/office/word/2010/wordml" xmlns:w15="http://schemas.microsoft.com/office/word/2012/wordml" xmlns:w16se="http://schemas.microsoft.com/office/word/2015/wordml/symex" xmlns:wpg="http://schemas.microsoft.com/office/word/2010/wordprocessingGroup" xmlns:wpi="http://schemas.microsoft.com/office/word/2010/wordprocessingInk" xmlns:wne="http://schemas.microsoft.com/office/word/2006/wordml" xmlns:wps="http://schemas.microsoft.com/office/word/2010/wordprocessingShape" mc:Ignorable="w14 w15 w16se wp14">
   <w:endnote w:type="separator" w:id="-1">
     <w:p>
       <w:pPr>
@@ -5134,7 +5728,7 @@
 </file>
 
 <file path=word/footer1.xml><?xml version="1.0" encoding="utf-8"?>
-<w:ftr xmlns:wpc="http://schemas.microsoft.com/office/word/2010/wordprocessingCanvas" xmlns:cx="http://schemas.microsoft.com/office/drawing/2014/chartex" xmlns:cx1="http://schemas.microsoft.com/office/drawing/2015/9/8/chartex" xmlns:cx2="http://schemas.microsoft.com/office/drawing/2015/10/21/chartex" xmlns:cx3="http://schemas.microsoft.com/office/drawing/2016/5/9/chartex" xmlns:cx4="http://schemas.microsoft.com/office/drawing/2016/5/10/chartex" xmlns:cx5="http://schemas.microsoft.com/office/drawing/2016/5/11/chartex" xmlns:cx6="http://schemas.microsoft.com/office/drawing/2016/5/12/chartex" xmlns:cx7="http://schemas.microsoft.com/office/drawing/2016/5/13/chartex" xmlns:cx8="http://schemas.microsoft.com/office/drawing/2016/5/14/chartex" xmlns:mc="http://schemas.openxmlformats.org/markup-compatibility/2006" xmlns:aink="http://schemas.microsoft.com/office/drawing/2016/ink" xmlns:am3d="http://schemas.microsoft.com/office/drawing/2017/model3d" xmlns:o="urn:schemas-microsoft-com:office:office" xmlns:r="http://schemas.openxmlformats.org/officeDocument/2006/relationships" xmlns:m="http://schemas.openxmlformats.org/officeDocument/2006/math" xmlns:v="urn:schemas-microsoft-com:vml" xmlns:wp14="http://schemas.microsoft.com/office/word/2010/wordprocessingDrawing" xmlns:wp="http://schemas.openxmlformats.org/drawingml/2006/wordprocessingDrawing" xmlns:w10="urn:schemas-microsoft-com:office:word" xmlns:w="http://schemas.openxmlformats.org/wordprocessingml/2006/main" xmlns:w14="http://schemas.microsoft.com/office/word/2010/wordml" xmlns:w15="http://schemas.microsoft.com/office/word/2012/wordml" xmlns:w16cid="http://schemas.microsoft.com/office/word/2016/wordml/cid" xmlns:w16se="http://schemas.microsoft.com/office/word/2015/wordml/symex" xmlns:wpg="http://schemas.microsoft.com/office/word/2010/wordprocessingGroup" xmlns:wpi="http://schemas.microsoft.com/office/word/2010/wordprocessingInk" xmlns:wne="http://schemas.microsoft.com/office/word/2006/wordml" xmlns:wps="http://schemas.microsoft.com/office/word/2010/wordprocessingShape" mc:Ignorable="w14 w15 w16se w16cid wp14">
+<w:ftr xmlns:wpc="http://schemas.microsoft.com/office/word/2010/wordprocessingCanvas" xmlns:cx="http://schemas.microsoft.com/office/drawing/2014/chartex" xmlns:mc="http://schemas.openxmlformats.org/markup-compatibility/2006" xmlns:o="urn:schemas-microsoft-com:office:office" xmlns:r="http://schemas.openxmlformats.org/officeDocument/2006/relationships" xmlns:m="http://schemas.openxmlformats.org/officeDocument/2006/math" xmlns:v="urn:schemas-microsoft-com:vml" xmlns:wp14="http://schemas.microsoft.com/office/word/2010/wordprocessingDrawing" xmlns:wp="http://schemas.openxmlformats.org/drawingml/2006/wordprocessingDrawing" xmlns:w10="urn:schemas-microsoft-com:office:word" xmlns:w="http://schemas.openxmlformats.org/wordprocessingml/2006/main" xmlns:w14="http://schemas.microsoft.com/office/word/2010/wordml" xmlns:w15="http://schemas.microsoft.com/office/word/2012/wordml" xmlns:w16se="http://schemas.microsoft.com/office/word/2015/wordml/symex" xmlns:wpg="http://schemas.microsoft.com/office/word/2010/wordprocessingGroup" xmlns:wpi="http://schemas.microsoft.com/office/word/2010/wordprocessingInk" xmlns:wne="http://schemas.microsoft.com/office/word/2006/wordml" xmlns:wps="http://schemas.microsoft.com/office/word/2010/wordprocessingShape" mc:Ignorable="w14 w15 w16se wp14">
   <w:sdt>
     <w:sdtPr>
       <w:id w:val="-138424609"/>
@@ -5180,7 +5774,7 @@
 </file>
 
 <file path=word/footnotes.xml><?xml version="1.0" encoding="utf-8"?>
-<w:footnotes xmlns:wpc="http://schemas.microsoft.com/office/word/2010/wordprocessingCanvas" xmlns:cx="http://schemas.microsoft.com/office/drawing/2014/chartex" xmlns:cx1="http://schemas.microsoft.com/office/drawing/2015/9/8/chartex" xmlns:cx2="http://schemas.microsoft.com/office/drawing/2015/10/21/chartex" xmlns:cx3="http://schemas.microsoft.com/office/drawing/2016/5/9/chartex" xmlns:cx4="http://schemas.microsoft.com/office/drawing/2016/5/10/chartex" xmlns:cx5="http://schemas.microsoft.com/office/drawing/2016/5/11/chartex" xmlns:cx6="http://schemas.microsoft.com/office/drawing/2016/5/12/chartex" xmlns:cx7="http://schemas.microsoft.com/office/drawing/2016/5/13/chartex" xmlns:cx8="http://schemas.microsoft.com/office/drawing/2016/5/14/chartex" xmlns:mc="http://schemas.openxmlformats.org/markup-compatibility/2006" xmlns:aink="http://schemas.microsoft.com/office/drawing/2016/ink" xmlns:am3d="http://schemas.microsoft.com/office/drawing/2017/model3d" xmlns:o="urn:schemas-microsoft-com:office:office" xmlns:r="http://schemas.openxmlformats.org/officeDocument/2006/relationships" xmlns:m="http://schemas.openxmlformats.org/officeDocument/2006/math" xmlns:v="urn:schemas-microsoft-com:vml" xmlns:wp14="http://schemas.microsoft.com/office/word/2010/wordprocessingDrawing" xmlns:wp="http://schemas.openxmlformats.org/drawingml/2006/wordprocessingDrawing" xmlns:w10="urn:schemas-microsoft-com:office:word" xmlns:w="http://schemas.openxmlformats.org/wordprocessingml/2006/main" xmlns:w14="http://schemas.microsoft.com/office/word/2010/wordml" xmlns:w15="http://schemas.microsoft.com/office/word/2012/wordml" xmlns:w16cid="http://schemas.microsoft.com/office/word/2016/wordml/cid" xmlns:w16se="http://schemas.microsoft.com/office/word/2015/wordml/symex" xmlns:wpg="http://schemas.microsoft.com/office/word/2010/wordprocessingGroup" xmlns:wpi="http://schemas.microsoft.com/office/word/2010/wordprocessingInk" xmlns:wne="http://schemas.microsoft.com/office/word/2006/wordml" xmlns:wps="http://schemas.microsoft.com/office/word/2010/wordprocessingShape" mc:Ignorable="w14 w15 w16se w16cid wp14">
+<w:footnotes xmlns:wpc="http://schemas.microsoft.com/office/word/2010/wordprocessingCanvas" xmlns:cx="http://schemas.microsoft.com/office/drawing/2014/chartex" xmlns:mc="http://schemas.openxmlformats.org/markup-compatibility/2006" xmlns:o="urn:schemas-microsoft-com:office:office" xmlns:r="http://schemas.openxmlformats.org/officeDocument/2006/relationships" xmlns:m="http://schemas.openxmlformats.org/officeDocument/2006/math" xmlns:v="urn:schemas-microsoft-com:vml" xmlns:wp14="http://schemas.microsoft.com/office/word/2010/wordprocessingDrawing" xmlns:wp="http://schemas.openxmlformats.org/drawingml/2006/wordprocessingDrawing" xmlns:w10="urn:schemas-microsoft-com:office:word" xmlns:w="http://schemas.openxmlformats.org/wordprocessingml/2006/main" xmlns:w14="http://schemas.microsoft.com/office/word/2010/wordml" xmlns:w15="http://schemas.microsoft.com/office/word/2012/wordml" xmlns:w16se="http://schemas.microsoft.com/office/word/2015/wordml/symex" xmlns:wpg="http://schemas.microsoft.com/office/word/2010/wordprocessingGroup" xmlns:wpi="http://schemas.microsoft.com/office/word/2010/wordprocessingInk" xmlns:wne="http://schemas.microsoft.com/office/word/2006/wordml" xmlns:wps="http://schemas.microsoft.com/office/word/2010/wordprocessingShape" mc:Ignorable="w14 w15 w16se wp14">
   <w:footnote w:type="separator" w:id="-1">
     <w:p>
       <w:pPr>
@@ -5221,7 +5815,7 @@
 </file>
 
 <file path=word/numbering.xml><?xml version="1.0" encoding="utf-8"?>
-<w:numbering xmlns:wpc="http://schemas.microsoft.com/office/word/2010/wordprocessingCanvas" xmlns:cx="http://schemas.microsoft.com/office/drawing/2014/chartex" xmlns:cx1="http://schemas.microsoft.com/office/drawing/2015/9/8/chartex" xmlns:cx2="http://schemas.microsoft.com/office/drawing/2015/10/21/chartex" xmlns:cx3="http://schemas.microsoft.com/office/drawing/2016/5/9/chartex" xmlns:cx4="http://schemas.microsoft.com/office/drawing/2016/5/10/chartex" xmlns:cx5="http://schemas.microsoft.com/office/drawing/2016/5/11/chartex" xmlns:cx6="http://schemas.microsoft.com/office/drawing/2016/5/12/chartex" xmlns:cx7="http://schemas.microsoft.com/office/drawing/2016/5/13/chartex" xmlns:cx8="http://schemas.microsoft.com/office/drawing/2016/5/14/chartex" xmlns:mc="http://schemas.openxmlformats.org/markup-compatibility/2006" xmlns:aink="http://schemas.microsoft.com/office/drawing/2016/ink" xmlns:am3d="http://schemas.microsoft.com/office/drawing/2017/model3d" xmlns:o="urn:schemas-microsoft-com:office:office" xmlns:r="http://schemas.openxmlformats.org/officeDocument/2006/relationships" xmlns:m="http://schemas.openxmlformats.org/officeDocument/2006/math" xmlns:v="urn:schemas-microsoft-com:vml" xmlns:wp14="http://schemas.microsoft.com/office/word/2010/wordprocessingDrawing" xmlns:wp="http://schemas.openxmlformats.org/drawingml/2006/wordprocessingDrawing" xmlns:w10="urn:schemas-microsoft-com:office:word" xmlns:w="http://schemas.openxmlformats.org/wordprocessingml/2006/main" xmlns:w14="http://schemas.microsoft.com/office/word/2010/wordml" xmlns:w15="http://schemas.microsoft.com/office/word/2012/wordml" xmlns:w16cid="http://schemas.microsoft.com/office/word/2016/wordml/cid" xmlns:w16se="http://schemas.microsoft.com/office/word/2015/wordml/symex" xmlns:wpg="http://schemas.microsoft.com/office/word/2010/wordprocessingGroup" xmlns:wpi="http://schemas.microsoft.com/office/word/2010/wordprocessingInk" xmlns:wne="http://schemas.microsoft.com/office/word/2006/wordml" xmlns:wps="http://schemas.microsoft.com/office/word/2010/wordprocessingShape" mc:Ignorable="w14 w15 w16se w16cid wp14">
+<w:numbering xmlns:wpc="http://schemas.microsoft.com/office/word/2010/wordprocessingCanvas" xmlns:cx="http://schemas.microsoft.com/office/drawing/2014/chartex" xmlns:mc="http://schemas.openxmlformats.org/markup-compatibility/2006" xmlns:o="urn:schemas-microsoft-com:office:office" xmlns:r="http://schemas.openxmlformats.org/officeDocument/2006/relationships" xmlns:m="http://schemas.openxmlformats.org/officeDocument/2006/math" xmlns:v="urn:schemas-microsoft-com:vml" xmlns:wp14="http://schemas.microsoft.com/office/word/2010/wordprocessingDrawing" xmlns:wp="http://schemas.openxmlformats.org/drawingml/2006/wordprocessingDrawing" xmlns:w10="urn:schemas-microsoft-com:office:word" xmlns:w="http://schemas.openxmlformats.org/wordprocessingml/2006/main" xmlns:w14="http://schemas.microsoft.com/office/word/2010/wordml" xmlns:w15="http://schemas.microsoft.com/office/word/2012/wordml" xmlns:w16se="http://schemas.microsoft.com/office/word/2015/wordml/symex" xmlns:wpg="http://schemas.microsoft.com/office/word/2010/wordprocessingGroup" xmlns:wpi="http://schemas.microsoft.com/office/word/2010/wordprocessingInk" xmlns:wne="http://schemas.microsoft.com/office/word/2006/wordml" xmlns:wps="http://schemas.microsoft.com/office/word/2010/wordprocessingShape" mc:Ignorable="w14 w15 w16se wp14">
   <w:abstractNum w:abstractNumId="0" w15:restartNumberingAfterBreak="0">
     <w:nsid w:val="00C06F95"/>
     <w:multiLevelType w:val="hybridMultilevel"/>
@@ -6050,6 +6644,119 @@
     </w:lvl>
   </w:abstractNum>
   <w:abstractNum w:abstractNumId="7" w15:restartNumberingAfterBreak="0">
+    <w:nsid w:val="1A876073"/>
+    <w:multiLevelType w:val="hybridMultilevel"/>
+    <w:tmpl w:val="D47299E8"/>
+    <w:lvl w:ilvl="0" w:tplc="040E0001">
+      <w:start w:val="1"/>
+      <w:numFmt w:val="bullet"/>
+      <w:lvlText w:val=""/>
+      <w:lvlJc w:val="left"/>
+      <w:pPr>
+        <w:ind w:left="720" w:hanging="360"/>
+      </w:pPr>
+      <w:rPr>
+        <w:rFonts w:ascii="Symbol" w:hAnsi="Symbol" w:hint="default"/>
+      </w:rPr>
+    </w:lvl>
+    <w:lvl w:ilvl="1" w:tplc="040E0003" w:tentative="1">
+      <w:start w:val="1"/>
+      <w:numFmt w:val="bullet"/>
+      <w:lvlText w:val="o"/>
+      <w:lvlJc w:val="left"/>
+      <w:pPr>
+        <w:ind w:left="1440" w:hanging="360"/>
+      </w:pPr>
+      <w:rPr>
+        <w:rFonts w:ascii="Courier New" w:hAnsi="Courier New" w:cs="Courier New" w:hint="default"/>
+      </w:rPr>
+    </w:lvl>
+    <w:lvl w:ilvl="2" w:tplc="040E0005" w:tentative="1">
+      <w:start w:val="1"/>
+      <w:numFmt w:val="bullet"/>
+      <w:lvlText w:val=""/>
+      <w:lvlJc w:val="left"/>
+      <w:pPr>
+        <w:ind w:left="2160" w:hanging="360"/>
+      </w:pPr>
+      <w:rPr>
+        <w:rFonts w:ascii="Wingdings" w:hAnsi="Wingdings" w:hint="default"/>
+      </w:rPr>
+    </w:lvl>
+    <w:lvl w:ilvl="3" w:tplc="040E0001" w:tentative="1">
+      <w:start w:val="1"/>
+      <w:numFmt w:val="bullet"/>
+      <w:lvlText w:val=""/>
+      <w:lvlJc w:val="left"/>
+      <w:pPr>
+        <w:ind w:left="2880" w:hanging="360"/>
+      </w:pPr>
+      <w:rPr>
+        <w:rFonts w:ascii="Symbol" w:hAnsi="Symbol" w:hint="default"/>
+      </w:rPr>
+    </w:lvl>
+    <w:lvl w:ilvl="4" w:tplc="040E0003" w:tentative="1">
+      <w:start w:val="1"/>
+      <w:numFmt w:val="bullet"/>
+      <w:lvlText w:val="o"/>
+      <w:lvlJc w:val="left"/>
+      <w:pPr>
+        <w:ind w:left="3600" w:hanging="360"/>
+      </w:pPr>
+      <w:rPr>
+        <w:rFonts w:ascii="Courier New" w:hAnsi="Courier New" w:cs="Courier New" w:hint="default"/>
+      </w:rPr>
+    </w:lvl>
+    <w:lvl w:ilvl="5" w:tplc="040E0005" w:tentative="1">
+      <w:start w:val="1"/>
+      <w:numFmt w:val="bullet"/>
+      <w:lvlText w:val=""/>
+      <w:lvlJc w:val="left"/>
+      <w:pPr>
+        <w:ind w:left="4320" w:hanging="360"/>
+      </w:pPr>
+      <w:rPr>
+        <w:rFonts w:ascii="Wingdings" w:hAnsi="Wingdings" w:hint="default"/>
+      </w:rPr>
+    </w:lvl>
+    <w:lvl w:ilvl="6" w:tplc="040E0001" w:tentative="1">
+      <w:start w:val="1"/>
+      <w:numFmt w:val="bullet"/>
+      <w:lvlText w:val=""/>
+      <w:lvlJc w:val="left"/>
+      <w:pPr>
+        <w:ind w:left="5040" w:hanging="360"/>
+      </w:pPr>
+      <w:rPr>
+        <w:rFonts w:ascii="Symbol" w:hAnsi="Symbol" w:hint="default"/>
+      </w:rPr>
+    </w:lvl>
+    <w:lvl w:ilvl="7" w:tplc="040E0003" w:tentative="1">
+      <w:start w:val="1"/>
+      <w:numFmt w:val="bullet"/>
+      <w:lvlText w:val="o"/>
+      <w:lvlJc w:val="left"/>
+      <w:pPr>
+        <w:ind w:left="5760" w:hanging="360"/>
+      </w:pPr>
+      <w:rPr>
+        <w:rFonts w:ascii="Courier New" w:hAnsi="Courier New" w:cs="Courier New" w:hint="default"/>
+      </w:rPr>
+    </w:lvl>
+    <w:lvl w:ilvl="8" w:tplc="040E0005" w:tentative="1">
+      <w:start w:val="1"/>
+      <w:numFmt w:val="bullet"/>
+      <w:lvlText w:val=""/>
+      <w:lvlJc w:val="left"/>
+      <w:pPr>
+        <w:ind w:left="6480" w:hanging="360"/>
+      </w:pPr>
+      <w:rPr>
+        <w:rFonts w:ascii="Wingdings" w:hAnsi="Wingdings" w:hint="default"/>
+      </w:rPr>
+    </w:lvl>
+  </w:abstractNum>
+  <w:abstractNum w:abstractNumId="8" w15:restartNumberingAfterBreak="0">
     <w:nsid w:val="2A3A3ED5"/>
     <w:multiLevelType w:val="multilevel"/>
     <w:tmpl w:val="4822B0F8"/>
@@ -6198,7 +6905,7 @@
       </w:rPr>
     </w:lvl>
   </w:abstractNum>
-  <w:abstractNum w:abstractNumId="8" w15:restartNumberingAfterBreak="0">
+  <w:abstractNum w:abstractNumId="9" w15:restartNumberingAfterBreak="0">
     <w:nsid w:val="318F759A"/>
     <w:multiLevelType w:val="hybridMultilevel"/>
     <w:tmpl w:val="BF94297A"/>
@@ -6311,7 +7018,7 @@
       </w:rPr>
     </w:lvl>
   </w:abstractNum>
-  <w:abstractNum w:abstractNumId="9" w15:restartNumberingAfterBreak="0">
+  <w:abstractNum w:abstractNumId="10" w15:restartNumberingAfterBreak="0">
     <w:nsid w:val="33417A09"/>
     <w:multiLevelType w:val="hybridMultilevel"/>
     <w:tmpl w:val="05A29504"/>
@@ -6424,7 +7131,7 @@
       </w:rPr>
     </w:lvl>
   </w:abstractNum>
-  <w:abstractNum w:abstractNumId="10" w15:restartNumberingAfterBreak="0">
+  <w:abstractNum w:abstractNumId="11" w15:restartNumberingAfterBreak="0">
     <w:nsid w:val="33632246"/>
     <w:multiLevelType w:val="hybridMultilevel"/>
     <w:tmpl w:val="3C34034E"/>
@@ -6537,7 +7244,7 @@
       </w:rPr>
     </w:lvl>
   </w:abstractNum>
-  <w:abstractNum w:abstractNumId="11" w15:restartNumberingAfterBreak="0">
+  <w:abstractNum w:abstractNumId="12" w15:restartNumberingAfterBreak="0">
     <w:nsid w:val="388A48A7"/>
     <w:multiLevelType w:val="hybridMultilevel"/>
     <w:tmpl w:val="F098A508"/>
@@ -6650,7 +7357,7 @@
       </w:rPr>
     </w:lvl>
   </w:abstractNum>
-  <w:abstractNum w:abstractNumId="12" w15:restartNumberingAfterBreak="0">
+  <w:abstractNum w:abstractNumId="13" w15:restartNumberingAfterBreak="0">
     <w:nsid w:val="49A63171"/>
     <w:multiLevelType w:val="hybridMultilevel"/>
     <w:tmpl w:val="E92E2D70"/>
@@ -6763,7 +7470,120 @@
       </w:rPr>
     </w:lvl>
   </w:abstractNum>
-  <w:abstractNum w:abstractNumId="13" w15:restartNumberingAfterBreak="0">
+  <w:abstractNum w:abstractNumId="14" w15:restartNumberingAfterBreak="0">
+    <w:nsid w:val="49E932B2"/>
+    <w:multiLevelType w:val="hybridMultilevel"/>
+    <w:tmpl w:val="17C09980"/>
+    <w:lvl w:ilvl="0" w:tplc="040E0001">
+      <w:start w:val="1"/>
+      <w:numFmt w:val="bullet"/>
+      <w:lvlText w:val=""/>
+      <w:lvlJc w:val="left"/>
+      <w:pPr>
+        <w:ind w:left="720" w:hanging="360"/>
+      </w:pPr>
+      <w:rPr>
+        <w:rFonts w:ascii="Symbol" w:hAnsi="Symbol" w:hint="default"/>
+      </w:rPr>
+    </w:lvl>
+    <w:lvl w:ilvl="1" w:tplc="040E0003" w:tentative="1">
+      <w:start w:val="1"/>
+      <w:numFmt w:val="bullet"/>
+      <w:lvlText w:val="o"/>
+      <w:lvlJc w:val="left"/>
+      <w:pPr>
+        <w:ind w:left="1440" w:hanging="360"/>
+      </w:pPr>
+      <w:rPr>
+        <w:rFonts w:ascii="Courier New" w:hAnsi="Courier New" w:cs="Courier New" w:hint="default"/>
+      </w:rPr>
+    </w:lvl>
+    <w:lvl w:ilvl="2" w:tplc="040E0005" w:tentative="1">
+      <w:start w:val="1"/>
+      <w:numFmt w:val="bullet"/>
+      <w:lvlText w:val=""/>
+      <w:lvlJc w:val="left"/>
+      <w:pPr>
+        <w:ind w:left="2160" w:hanging="360"/>
+      </w:pPr>
+      <w:rPr>
+        <w:rFonts w:ascii="Wingdings" w:hAnsi="Wingdings" w:hint="default"/>
+      </w:rPr>
+    </w:lvl>
+    <w:lvl w:ilvl="3" w:tplc="040E0001" w:tentative="1">
+      <w:start w:val="1"/>
+      <w:numFmt w:val="bullet"/>
+      <w:lvlText w:val=""/>
+      <w:lvlJc w:val="left"/>
+      <w:pPr>
+        <w:ind w:left="2880" w:hanging="360"/>
+      </w:pPr>
+      <w:rPr>
+        <w:rFonts w:ascii="Symbol" w:hAnsi="Symbol" w:hint="default"/>
+      </w:rPr>
+    </w:lvl>
+    <w:lvl w:ilvl="4" w:tplc="040E0003" w:tentative="1">
+      <w:start w:val="1"/>
+      <w:numFmt w:val="bullet"/>
+      <w:lvlText w:val="o"/>
+      <w:lvlJc w:val="left"/>
+      <w:pPr>
+        <w:ind w:left="3600" w:hanging="360"/>
+      </w:pPr>
+      <w:rPr>
+        <w:rFonts w:ascii="Courier New" w:hAnsi="Courier New" w:cs="Courier New" w:hint="default"/>
+      </w:rPr>
+    </w:lvl>
+    <w:lvl w:ilvl="5" w:tplc="040E0005" w:tentative="1">
+      <w:start w:val="1"/>
+      <w:numFmt w:val="bullet"/>
+      <w:lvlText w:val=""/>
+      <w:lvlJc w:val="left"/>
+      <w:pPr>
+        <w:ind w:left="4320" w:hanging="360"/>
+      </w:pPr>
+      <w:rPr>
+        <w:rFonts w:ascii="Wingdings" w:hAnsi="Wingdings" w:hint="default"/>
+      </w:rPr>
+    </w:lvl>
+    <w:lvl w:ilvl="6" w:tplc="040E0001" w:tentative="1">
+      <w:start w:val="1"/>
+      <w:numFmt w:val="bullet"/>
+      <w:lvlText w:val=""/>
+      <w:lvlJc w:val="left"/>
+      <w:pPr>
+        <w:ind w:left="5040" w:hanging="360"/>
+      </w:pPr>
+      <w:rPr>
+        <w:rFonts w:ascii="Symbol" w:hAnsi="Symbol" w:hint="default"/>
+      </w:rPr>
+    </w:lvl>
+    <w:lvl w:ilvl="7" w:tplc="040E0003" w:tentative="1">
+      <w:start w:val="1"/>
+      <w:numFmt w:val="bullet"/>
+      <w:lvlText w:val="o"/>
+      <w:lvlJc w:val="left"/>
+      <w:pPr>
+        <w:ind w:left="5760" w:hanging="360"/>
+      </w:pPr>
+      <w:rPr>
+        <w:rFonts w:ascii="Courier New" w:hAnsi="Courier New" w:cs="Courier New" w:hint="default"/>
+      </w:rPr>
+    </w:lvl>
+    <w:lvl w:ilvl="8" w:tplc="040E0005" w:tentative="1">
+      <w:start w:val="1"/>
+      <w:numFmt w:val="bullet"/>
+      <w:lvlText w:val=""/>
+      <w:lvlJc w:val="left"/>
+      <w:pPr>
+        <w:ind w:left="6480" w:hanging="360"/>
+      </w:pPr>
+      <w:rPr>
+        <w:rFonts w:ascii="Wingdings" w:hAnsi="Wingdings" w:hint="default"/>
+      </w:rPr>
+    </w:lvl>
+  </w:abstractNum>
+  <w:abstractNum w:abstractNumId="15" w15:restartNumberingAfterBreak="0">
     <w:nsid w:val="4CFD414A"/>
     <w:multiLevelType w:val="multilevel"/>
     <w:tmpl w:val="068A3C1E"/>
@@ -6912,7 +7732,7 @@
       </w:rPr>
     </w:lvl>
   </w:abstractNum>
-  <w:abstractNum w:abstractNumId="14" w15:restartNumberingAfterBreak="0">
+  <w:abstractNum w:abstractNumId="16" w15:restartNumberingAfterBreak="0">
     <w:nsid w:val="603815AA"/>
     <w:multiLevelType w:val="hybridMultilevel"/>
     <w:tmpl w:val="8AF09E54"/>
@@ -7025,7 +7845,7 @@
       </w:rPr>
     </w:lvl>
   </w:abstractNum>
-  <w:abstractNum w:abstractNumId="15" w15:restartNumberingAfterBreak="0">
+  <w:abstractNum w:abstractNumId="17" w15:restartNumberingAfterBreak="0">
     <w:nsid w:val="65E95DCD"/>
     <w:multiLevelType w:val="multilevel"/>
     <w:tmpl w:val="77EE7C28"/>
@@ -7174,7 +7994,7 @@
       </w:rPr>
     </w:lvl>
   </w:abstractNum>
-  <w:abstractNum w:abstractNumId="16" w15:restartNumberingAfterBreak="0">
+  <w:abstractNum w:abstractNumId="18" w15:restartNumberingAfterBreak="0">
     <w:nsid w:val="691340D9"/>
     <w:multiLevelType w:val="hybridMultilevel"/>
     <w:tmpl w:val="FC444F14"/>
@@ -7287,7 +8107,7 @@
       </w:rPr>
     </w:lvl>
   </w:abstractNum>
-  <w:abstractNum w:abstractNumId="17" w15:restartNumberingAfterBreak="0">
+  <w:abstractNum w:abstractNumId="19" w15:restartNumberingAfterBreak="0">
     <w:nsid w:val="6AD66716"/>
     <w:multiLevelType w:val="hybridMultilevel"/>
     <w:tmpl w:val="E9E69D62"/>
@@ -7400,7 +8220,7 @@
       </w:rPr>
     </w:lvl>
   </w:abstractNum>
-  <w:abstractNum w:abstractNumId="18" w15:restartNumberingAfterBreak="0">
+  <w:abstractNum w:abstractNumId="20" w15:restartNumberingAfterBreak="0">
     <w:nsid w:val="7C366CEB"/>
     <w:multiLevelType w:val="hybridMultilevel"/>
     <w:tmpl w:val="A07E7A64"/>
@@ -7513,32 +8333,145 @@
       </w:rPr>
     </w:lvl>
   </w:abstractNum>
+  <w:abstractNum w:abstractNumId="21" w15:restartNumberingAfterBreak="0">
+    <w:nsid w:val="7CBB53F5"/>
+    <w:multiLevelType w:val="hybridMultilevel"/>
+    <w:tmpl w:val="347CFB16"/>
+    <w:lvl w:ilvl="0" w:tplc="040E0001">
+      <w:start w:val="1"/>
+      <w:numFmt w:val="bullet"/>
+      <w:lvlText w:val=""/>
+      <w:lvlJc w:val="left"/>
+      <w:pPr>
+        <w:ind w:left="720" w:hanging="360"/>
+      </w:pPr>
+      <w:rPr>
+        <w:rFonts w:ascii="Symbol" w:hAnsi="Symbol" w:hint="default"/>
+      </w:rPr>
+    </w:lvl>
+    <w:lvl w:ilvl="1" w:tplc="040E0003" w:tentative="1">
+      <w:start w:val="1"/>
+      <w:numFmt w:val="bullet"/>
+      <w:lvlText w:val="o"/>
+      <w:lvlJc w:val="left"/>
+      <w:pPr>
+        <w:ind w:left="1440" w:hanging="360"/>
+      </w:pPr>
+      <w:rPr>
+        <w:rFonts w:ascii="Courier New" w:hAnsi="Courier New" w:cs="Courier New" w:hint="default"/>
+      </w:rPr>
+    </w:lvl>
+    <w:lvl w:ilvl="2" w:tplc="040E0005" w:tentative="1">
+      <w:start w:val="1"/>
+      <w:numFmt w:val="bullet"/>
+      <w:lvlText w:val=""/>
+      <w:lvlJc w:val="left"/>
+      <w:pPr>
+        <w:ind w:left="2160" w:hanging="360"/>
+      </w:pPr>
+      <w:rPr>
+        <w:rFonts w:ascii="Wingdings" w:hAnsi="Wingdings" w:hint="default"/>
+      </w:rPr>
+    </w:lvl>
+    <w:lvl w:ilvl="3" w:tplc="040E0001" w:tentative="1">
+      <w:start w:val="1"/>
+      <w:numFmt w:val="bullet"/>
+      <w:lvlText w:val=""/>
+      <w:lvlJc w:val="left"/>
+      <w:pPr>
+        <w:ind w:left="2880" w:hanging="360"/>
+      </w:pPr>
+      <w:rPr>
+        <w:rFonts w:ascii="Symbol" w:hAnsi="Symbol" w:hint="default"/>
+      </w:rPr>
+    </w:lvl>
+    <w:lvl w:ilvl="4" w:tplc="040E0003" w:tentative="1">
+      <w:start w:val="1"/>
+      <w:numFmt w:val="bullet"/>
+      <w:lvlText w:val="o"/>
+      <w:lvlJc w:val="left"/>
+      <w:pPr>
+        <w:ind w:left="3600" w:hanging="360"/>
+      </w:pPr>
+      <w:rPr>
+        <w:rFonts w:ascii="Courier New" w:hAnsi="Courier New" w:cs="Courier New" w:hint="default"/>
+      </w:rPr>
+    </w:lvl>
+    <w:lvl w:ilvl="5" w:tplc="040E0005" w:tentative="1">
+      <w:start w:val="1"/>
+      <w:numFmt w:val="bullet"/>
+      <w:lvlText w:val=""/>
+      <w:lvlJc w:val="left"/>
+      <w:pPr>
+        <w:ind w:left="4320" w:hanging="360"/>
+      </w:pPr>
+      <w:rPr>
+        <w:rFonts w:ascii="Wingdings" w:hAnsi="Wingdings" w:hint="default"/>
+      </w:rPr>
+    </w:lvl>
+    <w:lvl w:ilvl="6" w:tplc="040E0001" w:tentative="1">
+      <w:start w:val="1"/>
+      <w:numFmt w:val="bullet"/>
+      <w:lvlText w:val=""/>
+      <w:lvlJc w:val="left"/>
+      <w:pPr>
+        <w:ind w:left="5040" w:hanging="360"/>
+      </w:pPr>
+      <w:rPr>
+        <w:rFonts w:ascii="Symbol" w:hAnsi="Symbol" w:hint="default"/>
+      </w:rPr>
+    </w:lvl>
+    <w:lvl w:ilvl="7" w:tplc="040E0003" w:tentative="1">
+      <w:start w:val="1"/>
+      <w:numFmt w:val="bullet"/>
+      <w:lvlText w:val="o"/>
+      <w:lvlJc w:val="left"/>
+      <w:pPr>
+        <w:ind w:left="5760" w:hanging="360"/>
+      </w:pPr>
+      <w:rPr>
+        <w:rFonts w:ascii="Courier New" w:hAnsi="Courier New" w:cs="Courier New" w:hint="default"/>
+      </w:rPr>
+    </w:lvl>
+    <w:lvl w:ilvl="8" w:tplc="040E0005" w:tentative="1">
+      <w:start w:val="1"/>
+      <w:numFmt w:val="bullet"/>
+      <w:lvlText w:val=""/>
+      <w:lvlJc w:val="left"/>
+      <w:pPr>
+        <w:ind w:left="6480" w:hanging="360"/>
+      </w:pPr>
+      <w:rPr>
+        <w:rFonts w:ascii="Wingdings" w:hAnsi="Wingdings" w:hint="default"/>
+      </w:rPr>
+    </w:lvl>
+  </w:abstractNum>
   <w:num w:numId="1">
+    <w:abstractNumId w:val="10"/>
+  </w:num>
+  <w:num w:numId="2">
+    <w:abstractNumId w:val="17"/>
+  </w:num>
+  <w:num w:numId="3">
+    <w:abstractNumId w:val="18"/>
+  </w:num>
+  <w:num w:numId="4">
+    <w:abstractNumId w:val="16"/>
+  </w:num>
+  <w:num w:numId="5">
     <w:abstractNumId w:val="9"/>
   </w:num>
-  <w:num w:numId="2">
-    <w:abstractNumId w:val="15"/>
-  </w:num>
-  <w:num w:numId="3">
-    <w:abstractNumId w:val="16"/>
-  </w:num>
-  <w:num w:numId="4">
-    <w:abstractNumId w:val="14"/>
-  </w:num>
-  <w:num w:numId="5">
+  <w:num w:numId="6">
     <w:abstractNumId w:val="8"/>
-  </w:num>
-  <w:num w:numId="6">
-    <w:abstractNumId w:val="7"/>
   </w:num>
   <w:num w:numId="7">
     <w:abstractNumId w:val="2"/>
   </w:num>
   <w:num w:numId="8">
-    <w:abstractNumId w:val="13"/>
+    <w:abstractNumId w:val="15"/>
   </w:num>
   <w:num w:numId="9">
-    <w:abstractNumId w:val="17"/>
+    <w:abstractNumId w:val="19"/>
   </w:num>
   <w:num w:numId="10">
     <w:abstractNumId w:val="0"/>
@@ -7550,10 +8483,10 @@
     <w:abstractNumId w:val="4"/>
   </w:num>
   <w:num w:numId="13">
-    <w:abstractNumId w:val="18"/>
+    <w:abstractNumId w:val="20"/>
   </w:num>
   <w:num w:numId="14">
-    <w:abstractNumId w:val="11"/>
+    <w:abstractNumId w:val="12"/>
   </w:num>
   <w:num w:numId="15">
     <w:abstractNumId w:val="3"/>
@@ -7562,19 +8495,28 @@
     <w:abstractNumId w:val="1"/>
   </w:num>
   <w:num w:numId="17">
-    <w:abstractNumId w:val="10"/>
+    <w:abstractNumId w:val="11"/>
   </w:num>
   <w:num w:numId="18">
-    <w:abstractNumId w:val="12"/>
+    <w:abstractNumId w:val="13"/>
   </w:num>
   <w:num w:numId="19">
     <w:abstractNumId w:val="5"/>
+  </w:num>
+  <w:num w:numId="20">
+    <w:abstractNumId w:val="7"/>
+  </w:num>
+  <w:num w:numId="21">
+    <w:abstractNumId w:val="21"/>
+  </w:num>
+  <w:num w:numId="22">
+    <w:abstractNumId w:val="14"/>
   </w:num>
 </w:numbering>
 </file>
 
 <file path=word/styles.xml><?xml version="1.0" encoding="utf-8"?>
-<w:styles xmlns:mc="http://schemas.openxmlformats.org/markup-compatibility/2006" xmlns:r="http://schemas.openxmlformats.org/officeDocument/2006/relationships" xmlns:w="http://schemas.openxmlformats.org/wordprocessingml/2006/main" xmlns:w14="http://schemas.microsoft.com/office/word/2010/wordml" xmlns:w15="http://schemas.microsoft.com/office/word/2012/wordml" xmlns:w16cid="http://schemas.microsoft.com/office/word/2016/wordml/cid" xmlns:w16se="http://schemas.microsoft.com/office/word/2015/wordml/symex" mc:Ignorable="w14 w15 w16se w16cid">
+<w:styles xmlns:mc="http://schemas.openxmlformats.org/markup-compatibility/2006" xmlns:r="http://schemas.openxmlformats.org/officeDocument/2006/relationships" xmlns:w="http://schemas.openxmlformats.org/wordprocessingml/2006/main" xmlns:w14="http://schemas.microsoft.com/office/word/2010/wordml" xmlns:w15="http://schemas.microsoft.com/office/word/2012/wordml" xmlns:w16se="http://schemas.microsoft.com/office/word/2015/wordml/symex" mc:Ignorable="w14 w15 w16se">
   <w:docDefaults>
     <w:rPrDefault>
       <w:rPr>
@@ -7590,7 +8532,7 @@
       </w:pPr>
     </w:pPrDefault>
   </w:docDefaults>
-  <w:latentStyles w:defLockedState="0" w:defUIPriority="99" w:defSemiHidden="0" w:defUnhideWhenUsed="0" w:defQFormat="0" w:count="375">
+  <w:latentStyles w:defLockedState="0" w:defUIPriority="99" w:defSemiHidden="0" w:defUnhideWhenUsed="0" w:defQFormat="0" w:count="371">
     <w:lsdException w:name="Normal" w:uiPriority="0" w:qFormat="1"/>
     <w:lsdException w:name="heading 1" w:uiPriority="9" w:qFormat="1"/>
     <w:lsdException w:name="heading 2" w:semiHidden="1" w:uiPriority="9" w:unhideWhenUsed="1" w:qFormat="1"/>
@@ -7962,10 +8904,6 @@
     <w:lsdException w:name="List Table 5 Dark Accent 6" w:uiPriority="50"/>
     <w:lsdException w:name="List Table 6 Colorful Accent 6" w:uiPriority="51"/>
     <w:lsdException w:name="List Table 7 Colorful Accent 6" w:uiPriority="52"/>
-    <w:lsdException w:name="Mention" w:semiHidden="1" w:unhideWhenUsed="1"/>
-    <w:lsdException w:name="Smart Hyperlink" w:semiHidden="1" w:unhideWhenUsed="1"/>
-    <w:lsdException w:name="Hashtag" w:semiHidden="1" w:unhideWhenUsed="1"/>
-    <w:lsdException w:name="Unresolved Mention" w:semiHidden="1" w:unhideWhenUsed="1"/>
   </w:latentStyles>
   <w:style w:type="paragraph" w:default="1" w:styleId="Norml">
     <w:name w:val="Normal"/>
@@ -8659,7 +9597,7 @@
 </file>
 
 <file path=customXml/itemProps1.xml><?xml version="1.0" encoding="utf-8"?>
-<ds:datastoreItem xmlns:ds="http://schemas.openxmlformats.org/officeDocument/2006/customXml" ds:itemID="{814064C1-27FD-4ACF-B073-827FE2373EF3}">
+<ds:datastoreItem xmlns:ds="http://schemas.openxmlformats.org/officeDocument/2006/customXml" ds:itemID="{C86025FE-3787-473E-9CCD-89F569E3675F}">
   <ds:schemaRefs>
     <ds:schemaRef ds:uri="http://schemas.openxmlformats.org/officeDocument/2006/bibliography"/>
   </ds:schemaRefs>

--- a/Dokumentacio.docx
+++ b/Dokumentacio.docx
@@ -1,6 +1,6 @@
 
 <file path=word/document.xml><?xml version="1.0" encoding="utf-8"?>
-<w:document xmlns:wpc="http://schemas.microsoft.com/office/word/2010/wordprocessingCanvas" xmlns:cx="http://schemas.microsoft.com/office/drawing/2014/chartex" xmlns:mc="http://schemas.openxmlformats.org/markup-compatibility/2006" xmlns:o="urn:schemas-microsoft-com:office:office" xmlns:r="http://schemas.openxmlformats.org/officeDocument/2006/relationships" xmlns:m="http://schemas.openxmlformats.org/officeDocument/2006/math" xmlns:v="urn:schemas-microsoft-com:vml" xmlns:wp14="http://schemas.microsoft.com/office/word/2010/wordprocessingDrawing" xmlns:wp="http://schemas.openxmlformats.org/drawingml/2006/wordprocessingDrawing" xmlns:w10="urn:schemas-microsoft-com:office:word" xmlns:w="http://schemas.openxmlformats.org/wordprocessingml/2006/main" xmlns:w14="http://schemas.microsoft.com/office/word/2010/wordml" xmlns:w15="http://schemas.microsoft.com/office/word/2012/wordml" xmlns:w16se="http://schemas.microsoft.com/office/word/2015/wordml/symex" xmlns:wpg="http://schemas.microsoft.com/office/word/2010/wordprocessingGroup" xmlns:wpi="http://schemas.microsoft.com/office/word/2010/wordprocessingInk" xmlns:wne="http://schemas.microsoft.com/office/word/2006/wordml" xmlns:wps="http://schemas.microsoft.com/office/word/2010/wordprocessingShape" mc:Ignorable="w14 w15 w16se wp14">
+<w:document xmlns:wpc="http://schemas.microsoft.com/office/word/2010/wordprocessingCanvas" xmlns:cx="http://schemas.microsoft.com/office/drawing/2014/chartex" xmlns:cx1="http://schemas.microsoft.com/office/drawing/2015/9/8/chartex" xmlns:cx2="http://schemas.microsoft.com/office/drawing/2015/10/21/chartex" xmlns:cx3="http://schemas.microsoft.com/office/drawing/2016/5/9/chartex" xmlns:cx4="http://schemas.microsoft.com/office/drawing/2016/5/10/chartex" xmlns:cx5="http://schemas.microsoft.com/office/drawing/2016/5/11/chartex" xmlns:cx6="http://schemas.microsoft.com/office/drawing/2016/5/12/chartex" xmlns:cx7="http://schemas.microsoft.com/office/drawing/2016/5/13/chartex" xmlns:cx8="http://schemas.microsoft.com/office/drawing/2016/5/14/chartex" xmlns:mc="http://schemas.openxmlformats.org/markup-compatibility/2006" xmlns:aink="http://schemas.microsoft.com/office/drawing/2016/ink" xmlns:am3d="http://schemas.microsoft.com/office/drawing/2017/model3d" xmlns:o="urn:schemas-microsoft-com:office:office" xmlns:r="http://schemas.openxmlformats.org/officeDocument/2006/relationships" xmlns:m="http://schemas.openxmlformats.org/officeDocument/2006/math" xmlns:v="urn:schemas-microsoft-com:vml" xmlns:wp14="http://schemas.microsoft.com/office/word/2010/wordprocessingDrawing" xmlns:wp="http://schemas.openxmlformats.org/drawingml/2006/wordprocessingDrawing" xmlns:w10="urn:schemas-microsoft-com:office:word" xmlns:w="http://schemas.openxmlformats.org/wordprocessingml/2006/main" xmlns:w14="http://schemas.microsoft.com/office/word/2010/wordml" xmlns:w15="http://schemas.microsoft.com/office/word/2012/wordml" xmlns:w16cid="http://schemas.microsoft.com/office/word/2016/wordml/cid" xmlns:w16se="http://schemas.microsoft.com/office/word/2015/wordml/symex" xmlns:wpg="http://schemas.microsoft.com/office/word/2010/wordprocessingGroup" xmlns:wpi="http://schemas.microsoft.com/office/word/2010/wordprocessingInk" xmlns:wne="http://schemas.microsoft.com/office/word/2006/wordml" xmlns:wps="http://schemas.microsoft.com/office/word/2010/wordprocessingShape" mc:Ignorable="w14 w15 w16se w16cid wp14">
   <w:body>
     <w:p>
       <w:pPr>
@@ -852,8 +852,6 @@
       <w:r>
         <w:br w:type="page"/>
       </w:r>
-      <w:bookmarkStart w:id="1" w:name="_GoBack"/>
-      <w:bookmarkEnd w:id="1"/>
     </w:p>
     <w:p>
       <w:pPr>
@@ -863,11 +861,11 @@
         <w:lastRenderedPageBreak/>
         <w:t xml:space="preserve"> </w:t>
       </w:r>
-      <w:bookmarkStart w:id="2" w:name="_Toc222129918"/>
+      <w:bookmarkStart w:id="1" w:name="_Toc222129918"/>
       <w:r>
         <w:t>Bevezetés</w:t>
       </w:r>
-      <w:bookmarkEnd w:id="2"/>
+      <w:bookmarkEnd w:id="1"/>
     </w:p>
     <w:p>
       <w:pPr>
@@ -935,23 +933,13 @@
         </w:rPr>
         <w:t xml:space="preserve"> Zsombor Dezső és Gerencsér Ákos . </w:t>
       </w:r>
-      <w:proofErr w:type="gramStart"/>
-      <w:r>
-        <w:rPr>
-          <w:rFonts w:eastAsia="Times New Roman" w:cs="Times New Roman"/>
-          <w:szCs w:val="24"/>
-          <w:lang w:eastAsia="hu-HU"/>
-        </w:rPr>
-        <w:t>személyében</w:t>
-      </w:r>
-      <w:proofErr w:type="gramEnd"/>
-      <w:r>
-        <w:rPr>
-          <w:rFonts w:eastAsia="Times New Roman" w:cs="Times New Roman"/>
-          <w:szCs w:val="24"/>
-          <w:lang w:eastAsia="hu-HU"/>
-        </w:rPr>
-        <w:t xml:space="preserve">. </w:t>
+      <w:r>
+        <w:rPr>
+          <w:rFonts w:eastAsia="Times New Roman" w:cs="Times New Roman"/>
+          <w:szCs w:val="24"/>
+          <w:lang w:eastAsia="hu-HU"/>
+        </w:rPr>
+        <w:t xml:space="preserve">személyében. </w:t>
       </w:r>
       <w:r>
         <w:rPr>
@@ -1069,25 +1057,7 @@
           <w:szCs w:val="24"/>
           <w:lang w:eastAsia="hu-HU"/>
         </w:rPr>
-        <w:t xml:space="preserve"> célja </w:t>
-      </w:r>
-      <w:proofErr w:type="gramStart"/>
-      <w:r>
-        <w:rPr>
-          <w:rFonts w:eastAsia="Times New Roman" w:cs="Times New Roman"/>
-          <w:szCs w:val="24"/>
-          <w:lang w:eastAsia="hu-HU"/>
-        </w:rPr>
-        <w:t>ezen</w:t>
-      </w:r>
-      <w:proofErr w:type="gramEnd"/>
-      <w:r>
-        <w:rPr>
-          <w:rFonts w:eastAsia="Times New Roman" w:cs="Times New Roman"/>
-          <w:szCs w:val="24"/>
-          <w:lang w:eastAsia="hu-HU"/>
-        </w:rPr>
-        <w:t xml:space="preserve"> két csoport összekapcsolása egy közös digitális felületen. A platform olyan találkozási pontként szolgál, ahol az ötletgazdák és az alkotók egymásra találhatnak, megoszthatják elképzeléseiket, illetve együttműködéseket alakíthatnak ki. Az oldal lehetőséget biztosít műalkotások feltöltésére, bemutatására, valamint visszajelzések fogadására, ezáltal támogatva a felhasználók szakmai és kreatív fejlődését.</w:t>
+        <w:t xml:space="preserve"> célja ezen két csoport összekapcsolása egy közös digitális felületen. A platform olyan találkozási pontként szolgál, ahol az ötletgazdák és az alkotók egymásra találhatnak, megoszthatják elképzeléseiket, illetve együttműködéseket alakíthatnak ki. Az oldal lehetőséget biztosít műalkotások feltöltésére, bemutatására, valamint visszajelzések fogadására, ezáltal támogatva a felhasználók szakmai és kreatív fejlődését.</w:t>
       </w:r>
     </w:p>
     <w:p>
@@ -1225,16 +1195,7 @@
           <w:szCs w:val="24"/>
           <w:lang w:eastAsia="hu-HU"/>
         </w:rPr>
-        <w:t xml:space="preserve">A </w:t>
-      </w:r>
-      <w:proofErr w:type="gramStart"/>
-      <w:r>
-        <w:rPr>
-          <w:rFonts w:eastAsia="Times New Roman" w:cs="Times New Roman"/>
-          <w:szCs w:val="24"/>
-          <w:lang w:eastAsia="hu-HU"/>
-        </w:rPr>
-        <w:t>Gantt-diagram</w:t>
+        <w:t>A Gantt-diagram</w:t>
       </w:r>
       <w:r>
         <w:rPr>
@@ -1259,16 +1220,7 @@
           <w:szCs w:val="24"/>
           <w:lang w:eastAsia="hu-HU"/>
         </w:rPr>
-        <w:t xml:space="preserve"> segítségével</w:t>
-      </w:r>
-      <w:proofErr w:type="gramEnd"/>
-      <w:r>
-        <w:rPr>
-          <w:rFonts w:eastAsia="Times New Roman" w:cs="Times New Roman"/>
-          <w:szCs w:val="24"/>
-          <w:lang w:eastAsia="hu-HU"/>
-        </w:rPr>
-        <w:t xml:space="preserve"> sikerült a projekt időbeosztását pontosan megtervezni, valamint a feladatokat ütemezetten és átlátható módon elvégezni. Ez nagyban hozzájárult ahhoz, hogy minden részfeladattal időben elkészüljünk, és a határidőket pontosan betartsuk.</w:t>
+        <w:t xml:space="preserve"> segítségével sikerült a projekt időbeosztását pontosan megtervezni, valamint a feladatokat ütemezetten és átlátható módon elvégezni. Ez nagyban hozzájárult ahhoz, hogy minden részfeladattal időben elkészüljünk, és a határidőket pontosan betartsuk.</w:t>
       </w:r>
     </w:p>
     <w:p>
@@ -1315,7 +1267,7 @@
           <w:lang w:eastAsia="hu-HU"/>
         </w:rPr>
       </w:pPr>
-      <w:bookmarkStart w:id="3" w:name="_Toc222129919"/>
+      <w:bookmarkStart w:id="2" w:name="_Toc222129919"/>
       <w:r>
         <w:rPr>
           <w:rFonts w:eastAsia="Times New Roman"/>
@@ -1324,7 +1276,7 @@
         <w:lastRenderedPageBreak/>
         <w:t>Adatbázis kezelés</w:t>
       </w:r>
-      <w:bookmarkEnd w:id="3"/>
+      <w:bookmarkEnd w:id="2"/>
     </w:p>
     <w:p>
       <w:pPr>
@@ -1495,18 +1447,12 @@
         <w:t xml:space="preserve">. </w:t>
       </w:r>
       <w:proofErr w:type="spellStart"/>
+      <w:proofErr w:type="gramStart"/>
       <w:r>
         <w:rPr>
           <w:color w:val="auto"/>
         </w:rPr>
-        <w:t>ábra</w:t>
-      </w:r>
-      <w:proofErr w:type="gramStart"/>
-      <w:r>
-        <w:rPr>
-          <w:color w:val="auto"/>
-        </w:rPr>
-        <w:t>:adatbázis</w:t>
+        <w:t>ábra:adatbázis</w:t>
       </w:r>
       <w:proofErr w:type="spellEnd"/>
       <w:proofErr w:type="gramEnd"/>
@@ -1661,21 +1607,7 @@
         <w:rPr>
           <w:lang w:eastAsia="hu-HU"/>
         </w:rPr>
-        <w:t xml:space="preserve">. </w:t>
-      </w:r>
-      <w:proofErr w:type="gramStart"/>
-      <w:r>
-        <w:rPr>
-          <w:lang w:eastAsia="hu-HU"/>
-        </w:rPr>
-        <w:t>A</w:t>
-      </w:r>
-      <w:proofErr w:type="gramEnd"/>
-      <w:r>
-        <w:rPr>
-          <w:lang w:eastAsia="hu-HU"/>
-        </w:rPr>
-        <w:t xml:space="preserve"> </w:t>
+        <w:t xml:space="preserve">. A </w:t>
       </w:r>
       <w:proofErr w:type="spellStart"/>
       <w:r>
@@ -1807,25 +1739,7 @@
           <w:szCs w:val="24"/>
           <w:lang w:eastAsia="hu-HU"/>
         </w:rPr>
-        <w:t xml:space="preserve"> tábla idegen kulccsal kapcsolódik </w:t>
-      </w:r>
-      <w:proofErr w:type="gramStart"/>
-      <w:r>
-        <w:rPr>
-          <w:rFonts w:cs="Times New Roman"/>
-          <w:szCs w:val="24"/>
-          <w:lang w:eastAsia="hu-HU"/>
-        </w:rPr>
-        <w:t>a</w:t>
-      </w:r>
-      <w:proofErr w:type="gramEnd"/>
-      <w:r>
-        <w:rPr>
-          <w:rFonts w:cs="Times New Roman"/>
-          <w:szCs w:val="24"/>
-          <w:lang w:eastAsia="hu-HU"/>
-        </w:rPr>
-        <w:t xml:space="preserve"> </w:t>
+        <w:t xml:space="preserve"> tábla idegen kulccsal kapcsolódik a </w:t>
       </w:r>
       <w:proofErr w:type="spellStart"/>
       <w:r>
@@ -3504,7 +3418,182 @@
       </w:r>
       <w:proofErr w:type="spellEnd"/>
       <w:r>
-        <w:t xml:space="preserve"> – a hozzáadás időpontja</w:t>
+        <w:t xml:space="preserve"> – a hozzáadás </w:t>
+      </w:r>
+      <w:proofErr w:type="spellStart"/>
+      <w:r>
+        <w:t>időpontja</w:t>
+      </w:r>
+      <w:r>
+        <w:t>ű</w:t>
+      </w:r>
+      <w:proofErr w:type="spellEnd"/>
+    </w:p>
+    <w:p>
+      <w:pPr>
+        <w:rPr>
+          <w:b/>
+        </w:rPr>
+      </w:pPr>
+      <w:proofErr w:type="spellStart"/>
+      <w:r>
+        <w:rPr>
+          <w:b/>
+        </w:rPr>
+        <w:t>newsletter_content</w:t>
+      </w:r>
+      <w:proofErr w:type="spellEnd"/>
+    </w:p>
+    <w:p>
+      <w:pPr>
+        <w:pStyle w:val="Listaszerbekezds"/>
+        <w:numPr>
+          <w:ilvl w:val="0"/>
+          <w:numId w:val="23"/>
+        </w:numPr>
+      </w:pPr>
+      <w:proofErr w:type="spellStart"/>
+      <w:r>
+        <w:t>id</w:t>
+      </w:r>
+      <w:proofErr w:type="spellEnd"/>
+      <w:r>
+        <w:t xml:space="preserve"> – hírlevél tartalom egyedi azonosítója</w:t>
+      </w:r>
+    </w:p>
+    <w:p>
+      <w:pPr>
+        <w:pStyle w:val="Listaszerbekezds"/>
+        <w:numPr>
+          <w:ilvl w:val="0"/>
+          <w:numId w:val="23"/>
+        </w:numPr>
+      </w:pPr>
+      <w:proofErr w:type="spellStart"/>
+      <w:r>
+        <w:t>content</w:t>
+      </w:r>
+      <w:proofErr w:type="spellEnd"/>
+      <w:r>
+        <w:t xml:space="preserve"> – a hírlevél szöveges tartalma</w:t>
+      </w:r>
+    </w:p>
+    <w:p>
+      <w:pPr>
+        <w:pStyle w:val="Listaszerbekezds"/>
+        <w:numPr>
+          <w:ilvl w:val="0"/>
+          <w:numId w:val="23"/>
+        </w:numPr>
+        <w:rPr>
+          <w:b/>
+        </w:rPr>
+      </w:pPr>
+      <w:proofErr w:type="spellStart"/>
+      <w:r>
+        <w:t>updated_at</w:t>
+      </w:r>
+      <w:proofErr w:type="spellEnd"/>
+      <w:r>
+        <w:t xml:space="preserve"> – az utolsó módosítás időpontja</w:t>
+      </w:r>
+    </w:p>
+    <w:p>
+      <w:pPr>
+        <w:rPr>
+          <w:b/>
+        </w:rPr>
+      </w:pPr>
+      <w:proofErr w:type="spellStart"/>
+      <w:r>
+        <w:rPr>
+          <w:b/>
+        </w:rPr>
+        <w:t>newsletter_subscribers</w:t>
+      </w:r>
+      <w:proofErr w:type="spellEnd"/>
+    </w:p>
+    <w:p>
+      <w:pPr>
+        <w:pStyle w:val="Listaszerbekezds"/>
+        <w:numPr>
+          <w:ilvl w:val="0"/>
+          <w:numId w:val="24"/>
+        </w:numPr>
+      </w:pPr>
+      <w:proofErr w:type="spellStart"/>
+      <w:r>
+        <w:t>id</w:t>
+      </w:r>
+      <w:proofErr w:type="spellEnd"/>
+      <w:r>
+        <w:t xml:space="preserve"> – feliratkozó egyedi azonosítója</w:t>
+      </w:r>
+    </w:p>
+    <w:p>
+      <w:pPr>
+        <w:pStyle w:val="Listaszerbekezds"/>
+        <w:numPr>
+          <w:ilvl w:val="0"/>
+          <w:numId w:val="24"/>
+        </w:numPr>
+      </w:pPr>
+      <w:r>
+        <w:t>email – a feliratkozó e-mail címe</w:t>
+      </w:r>
+    </w:p>
+    <w:p>
+      <w:pPr>
+        <w:pStyle w:val="Listaszerbekezds"/>
+        <w:numPr>
+          <w:ilvl w:val="0"/>
+          <w:numId w:val="24"/>
+        </w:numPr>
+      </w:pPr>
+      <w:proofErr w:type="spellStart"/>
+      <w:r>
+        <w:t>user_id</w:t>
+      </w:r>
+      <w:proofErr w:type="spellEnd"/>
+      <w:r>
+        <w:t xml:space="preserve"> – a felhasználó azonosítója (ha regisztrált felhasználó)</w:t>
+      </w:r>
+    </w:p>
+    <w:p>
+      <w:pPr>
+        <w:pStyle w:val="Listaszerbekezds"/>
+        <w:numPr>
+          <w:ilvl w:val="0"/>
+          <w:numId w:val="24"/>
+        </w:numPr>
+      </w:pPr>
+      <w:proofErr w:type="spellStart"/>
+      <w:r>
+        <w:t>is_active</w:t>
+      </w:r>
+      <w:proofErr w:type="spellEnd"/>
+      <w:r>
+        <w:t xml:space="preserve"> – jelzi, hogy a feliratkozás aktív-e</w:t>
+      </w:r>
+    </w:p>
+    <w:p>
+      <w:pPr>
+        <w:pStyle w:val="Listaszerbekezds"/>
+        <w:numPr>
+          <w:ilvl w:val="0"/>
+          <w:numId w:val="24"/>
+        </w:numPr>
+        <w:rPr>
+          <w:b/>
+        </w:rPr>
+      </w:pPr>
+      <w:proofErr w:type="spellStart"/>
+      <w:r>
+        <w:t>subscribed_at</w:t>
+      </w:r>
+      <w:proofErr w:type="spellEnd"/>
+      <w:r>
+        <w:t xml:space="preserve"> – a feliratkozás időpontja</w:t>
       </w:r>
     </w:p>
     <w:p>
@@ -3556,27 +3645,7 @@
           <w:szCs w:val="24"/>
           <w:lang w:eastAsia="hu-HU"/>
         </w:rPr>
-        <w:t xml:space="preserve">, kedvelhetik egymás tartalmait, követhetik egymást és privát üzeneteket küldhetnek. A rendszer központi entitása </w:t>
-      </w:r>
-      <w:proofErr w:type="gramStart"/>
-      <w:r>
-        <w:rPr>
-          <w:rFonts w:eastAsia="Times New Roman" w:cs="Times New Roman"/>
-          <w:color w:val="auto"/>
-          <w:szCs w:val="24"/>
-          <w:lang w:eastAsia="hu-HU"/>
-        </w:rPr>
-        <w:t>a</w:t>
-      </w:r>
-      <w:proofErr w:type="gramEnd"/>
-      <w:r>
-        <w:rPr>
-          <w:rFonts w:eastAsia="Times New Roman" w:cs="Times New Roman"/>
-          <w:color w:val="auto"/>
-          <w:szCs w:val="24"/>
-          <w:lang w:eastAsia="hu-HU"/>
-        </w:rPr>
-        <w:t xml:space="preserve"> </w:t>
+        <w:t xml:space="preserve">, kedvelhetik egymás tartalmait, követhetik egymást és privát üzeneteket küldhetnek. A rendszer központi entitása a </w:t>
       </w:r>
       <w:proofErr w:type="spellStart"/>
       <w:r>
@@ -3635,27 +3704,7 @@
           <w:szCs w:val="24"/>
           <w:lang w:eastAsia="hu-HU"/>
         </w:rPr>
-        <w:t xml:space="preserve"> hozhat létre, ezért </w:t>
-      </w:r>
-      <w:proofErr w:type="gramStart"/>
-      <w:r>
-        <w:rPr>
-          <w:rFonts w:eastAsia="Times New Roman" w:cs="Times New Roman"/>
-          <w:color w:val="auto"/>
-          <w:szCs w:val="24"/>
-          <w:lang w:eastAsia="hu-HU"/>
-        </w:rPr>
-        <w:t>a</w:t>
-      </w:r>
-      <w:proofErr w:type="gramEnd"/>
-      <w:r>
-        <w:rPr>
-          <w:rFonts w:eastAsia="Times New Roman" w:cs="Times New Roman"/>
-          <w:color w:val="auto"/>
-          <w:szCs w:val="24"/>
-          <w:lang w:eastAsia="hu-HU"/>
-        </w:rPr>
-        <w:t xml:space="preserve"> </w:t>
+        <w:t xml:space="preserve"> hozhat létre, ezért a </w:t>
       </w:r>
       <w:proofErr w:type="spellStart"/>
       <w:r>
@@ -3699,6 +3748,7 @@
         </w:rPr>
         <w:t xml:space="preserve"> táblák között </w:t>
       </w:r>
+      <w:proofErr w:type="gramStart"/>
       <w:r>
         <w:rPr>
           <w:rFonts w:eastAsia="Times New Roman" w:cs="Times New Roman"/>
@@ -3707,17 +3757,9 @@
           <w:szCs w:val="24"/>
           <w:lang w:eastAsia="hu-HU"/>
         </w:rPr>
-        <w:t>1:N kapcsolat</w:t>
-      </w:r>
-      <w:r>
-        <w:rPr>
-          <w:rFonts w:eastAsia="Times New Roman" w:cs="Times New Roman"/>
-          <w:color w:val="auto"/>
-          <w:szCs w:val="24"/>
-          <w:lang w:eastAsia="hu-HU"/>
-        </w:rPr>
-        <w:t xml:space="preserve"> van. Egy bejegyzéshez több </w:t>
-      </w:r>
+        <w:t>1:N</w:t>
+      </w:r>
+      <w:proofErr w:type="gramEnd"/>
       <w:r>
         <w:rPr>
           <w:rFonts w:eastAsia="Times New Roman" w:cs="Times New Roman"/>
@@ -3726,7 +3768,7 @@
           <w:szCs w:val="24"/>
           <w:lang w:eastAsia="hu-HU"/>
         </w:rPr>
-        <w:t>komment</w:t>
+        <w:t xml:space="preserve"> kapcsolat</w:t>
       </w:r>
       <w:r>
         <w:rPr>
@@ -3735,9 +3777,8 @@
           <w:szCs w:val="24"/>
           <w:lang w:eastAsia="hu-HU"/>
         </w:rPr>
-        <w:t xml:space="preserve"> tartozhat, így a </w:t>
-      </w:r>
-      <w:proofErr w:type="spellStart"/>
+        <w:t xml:space="preserve"> van. Egy bejegyzéshez több </w:t>
+      </w:r>
       <w:r>
         <w:rPr>
           <w:rFonts w:eastAsia="Times New Roman" w:cs="Times New Roman"/>
@@ -3746,9 +3787,8 @@
           <w:szCs w:val="24"/>
           <w:lang w:eastAsia="hu-HU"/>
         </w:rPr>
-        <w:t>posts</w:t>
-      </w:r>
-      <w:proofErr w:type="spellEnd"/>
+        <w:t>komment</w:t>
+      </w:r>
       <w:r>
         <w:rPr>
           <w:rFonts w:eastAsia="Times New Roman" w:cs="Times New Roman"/>
@@ -3756,7 +3796,7 @@
           <w:szCs w:val="24"/>
           <w:lang w:eastAsia="hu-HU"/>
         </w:rPr>
-        <w:t xml:space="preserve"> és </w:t>
+        <w:t xml:space="preserve"> tartozhat, így a </w:t>
       </w:r>
       <w:proofErr w:type="spellStart"/>
       <w:r>
@@ -3767,7 +3807,7 @@
           <w:szCs w:val="24"/>
           <w:lang w:eastAsia="hu-HU"/>
         </w:rPr>
-        <w:t>comments</w:t>
+        <w:t>posts</w:t>
       </w:r>
       <w:proofErr w:type="spellEnd"/>
       <w:r>
@@ -3777,8 +3817,9 @@
           <w:szCs w:val="24"/>
           <w:lang w:eastAsia="hu-HU"/>
         </w:rPr>
-        <w:t xml:space="preserve"> táblák között szintén </w:t>
-      </w:r>
+        <w:t xml:space="preserve"> és </w:t>
+      </w:r>
+      <w:proofErr w:type="spellStart"/>
       <w:r>
         <w:rPr>
           <w:rFonts w:eastAsia="Times New Roman" w:cs="Times New Roman"/>
@@ -3787,7 +3828,17 @@
           <w:szCs w:val="24"/>
           <w:lang w:eastAsia="hu-HU"/>
         </w:rPr>
-        <w:t>1</w:t>
+        <w:t>comments</w:t>
+      </w:r>
+      <w:proofErr w:type="spellEnd"/>
+      <w:r>
+        <w:rPr>
+          <w:rFonts w:eastAsia="Times New Roman" w:cs="Times New Roman"/>
+          <w:color w:val="auto"/>
+          <w:szCs w:val="24"/>
+          <w:lang w:eastAsia="hu-HU"/>
+        </w:rPr>
+        <w:t xml:space="preserve"> táblák között szintén </w:t>
       </w:r>
       <w:proofErr w:type="gramStart"/>
       <w:r>
@@ -3798,7 +3849,7 @@
           <w:szCs w:val="24"/>
           <w:lang w:eastAsia="hu-HU"/>
         </w:rPr>
-        <w:t>:N</w:t>
+        <w:t>1:N</w:t>
       </w:r>
       <w:proofErr w:type="gramEnd"/>
       <w:r>
@@ -3881,6 +3932,7 @@
         </w:rPr>
         <w:t xml:space="preserve"> táblák között </w:t>
       </w:r>
+      <w:proofErr w:type="gramStart"/>
       <w:r>
         <w:rPr>
           <w:rFonts w:eastAsia="Times New Roman" w:cs="Times New Roman"/>
@@ -3889,9 +3941,9 @@
           <w:szCs w:val="24"/>
           <w:lang w:eastAsia="hu-HU"/>
         </w:rPr>
-        <w:t>1</w:t>
-      </w:r>
-      <w:proofErr w:type="gramStart"/>
+        <w:t>1:N</w:t>
+      </w:r>
+      <w:proofErr w:type="gramEnd"/>
       <w:r>
         <w:rPr>
           <w:rFonts w:eastAsia="Times New Roman" w:cs="Times New Roman"/>
@@ -3900,9 +3952,37 @@
           <w:szCs w:val="24"/>
           <w:lang w:eastAsia="hu-HU"/>
         </w:rPr>
-        <w:t>:N</w:t>
-      </w:r>
-      <w:proofErr w:type="gramEnd"/>
+        <w:t xml:space="preserve"> kapcsolat</w:t>
+      </w:r>
+      <w:r>
+        <w:rPr>
+          <w:rFonts w:eastAsia="Times New Roman" w:cs="Times New Roman"/>
+          <w:color w:val="auto"/>
+          <w:szCs w:val="24"/>
+          <w:lang w:eastAsia="hu-HU"/>
+        </w:rPr>
+        <w:t xml:space="preserve"> van.</w:t>
+      </w:r>
+    </w:p>
+    <w:p>
+      <w:pPr>
+        <w:rPr>
+          <w:rFonts w:eastAsia="Times New Roman" w:cs="Times New Roman"/>
+          <w:color w:val="auto"/>
+          <w:szCs w:val="24"/>
+          <w:lang w:eastAsia="hu-HU"/>
+        </w:rPr>
+      </w:pPr>
+      <w:r>
+        <w:rPr>
+          <w:rFonts w:eastAsia="Times New Roman" w:cs="Times New Roman"/>
+          <w:color w:val="auto"/>
+          <w:szCs w:val="24"/>
+          <w:lang w:eastAsia="hu-HU"/>
+        </w:rPr>
+        <w:t xml:space="preserve">A felhasználók kedvelhetik a bejegyzéseket, amelyet a </w:t>
+      </w:r>
+      <w:proofErr w:type="spellStart"/>
       <w:r>
         <w:rPr>
           <w:rFonts w:eastAsia="Times New Roman" w:cs="Times New Roman"/>
@@ -3911,8 +3991,9 @@
           <w:szCs w:val="24"/>
           <w:lang w:eastAsia="hu-HU"/>
         </w:rPr>
-        <w:t xml:space="preserve"> kapcsolat</w:t>
-      </w:r>
+        <w:t>likes</w:t>
+      </w:r>
+      <w:proofErr w:type="spellEnd"/>
       <w:r>
         <w:rPr>
           <w:rFonts w:eastAsia="Times New Roman" w:cs="Times New Roman"/>
@@ -3920,28 +4001,9 @@
           <w:szCs w:val="24"/>
           <w:lang w:eastAsia="hu-HU"/>
         </w:rPr>
-        <w:t xml:space="preserve"> van.</w:t>
-      </w:r>
-    </w:p>
-    <w:p>
-      <w:pPr>
-        <w:rPr>
-          <w:rFonts w:eastAsia="Times New Roman" w:cs="Times New Roman"/>
-          <w:color w:val="auto"/>
-          <w:szCs w:val="24"/>
-          <w:lang w:eastAsia="hu-HU"/>
-        </w:rPr>
-      </w:pPr>
-      <w:r>
-        <w:rPr>
-          <w:rFonts w:eastAsia="Times New Roman" w:cs="Times New Roman"/>
-          <w:color w:val="auto"/>
-          <w:szCs w:val="24"/>
-          <w:lang w:eastAsia="hu-HU"/>
-        </w:rPr>
-        <w:t xml:space="preserve">A felhasználók kedvelhetik a bejegyzéseket, amelyet a </w:t>
-      </w:r>
-      <w:proofErr w:type="spellStart"/>
+        <w:t xml:space="preserve"> kapcsolótábla rögzít. Ez egy </w:t>
+      </w:r>
+      <w:proofErr w:type="gramStart"/>
       <w:r>
         <w:rPr>
           <w:rFonts w:eastAsia="Times New Roman" w:cs="Times New Roman"/>
@@ -3950,18 +4012,9 @@
           <w:szCs w:val="24"/>
           <w:lang w:eastAsia="hu-HU"/>
         </w:rPr>
-        <w:t>likes</w:t>
-      </w:r>
-      <w:proofErr w:type="spellEnd"/>
-      <w:r>
-        <w:rPr>
-          <w:rFonts w:eastAsia="Times New Roman" w:cs="Times New Roman"/>
-          <w:color w:val="auto"/>
-          <w:szCs w:val="24"/>
-          <w:lang w:eastAsia="hu-HU"/>
-        </w:rPr>
-        <w:t xml:space="preserve"> kapcsolótábla rögzít. Ez egy </w:t>
-      </w:r>
+        <w:t>N:N</w:t>
+      </w:r>
+      <w:proofErr w:type="gramEnd"/>
       <w:r>
         <w:rPr>
           <w:rFonts w:eastAsia="Times New Roman" w:cs="Times New Roman"/>
@@ -3970,7 +4023,7 @@
           <w:szCs w:val="24"/>
           <w:lang w:eastAsia="hu-HU"/>
         </w:rPr>
-        <w:t>N:N kapcsolatot</w:t>
+        <w:t xml:space="preserve"> kapcsolatot</w:t>
       </w:r>
       <w:r>
         <w:rPr>
@@ -3979,27 +4032,7 @@
           <w:szCs w:val="24"/>
           <w:lang w:eastAsia="hu-HU"/>
         </w:rPr>
-        <w:t xml:space="preserve"> valósít meg </w:t>
-      </w:r>
-      <w:proofErr w:type="gramStart"/>
-      <w:r>
-        <w:rPr>
-          <w:rFonts w:eastAsia="Times New Roman" w:cs="Times New Roman"/>
-          <w:color w:val="auto"/>
-          <w:szCs w:val="24"/>
-          <w:lang w:eastAsia="hu-HU"/>
-        </w:rPr>
-        <w:t>a</w:t>
-      </w:r>
-      <w:proofErr w:type="gramEnd"/>
-      <w:r>
-        <w:rPr>
-          <w:rFonts w:eastAsia="Times New Roman" w:cs="Times New Roman"/>
-          <w:color w:val="auto"/>
-          <w:szCs w:val="24"/>
-          <w:lang w:eastAsia="hu-HU"/>
-        </w:rPr>
-        <w:t xml:space="preserve"> </w:t>
+        <w:t xml:space="preserve"> valósít meg a </w:t>
       </w:r>
       <w:proofErr w:type="spellStart"/>
       <w:r>
@@ -4062,27 +4095,7 @@
           <w:szCs w:val="24"/>
           <w:lang w:eastAsia="hu-HU"/>
         </w:rPr>
-        <w:t xml:space="preserve"> tábla tárol, így </w:t>
-      </w:r>
-      <w:proofErr w:type="gramStart"/>
-      <w:r>
-        <w:rPr>
-          <w:rFonts w:eastAsia="Times New Roman" w:cs="Times New Roman"/>
-          <w:color w:val="auto"/>
-          <w:szCs w:val="24"/>
-          <w:lang w:eastAsia="hu-HU"/>
-        </w:rPr>
-        <w:t>a</w:t>
-      </w:r>
-      <w:proofErr w:type="gramEnd"/>
-      <w:r>
-        <w:rPr>
-          <w:rFonts w:eastAsia="Times New Roman" w:cs="Times New Roman"/>
-          <w:color w:val="auto"/>
-          <w:szCs w:val="24"/>
-          <w:lang w:eastAsia="hu-HU"/>
-        </w:rPr>
-        <w:t xml:space="preserve"> </w:t>
+        <w:t xml:space="preserve"> tábla tárol, így a </w:t>
       </w:r>
       <w:proofErr w:type="spellStart"/>
       <w:r>
@@ -4105,6 +4118,7 @@
         </w:rPr>
         <w:t xml:space="preserve"> tábla önmagával áll </w:t>
       </w:r>
+      <w:proofErr w:type="gramStart"/>
       <w:r>
         <w:rPr>
           <w:rFonts w:eastAsia="Times New Roman" w:cs="Times New Roman"/>
@@ -4113,37 +4127,9 @@
           <w:szCs w:val="24"/>
           <w:lang w:eastAsia="hu-HU"/>
         </w:rPr>
-        <w:t>N:N kapcsolatban</w:t>
-      </w:r>
-      <w:r>
-        <w:rPr>
-          <w:rFonts w:eastAsia="Times New Roman" w:cs="Times New Roman"/>
-          <w:color w:val="auto"/>
-          <w:szCs w:val="24"/>
-          <w:lang w:eastAsia="hu-HU"/>
-        </w:rPr>
-        <w:t>.</w:t>
-      </w:r>
-    </w:p>
-    <w:p>
-      <w:pPr>
-        <w:rPr>
-          <w:rFonts w:eastAsia="Times New Roman" w:cs="Times New Roman"/>
-          <w:color w:val="auto"/>
-          <w:szCs w:val="24"/>
-          <w:lang w:eastAsia="hu-HU"/>
-        </w:rPr>
-      </w:pPr>
-      <w:r>
-        <w:rPr>
-          <w:rFonts w:eastAsia="Times New Roman" w:cs="Times New Roman"/>
-          <w:color w:val="auto"/>
-          <w:szCs w:val="24"/>
-          <w:lang w:eastAsia="hu-HU"/>
-        </w:rPr>
-        <w:t xml:space="preserve">A rendszer támogatja a felhasználók közötti privát kommunikációt is, amelyet a </w:t>
-      </w:r>
-      <w:proofErr w:type="spellStart"/>
+        <w:t>N:N</w:t>
+      </w:r>
+      <w:proofErr w:type="gramEnd"/>
       <w:r>
         <w:rPr>
           <w:rFonts w:eastAsia="Times New Roman" w:cs="Times New Roman"/>
@@ -4152,9 +4138,8 @@
           <w:szCs w:val="24"/>
           <w:lang w:eastAsia="hu-HU"/>
         </w:rPr>
-        <w:t>messages</w:t>
-      </w:r>
-      <w:proofErr w:type="spellEnd"/>
+        <w:t xml:space="preserve"> kapcsolatban</w:t>
+      </w:r>
       <w:r>
         <w:rPr>
           <w:rFonts w:eastAsia="Times New Roman" w:cs="Times New Roman"/>
@@ -4162,19 +4147,18 @@
           <w:szCs w:val="24"/>
           <w:lang w:eastAsia="hu-HU"/>
         </w:rPr>
-        <w:t xml:space="preserve"> tábla kezel. Ebben a táblában minden üzenet egy küldőhöz és egy címzetthez kapcsolódik, így </w:t>
-      </w:r>
-      <w:proofErr w:type="gramStart"/>
-      <w:r>
+        <w:t>.</w:t>
+      </w:r>
+    </w:p>
+    <w:p>
+      <w:pPr>
         <w:rPr>
           <w:rFonts w:eastAsia="Times New Roman" w:cs="Times New Roman"/>
           <w:color w:val="auto"/>
           <w:szCs w:val="24"/>
           <w:lang w:eastAsia="hu-HU"/>
         </w:rPr>
-        <w:t>a</w:t>
-      </w:r>
-      <w:proofErr w:type="gramEnd"/>
+      </w:pPr>
       <w:r>
         <w:rPr>
           <w:rFonts w:eastAsia="Times New Roman" w:cs="Times New Roman"/>
@@ -4182,7 +4166,7 @@
           <w:szCs w:val="24"/>
           <w:lang w:eastAsia="hu-HU"/>
         </w:rPr>
-        <w:t xml:space="preserve"> </w:t>
+        <w:t xml:space="preserve">A rendszer támogatja a felhasználók közötti privát kommunikációt is, amelyet a </w:t>
       </w:r>
       <w:proofErr w:type="spellStart"/>
       <w:r>
@@ -4193,7 +4177,7 @@
           <w:szCs w:val="24"/>
           <w:lang w:eastAsia="hu-HU"/>
         </w:rPr>
-        <w:t>users</w:t>
+        <w:t>messages</w:t>
       </w:r>
       <w:proofErr w:type="spellEnd"/>
       <w:r>
@@ -4203,7 +4187,7 @@
           <w:szCs w:val="24"/>
           <w:lang w:eastAsia="hu-HU"/>
         </w:rPr>
-        <w:t xml:space="preserve"> tábla kétszer is kapcsolatban áll a </w:t>
+        <w:t xml:space="preserve"> tábla kezel. Ebben a táblában minden üzenet egy küldőhöz és egy címzetthez kapcsolódik, így a </w:t>
       </w:r>
       <w:proofErr w:type="spellStart"/>
       <w:r>
@@ -4214,7 +4198,7 @@
           <w:szCs w:val="24"/>
           <w:lang w:eastAsia="hu-HU"/>
         </w:rPr>
-        <w:t>messages</w:t>
+        <w:t>users</w:t>
       </w:r>
       <w:proofErr w:type="spellEnd"/>
       <w:r>
@@ -4224,7 +4208,7 @@
           <w:szCs w:val="24"/>
           <w:lang w:eastAsia="hu-HU"/>
         </w:rPr>
-        <w:t xml:space="preserve"> táblával. Az </w:t>
+        <w:t xml:space="preserve"> tábla kétszer is kapcsolatban áll a </w:t>
       </w:r>
       <w:proofErr w:type="spellStart"/>
       <w:r>
@@ -4235,6 +4219,27 @@
           <w:szCs w:val="24"/>
           <w:lang w:eastAsia="hu-HU"/>
         </w:rPr>
+        <w:t>messages</w:t>
+      </w:r>
+      <w:proofErr w:type="spellEnd"/>
+      <w:r>
+        <w:rPr>
+          <w:rFonts w:eastAsia="Times New Roman" w:cs="Times New Roman"/>
+          <w:color w:val="auto"/>
+          <w:szCs w:val="24"/>
+          <w:lang w:eastAsia="hu-HU"/>
+        </w:rPr>
+        <w:t xml:space="preserve"> táblával. Az </w:t>
+      </w:r>
+      <w:proofErr w:type="spellStart"/>
+      <w:r>
+        <w:rPr>
+          <w:rFonts w:eastAsia="Times New Roman" w:cs="Times New Roman"/>
+          <w:bCs/>
+          <w:color w:val="auto"/>
+          <w:szCs w:val="24"/>
+          <w:lang w:eastAsia="hu-HU"/>
+        </w:rPr>
         <w:t>notifications</w:t>
       </w:r>
       <w:proofErr w:type="spellEnd"/>
@@ -4245,24 +4250,33 @@
           <w:szCs w:val="24"/>
           <w:lang w:eastAsia="hu-HU"/>
         </w:rPr>
-        <w:t xml:space="preserve"> tábla a rendszer által generált értesítéseket tárolja, amelyek különböző eseményekhez kapcsolódhatnak, például kommenthez vagy kedveléshez.</w:t>
-      </w:r>
-    </w:p>
-    <w:p>
-      <w:pPr>
+        <w:t xml:space="preserve"> tábla a rendszer által generált </w:t>
+      </w:r>
+      <w:r>
         <w:rPr>
           <w:rFonts w:eastAsia="Times New Roman" w:cs="Times New Roman"/>
           <w:color w:val="auto"/>
           <w:szCs w:val="24"/>
           <w:lang w:eastAsia="hu-HU"/>
         </w:rPr>
+        <w:lastRenderedPageBreak/>
+        <w:t>értesítéseket tárolja, amelyek különböző eseményekhez kapcsolódhatnak, például kommenthez vagy kedveléshez.</w:t>
+      </w:r>
+    </w:p>
+    <w:p>
+      <w:pPr>
+        <w:rPr>
+          <w:rFonts w:eastAsia="Times New Roman" w:cs="Times New Roman"/>
+          <w:color w:val="auto"/>
+          <w:szCs w:val="24"/>
+          <w:lang w:eastAsia="hu-HU"/>
+        </w:rPr>
       </w:pPr>
       <w:r>
         <w:rPr>
           <w:noProof/>
           <w:lang w:eastAsia="hu-HU"/>
         </w:rPr>
-        <w:lastRenderedPageBreak/>
         <w:drawing>
           <wp:anchor distT="0" distB="0" distL="114300" distR="114300" simplePos="0" relativeHeight="251660288" behindDoc="1" locked="0" layoutInCell="1" allowOverlap="1" wp14:anchorId="14E0380C" wp14:editId="7FE92BB5">
             <wp:simplePos x="0" y="0"/>
@@ -4426,7 +4440,7 @@
         </w:rPr>
         <w:t xml:space="preserve"> tábla a felhasználók által küldött visszajelzéseket tartalmazza, amelyek a rendszer fejlesztését segítik.</w:t>
       </w:r>
-      <w:bookmarkStart w:id="4" w:name="_Toc222129920"/>
+      <w:bookmarkStart w:id="3" w:name="_Toc222129920"/>
     </w:p>
     <w:p>
       <w:pPr>
@@ -4465,7 +4479,1430 @@
         <w:lastRenderedPageBreak/>
         <w:t>Backend Fejlesztés</w:t>
       </w:r>
+      <w:bookmarkEnd w:id="3"/>
+    </w:p>
+    <w:p>
+      <w:pPr>
+        <w:rPr>
+          <w:lang w:eastAsia="hu-HU"/>
+        </w:rPr>
+      </w:pPr>
+      <w:r>
+        <w:rPr>
+          <w:lang w:eastAsia="hu-HU"/>
+        </w:rPr>
+        <w:t xml:space="preserve">A rendszer szerveroldali (backend) architektúrája az alkalmazás stabil, biztonságos és skálázható működésének alapját képezi. A fejlesztés során Node.js környezetet és Express.js keretrendszert alkalmaztunk, amely lehetővé tette a gyors és hatékony </w:t>
+      </w:r>
+      <w:proofErr w:type="spellStart"/>
+      <w:r>
+        <w:rPr>
+          <w:lang w:eastAsia="hu-HU"/>
+        </w:rPr>
+        <w:t>RESTful</w:t>
+      </w:r>
+      <w:proofErr w:type="spellEnd"/>
+      <w:r>
+        <w:rPr>
+          <w:lang w:eastAsia="hu-HU"/>
+        </w:rPr>
+        <w:t xml:space="preserve"> API végpontok kialakítását. A backend felelős a rendszer üzleti logikájának végrehajtásáért, a kliensoldalról (frontend) érkező HTTP kérések feldolgozásáért, a hitelesítésért, valamint a </w:t>
+      </w:r>
+      <w:proofErr w:type="spellStart"/>
+      <w:r>
+        <w:rPr>
+          <w:lang w:eastAsia="hu-HU"/>
+        </w:rPr>
+        <w:t>MySQL</w:t>
+      </w:r>
+      <w:proofErr w:type="spellEnd"/>
+      <w:r>
+        <w:rPr>
+          <w:lang w:eastAsia="hu-HU"/>
+        </w:rPr>
+        <w:t xml:space="preserve"> adatbázissal való folyamatos és biztonságos kommunikációért.</w:t>
+      </w:r>
+    </w:p>
+    <w:p>
+      <w:pPr>
+        <w:rPr>
+          <w:lang w:eastAsia="hu-HU"/>
+        </w:rPr>
+      </w:pPr>
+      <w:r>
+        <w:rPr>
+          <w:lang w:eastAsia="hu-HU"/>
+        </w:rPr>
+        <w:t>A kód átláthatósága, karbantarthatósága és a tiszta kód (</w:t>
+      </w:r>
+      <w:proofErr w:type="spellStart"/>
+      <w:r>
+        <w:rPr>
+          <w:lang w:eastAsia="hu-HU"/>
+        </w:rPr>
+        <w:t>clean</w:t>
+      </w:r>
+      <w:proofErr w:type="spellEnd"/>
+      <w:r>
+        <w:rPr>
+          <w:lang w:eastAsia="hu-HU"/>
+        </w:rPr>
+        <w:t xml:space="preserve"> </w:t>
+      </w:r>
+      <w:proofErr w:type="spellStart"/>
+      <w:r>
+        <w:rPr>
+          <w:lang w:eastAsia="hu-HU"/>
+        </w:rPr>
+        <w:t>code</w:t>
+      </w:r>
+      <w:proofErr w:type="spellEnd"/>
+      <w:r>
+        <w:rPr>
+          <w:lang w:eastAsia="hu-HU"/>
+        </w:rPr>
+        <w:t>) elveinek betartása érdekében a szerveroldali logikát szigorúan modulárisan építettük fel. A projekt szerkezete funkcionálisan elkülönül a végpontok kezelésére (</w:t>
+      </w:r>
+      <w:proofErr w:type="spellStart"/>
+      <w:r>
+        <w:rPr>
+          <w:lang w:eastAsia="hu-HU"/>
+        </w:rPr>
+        <w:t>Routes</w:t>
+      </w:r>
+      <w:proofErr w:type="spellEnd"/>
+      <w:r>
+        <w:rPr>
+          <w:lang w:eastAsia="hu-HU"/>
+        </w:rPr>
+        <w:t>), a kérések ellenőrzését és jogosultságkezelését végző köztesrétegekre (</w:t>
+      </w:r>
+      <w:proofErr w:type="spellStart"/>
+      <w:r>
+        <w:rPr>
+          <w:lang w:eastAsia="hu-HU"/>
+        </w:rPr>
+        <w:t>Middlewares</w:t>
+      </w:r>
+      <w:proofErr w:type="spellEnd"/>
+      <w:r>
+        <w:rPr>
+          <w:lang w:eastAsia="hu-HU"/>
+        </w:rPr>
+        <w:t>), valamint az ismétlődő feladatokat ellátó segédfüggvényekre (</w:t>
+      </w:r>
+      <w:proofErr w:type="spellStart"/>
+      <w:r>
+        <w:rPr>
+          <w:lang w:eastAsia="hu-HU"/>
+        </w:rPr>
+        <w:t>Utils</w:t>
+      </w:r>
+      <w:proofErr w:type="spellEnd"/>
+      <w:r>
+        <w:rPr>
+          <w:lang w:eastAsia="hu-HU"/>
+        </w:rPr>
+        <w:t>). Ez a strukturált megközelítés nemcsak a közös munkát tette hatékonyabbá, hanem a rendszer jövőbeli bővíthetőségét is garantálja. A következő alfejezetekben részletesen bemutatjuk a backend legfontosabb strukturális elemeit és azok konkrét megvalósítását.</w:t>
+      </w:r>
+    </w:p>
+    <w:p>
+      <w:pPr>
+        <w:rPr>
+          <w:lang w:eastAsia="hu-HU"/>
+        </w:rPr>
+      </w:pPr>
+    </w:p>
+    <w:p>
+      <w:pPr>
+        <w:rPr>
+          <w:b/>
+          <w:color w:val="auto"/>
+          <w:sz w:val="27"/>
+        </w:rPr>
+      </w:pPr>
+      <w:r>
+        <w:rPr>
+          <w:b/>
+        </w:rPr>
+        <w:t>server.js</w:t>
+      </w:r>
+      <w:r>
+        <w:rPr>
+          <w:b/>
+        </w:rPr>
+        <w:t xml:space="preserve"> – Az alkalmazás belépési pontja</w:t>
+      </w:r>
+    </w:p>
+    <w:p>
+      <w:pPr>
+        <w:spacing w:line="259" w:lineRule="auto"/>
+        <w:jc w:val="left"/>
+      </w:pPr>
+      <w:r>
+        <w:drawing>
+          <wp:inline distT="0" distB="0" distL="0" distR="0" wp14:anchorId="03757CF4" wp14:editId="1A04DE5A">
+            <wp:extent cx="4408714" cy="4347566"/>
+            <wp:effectExtent l="0" t="0" r="0" b="0"/>
+            <wp:docPr id="10" name="Kép 10"/>
+            <wp:cNvGraphicFramePr>
+              <a:graphicFrameLocks xmlns:a="http://schemas.openxmlformats.org/drawingml/2006/main" noChangeAspect="1"/>
+            </wp:cNvGraphicFramePr>
+            <a:graphic xmlns:a="http://schemas.openxmlformats.org/drawingml/2006/main">
+              <a:graphicData uri="http://schemas.openxmlformats.org/drawingml/2006/picture">
+                <pic:pic xmlns:pic="http://schemas.openxmlformats.org/drawingml/2006/picture">
+                  <pic:nvPicPr>
+                    <pic:cNvPr id="1" name=""/>
+                    <pic:cNvPicPr/>
+                  </pic:nvPicPr>
+                  <pic:blipFill>
+                    <a:blip r:embed="rId11">
+                      <a:extLst>
+                        <a:ext uri="{28A0092B-C50C-407E-A947-70E740481C1C}">
+                          <a14:useLocalDpi xmlns:a14="http://schemas.microsoft.com/office/drawing/2010/main" val="0"/>
+                        </a:ext>
+                      </a:extLst>
+                    </a:blip>
+                    <a:stretch>
+                      <a:fillRect/>
+                    </a:stretch>
+                  </pic:blipFill>
+                  <pic:spPr>
+                    <a:xfrm>
+                      <a:off x="0" y="0"/>
+                      <a:ext cx="4448775" cy="4387071"/>
+                    </a:xfrm>
+                    <a:prstGeom prst="rect">
+                      <a:avLst/>
+                    </a:prstGeom>
+                  </pic:spPr>
+                </pic:pic>
+              </a:graphicData>
+            </a:graphic>
+          </wp:inline>
+        </w:drawing>
+      </w:r>
+      <w:r>
+        <w:br w:type="page"/>
+      </w:r>
+    </w:p>
+    <w:p>
+      <w:r>
+        <w:lastRenderedPageBreak/>
+        <w:t xml:space="preserve">A server.js fájl az </w:t>
+      </w:r>
+      <w:proofErr w:type="spellStart"/>
+      <w:r>
+        <w:t>ArtisticEye</w:t>
+      </w:r>
+      <w:proofErr w:type="spellEnd"/>
+      <w:r>
+        <w:t xml:space="preserve"> backend szerverének központi belépési pontja (</w:t>
+      </w:r>
+      <w:proofErr w:type="spellStart"/>
+      <w:r>
+        <w:t>entry</w:t>
+      </w:r>
+      <w:proofErr w:type="spellEnd"/>
+      <w:r>
+        <w:t xml:space="preserve"> </w:t>
+      </w:r>
+      <w:proofErr w:type="spellStart"/>
+      <w:r>
+        <w:t>point</w:t>
+      </w:r>
+      <w:proofErr w:type="spellEnd"/>
+      <w:r>
+        <w:t>). Ebben a fájlban történik a webszerver inicializálása, a globális beállítások megadása, valamint a végpontok csatlakoztatása. A kód felépítése a következő logikai</w:t>
+      </w:r>
+      <w:r>
+        <w:t xml:space="preserve"> egységekre bontható:</w:t>
+      </w:r>
+    </w:p>
+    <w:p>
+      <w:r>
+        <w:rPr>
+          <w:b/>
+          <w:bCs/>
+        </w:rPr>
+        <w:t xml:space="preserve">Függőségek és </w:t>
+      </w:r>
+      <w:r>
+        <w:t xml:space="preserve">környezeti változók: A kód legelején a </w:t>
+      </w:r>
+      <w:proofErr w:type="spellStart"/>
+      <w:r>
+        <w:t>dotenv</w:t>
+      </w:r>
+      <w:proofErr w:type="spellEnd"/>
+      <w:r>
+        <w:t xml:space="preserve"> csomag segítségével betöltjük a környezeti változókat (pl. </w:t>
+      </w:r>
+      <w:proofErr w:type="spellStart"/>
+      <w:r>
+        <w:t>portszám</w:t>
+      </w:r>
+      <w:proofErr w:type="spellEnd"/>
+      <w:r>
+        <w:t>, adatbázis</w:t>
+      </w:r>
+      <w:r>
+        <w:t xml:space="preserve"> jelszavak), majd importáljuk a szerver működéséhez </w:t>
+      </w:r>
+      <w:r>
+        <w:t xml:space="preserve">elengedhetetlen </w:t>
+      </w:r>
+      <w:proofErr w:type="spellStart"/>
+      <w:r>
+        <w:t>express</w:t>
+      </w:r>
+      <w:proofErr w:type="spellEnd"/>
+      <w:r>
+        <w:t xml:space="preserve"> és </w:t>
+      </w:r>
+      <w:proofErr w:type="spellStart"/>
+      <w:r>
+        <w:t>cors</w:t>
+      </w:r>
+      <w:proofErr w:type="spellEnd"/>
+      <w:r>
+        <w:t xml:space="preserve"> modulokat. Ezt követően</w:t>
+      </w:r>
+      <w:r>
+        <w:t xml:space="preserve"> behúzzuk a modulárisan kiszervezett útvonal-kezelő (</w:t>
+      </w:r>
+      <w:proofErr w:type="spellStart"/>
+      <w:r>
+        <w:t>route</w:t>
+      </w:r>
+      <w:proofErr w:type="spellEnd"/>
+      <w:r>
+        <w:t>) fájlokat.</w:t>
+      </w:r>
+    </w:p>
+    <w:p>
+      <w:r>
+        <w:rPr>
+          <w:b/>
+          <w:bCs/>
+        </w:rPr>
+        <w:t>Alapvető köztesrétegek (</w:t>
+      </w:r>
+      <w:proofErr w:type="spellStart"/>
+      <w:r>
+        <w:rPr>
+          <w:b/>
+          <w:bCs/>
+        </w:rPr>
+        <w:t>Middlewares</w:t>
+      </w:r>
+      <w:proofErr w:type="spellEnd"/>
+      <w:r>
+        <w:rPr>
+          <w:b/>
+          <w:bCs/>
+        </w:rPr>
+        <w:t>):</w:t>
+      </w:r>
+      <w:r>
+        <w:t xml:space="preserve"> * </w:t>
+      </w:r>
+      <w:r>
+        <w:t xml:space="preserve">Az </w:t>
+      </w:r>
+      <w:proofErr w:type="spellStart"/>
+      <w:r>
+        <w:t>app.use</w:t>
+      </w:r>
+      <w:proofErr w:type="spellEnd"/>
+      <w:r>
+        <w:t>(</w:t>
+      </w:r>
+      <w:proofErr w:type="spellStart"/>
+      <w:proofErr w:type="gramStart"/>
+      <w:r>
+        <w:t>cors</w:t>
+      </w:r>
+      <w:proofErr w:type="spellEnd"/>
+      <w:r>
+        <w:t>(</w:t>
+      </w:r>
+      <w:proofErr w:type="gramEnd"/>
+      <w:r>
+        <w:t>)) engedélyezi</w:t>
+      </w:r>
+      <w:r>
+        <w:t xml:space="preserve"> a </w:t>
+      </w:r>
+      <w:proofErr w:type="spellStart"/>
+      <w:r>
+        <w:t>Cross-Origin</w:t>
+      </w:r>
+      <w:proofErr w:type="spellEnd"/>
+      <w:r>
+        <w:t xml:space="preserve"> </w:t>
+      </w:r>
+      <w:proofErr w:type="spellStart"/>
+      <w:r>
+        <w:t>Resource</w:t>
+      </w:r>
+      <w:proofErr w:type="spellEnd"/>
+      <w:r>
+        <w:t xml:space="preserve"> </w:t>
+      </w:r>
+      <w:proofErr w:type="spellStart"/>
+      <w:r>
+        <w:t>Sharing-et</w:t>
+      </w:r>
+      <w:proofErr w:type="spellEnd"/>
+      <w:r>
+        <w:t>, ami</w:t>
+      </w:r>
+      <w:r>
+        <w:t xml:space="preserve"> elengedhetetlen ahhoz, hogy a külön </w:t>
+      </w:r>
+      <w:proofErr w:type="spellStart"/>
+      <w:r>
+        <w:t>porton</w:t>
+      </w:r>
+      <w:proofErr w:type="spellEnd"/>
+      <w:r>
+        <w:t xml:space="preserve"> futó </w:t>
+      </w:r>
+      <w:proofErr w:type="spellStart"/>
+      <w:r>
+        <w:t>React</w:t>
+      </w:r>
+      <w:proofErr w:type="spellEnd"/>
+      <w:r>
+        <w:t xml:space="preserve"> frontendünk kommunikálni tudjon a backenddel.</w:t>
+      </w:r>
+    </w:p>
+    <w:p>
+      <w:r>
+        <w:t xml:space="preserve">Az </w:t>
+      </w:r>
+      <w:proofErr w:type="spellStart"/>
+      <w:r>
+        <w:t>app.use</w:t>
+      </w:r>
+      <w:proofErr w:type="spellEnd"/>
+      <w:r>
+        <w:t>(</w:t>
+      </w:r>
+      <w:proofErr w:type="spellStart"/>
+      <w:proofErr w:type="gramStart"/>
+      <w:r>
+        <w:t>express.json</w:t>
+      </w:r>
+      <w:proofErr w:type="spellEnd"/>
+      <w:proofErr w:type="gramEnd"/>
+      <w:r>
+        <w:t>())</w:t>
+      </w:r>
+      <w:r>
+        <w:t xml:space="preserve"> biztosítja, hogy a szerver képes legyen a HTTP kérések (POST, PUT) törzsében (body) érkező JSON formátumú adatok feldolgozására.</w:t>
+      </w:r>
+    </w:p>
+    <w:p>
+      <w:r>
+        <w:t xml:space="preserve">Kiemelt fontosságú </w:t>
+      </w:r>
+      <w:r>
+        <w:t xml:space="preserve">az </w:t>
+      </w:r>
+      <w:proofErr w:type="spellStart"/>
+      <w:proofErr w:type="gramStart"/>
+      <w:r>
+        <w:t>express.static</w:t>
+      </w:r>
+      <w:proofErr w:type="spellEnd"/>
+      <w:proofErr w:type="gramEnd"/>
+      <w:r>
+        <w:t>('</w:t>
+      </w:r>
+      <w:proofErr w:type="spellStart"/>
+      <w:r>
+        <w:t>uploads</w:t>
+      </w:r>
+      <w:proofErr w:type="spellEnd"/>
+      <w:r>
+        <w:t>')</w:t>
+      </w:r>
+      <w:r>
+        <w:t xml:space="preserve"> beállítása. Ez teszi lehetővé, hogy a felhasználók által feltöltött médiafájlok (profilképek, galéria alkotások) közvetlenül, statikus fájlként elérhetőek legyenek a böngészőből egy egyszerű URL-en keresztül.</w:t>
+      </w:r>
+    </w:p>
+    <w:p>
+      <w:r>
+        <w:rPr>
+          <w:b/>
+          <w:bCs/>
+        </w:rPr>
+        <w:t>API Útvonalak regisztrálása:</w:t>
+      </w:r>
+      <w:r>
+        <w:t xml:space="preserve"> A rendszer funkcionalitása modulárisan van szétbontva. A főbb entitásokhoz (hitelesítés, felhasználók, tartalmak, </w:t>
+      </w:r>
+      <w:proofErr w:type="spellStart"/>
+      <w:r>
+        <w:t>admin</w:t>
+      </w:r>
+      <w:proofErr w:type="spellEnd"/>
+      <w:r>
+        <w:t>, hírlevél) tartozó útvonalakat (</w:t>
+      </w:r>
+      <w:proofErr w:type="spellStart"/>
+      <w:r>
+        <w:t>routes</w:t>
+      </w:r>
+      <w:proofErr w:type="spellEnd"/>
+      <w:r>
+        <w:t xml:space="preserve">) egy egységes </w:t>
+      </w:r>
+      <w:r>
+        <w:t>/</w:t>
+      </w:r>
+      <w:proofErr w:type="spellStart"/>
+      <w:r>
+        <w:t>api</w:t>
+      </w:r>
+      <w:proofErr w:type="spellEnd"/>
+      <w:r>
+        <w:t xml:space="preserve"> prefix (előtag</w:t>
+      </w:r>
+      <w:r>
+        <w:t>) alá szervezve regisztráljuk be a szerverbe. Ez a struktúra rendkívül átláthatóvá teszi a kód alapját.</w:t>
+      </w:r>
+    </w:p>
+    <w:p>
+      <w:r>
+        <w:rPr>
+          <w:b/>
+          <w:bCs/>
+        </w:rPr>
+        <w:t>Szerver indítása:</w:t>
+      </w:r>
+      <w:r>
+        <w:t xml:space="preserve"> Végül a </w:t>
+      </w:r>
+      <w:r>
+        <w:t xml:space="preserve">rendszer az </w:t>
+      </w:r>
+      <w:proofErr w:type="spellStart"/>
+      <w:proofErr w:type="gramStart"/>
+      <w:r>
+        <w:t>app.listen</w:t>
+      </w:r>
+      <w:proofErr w:type="spellEnd"/>
+      <w:proofErr w:type="gramEnd"/>
+      <w:r>
+        <w:t>()</w:t>
+      </w:r>
+      <w:r>
+        <w:t xml:space="preserve"> metódus meghívásával a </w:t>
+      </w:r>
+      <w:r>
+        <w:t>.</w:t>
+      </w:r>
+      <w:proofErr w:type="spellStart"/>
+      <w:r>
+        <w:t>env</w:t>
+      </w:r>
+      <w:proofErr w:type="spellEnd"/>
+      <w:r>
+        <w:t xml:space="preserve"> fájlban</w:t>
+      </w:r>
+      <w:r>
+        <w:t xml:space="preserve"> meghatározott </w:t>
+      </w:r>
+      <w:proofErr w:type="spellStart"/>
+      <w:r>
+        <w:t>porton</w:t>
+      </w:r>
+      <w:proofErr w:type="spellEnd"/>
+      <w:r>
+        <w:t xml:space="preserve"> (vagy alapértelmezetten a 3000-es </w:t>
+      </w:r>
+      <w:proofErr w:type="spellStart"/>
+      <w:r>
+        <w:t>porton</w:t>
+      </w:r>
+      <w:proofErr w:type="spellEnd"/>
+      <w:r>
+        <w:t>) elindítja a hálózati kérések figyelését, amit a konzolon is jelez.</w:t>
+      </w:r>
+    </w:p>
+    <w:p>
+      <w:pPr>
+        <w:spacing w:line="259" w:lineRule="auto"/>
+        <w:jc w:val="left"/>
+        <w:rPr>
+          <w:lang w:eastAsia="hu-HU"/>
+        </w:rPr>
+      </w:pPr>
+      <w:r>
+        <w:rPr>
+          <w:lang w:eastAsia="hu-HU"/>
+        </w:rPr>
+        <w:br w:type="page"/>
+      </w:r>
+    </w:p>
+    <w:p>
+      <w:pPr>
+        <w:rPr>
+          <w:b/>
+          <w:color w:val="auto"/>
+          <w:sz w:val="27"/>
+        </w:rPr>
+      </w:pPr>
+      <w:r>
+        <w:rPr>
+          <w:b/>
+        </w:rPr>
+        <w:lastRenderedPageBreak/>
+        <w:t>db.js – Adatbázis kapcsolat és konfiguráció</w:t>
+      </w:r>
+    </w:p>
+    <w:p>
+      <w:pPr>
+        <w:rPr>
+          <w:lang w:eastAsia="hu-HU"/>
+        </w:rPr>
+      </w:pPr>
+      <w:r>
+        <w:rPr>
+          <w:lang w:eastAsia="hu-HU"/>
+        </w:rPr>
+        <w:drawing>
+          <wp:inline distT="0" distB="0" distL="0" distR="0" wp14:anchorId="096579FA" wp14:editId="05137751">
+            <wp:extent cx="6120130" cy="3812540"/>
+            <wp:effectExtent l="0" t="0" r="0" b="0"/>
+            <wp:docPr id="11" name="Kép 11"/>
+            <wp:cNvGraphicFramePr>
+              <a:graphicFrameLocks xmlns:a="http://schemas.openxmlformats.org/drawingml/2006/main" noChangeAspect="1"/>
+            </wp:cNvGraphicFramePr>
+            <a:graphic xmlns:a="http://schemas.openxmlformats.org/drawingml/2006/main">
+              <a:graphicData uri="http://schemas.openxmlformats.org/drawingml/2006/picture">
+                <pic:pic xmlns:pic="http://schemas.openxmlformats.org/drawingml/2006/picture">
+                  <pic:nvPicPr>
+                    <pic:cNvPr id="1" name=""/>
+                    <pic:cNvPicPr/>
+                  </pic:nvPicPr>
+                  <pic:blipFill>
+                    <a:blip r:embed="rId12"/>
+                    <a:stretch>
+                      <a:fillRect/>
+                    </a:stretch>
+                  </pic:blipFill>
+                  <pic:spPr>
+                    <a:xfrm>
+                      <a:off x="0" y="0"/>
+                      <a:ext cx="6120130" cy="3812540"/>
+                    </a:xfrm>
+                    <a:prstGeom prst="rect">
+                      <a:avLst/>
+                    </a:prstGeom>
+                  </pic:spPr>
+                </pic:pic>
+              </a:graphicData>
+            </a:graphic>
+          </wp:inline>
+        </w:drawing>
+      </w:r>
+    </w:p>
+    <w:p>
+      <w:r>
+        <w:t>A db.js</w:t>
+      </w:r>
+      <w:r>
+        <w:t xml:space="preserve"> fájl felelős a Node.js backend és a </w:t>
+      </w:r>
+      <w:proofErr w:type="spellStart"/>
+      <w:r>
+        <w:t>MySQL</w:t>
+      </w:r>
+      <w:proofErr w:type="spellEnd"/>
+      <w:r>
+        <w:t xml:space="preserve"> adatbázis közötti stabil, biztonságos és hatékony kommunikáció kialakításáért. A megvalósítás során </w:t>
+      </w:r>
+      <w:r>
+        <w:t>a mysql2</w:t>
+      </w:r>
+      <w:r>
+        <w:t xml:space="preserve"> csomagot alkalmaztuk, amely natív támogatást nyújt a modern aszinkron JavaScript funkciókhoz. A kód az alábbi főbb lépésekből áll:</w:t>
+      </w:r>
+    </w:p>
+    <w:p>
+      <w:r>
+        <w:rPr>
+          <w:b/>
+          <w:bCs/>
+        </w:rPr>
+        <w:t>Kapcsolatkészlet (</w:t>
+      </w:r>
+      <w:proofErr w:type="spellStart"/>
+      <w:r>
+        <w:rPr>
+          <w:b/>
+          <w:bCs/>
+        </w:rPr>
+        <w:t>Connection</w:t>
+      </w:r>
+      <w:proofErr w:type="spellEnd"/>
+      <w:r>
+        <w:rPr>
+          <w:b/>
+          <w:bCs/>
+        </w:rPr>
+        <w:t xml:space="preserve"> </w:t>
+      </w:r>
+      <w:proofErr w:type="spellStart"/>
+      <w:r>
+        <w:rPr>
+          <w:b/>
+          <w:bCs/>
+        </w:rPr>
+        <w:t>Pool</w:t>
+      </w:r>
+      <w:proofErr w:type="spellEnd"/>
+      <w:r>
+        <w:rPr>
+          <w:b/>
+          <w:bCs/>
+        </w:rPr>
+        <w:t>) alkalmazása:</w:t>
+      </w:r>
+      <w:r>
+        <w:t xml:space="preserve"> Ahelyett, hogy minden egyes felhasználói kérésnél (például egy bejegyzés lekérésekor) új adatbázis-kapcsolatot nyitna és zárna a szerver, a </w:t>
+      </w:r>
+      <w:proofErr w:type="spellStart"/>
+      <w:proofErr w:type="gramStart"/>
+      <w:r>
+        <w:t>mysql.createPool</w:t>
+      </w:r>
+      <w:proofErr w:type="spellEnd"/>
+      <w:proofErr w:type="gramEnd"/>
+      <w:r>
+        <w:t>()</w:t>
+      </w:r>
+      <w:r>
+        <w:t xml:space="preserve"> metódussal egy kapcsolatkészletet (</w:t>
+      </w:r>
+      <w:proofErr w:type="spellStart"/>
+      <w:r>
+        <w:t>poolt</w:t>
+      </w:r>
+      <w:proofErr w:type="spellEnd"/>
+      <w:r>
+        <w:t xml:space="preserve">) hoztunk létre. Ez jelentősen növeli a rendszer teljesítményét és </w:t>
+      </w:r>
+      <w:proofErr w:type="spellStart"/>
+      <w:r>
+        <w:t>válaszidejét</w:t>
+      </w:r>
+      <w:proofErr w:type="spellEnd"/>
+      <w:r>
+        <w:t xml:space="preserve">, mivel a szerver </w:t>
+      </w:r>
+      <w:proofErr w:type="spellStart"/>
+      <w:r>
+        <w:t>újrahasznosítja</w:t>
+      </w:r>
+      <w:proofErr w:type="spellEnd"/>
+      <w:r>
+        <w:t xml:space="preserve"> a meglévő kapcsolatokat (a beállítások alapján maximum 10 egyidejű kapcsolatot engedélyezve </w:t>
+      </w:r>
+      <w:r>
+        <w:t xml:space="preserve">a </w:t>
+      </w:r>
+      <w:proofErr w:type="spellStart"/>
+      <w:r>
+        <w:t>connectionLimit</w:t>
+      </w:r>
+      <w:proofErr w:type="spellEnd"/>
+      <w:r>
+        <w:t xml:space="preserve">: 10 </w:t>
+      </w:r>
+      <w:r>
+        <w:t>paraméterrel).</w:t>
+      </w:r>
+    </w:p>
+    <w:p>
+      <w:r>
+        <w:rPr>
+          <w:b/>
+          <w:bCs/>
+        </w:rPr>
+        <w:t>Biztonságos adatkezelés környezeti változókkal:</w:t>
+      </w:r>
+      <w:r>
+        <w:t xml:space="preserve"> </w:t>
+      </w:r>
+      <w:proofErr w:type="spellStart"/>
+      <w:r>
+        <w:t>Kiberbiztonsági</w:t>
+      </w:r>
+      <w:proofErr w:type="spellEnd"/>
+      <w:r>
+        <w:t xml:space="preserve"> szempontból kritikus, hogy az adatbázis bejelentkezési adatai (</w:t>
+      </w:r>
+      <w:proofErr w:type="spellStart"/>
+      <w:r>
+        <w:t>hoszt</w:t>
+      </w:r>
+      <w:proofErr w:type="spellEnd"/>
+      <w:r>
+        <w:t>, felhasználónév, jelszó, adatbázis neve) nem "beleégetve" (</w:t>
+      </w:r>
+      <w:proofErr w:type="spellStart"/>
+      <w:r>
+        <w:t>hardcoded</w:t>
+      </w:r>
+      <w:proofErr w:type="spellEnd"/>
+      <w:r>
+        <w:t xml:space="preserve">) szerepelnek a forráskódban. Ezeket a </w:t>
+      </w:r>
+      <w:proofErr w:type="spellStart"/>
+      <w:r>
+        <w:t>dotenv</w:t>
+      </w:r>
+      <w:proofErr w:type="spellEnd"/>
+      <w:r>
+        <w:t xml:space="preserve"> csomag segítségével </w:t>
+      </w:r>
+      <w:proofErr w:type="gramStart"/>
+      <w:r>
+        <w:t xml:space="preserve">a </w:t>
+      </w:r>
+      <w:r>
+        <w:t>.</w:t>
+      </w:r>
+      <w:proofErr w:type="spellStart"/>
+      <w:r>
+        <w:t>env</w:t>
+      </w:r>
+      <w:proofErr w:type="spellEnd"/>
+      <w:proofErr w:type="gramEnd"/>
+      <w:r>
+        <w:t xml:space="preserve"> f</w:t>
+      </w:r>
+      <w:r>
+        <w:t xml:space="preserve">ájlból, a </w:t>
+      </w:r>
+      <w:proofErr w:type="spellStart"/>
+      <w:r>
+        <w:t>process.env</w:t>
+      </w:r>
+      <w:proofErr w:type="spellEnd"/>
+      <w:r>
+        <w:t xml:space="preserve"> </w:t>
+      </w:r>
+      <w:r>
+        <w:t>objektumon keresztül olvassa be a rendszer, szükség esetén alapértelmezett (</w:t>
+      </w:r>
+      <w:proofErr w:type="spellStart"/>
+      <w:r>
+        <w:t>fallback</w:t>
+      </w:r>
+      <w:proofErr w:type="spellEnd"/>
+      <w:r>
+        <w:t>) értékeket biztosítva.</w:t>
+      </w:r>
+    </w:p>
+    <w:p>
+      <w:r>
+        <w:rPr>
+          <w:b/>
+          <w:bCs/>
+        </w:rPr>
+        <w:t xml:space="preserve">Kezdeti állapotfelmérés (Health </w:t>
+      </w:r>
+      <w:proofErr w:type="spellStart"/>
+      <w:r>
+        <w:rPr>
+          <w:b/>
+          <w:bCs/>
+        </w:rPr>
+        <w:t>Check</w:t>
+      </w:r>
+      <w:proofErr w:type="spellEnd"/>
+      <w:r>
+        <w:rPr>
+          <w:b/>
+          <w:bCs/>
+        </w:rPr>
+        <w:t>):</w:t>
+      </w:r>
+      <w:r>
+        <w:t xml:space="preserve"> A szerver elindulásakor </w:t>
+      </w:r>
+      <w:r>
+        <w:t xml:space="preserve">a </w:t>
+      </w:r>
+      <w:proofErr w:type="spellStart"/>
+      <w:proofErr w:type="gramStart"/>
+      <w:r>
+        <w:t>pool.getConnection</w:t>
+      </w:r>
+      <w:proofErr w:type="spellEnd"/>
+      <w:proofErr w:type="gramEnd"/>
+      <w:r>
+        <w:t>()</w:t>
+      </w:r>
+      <w:r>
+        <w:t xml:space="preserve"> függvénnyel a rendszer azonnal teszteli, hogy az adatbázis elérhető-e. Sikeres csatlakozás esetén a </w:t>
+      </w:r>
+      <w:r>
+        <w:lastRenderedPageBreak/>
+        <w:t xml:space="preserve">konzolon pozitív visszajelzést ad, </w:t>
+      </w:r>
+      <w:r>
+        <w:t xml:space="preserve">majd a </w:t>
+      </w:r>
+      <w:proofErr w:type="spellStart"/>
+      <w:r>
+        <w:t>connection.release</w:t>
+      </w:r>
+      <w:proofErr w:type="spellEnd"/>
+      <w:r>
+        <w:t>()</w:t>
+      </w:r>
+      <w:r>
+        <w:t xml:space="preserve"> metódussal rögtön fel is szabadítja ezt a tesztkapcsolatot, hogy az elérhető legyen a tényleges API lekérdezések számára.</w:t>
+      </w:r>
+    </w:p>
+    <w:p>
+      <w:r>
+        <w:rPr>
+          <w:b/>
+          <w:bCs/>
+        </w:rPr>
+        <w:t>Modern aszinkron kezelés (</w:t>
+      </w:r>
+      <w:proofErr w:type="spellStart"/>
+      <w:r>
+        <w:rPr>
+          <w:b/>
+          <w:bCs/>
+        </w:rPr>
+        <w:t>Promises</w:t>
+      </w:r>
+      <w:proofErr w:type="spellEnd"/>
+      <w:r>
+        <w:rPr>
+          <w:b/>
+          <w:bCs/>
+        </w:rPr>
+        <w:t>):</w:t>
+      </w:r>
+      <w:r>
+        <w:t xml:space="preserve"> A fájl legvégén a </w:t>
+      </w:r>
+      <w:proofErr w:type="spellStart"/>
+      <w:proofErr w:type="gramStart"/>
+      <w:r>
+        <w:t>module.exports</w:t>
+      </w:r>
+      <w:proofErr w:type="spellEnd"/>
+      <w:proofErr w:type="gramEnd"/>
+      <w:r>
+        <w:t xml:space="preserve"> = </w:t>
+      </w:r>
+      <w:proofErr w:type="spellStart"/>
+      <w:r>
+        <w:t>pool.promise</w:t>
+      </w:r>
+      <w:proofErr w:type="spellEnd"/>
+      <w:r>
+        <w:t>();</w:t>
+      </w:r>
+      <w:r>
+        <w:t xml:space="preserve"> sorral a kapcsolatkészlet ígéret-alapú (</w:t>
+      </w:r>
+      <w:proofErr w:type="spellStart"/>
+      <w:r>
+        <w:t>promise-based</w:t>
+      </w:r>
+      <w:proofErr w:type="spellEnd"/>
+      <w:r>
+        <w:t xml:space="preserve">) verzióját exportáljuk. Ez az apró, de fontos lépés teszi lehetővé, hogy a projekt további részeiben (az útvonalaknál) a modern, letisztult és sokkal </w:t>
+      </w:r>
+      <w:r>
+        <w:t xml:space="preserve">átláthatóbb </w:t>
+      </w:r>
+      <w:proofErr w:type="spellStart"/>
+      <w:r>
+        <w:t>async</w:t>
+      </w:r>
+      <w:proofErr w:type="spellEnd"/>
+      <w:r>
+        <w:t>/</w:t>
+      </w:r>
+      <w:proofErr w:type="spellStart"/>
+      <w:r>
+        <w:t>await</w:t>
+      </w:r>
+      <w:proofErr w:type="spellEnd"/>
+      <w:r>
+        <w:t xml:space="preserve"> szintaxist</w:t>
+      </w:r>
+      <w:r>
+        <w:t xml:space="preserve"> használhassuk a nehezebben karbantartható </w:t>
+      </w:r>
+      <w:proofErr w:type="spellStart"/>
+      <w:r>
+        <w:t>callback</w:t>
+      </w:r>
+      <w:proofErr w:type="spellEnd"/>
+      <w:r>
+        <w:t xml:space="preserve"> függvények helyett.</w:t>
+      </w:r>
+    </w:p>
+    <w:p/>
+    <w:p>
+      <w:pPr>
+        <w:rPr>
+          <w:b/>
+          <w:color w:val="auto"/>
+          <w:sz w:val="27"/>
+        </w:rPr>
+      </w:pPr>
+      <w:proofErr w:type="spellStart"/>
+      <w:r>
+        <w:rPr>
+          <w:b/>
+        </w:rPr>
+        <w:t>Middlewares</w:t>
+      </w:r>
+      <w:proofErr w:type="spellEnd"/>
+      <w:r>
+        <w:rPr>
+          <w:b/>
+        </w:rPr>
+        <w:t>/Auth.js</w:t>
+      </w:r>
+      <w:r>
+        <w:rPr>
+          <w:b/>
+        </w:rPr>
+        <w:t xml:space="preserve"> – Hitelesítés és jogosultságkezelés</w:t>
+      </w:r>
+    </w:p>
+    <w:p>
+      <w:pPr>
+        <w:rPr>
+          <w:lang w:eastAsia="hu-HU"/>
+        </w:rPr>
+      </w:pPr>
+      <w:r>
+        <w:rPr>
+          <w:lang w:eastAsia="hu-HU"/>
+        </w:rPr>
+        <w:drawing>
+          <wp:inline distT="0" distB="0" distL="0" distR="0" wp14:anchorId="4E00673D" wp14:editId="34E68586">
+            <wp:extent cx="6120130" cy="5527675"/>
+            <wp:effectExtent l="0" t="0" r="0" b="0"/>
+            <wp:docPr id="12" name="Kép 12"/>
+            <wp:cNvGraphicFramePr>
+              <a:graphicFrameLocks xmlns:a="http://schemas.openxmlformats.org/drawingml/2006/main" noChangeAspect="1"/>
+            </wp:cNvGraphicFramePr>
+            <a:graphic xmlns:a="http://schemas.openxmlformats.org/drawingml/2006/main">
+              <a:graphicData uri="http://schemas.openxmlformats.org/drawingml/2006/picture">
+                <pic:pic xmlns:pic="http://schemas.openxmlformats.org/drawingml/2006/picture">
+                  <pic:nvPicPr>
+                    <pic:cNvPr id="1" name=""/>
+                    <pic:cNvPicPr/>
+                  </pic:nvPicPr>
+                  <pic:blipFill>
+                    <a:blip r:embed="rId13"/>
+                    <a:stretch>
+                      <a:fillRect/>
+                    </a:stretch>
+                  </pic:blipFill>
+                  <pic:spPr>
+                    <a:xfrm>
+                      <a:off x="0" y="0"/>
+                      <a:ext cx="6120130" cy="5527675"/>
+                    </a:xfrm>
+                    <a:prstGeom prst="rect">
+                      <a:avLst/>
+                    </a:prstGeom>
+                  </pic:spPr>
+                </pic:pic>
+              </a:graphicData>
+            </a:graphic>
+          </wp:inline>
+        </w:drawing>
+      </w:r>
+    </w:p>
+    <w:p>
+      <w:r>
+        <w:t xml:space="preserve">A </w:t>
+      </w:r>
+      <w:proofErr w:type="spellStart"/>
+      <w:r>
+        <w:t>Middlewares</w:t>
+      </w:r>
+      <w:proofErr w:type="spellEnd"/>
+      <w:r>
+        <w:t xml:space="preserve">/Auth.js fájl az </w:t>
+      </w:r>
+      <w:proofErr w:type="spellStart"/>
+      <w:r>
+        <w:t>ArtisticEye</w:t>
+      </w:r>
+      <w:proofErr w:type="spellEnd"/>
+      <w:r>
+        <w:t xml:space="preserve"> biztonsági architektúrájának egyik legfontosabb eleme. Ez a modul felelős a végpontok védelm</w:t>
+      </w:r>
+      <w:bookmarkStart w:id="4" w:name="_GoBack"/>
       <w:bookmarkEnd w:id="4"/>
+      <w:r>
+        <w:t>éért (</w:t>
+      </w:r>
+      <w:proofErr w:type="spellStart"/>
+      <w:r>
+        <w:t>route</w:t>
+      </w:r>
+      <w:proofErr w:type="spellEnd"/>
+      <w:r>
+        <w:t xml:space="preserve"> </w:t>
+      </w:r>
+      <w:proofErr w:type="spellStart"/>
+      <w:r>
+        <w:t>protection</w:t>
+      </w:r>
+      <w:proofErr w:type="spellEnd"/>
+      <w:r>
+        <w:t xml:space="preserve">), megakadályozva, hogy illetéktelen </w:t>
+      </w:r>
+      <w:r>
+        <w:lastRenderedPageBreak/>
+        <w:t>felhasználók hozzáférjenek a védett adatokhoz vagy adminisztrátori funkciókhoz. A kód két fő védelmi vonalat (</w:t>
+      </w:r>
+      <w:proofErr w:type="spellStart"/>
+      <w:r>
+        <w:t>middleware</w:t>
+      </w:r>
+      <w:proofErr w:type="spellEnd"/>
+      <w:r>
+        <w:t xml:space="preserve"> függvényt) valósít meg:</w:t>
+      </w:r>
+    </w:p>
+    <w:p>
+      <w:proofErr w:type="spellStart"/>
+      <w:r>
+        <w:t>Token</w:t>
+      </w:r>
+      <w:proofErr w:type="spellEnd"/>
+      <w:r>
+        <w:t xml:space="preserve"> alapú hitelesítés (</w:t>
+      </w:r>
+      <w:proofErr w:type="spellStart"/>
+      <w:r>
+        <w:t>authenticateToken</w:t>
+      </w:r>
+      <w:proofErr w:type="spellEnd"/>
+      <w:r>
+        <w:t>): A modern webes szabványoknak megfelelően a</w:t>
+      </w:r>
+      <w:r>
+        <w:t xml:space="preserve"> rendszer JSON Web </w:t>
+      </w:r>
+      <w:proofErr w:type="spellStart"/>
+      <w:r>
+        <w:t>Tokeneket</w:t>
+      </w:r>
+      <w:proofErr w:type="spellEnd"/>
+      <w:r>
+        <w:t xml:space="preserve"> (JWT) használ a felhasználók azonosítására. Ez a függvény minden védett HTTP kérésnél lefut, mielőtt az elérné a célzott végpontot.</w:t>
+      </w:r>
+    </w:p>
+    <w:p>
+      <w:r>
+        <w:t xml:space="preserve">A kód először kinyeri a </w:t>
+      </w:r>
+      <w:proofErr w:type="spellStart"/>
+      <w:r>
+        <w:t>tokent</w:t>
+      </w:r>
+      <w:proofErr w:type="spellEnd"/>
+      <w:r>
+        <w:t xml:space="preserve"> a beérkező HTTP kérés fejlécéből </w:t>
+      </w:r>
+      <w:r>
+        <w:t>(</w:t>
+      </w:r>
+      <w:proofErr w:type="spellStart"/>
+      <w:proofErr w:type="gramStart"/>
+      <w:r>
+        <w:t>req.headers</w:t>
+      </w:r>
+      <w:proofErr w:type="spellEnd"/>
+      <w:proofErr w:type="gramEnd"/>
+      <w:r>
+        <w:t>['</w:t>
+      </w:r>
+      <w:proofErr w:type="spellStart"/>
+      <w:r>
+        <w:t>authorization</w:t>
+      </w:r>
+      <w:proofErr w:type="spellEnd"/>
+      <w:r>
+        <w:t>']).</w:t>
+      </w:r>
+    </w:p>
+    <w:p>
+      <w:r>
+        <w:t xml:space="preserve">Ha nincs </w:t>
+      </w:r>
+      <w:proofErr w:type="spellStart"/>
+      <w:r>
+        <w:t>token</w:t>
+      </w:r>
+      <w:proofErr w:type="spellEnd"/>
+      <w:r>
+        <w:t xml:space="preserve">, a rendszer azonnal megtagadja a </w:t>
+      </w:r>
+      <w:r>
+        <w:t xml:space="preserve">hozzáférést egy 401 </w:t>
+      </w:r>
+      <w:proofErr w:type="spellStart"/>
+      <w:r>
+        <w:t>Unauthorized</w:t>
+      </w:r>
+      <w:proofErr w:type="spellEnd"/>
+      <w:r>
+        <w:t xml:space="preserve"> hibakóddal.</w:t>
+      </w:r>
+    </w:p>
+    <w:p>
+      <w:r>
+        <w:t xml:space="preserve">Amennyiben a </w:t>
+      </w:r>
+      <w:proofErr w:type="spellStart"/>
+      <w:r>
+        <w:t>token</w:t>
+      </w:r>
+      <w:proofErr w:type="spellEnd"/>
+      <w:r>
+        <w:t xml:space="preserve"> jelen van, </w:t>
+      </w:r>
+      <w:r>
+        <w:t xml:space="preserve">a </w:t>
+      </w:r>
+      <w:proofErr w:type="spellStart"/>
+      <w:proofErr w:type="gramStart"/>
+      <w:r>
+        <w:t>jwt.verify</w:t>
+      </w:r>
+      <w:proofErr w:type="spellEnd"/>
+      <w:proofErr w:type="gramEnd"/>
+      <w:r>
+        <w:t>() metódussal</w:t>
+      </w:r>
+      <w:r>
+        <w:t xml:space="preserve"> ellenőrzi annak érvényességét és sértetlenségét a titkos </w:t>
+      </w:r>
+      <w:r>
+        <w:t>kulcs (JWT_SECRET</w:t>
+      </w:r>
+      <w:r>
+        <w:t xml:space="preserve">) segítségével. Ha a </w:t>
+      </w:r>
+      <w:proofErr w:type="spellStart"/>
+      <w:r>
+        <w:t>token</w:t>
+      </w:r>
+      <w:proofErr w:type="spellEnd"/>
+      <w:r>
+        <w:t xml:space="preserve"> lejárt vagy manipulálták</w:t>
+      </w:r>
+      <w:r>
+        <w:t xml:space="preserve">, 403 </w:t>
+      </w:r>
+      <w:proofErr w:type="spellStart"/>
+      <w:r>
+        <w:t>Forbidden</w:t>
+      </w:r>
+      <w:proofErr w:type="spellEnd"/>
+      <w:r>
+        <w:t xml:space="preserve"> hibát ad vissza. Sikeres hitelesítés esetén a dekódolt felhasználói adatokat a </w:t>
+      </w:r>
+      <w:proofErr w:type="spellStart"/>
+      <w:r>
+        <w:t>req.user</w:t>
+      </w:r>
+      <w:proofErr w:type="spellEnd"/>
+      <w:r>
+        <w:t xml:space="preserve"> objektumba </w:t>
+      </w:r>
+      <w:r>
+        <w:t xml:space="preserve">menti, majd a </w:t>
+      </w:r>
+      <w:proofErr w:type="spellStart"/>
+      <w:proofErr w:type="gramStart"/>
+      <w:r>
+        <w:t>next</w:t>
+      </w:r>
+      <w:proofErr w:type="spellEnd"/>
+      <w:r>
+        <w:t>(</w:t>
+      </w:r>
+      <w:proofErr w:type="gramEnd"/>
+      <w:r>
+        <w:t>) függvénnyel</w:t>
+      </w:r>
+      <w:r>
+        <w:t xml:space="preserve"> </w:t>
+      </w:r>
+      <w:proofErr w:type="spellStart"/>
+      <w:r>
+        <w:t>továbbengedi</w:t>
+      </w:r>
+      <w:proofErr w:type="spellEnd"/>
+      <w:r>
+        <w:t xml:space="preserve"> a kérést.</w:t>
+      </w:r>
+    </w:p>
+    <w:p>
+      <w:r>
+        <w:rPr>
+          <w:b/>
+          <w:bCs/>
+        </w:rPr>
+        <w:t>Szerepkör alapú jogosultság-</w:t>
+      </w:r>
+      <w:r>
+        <w:t>ellenőrzés (</w:t>
+      </w:r>
+      <w:proofErr w:type="spellStart"/>
+      <w:r>
+        <w:t>isAdmin</w:t>
+      </w:r>
+      <w:proofErr w:type="spellEnd"/>
+      <w:r>
+        <w:t>):</w:t>
+      </w:r>
+      <w:r>
+        <w:t xml:space="preserve"> Bizonyos végpontok (például tartalmak törlése vagy felhasználók tiltása) kizárólag adminisztrátorok számára elérhetőek. </w:t>
+      </w:r>
+      <w:r>
+        <w:t xml:space="preserve">Az </w:t>
+      </w:r>
+      <w:proofErr w:type="spellStart"/>
+      <w:r>
+        <w:t>isAdmin</w:t>
+      </w:r>
+      <w:proofErr w:type="spellEnd"/>
+      <w:r>
+        <w:t xml:space="preserve"> </w:t>
+      </w:r>
+      <w:proofErr w:type="spellStart"/>
+      <w:r>
+        <w:t>middleware</w:t>
+      </w:r>
+      <w:proofErr w:type="spellEnd"/>
+      <w:r>
+        <w:t xml:space="preserve"> ezt a magasabb szintű ellenőrzést végzi el.</w:t>
+      </w:r>
+    </w:p>
+    <w:p>
+      <w:r>
+        <w:t xml:space="preserve">A függvény aszinkron </w:t>
+      </w:r>
+      <w:r>
+        <w:t>módon (</w:t>
+      </w:r>
+      <w:proofErr w:type="spellStart"/>
+      <w:r>
+        <w:t>async</w:t>
+      </w:r>
+      <w:proofErr w:type="spellEnd"/>
+      <w:r>
+        <w:t>/</w:t>
+      </w:r>
+      <w:proofErr w:type="spellStart"/>
+      <w:r>
+        <w:t>await</w:t>
+      </w:r>
+      <w:proofErr w:type="spellEnd"/>
+      <w:r>
+        <w:t>)</w:t>
+      </w:r>
+      <w:r>
+        <w:t xml:space="preserve"> csatlakozik az adatbázishoz, és lekérdezi a hitelesített </w:t>
+      </w:r>
+      <w:r>
+        <w:t>felhasználó (req.user.id)</w:t>
+      </w:r>
+      <w:r>
+        <w:t xml:space="preserve"> aktuális </w:t>
+      </w:r>
+      <w:r>
+        <w:t>szerepkörét (</w:t>
+      </w:r>
+      <w:proofErr w:type="spellStart"/>
+      <w:r>
+        <w:t>role</w:t>
+      </w:r>
+      <w:proofErr w:type="spellEnd"/>
+      <w:r>
+        <w:t xml:space="preserve">) a </w:t>
+      </w:r>
+      <w:proofErr w:type="spellStart"/>
+      <w:r>
+        <w:t>users</w:t>
+      </w:r>
+      <w:proofErr w:type="spellEnd"/>
+      <w:r>
+        <w:t xml:space="preserve"> táblából.</w:t>
+      </w:r>
+    </w:p>
+    <w:p>
+      <w:r>
+        <w:t xml:space="preserve">Amennyiben a felhasználó szerepköre </w:t>
+      </w:r>
+      <w:r>
+        <w:t xml:space="preserve">nem </w:t>
+      </w:r>
+      <w:proofErr w:type="spellStart"/>
+      <w:r>
+        <w:t>admin</w:t>
+      </w:r>
+      <w:proofErr w:type="spellEnd"/>
+      <w:r>
+        <w:t>, a</w:t>
+      </w:r>
+      <w:r>
+        <w:t xml:space="preserve"> rendszer azonnal blokkolja a műveletet </w:t>
+      </w:r>
+      <w:r>
+        <w:t xml:space="preserve">egy 403-as hibakóddal. Ha jogosult a műveletre, a </w:t>
+      </w:r>
+      <w:proofErr w:type="spellStart"/>
+      <w:proofErr w:type="gramStart"/>
+      <w:r>
+        <w:t>next</w:t>
+      </w:r>
+      <w:proofErr w:type="spellEnd"/>
+      <w:r>
+        <w:t>(</w:t>
+      </w:r>
+      <w:proofErr w:type="gramEnd"/>
+      <w:r>
+        <w:t>) hívással folytatódhat a kérés feldolgozása. Ez a</w:t>
+      </w:r>
+      <w:r>
+        <w:t xml:space="preserve"> megközelítés garantálja, hogy a kliensoldali manipulációkkal ne lehessen megkerülni a szerveroldali védelmet.</w:t>
+      </w:r>
+    </w:p>
+    <w:p>
+      <w:pPr>
+        <w:rPr>
+          <w:lang w:eastAsia="hu-HU"/>
+        </w:rPr>
+      </w:pPr>
     </w:p>
     <w:p>
       <w:pPr>
@@ -4589,7 +6026,7 @@
                     <pic:cNvPicPr/>
                   </pic:nvPicPr>
                   <pic:blipFill>
-                    <a:blip r:embed="rId11">
+                    <a:blip r:embed="rId14">
                       <a:extLst>
                         <a:ext uri="{28A0092B-C50C-407E-A947-70E740481C1C}">
                           <a14:useLocalDpi xmlns:a14="http://schemas.microsoft.com/office/drawing/2010/main" val="0"/>
@@ -4735,7 +6172,7 @@
                     <pic:cNvPicPr/>
                   </pic:nvPicPr>
                   <pic:blipFill>
-                    <a:blip r:embed="rId12">
+                    <a:blip r:embed="rId15">
                       <a:extLst>
                         <a:ext uri="{28A0092B-C50C-407E-A947-70E740481C1C}">
                           <a14:useLocalDpi xmlns:a14="http://schemas.microsoft.com/office/drawing/2010/main" val="0"/>
@@ -4791,21 +6228,7 @@
         <w:rPr>
           <w:lang w:eastAsia="hu-HU"/>
         </w:rPr>
-        <w:t xml:space="preserve">Az oldalon további navigációs lehetőségek is megtalálhatók, például az „Elfelejtetted a jelszavad?” </w:t>
-      </w:r>
-      <w:proofErr w:type="gramStart"/>
-      <w:r>
-        <w:rPr>
-          <w:lang w:eastAsia="hu-HU"/>
-        </w:rPr>
-        <w:t>opció</w:t>
-      </w:r>
-      <w:proofErr w:type="gramEnd"/>
-      <w:r>
-        <w:rPr>
-          <w:lang w:eastAsia="hu-HU"/>
-        </w:rPr>
-        <w:t>, amely a jelszó visszaállítását segíti, valamint a regisztrációs oldalra mutató hivatkozás új felhasználók számára. A felület reszponzív kialakítású, így különböző eszközökön is megfelelően jelenik meg és használható.</w:t>
+        <w:t>Az oldalon további navigációs lehetőségek is megtalálhatók, például az „Elfelejtetted a jelszavad?” opció, amely a jelszó visszaállítását segíti, valamint a regisztrációs oldalra mutató hivatkozás új felhasználók számára. A felület reszponzív kialakítású, így különböző eszközökön is megfelelően jelenik meg és használható.</w:t>
       </w:r>
     </w:p>
     <w:p>
@@ -4846,6 +6269,7 @@
       </w:pPr>
       <w:r>
         <w:rPr>
+          <w:noProof/>
           <w:lang w:eastAsia="hu-HU"/>
         </w:rPr>
         <w:drawing>
@@ -4880,7 +6304,7 @@
                     <pic:cNvPicPr/>
                   </pic:nvPicPr>
                   <pic:blipFill>
-                    <a:blip r:embed="rId13" cstate="print">
+                    <a:blip r:embed="rId16" cstate="print">
                       <a:extLst>
                         <a:ext uri="{28A0092B-C50C-407E-A947-70E740481C1C}">
                           <a14:useLocalDpi xmlns:a14="http://schemas.microsoft.com/office/drawing/2010/main" val="0"/>
@@ -4907,15 +6331,7 @@
         </w:drawing>
       </w:r>
       <w:r>
-        <w:t xml:space="preserve">Az „Új alkotás feltöltése” felület lehetőséget biztosít a felhasználók számára, hogy saját tartalmat </w:t>
-      </w:r>
-      <w:proofErr w:type="spellStart"/>
-      <w:r>
-        <w:t>osszanak</w:t>
-      </w:r>
-      <w:proofErr w:type="spellEnd"/>
-      <w:r>
-        <w:t xml:space="preserve"> meg a közösséggel. Az oldal modern, sötét témájú kialakítást követ, amely egységes megjelenést biztosít a rendszer többi részével, és könnyen átlátható elrendezést kínál.</w:t>
+        <w:t>Az „Új alkotás feltöltése” felület lehetőséget biztosít a felhasználók számára, hogy saját tartalmat osszanak meg a közösséggel. Az oldal modern, sötét témájú kialakítást követ, amely egységes megjelenést biztosít a rendszer többi részével, és könnyen átlátható elrendezést kínál.</w:t>
       </w:r>
     </w:p>
     <w:p>
@@ -4947,23 +6363,7 @@
     </w:p>
     <w:p>
       <w:r>
-        <w:t xml:space="preserve">A „Közzététel” gomb segítségével a felhasználó elküldi az adatokat a backend számára, ahol a rendszer feldolgozza és eltárolja azokat. A frontend </w:t>
-      </w:r>
-      <w:proofErr w:type="spellStart"/>
-      <w:r>
-        <w:t>validáció</w:t>
-      </w:r>
-      <w:proofErr w:type="spellEnd"/>
-      <w:r>
-        <w:t xml:space="preserve"> biztosítja, hogy a szükséges mezők ki legyenek töltve, valamint a feltöltött fájl megfelelő formátumú legyen. A felület </w:t>
-      </w:r>
-      <w:proofErr w:type="spellStart"/>
-      <w:r>
-        <w:t>reszponzív</w:t>
-      </w:r>
-      <w:proofErr w:type="spellEnd"/>
-      <w:r>
-        <w:t xml:space="preserve"> kialakítású, így különböző eszközökön is megfelelően működik és jelenik meg.</w:t>
+        <w:t>A „Közzététel” gomb segítségével a felhasználó elküldi az adatokat a backend számára, ahol a rendszer feldolgozza és eltárolja azokat. A frontend validáció biztosítja, hogy a szükséges mezők ki legyenek töltve, valamint a feltöltött fájl megfelelő formátumú legyen. A felület reszponzív kialakítású, így különböző eszközökön is megfelelően működik és jelenik meg.</w:t>
       </w:r>
     </w:p>
     <w:p>
@@ -5223,11 +6623,11 @@
       </w:r>
       <w:proofErr w:type="spellStart"/>
       <w:r>
-        <w:t>Inkscape</w:t>
-      </w:r>
-      <w:proofErr w:type="spellEnd"/>
-      <w:r>
-        <w:t>-et vektorgrafikus elemek elkészítéséhez alkalmaztuk. Mivel ezeket a programokat a tanulmányaink során már sokat használtuk, magabiztosan tudtuk őket kezelni.</w:t>
+        <w:t>Inkscape-et</w:t>
+      </w:r>
+      <w:proofErr w:type="spellEnd"/>
+      <w:r>
+        <w:t xml:space="preserve"> vektorgrafikus elemek elkészítéséhez alkalmaztuk. Mivel ezeket a programokat a tanulmányaink során már sokat használtuk, magabiztosan tudtuk őket kezelni.</w:t>
       </w:r>
     </w:p>
     <w:p>
@@ -5477,7 +6877,6 @@
       <w:r>
         <w:t xml:space="preserve">A </w:t>
       </w:r>
-      <w:proofErr w:type="spellStart"/>
       <w:r>
         <w:rPr>
           <w:rStyle w:val="Kiemels2"/>
@@ -5485,7 +6884,6 @@
         </w:rPr>
         <w:t>Docker</w:t>
       </w:r>
-      <w:proofErr w:type="spellEnd"/>
       <w:r>
         <w:t xml:space="preserve"> segítségével </w:t>
       </w:r>
@@ -5609,7 +7007,7 @@
                     <pic:cNvPicPr/>
                   </pic:nvPicPr>
                   <pic:blipFill>
-                    <a:blip r:embed="rId14">
+                    <a:blip r:embed="rId17">
                       <a:extLst>
                         <a:ext uri="{28A0092B-C50C-407E-A947-70E740481C1C}">
                           <a14:useLocalDpi xmlns:a14="http://schemas.microsoft.com/office/drawing/2010/main" val="0"/>
@@ -5691,7 +7089,7 @@
       </w:r>
     </w:p>
     <w:sectPr>
-      <w:footerReference w:type="default" r:id="rId15"/>
+      <w:footerReference w:type="default" r:id="rId18"/>
       <w:pgSz w:w="11906" w:h="16838"/>
       <w:pgMar w:top="1134" w:right="1134" w:bottom="1134" w:left="1134" w:header="709" w:footer="709" w:gutter="0"/>
       <w:cols w:space="708"/>
@@ -5703,7 +7101,7 @@
 </file>
 
 <file path=word/endnotes.xml><?xml version="1.0" encoding="utf-8"?>
-<w:endnotes xmlns:wpc="http://schemas.microsoft.com/office/word/2010/wordprocessingCanvas" xmlns:cx="http://schemas.microsoft.com/office/drawing/2014/chartex" xmlns:mc="http://schemas.openxmlformats.org/markup-compatibility/2006" xmlns:o="urn:schemas-microsoft-com:office:office" xmlns:r="http://schemas.openxmlformats.org/officeDocument/2006/relationships" xmlns:m="http://schemas.openxmlformats.org/officeDocument/2006/math" xmlns:v="urn:schemas-microsoft-com:vml" xmlns:wp14="http://schemas.microsoft.com/office/word/2010/wordprocessingDrawing" xmlns:wp="http://schemas.openxmlformats.org/drawingml/2006/wordprocessingDrawing" xmlns:w10="urn:schemas-microsoft-com:office:word" xmlns:w="http://schemas.openxmlformats.org/wordprocessingml/2006/main" xmlns:w14="http://schemas.microsoft.com/office/word/2010/wordml" xmlns:w15="http://schemas.microsoft.com/office/word/2012/wordml" xmlns:w16se="http://schemas.microsoft.com/office/word/2015/wordml/symex" xmlns:wpg="http://schemas.microsoft.com/office/word/2010/wordprocessingGroup" xmlns:wpi="http://schemas.microsoft.com/office/word/2010/wordprocessingInk" xmlns:wne="http://schemas.microsoft.com/office/word/2006/wordml" xmlns:wps="http://schemas.microsoft.com/office/word/2010/wordprocessingShape" mc:Ignorable="w14 w15 w16se wp14">
+<w:endnotes xmlns:wpc="http://schemas.microsoft.com/office/word/2010/wordprocessingCanvas" xmlns:cx="http://schemas.microsoft.com/office/drawing/2014/chartex" xmlns:cx1="http://schemas.microsoft.com/office/drawing/2015/9/8/chartex" xmlns:cx2="http://schemas.microsoft.com/office/drawing/2015/10/21/chartex" xmlns:cx3="http://schemas.microsoft.com/office/drawing/2016/5/9/chartex" xmlns:cx4="http://schemas.microsoft.com/office/drawing/2016/5/10/chartex" xmlns:cx5="http://schemas.microsoft.com/office/drawing/2016/5/11/chartex" xmlns:cx6="http://schemas.microsoft.com/office/drawing/2016/5/12/chartex" xmlns:cx7="http://schemas.microsoft.com/office/drawing/2016/5/13/chartex" xmlns:cx8="http://schemas.microsoft.com/office/drawing/2016/5/14/chartex" xmlns:mc="http://schemas.openxmlformats.org/markup-compatibility/2006" xmlns:aink="http://schemas.microsoft.com/office/drawing/2016/ink" xmlns:am3d="http://schemas.microsoft.com/office/drawing/2017/model3d" xmlns:o="urn:schemas-microsoft-com:office:office" xmlns:r="http://schemas.openxmlformats.org/officeDocument/2006/relationships" xmlns:m="http://schemas.openxmlformats.org/officeDocument/2006/math" xmlns:v="urn:schemas-microsoft-com:vml" xmlns:wp14="http://schemas.microsoft.com/office/word/2010/wordprocessingDrawing" xmlns:wp="http://schemas.openxmlformats.org/drawingml/2006/wordprocessingDrawing" xmlns:w10="urn:schemas-microsoft-com:office:word" xmlns:w="http://schemas.openxmlformats.org/wordprocessingml/2006/main" xmlns:w14="http://schemas.microsoft.com/office/word/2010/wordml" xmlns:w15="http://schemas.microsoft.com/office/word/2012/wordml" xmlns:w16cid="http://schemas.microsoft.com/office/word/2016/wordml/cid" xmlns:w16se="http://schemas.microsoft.com/office/word/2015/wordml/symex" xmlns:wpg="http://schemas.microsoft.com/office/word/2010/wordprocessingGroup" xmlns:wpi="http://schemas.microsoft.com/office/word/2010/wordprocessingInk" xmlns:wne="http://schemas.microsoft.com/office/word/2006/wordml" xmlns:wps="http://schemas.microsoft.com/office/word/2010/wordprocessingShape" mc:Ignorable="w14 w15 w16se w16cid wp14">
   <w:endnote w:type="separator" w:id="-1">
     <w:p>
       <w:pPr>
@@ -5728,7 +7126,7 @@
 </file>
 
 <file path=word/footer1.xml><?xml version="1.0" encoding="utf-8"?>
-<w:ftr xmlns:wpc="http://schemas.microsoft.com/office/word/2010/wordprocessingCanvas" xmlns:cx="http://schemas.microsoft.com/office/drawing/2014/chartex" xmlns:mc="http://schemas.openxmlformats.org/markup-compatibility/2006" xmlns:o="urn:schemas-microsoft-com:office:office" xmlns:r="http://schemas.openxmlformats.org/officeDocument/2006/relationships" xmlns:m="http://schemas.openxmlformats.org/officeDocument/2006/math" xmlns:v="urn:schemas-microsoft-com:vml" xmlns:wp14="http://schemas.microsoft.com/office/word/2010/wordprocessingDrawing" xmlns:wp="http://schemas.openxmlformats.org/drawingml/2006/wordprocessingDrawing" xmlns:w10="urn:schemas-microsoft-com:office:word" xmlns:w="http://schemas.openxmlformats.org/wordprocessingml/2006/main" xmlns:w14="http://schemas.microsoft.com/office/word/2010/wordml" xmlns:w15="http://schemas.microsoft.com/office/word/2012/wordml" xmlns:w16se="http://schemas.microsoft.com/office/word/2015/wordml/symex" xmlns:wpg="http://schemas.microsoft.com/office/word/2010/wordprocessingGroup" xmlns:wpi="http://schemas.microsoft.com/office/word/2010/wordprocessingInk" xmlns:wne="http://schemas.microsoft.com/office/word/2006/wordml" xmlns:wps="http://schemas.microsoft.com/office/word/2010/wordprocessingShape" mc:Ignorable="w14 w15 w16se wp14">
+<w:ftr xmlns:wpc="http://schemas.microsoft.com/office/word/2010/wordprocessingCanvas" xmlns:cx="http://schemas.microsoft.com/office/drawing/2014/chartex" xmlns:cx1="http://schemas.microsoft.com/office/drawing/2015/9/8/chartex" xmlns:cx2="http://schemas.microsoft.com/office/drawing/2015/10/21/chartex" xmlns:cx3="http://schemas.microsoft.com/office/drawing/2016/5/9/chartex" xmlns:cx4="http://schemas.microsoft.com/office/drawing/2016/5/10/chartex" xmlns:cx5="http://schemas.microsoft.com/office/drawing/2016/5/11/chartex" xmlns:cx6="http://schemas.microsoft.com/office/drawing/2016/5/12/chartex" xmlns:cx7="http://schemas.microsoft.com/office/drawing/2016/5/13/chartex" xmlns:cx8="http://schemas.microsoft.com/office/drawing/2016/5/14/chartex" xmlns:mc="http://schemas.openxmlformats.org/markup-compatibility/2006" xmlns:aink="http://schemas.microsoft.com/office/drawing/2016/ink" xmlns:am3d="http://schemas.microsoft.com/office/drawing/2017/model3d" xmlns:o="urn:schemas-microsoft-com:office:office" xmlns:r="http://schemas.openxmlformats.org/officeDocument/2006/relationships" xmlns:m="http://schemas.openxmlformats.org/officeDocument/2006/math" xmlns:v="urn:schemas-microsoft-com:vml" xmlns:wp14="http://schemas.microsoft.com/office/word/2010/wordprocessingDrawing" xmlns:wp="http://schemas.openxmlformats.org/drawingml/2006/wordprocessingDrawing" xmlns:w10="urn:schemas-microsoft-com:office:word" xmlns:w="http://schemas.openxmlformats.org/wordprocessingml/2006/main" xmlns:w14="http://schemas.microsoft.com/office/word/2010/wordml" xmlns:w15="http://schemas.microsoft.com/office/word/2012/wordml" xmlns:w16cid="http://schemas.microsoft.com/office/word/2016/wordml/cid" xmlns:w16se="http://schemas.microsoft.com/office/word/2015/wordml/symex" xmlns:wpg="http://schemas.microsoft.com/office/word/2010/wordprocessingGroup" xmlns:wpi="http://schemas.microsoft.com/office/word/2010/wordprocessingInk" xmlns:wne="http://schemas.microsoft.com/office/word/2006/wordml" xmlns:wps="http://schemas.microsoft.com/office/word/2010/wordprocessingShape" mc:Ignorable="w14 w15 w16se w16cid wp14">
   <w:sdt>
     <w:sdtPr>
       <w:id w:val="-138424609"/>
@@ -5774,7 +7172,7 @@
 </file>
 
 <file path=word/footnotes.xml><?xml version="1.0" encoding="utf-8"?>
-<w:footnotes xmlns:wpc="http://schemas.microsoft.com/office/word/2010/wordprocessingCanvas" xmlns:cx="http://schemas.microsoft.com/office/drawing/2014/chartex" xmlns:mc="http://schemas.openxmlformats.org/markup-compatibility/2006" xmlns:o="urn:schemas-microsoft-com:office:office" xmlns:r="http://schemas.openxmlformats.org/officeDocument/2006/relationships" xmlns:m="http://schemas.openxmlformats.org/officeDocument/2006/math" xmlns:v="urn:schemas-microsoft-com:vml" xmlns:wp14="http://schemas.microsoft.com/office/word/2010/wordprocessingDrawing" xmlns:wp="http://schemas.openxmlformats.org/drawingml/2006/wordprocessingDrawing" xmlns:w10="urn:schemas-microsoft-com:office:word" xmlns:w="http://schemas.openxmlformats.org/wordprocessingml/2006/main" xmlns:w14="http://schemas.microsoft.com/office/word/2010/wordml" xmlns:w15="http://schemas.microsoft.com/office/word/2012/wordml" xmlns:w16se="http://schemas.microsoft.com/office/word/2015/wordml/symex" xmlns:wpg="http://schemas.microsoft.com/office/word/2010/wordprocessingGroup" xmlns:wpi="http://schemas.microsoft.com/office/word/2010/wordprocessingInk" xmlns:wne="http://schemas.microsoft.com/office/word/2006/wordml" xmlns:wps="http://schemas.microsoft.com/office/word/2010/wordprocessingShape" mc:Ignorable="w14 w15 w16se wp14">
+<w:footnotes xmlns:wpc="http://schemas.microsoft.com/office/word/2010/wordprocessingCanvas" xmlns:cx="http://schemas.microsoft.com/office/drawing/2014/chartex" xmlns:cx1="http://schemas.microsoft.com/office/drawing/2015/9/8/chartex" xmlns:cx2="http://schemas.microsoft.com/office/drawing/2015/10/21/chartex" xmlns:cx3="http://schemas.microsoft.com/office/drawing/2016/5/9/chartex" xmlns:cx4="http://schemas.microsoft.com/office/drawing/2016/5/10/chartex" xmlns:cx5="http://schemas.microsoft.com/office/drawing/2016/5/11/chartex" xmlns:cx6="http://schemas.microsoft.com/office/drawing/2016/5/12/chartex" xmlns:cx7="http://schemas.microsoft.com/office/drawing/2016/5/13/chartex" xmlns:cx8="http://schemas.microsoft.com/office/drawing/2016/5/14/chartex" xmlns:mc="http://schemas.openxmlformats.org/markup-compatibility/2006" xmlns:aink="http://schemas.microsoft.com/office/drawing/2016/ink" xmlns:am3d="http://schemas.microsoft.com/office/drawing/2017/model3d" xmlns:o="urn:schemas-microsoft-com:office:office" xmlns:r="http://schemas.openxmlformats.org/officeDocument/2006/relationships" xmlns:m="http://schemas.openxmlformats.org/officeDocument/2006/math" xmlns:v="urn:schemas-microsoft-com:vml" xmlns:wp14="http://schemas.microsoft.com/office/word/2010/wordprocessingDrawing" xmlns:wp="http://schemas.openxmlformats.org/drawingml/2006/wordprocessingDrawing" xmlns:w10="urn:schemas-microsoft-com:office:word" xmlns:w="http://schemas.openxmlformats.org/wordprocessingml/2006/main" xmlns:w14="http://schemas.microsoft.com/office/word/2010/wordml" xmlns:w15="http://schemas.microsoft.com/office/word/2012/wordml" xmlns:w16cid="http://schemas.microsoft.com/office/word/2016/wordml/cid" xmlns:w16se="http://schemas.microsoft.com/office/word/2015/wordml/symex" xmlns:wpg="http://schemas.microsoft.com/office/word/2010/wordprocessingGroup" xmlns:wpi="http://schemas.microsoft.com/office/word/2010/wordprocessingInk" xmlns:wne="http://schemas.microsoft.com/office/word/2006/wordml" xmlns:wps="http://schemas.microsoft.com/office/word/2010/wordprocessingShape" mc:Ignorable="w14 w15 w16se w16cid wp14">
   <w:footnote w:type="separator" w:id="-1">
     <w:p>
       <w:pPr>
@@ -5815,7 +7213,7 @@
 </file>
 
 <file path=word/numbering.xml><?xml version="1.0" encoding="utf-8"?>
-<w:numbering xmlns:wpc="http://schemas.microsoft.com/office/word/2010/wordprocessingCanvas" xmlns:cx="http://schemas.microsoft.com/office/drawing/2014/chartex" xmlns:mc="http://schemas.openxmlformats.org/markup-compatibility/2006" xmlns:o="urn:schemas-microsoft-com:office:office" xmlns:r="http://schemas.openxmlformats.org/officeDocument/2006/relationships" xmlns:m="http://schemas.openxmlformats.org/officeDocument/2006/math" xmlns:v="urn:schemas-microsoft-com:vml" xmlns:wp14="http://schemas.microsoft.com/office/word/2010/wordprocessingDrawing" xmlns:wp="http://schemas.openxmlformats.org/drawingml/2006/wordprocessingDrawing" xmlns:w10="urn:schemas-microsoft-com:office:word" xmlns:w="http://schemas.openxmlformats.org/wordprocessingml/2006/main" xmlns:w14="http://schemas.microsoft.com/office/word/2010/wordml" xmlns:w15="http://schemas.microsoft.com/office/word/2012/wordml" xmlns:w16se="http://schemas.microsoft.com/office/word/2015/wordml/symex" xmlns:wpg="http://schemas.microsoft.com/office/word/2010/wordprocessingGroup" xmlns:wpi="http://schemas.microsoft.com/office/word/2010/wordprocessingInk" xmlns:wne="http://schemas.microsoft.com/office/word/2006/wordml" xmlns:wps="http://schemas.microsoft.com/office/word/2010/wordprocessingShape" mc:Ignorable="w14 w15 w16se wp14">
+<w:numbering xmlns:wpc="http://schemas.microsoft.com/office/word/2010/wordprocessingCanvas" xmlns:cx="http://schemas.microsoft.com/office/drawing/2014/chartex" xmlns:cx1="http://schemas.microsoft.com/office/drawing/2015/9/8/chartex" xmlns:cx2="http://schemas.microsoft.com/office/drawing/2015/10/21/chartex" xmlns:cx3="http://schemas.microsoft.com/office/drawing/2016/5/9/chartex" xmlns:cx4="http://schemas.microsoft.com/office/drawing/2016/5/10/chartex" xmlns:cx5="http://schemas.microsoft.com/office/drawing/2016/5/11/chartex" xmlns:cx6="http://schemas.microsoft.com/office/drawing/2016/5/12/chartex" xmlns:cx7="http://schemas.microsoft.com/office/drawing/2016/5/13/chartex" xmlns:cx8="http://schemas.microsoft.com/office/drawing/2016/5/14/chartex" xmlns:mc="http://schemas.openxmlformats.org/markup-compatibility/2006" xmlns:aink="http://schemas.microsoft.com/office/drawing/2016/ink" xmlns:am3d="http://schemas.microsoft.com/office/drawing/2017/model3d" xmlns:o="urn:schemas-microsoft-com:office:office" xmlns:r="http://schemas.openxmlformats.org/officeDocument/2006/relationships" xmlns:m="http://schemas.openxmlformats.org/officeDocument/2006/math" xmlns:v="urn:schemas-microsoft-com:vml" xmlns:wp14="http://schemas.microsoft.com/office/word/2010/wordprocessingDrawing" xmlns:wp="http://schemas.openxmlformats.org/drawingml/2006/wordprocessingDrawing" xmlns:w10="urn:schemas-microsoft-com:office:word" xmlns:w="http://schemas.openxmlformats.org/wordprocessingml/2006/main" xmlns:w14="http://schemas.microsoft.com/office/word/2010/wordml" xmlns:w15="http://schemas.microsoft.com/office/word/2012/wordml" xmlns:w16cid="http://schemas.microsoft.com/office/word/2016/wordml/cid" xmlns:w16se="http://schemas.microsoft.com/office/word/2015/wordml/symex" xmlns:wpg="http://schemas.microsoft.com/office/word/2010/wordprocessingGroup" xmlns:wpi="http://schemas.microsoft.com/office/word/2010/wordprocessingInk" xmlns:wne="http://schemas.microsoft.com/office/word/2006/wordml" xmlns:wps="http://schemas.microsoft.com/office/word/2010/wordprocessingShape" mc:Ignorable="w14 w15 w16se w16cid wp14">
   <w:abstractNum w:abstractNumId="0" w15:restartNumberingAfterBreak="0">
     <w:nsid w:val="00C06F95"/>
     <w:multiLevelType w:val="hybridMultilevel"/>
@@ -7358,6 +8756,155 @@
     </w:lvl>
   </w:abstractNum>
   <w:abstractNum w:abstractNumId="13" w15:restartNumberingAfterBreak="0">
+    <w:nsid w:val="3A91126E"/>
+    <w:multiLevelType w:val="multilevel"/>
+    <w:tmpl w:val="6DC20BA2"/>
+    <w:lvl w:ilvl="0">
+      <w:start w:val="1"/>
+      <w:numFmt w:val="bullet"/>
+      <w:lvlText w:val=""/>
+      <w:lvlJc w:val="left"/>
+      <w:pPr>
+        <w:tabs>
+          <w:tab w:val="num" w:pos="720"/>
+        </w:tabs>
+        <w:ind w:left="720" w:hanging="360"/>
+      </w:pPr>
+      <w:rPr>
+        <w:rFonts w:ascii="Symbol" w:hAnsi="Symbol" w:hint="default"/>
+        <w:sz w:val="20"/>
+      </w:rPr>
+    </w:lvl>
+    <w:lvl w:ilvl="1">
+      <w:start w:val="1"/>
+      <w:numFmt w:val="bullet"/>
+      <w:lvlText w:val="o"/>
+      <w:lvlJc w:val="left"/>
+      <w:pPr>
+        <w:tabs>
+          <w:tab w:val="num" w:pos="1440"/>
+        </w:tabs>
+        <w:ind w:left="1440" w:hanging="360"/>
+      </w:pPr>
+      <w:rPr>
+        <w:rFonts w:ascii="Courier New" w:hAnsi="Courier New" w:hint="default"/>
+        <w:sz w:val="20"/>
+      </w:rPr>
+    </w:lvl>
+    <w:lvl w:ilvl="2" w:tentative="1">
+      <w:start w:val="1"/>
+      <w:numFmt w:val="bullet"/>
+      <w:lvlText w:val=""/>
+      <w:lvlJc w:val="left"/>
+      <w:pPr>
+        <w:tabs>
+          <w:tab w:val="num" w:pos="2160"/>
+        </w:tabs>
+        <w:ind w:left="2160" w:hanging="360"/>
+      </w:pPr>
+      <w:rPr>
+        <w:rFonts w:ascii="Wingdings" w:hAnsi="Wingdings" w:hint="default"/>
+        <w:sz w:val="20"/>
+      </w:rPr>
+    </w:lvl>
+    <w:lvl w:ilvl="3" w:tentative="1">
+      <w:start w:val="1"/>
+      <w:numFmt w:val="bullet"/>
+      <w:lvlText w:val=""/>
+      <w:lvlJc w:val="left"/>
+      <w:pPr>
+        <w:tabs>
+          <w:tab w:val="num" w:pos="2880"/>
+        </w:tabs>
+        <w:ind w:left="2880" w:hanging="360"/>
+      </w:pPr>
+      <w:rPr>
+        <w:rFonts w:ascii="Wingdings" w:hAnsi="Wingdings" w:hint="default"/>
+        <w:sz w:val="20"/>
+      </w:rPr>
+    </w:lvl>
+    <w:lvl w:ilvl="4" w:tentative="1">
+      <w:start w:val="1"/>
+      <w:numFmt w:val="bullet"/>
+      <w:lvlText w:val=""/>
+      <w:lvlJc w:val="left"/>
+      <w:pPr>
+        <w:tabs>
+          <w:tab w:val="num" w:pos="3600"/>
+        </w:tabs>
+        <w:ind w:left="3600" w:hanging="360"/>
+      </w:pPr>
+      <w:rPr>
+        <w:rFonts w:ascii="Wingdings" w:hAnsi="Wingdings" w:hint="default"/>
+        <w:sz w:val="20"/>
+      </w:rPr>
+    </w:lvl>
+    <w:lvl w:ilvl="5" w:tentative="1">
+      <w:start w:val="1"/>
+      <w:numFmt w:val="bullet"/>
+      <w:lvlText w:val=""/>
+      <w:lvlJc w:val="left"/>
+      <w:pPr>
+        <w:tabs>
+          <w:tab w:val="num" w:pos="4320"/>
+        </w:tabs>
+        <w:ind w:left="4320" w:hanging="360"/>
+      </w:pPr>
+      <w:rPr>
+        <w:rFonts w:ascii="Wingdings" w:hAnsi="Wingdings" w:hint="default"/>
+        <w:sz w:val="20"/>
+      </w:rPr>
+    </w:lvl>
+    <w:lvl w:ilvl="6" w:tentative="1">
+      <w:start w:val="1"/>
+      <w:numFmt w:val="bullet"/>
+      <w:lvlText w:val=""/>
+      <w:lvlJc w:val="left"/>
+      <w:pPr>
+        <w:tabs>
+          <w:tab w:val="num" w:pos="5040"/>
+        </w:tabs>
+        <w:ind w:left="5040" w:hanging="360"/>
+      </w:pPr>
+      <w:rPr>
+        <w:rFonts w:ascii="Wingdings" w:hAnsi="Wingdings" w:hint="default"/>
+        <w:sz w:val="20"/>
+      </w:rPr>
+    </w:lvl>
+    <w:lvl w:ilvl="7" w:tentative="1">
+      <w:start w:val="1"/>
+      <w:numFmt w:val="bullet"/>
+      <w:lvlText w:val=""/>
+      <w:lvlJc w:val="left"/>
+      <w:pPr>
+        <w:tabs>
+          <w:tab w:val="num" w:pos="5760"/>
+        </w:tabs>
+        <w:ind w:left="5760" w:hanging="360"/>
+      </w:pPr>
+      <w:rPr>
+        <w:rFonts w:ascii="Wingdings" w:hAnsi="Wingdings" w:hint="default"/>
+        <w:sz w:val="20"/>
+      </w:rPr>
+    </w:lvl>
+    <w:lvl w:ilvl="8" w:tentative="1">
+      <w:start w:val="1"/>
+      <w:numFmt w:val="bullet"/>
+      <w:lvlText w:val=""/>
+      <w:lvlJc w:val="left"/>
+      <w:pPr>
+        <w:tabs>
+          <w:tab w:val="num" w:pos="6480"/>
+        </w:tabs>
+        <w:ind w:left="6480" w:hanging="360"/>
+      </w:pPr>
+      <w:rPr>
+        <w:rFonts w:ascii="Wingdings" w:hAnsi="Wingdings" w:hint="default"/>
+        <w:sz w:val="20"/>
+      </w:rPr>
+    </w:lvl>
+  </w:abstractNum>
+  <w:abstractNum w:abstractNumId="14" w15:restartNumberingAfterBreak="0">
     <w:nsid w:val="49A63171"/>
     <w:multiLevelType w:val="hybridMultilevel"/>
     <w:tmpl w:val="E92E2D70"/>
@@ -7470,7 +9017,7 @@
       </w:rPr>
     </w:lvl>
   </w:abstractNum>
-  <w:abstractNum w:abstractNumId="14" w15:restartNumberingAfterBreak="0">
+  <w:abstractNum w:abstractNumId="15" w15:restartNumberingAfterBreak="0">
     <w:nsid w:val="49E932B2"/>
     <w:multiLevelType w:val="hybridMultilevel"/>
     <w:tmpl w:val="17C09980"/>
@@ -7583,7 +9130,7 @@
       </w:rPr>
     </w:lvl>
   </w:abstractNum>
-  <w:abstractNum w:abstractNumId="15" w15:restartNumberingAfterBreak="0">
+  <w:abstractNum w:abstractNumId="16" w15:restartNumberingAfterBreak="0">
     <w:nsid w:val="4CFD414A"/>
     <w:multiLevelType w:val="multilevel"/>
     <w:tmpl w:val="068A3C1E"/>
@@ -7732,7 +9279,269 @@
       </w:rPr>
     </w:lvl>
   </w:abstractNum>
-  <w:abstractNum w:abstractNumId="16" w15:restartNumberingAfterBreak="0">
+  <w:abstractNum w:abstractNumId="17" w15:restartNumberingAfterBreak="0">
+    <w:nsid w:val="57A815FC"/>
+    <w:multiLevelType w:val="hybridMultilevel"/>
+    <w:tmpl w:val="3E3E19C6"/>
+    <w:lvl w:ilvl="0" w:tplc="040E0001">
+      <w:start w:val="1"/>
+      <w:numFmt w:val="bullet"/>
+      <w:lvlText w:val=""/>
+      <w:lvlJc w:val="left"/>
+      <w:pPr>
+        <w:ind w:left="720" w:hanging="360"/>
+      </w:pPr>
+      <w:rPr>
+        <w:rFonts w:ascii="Symbol" w:hAnsi="Symbol" w:hint="default"/>
+      </w:rPr>
+    </w:lvl>
+    <w:lvl w:ilvl="1" w:tplc="040E0003" w:tentative="1">
+      <w:start w:val="1"/>
+      <w:numFmt w:val="bullet"/>
+      <w:lvlText w:val="o"/>
+      <w:lvlJc w:val="left"/>
+      <w:pPr>
+        <w:ind w:left="1440" w:hanging="360"/>
+      </w:pPr>
+      <w:rPr>
+        <w:rFonts w:ascii="Courier New" w:hAnsi="Courier New" w:cs="Courier New" w:hint="default"/>
+      </w:rPr>
+    </w:lvl>
+    <w:lvl w:ilvl="2" w:tplc="040E0005" w:tentative="1">
+      <w:start w:val="1"/>
+      <w:numFmt w:val="bullet"/>
+      <w:lvlText w:val=""/>
+      <w:lvlJc w:val="left"/>
+      <w:pPr>
+        <w:ind w:left="2160" w:hanging="360"/>
+      </w:pPr>
+      <w:rPr>
+        <w:rFonts w:ascii="Wingdings" w:hAnsi="Wingdings" w:hint="default"/>
+      </w:rPr>
+    </w:lvl>
+    <w:lvl w:ilvl="3" w:tplc="040E0001" w:tentative="1">
+      <w:start w:val="1"/>
+      <w:numFmt w:val="bullet"/>
+      <w:lvlText w:val=""/>
+      <w:lvlJc w:val="left"/>
+      <w:pPr>
+        <w:ind w:left="2880" w:hanging="360"/>
+      </w:pPr>
+      <w:rPr>
+        <w:rFonts w:ascii="Symbol" w:hAnsi="Symbol" w:hint="default"/>
+      </w:rPr>
+    </w:lvl>
+    <w:lvl w:ilvl="4" w:tplc="040E0003" w:tentative="1">
+      <w:start w:val="1"/>
+      <w:numFmt w:val="bullet"/>
+      <w:lvlText w:val="o"/>
+      <w:lvlJc w:val="left"/>
+      <w:pPr>
+        <w:ind w:left="3600" w:hanging="360"/>
+      </w:pPr>
+      <w:rPr>
+        <w:rFonts w:ascii="Courier New" w:hAnsi="Courier New" w:cs="Courier New" w:hint="default"/>
+      </w:rPr>
+    </w:lvl>
+    <w:lvl w:ilvl="5" w:tplc="040E0005" w:tentative="1">
+      <w:start w:val="1"/>
+      <w:numFmt w:val="bullet"/>
+      <w:lvlText w:val=""/>
+      <w:lvlJc w:val="left"/>
+      <w:pPr>
+        <w:ind w:left="4320" w:hanging="360"/>
+      </w:pPr>
+      <w:rPr>
+        <w:rFonts w:ascii="Wingdings" w:hAnsi="Wingdings" w:hint="default"/>
+      </w:rPr>
+    </w:lvl>
+    <w:lvl w:ilvl="6" w:tplc="040E0001" w:tentative="1">
+      <w:start w:val="1"/>
+      <w:numFmt w:val="bullet"/>
+      <w:lvlText w:val=""/>
+      <w:lvlJc w:val="left"/>
+      <w:pPr>
+        <w:ind w:left="5040" w:hanging="360"/>
+      </w:pPr>
+      <w:rPr>
+        <w:rFonts w:ascii="Symbol" w:hAnsi="Symbol" w:hint="default"/>
+      </w:rPr>
+    </w:lvl>
+    <w:lvl w:ilvl="7" w:tplc="040E0003" w:tentative="1">
+      <w:start w:val="1"/>
+      <w:numFmt w:val="bullet"/>
+      <w:lvlText w:val="o"/>
+      <w:lvlJc w:val="left"/>
+      <w:pPr>
+        <w:ind w:left="5760" w:hanging="360"/>
+      </w:pPr>
+      <w:rPr>
+        <w:rFonts w:ascii="Courier New" w:hAnsi="Courier New" w:cs="Courier New" w:hint="default"/>
+      </w:rPr>
+    </w:lvl>
+    <w:lvl w:ilvl="8" w:tplc="040E0005" w:tentative="1">
+      <w:start w:val="1"/>
+      <w:numFmt w:val="bullet"/>
+      <w:lvlText w:val=""/>
+      <w:lvlJc w:val="left"/>
+      <w:pPr>
+        <w:ind w:left="6480" w:hanging="360"/>
+      </w:pPr>
+      <w:rPr>
+        <w:rFonts w:ascii="Wingdings" w:hAnsi="Wingdings" w:hint="default"/>
+      </w:rPr>
+    </w:lvl>
+  </w:abstractNum>
+  <w:abstractNum w:abstractNumId="18" w15:restartNumberingAfterBreak="0">
+    <w:nsid w:val="58712FDF"/>
+    <w:multiLevelType w:val="multilevel"/>
+    <w:tmpl w:val="61BCF04E"/>
+    <w:lvl w:ilvl="0">
+      <w:start w:val="1"/>
+      <w:numFmt w:val="bullet"/>
+      <w:lvlText w:val=""/>
+      <w:lvlJc w:val="left"/>
+      <w:pPr>
+        <w:tabs>
+          <w:tab w:val="num" w:pos="720"/>
+        </w:tabs>
+        <w:ind w:left="720" w:hanging="360"/>
+      </w:pPr>
+      <w:rPr>
+        <w:rFonts w:ascii="Symbol" w:hAnsi="Symbol" w:hint="default"/>
+        <w:sz w:val="20"/>
+      </w:rPr>
+    </w:lvl>
+    <w:lvl w:ilvl="1" w:tentative="1">
+      <w:start w:val="1"/>
+      <w:numFmt w:val="bullet"/>
+      <w:lvlText w:val="o"/>
+      <w:lvlJc w:val="left"/>
+      <w:pPr>
+        <w:tabs>
+          <w:tab w:val="num" w:pos="1440"/>
+        </w:tabs>
+        <w:ind w:left="1440" w:hanging="360"/>
+      </w:pPr>
+      <w:rPr>
+        <w:rFonts w:ascii="Courier New" w:hAnsi="Courier New" w:hint="default"/>
+        <w:sz w:val="20"/>
+      </w:rPr>
+    </w:lvl>
+    <w:lvl w:ilvl="2" w:tentative="1">
+      <w:start w:val="1"/>
+      <w:numFmt w:val="bullet"/>
+      <w:lvlText w:val=""/>
+      <w:lvlJc w:val="left"/>
+      <w:pPr>
+        <w:tabs>
+          <w:tab w:val="num" w:pos="2160"/>
+        </w:tabs>
+        <w:ind w:left="2160" w:hanging="360"/>
+      </w:pPr>
+      <w:rPr>
+        <w:rFonts w:ascii="Wingdings" w:hAnsi="Wingdings" w:hint="default"/>
+        <w:sz w:val="20"/>
+      </w:rPr>
+    </w:lvl>
+    <w:lvl w:ilvl="3" w:tentative="1">
+      <w:start w:val="1"/>
+      <w:numFmt w:val="bullet"/>
+      <w:lvlText w:val=""/>
+      <w:lvlJc w:val="left"/>
+      <w:pPr>
+        <w:tabs>
+          <w:tab w:val="num" w:pos="2880"/>
+        </w:tabs>
+        <w:ind w:left="2880" w:hanging="360"/>
+      </w:pPr>
+      <w:rPr>
+        <w:rFonts w:ascii="Wingdings" w:hAnsi="Wingdings" w:hint="default"/>
+        <w:sz w:val="20"/>
+      </w:rPr>
+    </w:lvl>
+    <w:lvl w:ilvl="4" w:tentative="1">
+      <w:start w:val="1"/>
+      <w:numFmt w:val="bullet"/>
+      <w:lvlText w:val=""/>
+      <w:lvlJc w:val="left"/>
+      <w:pPr>
+        <w:tabs>
+          <w:tab w:val="num" w:pos="3600"/>
+        </w:tabs>
+        <w:ind w:left="3600" w:hanging="360"/>
+      </w:pPr>
+      <w:rPr>
+        <w:rFonts w:ascii="Wingdings" w:hAnsi="Wingdings" w:hint="default"/>
+        <w:sz w:val="20"/>
+      </w:rPr>
+    </w:lvl>
+    <w:lvl w:ilvl="5" w:tentative="1">
+      <w:start w:val="1"/>
+      <w:numFmt w:val="bullet"/>
+      <w:lvlText w:val=""/>
+      <w:lvlJc w:val="left"/>
+      <w:pPr>
+        <w:tabs>
+          <w:tab w:val="num" w:pos="4320"/>
+        </w:tabs>
+        <w:ind w:left="4320" w:hanging="360"/>
+      </w:pPr>
+      <w:rPr>
+        <w:rFonts w:ascii="Wingdings" w:hAnsi="Wingdings" w:hint="default"/>
+        <w:sz w:val="20"/>
+      </w:rPr>
+    </w:lvl>
+    <w:lvl w:ilvl="6" w:tentative="1">
+      <w:start w:val="1"/>
+      <w:numFmt w:val="bullet"/>
+      <w:lvlText w:val=""/>
+      <w:lvlJc w:val="left"/>
+      <w:pPr>
+        <w:tabs>
+          <w:tab w:val="num" w:pos="5040"/>
+        </w:tabs>
+        <w:ind w:left="5040" w:hanging="360"/>
+      </w:pPr>
+      <w:rPr>
+        <w:rFonts w:ascii="Wingdings" w:hAnsi="Wingdings" w:hint="default"/>
+        <w:sz w:val="20"/>
+      </w:rPr>
+    </w:lvl>
+    <w:lvl w:ilvl="7" w:tentative="1">
+      <w:start w:val="1"/>
+      <w:numFmt w:val="bullet"/>
+      <w:lvlText w:val=""/>
+      <w:lvlJc w:val="left"/>
+      <w:pPr>
+        <w:tabs>
+          <w:tab w:val="num" w:pos="5760"/>
+        </w:tabs>
+        <w:ind w:left="5760" w:hanging="360"/>
+      </w:pPr>
+      <w:rPr>
+        <w:rFonts w:ascii="Wingdings" w:hAnsi="Wingdings" w:hint="default"/>
+        <w:sz w:val="20"/>
+      </w:rPr>
+    </w:lvl>
+    <w:lvl w:ilvl="8" w:tentative="1">
+      <w:start w:val="1"/>
+      <w:numFmt w:val="bullet"/>
+      <w:lvlText w:val=""/>
+      <w:lvlJc w:val="left"/>
+      <w:pPr>
+        <w:tabs>
+          <w:tab w:val="num" w:pos="6480"/>
+        </w:tabs>
+        <w:ind w:left="6480" w:hanging="360"/>
+      </w:pPr>
+      <w:rPr>
+        <w:rFonts w:ascii="Wingdings" w:hAnsi="Wingdings" w:hint="default"/>
+        <w:sz w:val="20"/>
+      </w:rPr>
+    </w:lvl>
+  </w:abstractNum>
+  <w:abstractNum w:abstractNumId="19" w15:restartNumberingAfterBreak="0">
     <w:nsid w:val="603815AA"/>
     <w:multiLevelType w:val="hybridMultilevel"/>
     <w:tmpl w:val="8AF09E54"/>
@@ -7845,7 +9654,7 @@
       </w:rPr>
     </w:lvl>
   </w:abstractNum>
-  <w:abstractNum w:abstractNumId="17" w15:restartNumberingAfterBreak="0">
+  <w:abstractNum w:abstractNumId="20" w15:restartNumberingAfterBreak="0">
     <w:nsid w:val="65E95DCD"/>
     <w:multiLevelType w:val="multilevel"/>
     <w:tmpl w:val="77EE7C28"/>
@@ -7994,7 +9803,156 @@
       </w:rPr>
     </w:lvl>
   </w:abstractNum>
-  <w:abstractNum w:abstractNumId="18" w15:restartNumberingAfterBreak="0">
+  <w:abstractNum w:abstractNumId="21" w15:restartNumberingAfterBreak="0">
+    <w:nsid w:val="685C5B98"/>
+    <w:multiLevelType w:val="multilevel"/>
+    <w:tmpl w:val="2EF85668"/>
+    <w:lvl w:ilvl="0">
+      <w:start w:val="1"/>
+      <w:numFmt w:val="bullet"/>
+      <w:lvlText w:val=""/>
+      <w:lvlJc w:val="left"/>
+      <w:pPr>
+        <w:tabs>
+          <w:tab w:val="num" w:pos="720"/>
+        </w:tabs>
+        <w:ind w:left="720" w:hanging="360"/>
+      </w:pPr>
+      <w:rPr>
+        <w:rFonts w:ascii="Symbol" w:hAnsi="Symbol" w:hint="default"/>
+        <w:sz w:val="20"/>
+      </w:rPr>
+    </w:lvl>
+    <w:lvl w:ilvl="1">
+      <w:start w:val="1"/>
+      <w:numFmt w:val="bullet"/>
+      <w:lvlText w:val="o"/>
+      <w:lvlJc w:val="left"/>
+      <w:pPr>
+        <w:tabs>
+          <w:tab w:val="num" w:pos="1440"/>
+        </w:tabs>
+        <w:ind w:left="1440" w:hanging="360"/>
+      </w:pPr>
+      <w:rPr>
+        <w:rFonts w:ascii="Courier New" w:hAnsi="Courier New" w:hint="default"/>
+        <w:sz w:val="20"/>
+      </w:rPr>
+    </w:lvl>
+    <w:lvl w:ilvl="2" w:tentative="1">
+      <w:start w:val="1"/>
+      <w:numFmt w:val="bullet"/>
+      <w:lvlText w:val=""/>
+      <w:lvlJc w:val="left"/>
+      <w:pPr>
+        <w:tabs>
+          <w:tab w:val="num" w:pos="2160"/>
+        </w:tabs>
+        <w:ind w:left="2160" w:hanging="360"/>
+      </w:pPr>
+      <w:rPr>
+        <w:rFonts w:ascii="Wingdings" w:hAnsi="Wingdings" w:hint="default"/>
+        <w:sz w:val="20"/>
+      </w:rPr>
+    </w:lvl>
+    <w:lvl w:ilvl="3" w:tentative="1">
+      <w:start w:val="1"/>
+      <w:numFmt w:val="bullet"/>
+      <w:lvlText w:val=""/>
+      <w:lvlJc w:val="left"/>
+      <w:pPr>
+        <w:tabs>
+          <w:tab w:val="num" w:pos="2880"/>
+        </w:tabs>
+        <w:ind w:left="2880" w:hanging="360"/>
+      </w:pPr>
+      <w:rPr>
+        <w:rFonts w:ascii="Wingdings" w:hAnsi="Wingdings" w:hint="default"/>
+        <w:sz w:val="20"/>
+      </w:rPr>
+    </w:lvl>
+    <w:lvl w:ilvl="4" w:tentative="1">
+      <w:start w:val="1"/>
+      <w:numFmt w:val="bullet"/>
+      <w:lvlText w:val=""/>
+      <w:lvlJc w:val="left"/>
+      <w:pPr>
+        <w:tabs>
+          <w:tab w:val="num" w:pos="3600"/>
+        </w:tabs>
+        <w:ind w:left="3600" w:hanging="360"/>
+      </w:pPr>
+      <w:rPr>
+        <w:rFonts w:ascii="Wingdings" w:hAnsi="Wingdings" w:hint="default"/>
+        <w:sz w:val="20"/>
+      </w:rPr>
+    </w:lvl>
+    <w:lvl w:ilvl="5" w:tentative="1">
+      <w:start w:val="1"/>
+      <w:numFmt w:val="bullet"/>
+      <w:lvlText w:val=""/>
+      <w:lvlJc w:val="left"/>
+      <w:pPr>
+        <w:tabs>
+          <w:tab w:val="num" w:pos="4320"/>
+        </w:tabs>
+        <w:ind w:left="4320" w:hanging="360"/>
+      </w:pPr>
+      <w:rPr>
+        <w:rFonts w:ascii="Wingdings" w:hAnsi="Wingdings" w:hint="default"/>
+        <w:sz w:val="20"/>
+      </w:rPr>
+    </w:lvl>
+    <w:lvl w:ilvl="6" w:tentative="1">
+      <w:start w:val="1"/>
+      <w:numFmt w:val="bullet"/>
+      <w:lvlText w:val=""/>
+      <w:lvlJc w:val="left"/>
+      <w:pPr>
+        <w:tabs>
+          <w:tab w:val="num" w:pos="5040"/>
+        </w:tabs>
+        <w:ind w:left="5040" w:hanging="360"/>
+      </w:pPr>
+      <w:rPr>
+        <w:rFonts w:ascii="Wingdings" w:hAnsi="Wingdings" w:hint="default"/>
+        <w:sz w:val="20"/>
+      </w:rPr>
+    </w:lvl>
+    <w:lvl w:ilvl="7" w:tentative="1">
+      <w:start w:val="1"/>
+      <w:numFmt w:val="bullet"/>
+      <w:lvlText w:val=""/>
+      <w:lvlJc w:val="left"/>
+      <w:pPr>
+        <w:tabs>
+          <w:tab w:val="num" w:pos="5760"/>
+        </w:tabs>
+        <w:ind w:left="5760" w:hanging="360"/>
+      </w:pPr>
+      <w:rPr>
+        <w:rFonts w:ascii="Wingdings" w:hAnsi="Wingdings" w:hint="default"/>
+        <w:sz w:val="20"/>
+      </w:rPr>
+    </w:lvl>
+    <w:lvl w:ilvl="8" w:tentative="1">
+      <w:start w:val="1"/>
+      <w:numFmt w:val="bullet"/>
+      <w:lvlText w:val=""/>
+      <w:lvlJc w:val="left"/>
+      <w:pPr>
+        <w:tabs>
+          <w:tab w:val="num" w:pos="6480"/>
+        </w:tabs>
+        <w:ind w:left="6480" w:hanging="360"/>
+      </w:pPr>
+      <w:rPr>
+        <w:rFonts w:ascii="Wingdings" w:hAnsi="Wingdings" w:hint="default"/>
+        <w:sz w:val="20"/>
+      </w:rPr>
+    </w:lvl>
+  </w:abstractNum>
+  <w:abstractNum w:abstractNumId="22" w15:restartNumberingAfterBreak="0">
     <w:nsid w:val="691340D9"/>
     <w:multiLevelType w:val="hybridMultilevel"/>
     <w:tmpl w:val="FC444F14"/>
@@ -8107,7 +10065,120 @@
       </w:rPr>
     </w:lvl>
   </w:abstractNum>
-  <w:abstractNum w:abstractNumId="19" w15:restartNumberingAfterBreak="0">
+  <w:abstractNum w:abstractNumId="23" w15:restartNumberingAfterBreak="0">
+    <w:nsid w:val="6A8E0FE1"/>
+    <w:multiLevelType w:val="hybridMultilevel"/>
+    <w:tmpl w:val="D824860C"/>
+    <w:lvl w:ilvl="0" w:tplc="040E0001">
+      <w:start w:val="1"/>
+      <w:numFmt w:val="bullet"/>
+      <w:lvlText w:val=""/>
+      <w:lvlJc w:val="left"/>
+      <w:pPr>
+        <w:ind w:left="720" w:hanging="360"/>
+      </w:pPr>
+      <w:rPr>
+        <w:rFonts w:ascii="Symbol" w:hAnsi="Symbol" w:hint="default"/>
+      </w:rPr>
+    </w:lvl>
+    <w:lvl w:ilvl="1" w:tplc="040E0003" w:tentative="1">
+      <w:start w:val="1"/>
+      <w:numFmt w:val="bullet"/>
+      <w:lvlText w:val="o"/>
+      <w:lvlJc w:val="left"/>
+      <w:pPr>
+        <w:ind w:left="1440" w:hanging="360"/>
+      </w:pPr>
+      <w:rPr>
+        <w:rFonts w:ascii="Courier New" w:hAnsi="Courier New" w:cs="Courier New" w:hint="default"/>
+      </w:rPr>
+    </w:lvl>
+    <w:lvl w:ilvl="2" w:tplc="040E0005" w:tentative="1">
+      <w:start w:val="1"/>
+      <w:numFmt w:val="bullet"/>
+      <w:lvlText w:val=""/>
+      <w:lvlJc w:val="left"/>
+      <w:pPr>
+        <w:ind w:left="2160" w:hanging="360"/>
+      </w:pPr>
+      <w:rPr>
+        <w:rFonts w:ascii="Wingdings" w:hAnsi="Wingdings" w:hint="default"/>
+      </w:rPr>
+    </w:lvl>
+    <w:lvl w:ilvl="3" w:tplc="040E0001" w:tentative="1">
+      <w:start w:val="1"/>
+      <w:numFmt w:val="bullet"/>
+      <w:lvlText w:val=""/>
+      <w:lvlJc w:val="left"/>
+      <w:pPr>
+        <w:ind w:left="2880" w:hanging="360"/>
+      </w:pPr>
+      <w:rPr>
+        <w:rFonts w:ascii="Symbol" w:hAnsi="Symbol" w:hint="default"/>
+      </w:rPr>
+    </w:lvl>
+    <w:lvl w:ilvl="4" w:tplc="040E0003" w:tentative="1">
+      <w:start w:val="1"/>
+      <w:numFmt w:val="bullet"/>
+      <w:lvlText w:val="o"/>
+      <w:lvlJc w:val="left"/>
+      <w:pPr>
+        <w:ind w:left="3600" w:hanging="360"/>
+      </w:pPr>
+      <w:rPr>
+        <w:rFonts w:ascii="Courier New" w:hAnsi="Courier New" w:cs="Courier New" w:hint="default"/>
+      </w:rPr>
+    </w:lvl>
+    <w:lvl w:ilvl="5" w:tplc="040E0005" w:tentative="1">
+      <w:start w:val="1"/>
+      <w:numFmt w:val="bullet"/>
+      <w:lvlText w:val=""/>
+      <w:lvlJc w:val="left"/>
+      <w:pPr>
+        <w:ind w:left="4320" w:hanging="360"/>
+      </w:pPr>
+      <w:rPr>
+        <w:rFonts w:ascii="Wingdings" w:hAnsi="Wingdings" w:hint="default"/>
+      </w:rPr>
+    </w:lvl>
+    <w:lvl w:ilvl="6" w:tplc="040E0001" w:tentative="1">
+      <w:start w:val="1"/>
+      <w:numFmt w:val="bullet"/>
+      <w:lvlText w:val=""/>
+      <w:lvlJc w:val="left"/>
+      <w:pPr>
+        <w:ind w:left="5040" w:hanging="360"/>
+      </w:pPr>
+      <w:rPr>
+        <w:rFonts w:ascii="Symbol" w:hAnsi="Symbol" w:hint="default"/>
+      </w:rPr>
+    </w:lvl>
+    <w:lvl w:ilvl="7" w:tplc="040E0003" w:tentative="1">
+      <w:start w:val="1"/>
+      <w:numFmt w:val="bullet"/>
+      <w:lvlText w:val="o"/>
+      <w:lvlJc w:val="left"/>
+      <w:pPr>
+        <w:ind w:left="5760" w:hanging="360"/>
+      </w:pPr>
+      <w:rPr>
+        <w:rFonts w:ascii="Courier New" w:hAnsi="Courier New" w:cs="Courier New" w:hint="default"/>
+      </w:rPr>
+    </w:lvl>
+    <w:lvl w:ilvl="8" w:tplc="040E0005" w:tentative="1">
+      <w:start w:val="1"/>
+      <w:numFmt w:val="bullet"/>
+      <w:lvlText w:val=""/>
+      <w:lvlJc w:val="left"/>
+      <w:pPr>
+        <w:ind w:left="6480" w:hanging="360"/>
+      </w:pPr>
+      <w:rPr>
+        <w:rFonts w:ascii="Wingdings" w:hAnsi="Wingdings" w:hint="default"/>
+      </w:rPr>
+    </w:lvl>
+  </w:abstractNum>
+  <w:abstractNum w:abstractNumId="24" w15:restartNumberingAfterBreak="0">
     <w:nsid w:val="6AD66716"/>
     <w:multiLevelType w:val="hybridMultilevel"/>
     <w:tmpl w:val="E9E69D62"/>
@@ -8220,7 +10291,7 @@
       </w:rPr>
     </w:lvl>
   </w:abstractNum>
-  <w:abstractNum w:abstractNumId="20" w15:restartNumberingAfterBreak="0">
+  <w:abstractNum w:abstractNumId="25" w15:restartNumberingAfterBreak="0">
     <w:nsid w:val="7C366CEB"/>
     <w:multiLevelType w:val="hybridMultilevel"/>
     <w:tmpl w:val="A07E7A64"/>
@@ -8333,7 +10404,7 @@
       </w:rPr>
     </w:lvl>
   </w:abstractNum>
-  <w:abstractNum w:abstractNumId="21" w15:restartNumberingAfterBreak="0">
+  <w:abstractNum w:abstractNumId="26" w15:restartNumberingAfterBreak="0">
     <w:nsid w:val="7CBB53F5"/>
     <w:multiLevelType w:val="hybridMultilevel"/>
     <w:tmpl w:val="347CFB16"/>
@@ -8450,13 +10521,13 @@
     <w:abstractNumId w:val="10"/>
   </w:num>
   <w:num w:numId="2">
-    <w:abstractNumId w:val="17"/>
+    <w:abstractNumId w:val="20"/>
   </w:num>
   <w:num w:numId="3">
-    <w:abstractNumId w:val="18"/>
+    <w:abstractNumId w:val="22"/>
   </w:num>
   <w:num w:numId="4">
-    <w:abstractNumId w:val="16"/>
+    <w:abstractNumId w:val="19"/>
   </w:num>
   <w:num w:numId="5">
     <w:abstractNumId w:val="9"/>
@@ -8468,10 +10539,10 @@
     <w:abstractNumId w:val="2"/>
   </w:num>
   <w:num w:numId="8">
-    <w:abstractNumId w:val="15"/>
+    <w:abstractNumId w:val="16"/>
   </w:num>
   <w:num w:numId="9">
-    <w:abstractNumId w:val="19"/>
+    <w:abstractNumId w:val="24"/>
   </w:num>
   <w:num w:numId="10">
     <w:abstractNumId w:val="0"/>
@@ -8483,7 +10554,7 @@
     <w:abstractNumId w:val="4"/>
   </w:num>
   <w:num w:numId="13">
-    <w:abstractNumId w:val="20"/>
+    <w:abstractNumId w:val="25"/>
   </w:num>
   <w:num w:numId="14">
     <w:abstractNumId w:val="12"/>
@@ -8498,7 +10569,7 @@
     <w:abstractNumId w:val="11"/>
   </w:num>
   <w:num w:numId="18">
-    <w:abstractNumId w:val="13"/>
+    <w:abstractNumId w:val="14"/>
   </w:num>
   <w:num w:numId="19">
     <w:abstractNumId w:val="5"/>
@@ -8507,16 +10578,31 @@
     <w:abstractNumId w:val="7"/>
   </w:num>
   <w:num w:numId="21">
-    <w:abstractNumId w:val="21"/>
+    <w:abstractNumId w:val="26"/>
   </w:num>
   <w:num w:numId="22">
-    <w:abstractNumId w:val="14"/>
+    <w:abstractNumId w:val="15"/>
+  </w:num>
+  <w:num w:numId="23">
+    <w:abstractNumId w:val="17"/>
+  </w:num>
+  <w:num w:numId="24">
+    <w:abstractNumId w:val="23"/>
+  </w:num>
+  <w:num w:numId="25">
+    <w:abstractNumId w:val="13"/>
+  </w:num>
+  <w:num w:numId="26">
+    <w:abstractNumId w:val="18"/>
+  </w:num>
+  <w:num w:numId="27">
+    <w:abstractNumId w:val="21"/>
   </w:num>
 </w:numbering>
 </file>
 
 <file path=word/styles.xml><?xml version="1.0" encoding="utf-8"?>
-<w:styles xmlns:mc="http://schemas.openxmlformats.org/markup-compatibility/2006" xmlns:r="http://schemas.openxmlformats.org/officeDocument/2006/relationships" xmlns:w="http://schemas.openxmlformats.org/wordprocessingml/2006/main" xmlns:w14="http://schemas.microsoft.com/office/word/2010/wordml" xmlns:w15="http://schemas.microsoft.com/office/word/2012/wordml" xmlns:w16se="http://schemas.microsoft.com/office/word/2015/wordml/symex" mc:Ignorable="w14 w15 w16se">
+<w:styles xmlns:mc="http://schemas.openxmlformats.org/markup-compatibility/2006" xmlns:r="http://schemas.openxmlformats.org/officeDocument/2006/relationships" xmlns:w="http://schemas.openxmlformats.org/wordprocessingml/2006/main" xmlns:w14="http://schemas.microsoft.com/office/word/2010/wordml" xmlns:w15="http://schemas.microsoft.com/office/word/2012/wordml" xmlns:w16cid="http://schemas.microsoft.com/office/word/2016/wordml/cid" xmlns:w16se="http://schemas.microsoft.com/office/word/2015/wordml/symex" mc:Ignorable="w14 w15 w16se w16cid">
   <w:docDefaults>
     <w:rPrDefault>
       <w:rPr>
@@ -8532,7 +10618,7 @@
       </w:pPr>
     </w:pPrDefault>
   </w:docDefaults>
-  <w:latentStyles w:defLockedState="0" w:defUIPriority="99" w:defSemiHidden="0" w:defUnhideWhenUsed="0" w:defQFormat="0" w:count="371">
+  <w:latentStyles w:defLockedState="0" w:defUIPriority="99" w:defSemiHidden="0" w:defUnhideWhenUsed="0" w:defQFormat="0" w:count="375">
     <w:lsdException w:name="Normal" w:uiPriority="0" w:qFormat="1"/>
     <w:lsdException w:name="heading 1" w:uiPriority="9" w:qFormat="1"/>
     <w:lsdException w:name="heading 2" w:semiHidden="1" w:uiPriority="9" w:unhideWhenUsed="1" w:qFormat="1"/>
@@ -8638,7 +10724,6 @@
     <w:lsdException w:name="HTML Sample" w:semiHidden="1" w:unhideWhenUsed="1"/>
     <w:lsdException w:name="HTML Typewriter" w:semiHidden="1" w:unhideWhenUsed="1"/>
     <w:lsdException w:name="HTML Variable" w:semiHidden="1" w:unhideWhenUsed="1"/>
-    <w:lsdException w:name="Normal Table" w:semiHidden="1" w:unhideWhenUsed="1"/>
     <w:lsdException w:name="annotation subject" w:semiHidden="1" w:unhideWhenUsed="1"/>
     <w:lsdException w:name="No List" w:semiHidden="1" w:unhideWhenUsed="1"/>
     <w:lsdException w:name="Outline List 1" w:semiHidden="1" w:unhideWhenUsed="1"/>
@@ -8682,10 +10767,8 @@
     <w:lsdException w:name="Table Elegant" w:semiHidden="1" w:unhideWhenUsed="1"/>
     <w:lsdException w:name="Table Professional" w:semiHidden="1" w:unhideWhenUsed="1"/>
     <w:lsdException w:name="Table Subtle 1" w:semiHidden="1" w:unhideWhenUsed="1"/>
-    <w:lsdException w:name="Table Subtle 2" w:semiHidden="1" w:unhideWhenUsed="1"/>
     <w:lsdException w:name="Table Web 1" w:semiHidden="1" w:unhideWhenUsed="1"/>
     <w:lsdException w:name="Table Web 2" w:semiHidden="1" w:unhideWhenUsed="1"/>
-    <w:lsdException w:name="Table Web 3" w:semiHidden="1" w:unhideWhenUsed="1"/>
     <w:lsdException w:name="Balloon Text" w:semiHidden="1" w:unhideWhenUsed="1"/>
     <w:lsdException w:name="Table Grid" w:uiPriority="39"/>
     <w:lsdException w:name="Table Theme" w:semiHidden="1" w:unhideWhenUsed="1"/>
@@ -8904,6 +10987,10 @@
     <w:lsdException w:name="List Table 5 Dark Accent 6" w:uiPriority="50"/>
     <w:lsdException w:name="List Table 6 Colorful Accent 6" w:uiPriority="51"/>
     <w:lsdException w:name="List Table 7 Colorful Accent 6" w:uiPriority="52"/>
+    <w:lsdException w:name="Mention" w:semiHidden="1" w:unhideWhenUsed="1"/>
+    <w:lsdException w:name="Smart Hyperlink" w:semiHidden="1" w:unhideWhenUsed="1"/>
+    <w:lsdException w:name="Hashtag" w:semiHidden="1" w:unhideWhenUsed="1"/>
+    <w:lsdException w:name="Unresolved Mention" w:semiHidden="1" w:unhideWhenUsed="1"/>
   </w:latentStyles>
   <w:style w:type="paragraph" w:default="1" w:styleId="Norml">
     <w:name w:val="Normal"/>
@@ -8987,7 +11074,6 @@
   <w:style w:type="character" w:default="1" w:styleId="Bekezdsalapbettpusa">
     <w:name w:val="Default Paragraph Font"/>
     <w:uiPriority w:val="1"/>
-    <w:semiHidden/>
     <w:unhideWhenUsed/>
   </w:style>
   <w:style w:type="table" w:default="1" w:styleId="Normltblzat">
@@ -9597,7 +11683,7 @@
 </file>
 
 <file path=customXml/itemProps1.xml><?xml version="1.0" encoding="utf-8"?>
-<ds:datastoreItem xmlns:ds="http://schemas.openxmlformats.org/officeDocument/2006/customXml" ds:itemID="{C86025FE-3787-473E-9CCD-89F569E3675F}">
+<ds:datastoreItem xmlns:ds="http://schemas.openxmlformats.org/officeDocument/2006/customXml" ds:itemID="{337B113F-F695-4096-BCE4-502FA1701D07}">
   <ds:schemaRefs>
     <ds:schemaRef ds:uri="http://schemas.openxmlformats.org/officeDocument/2006/bibliography"/>
   </ds:schemaRefs>
